--- a/figs/msens-summary_programareas_v3/table_ecoregion_programarea_scores_v3.docx
+++ b/figs/msens-summary_programareas_v3/table_ecoregion_programarea_scores_v3.docx
@@ -27,6 +27,7 @@
         <w:gridCol w:w="1080"/>
         <w:gridCol w:w="1080"/>
         <w:gridCol w:w="1080"/>
+        <w:gridCol w:w="1080"/>
       </w:tblGrid>
       <w:tr>
         <w:trPr>
@@ -542,6 +543,60 @@
                 <w:szCs w:val="20"/>
                 <w:color w:val="000000"/>
               </w:rPr>
+              <w:t xml:space="preserve">Turtle</w:t>
+            </w:r>
+          </w:p>
+        </w:tc>
+        <w:tc>
+          <w:tcPr>
+            <w:tcBorders>
+              <w:bottom w:val="single" w:sz="12" w:space="0" w:color="BEBEBE"/>
+              <w:top w:val="single" w:sz="12" w:space="0" w:color="BEBEBE"/>
+              <w:left w:val="none" w:sz="0" w:space="0" w:color="000000"/>
+              <w:right w:val="none" w:sz="0" w:space="0" w:color="000000"/>
+            </w:tcBorders>
+            <w:shd w:val="clear" w:color="auto" w:fill="FFFFFF"/>
+            <w:tcMar>
+              <w:top w:w="0" w:type="dxa"/>
+              <w:bottom w:w="0" w:type="dxa"/>
+              <w:left w:w="0" w:type="dxa"/>
+              <w:right w:w="0" w:type="dxa"/>
+            </w:tcMar>
+            <w:vAlign w:val="center"/>
+          </w:tcPr>
+          <w:p>
+            <w:pPr>
+              <w:jc w:val="right"/>
+              <w:pBdr>
+                <w:bottom w:val="none" w:sz="0" w:space="0" w:color="000000"/>
+                <w:top w:val="none" w:sz="0" w:space="0" w:color="000000"/>
+                <w:left w:val="none" w:sz="0" w:space="0" w:color="000000"/>
+                <w:right w:val="none" w:sz="0" w:space="0" w:color="000000"/>
+              </w:pBdr>
+              <w:spacing w:after="100" w:before="100" w:line="240"/>
+              <w:ind w:left="100" w:right="100" w:firstLine="0" w:firstLineChars="0"/>
+              <w:rPr>
+                <w:rFonts w:ascii="Arial" w:hAnsi="Helvetica" w:eastAsia="Helvetica" w:cs="Helvetica"/>
+                <w:i w:val="false"/>
+                <w:b w:val="true"/>
+                <w:u w:val="none"/>
+                <w:strike w:val="false"/>
+                <w:sz w:val="20"/>
+                <w:szCs w:val="20"/>
+                <w:color w:val="000000"/>
+              </w:rPr>
+            </w:pPr>
+            <w:r>
+              <w:rPr>
+                <w:rFonts w:ascii="Arial" w:hAnsi="Helvetica" w:eastAsia="Helvetica" w:cs="Helvetica"/>
+                <w:i w:val="false"/>
+                <w:b w:val="true"/>
+                <w:u w:val="none"/>
+                <w:strike w:val="false"/>
+                <w:sz w:val="20"/>
+                <w:szCs w:val="20"/>
+                <w:color w:val="000000"/>
+              </w:rPr>
               <w:t xml:space="preserve">Other</w:t>
             </w:r>
           </w:p>
@@ -1297,6 +1352,60 @@
                 <w:szCs w:val="20"/>
                 <w:color w:val="000000"/>
               </w:rPr>
+              <w:t xml:space="preserve"/>
+            </w:r>
+          </w:p>
+        </w:tc>
+        <w:tc>
+          <w:tcPr>
+            <w:tcBorders>
+              <w:bottom w:val="single" w:sz="6" w:space="0" w:color="BEBEBE"/>
+              <w:top w:val="single" w:sz="12" w:space="0" w:color="BEBEBE"/>
+              <w:left w:val="none" w:sz="0" w:space="0" w:color="000000"/>
+              <w:right w:val="none" w:sz="0" w:space="0" w:color="000000"/>
+            </w:tcBorders>
+            <w:shd w:val="clear" w:color="auto" w:fill="FFFFFF"/>
+            <w:tcMar>
+              <w:top w:w="0" w:type="dxa"/>
+              <w:bottom w:w="0" w:type="dxa"/>
+              <w:left w:w="0" w:type="dxa"/>
+              <w:right w:w="0" w:type="dxa"/>
+            </w:tcMar>
+            <w:vAlign w:val="center"/>
+          </w:tcPr>
+          <w:p>
+            <w:pPr>
+              <w:jc w:val="right"/>
+              <w:pBdr>
+                <w:bottom w:val="none" w:sz="0" w:space="0" w:color="000000"/>
+                <w:top w:val="none" w:sz="0" w:space="0" w:color="000000"/>
+                <w:left w:val="none" w:sz="0" w:space="0" w:color="000000"/>
+                <w:right w:val="none" w:sz="0" w:space="0" w:color="000000"/>
+              </w:pBdr>
+              <w:spacing w:after="100" w:before="100" w:line="240"/>
+              <w:ind w:left="100" w:right="100" w:firstLine="0" w:firstLineChars="0"/>
+              <w:rPr>
+                <w:rFonts w:ascii="Arial" w:hAnsi="Helvetica" w:eastAsia="Helvetica" w:cs="Helvetica"/>
+                <w:i w:val="false"/>
+                <w:b w:val="false"/>
+                <w:u w:val="none"/>
+                <w:strike w:val="false"/>
+                <w:sz w:val="20"/>
+                <w:szCs w:val="20"/>
+                <w:color w:val="000000"/>
+              </w:rPr>
+            </w:pPr>
+            <w:r>
+              <w:rPr>
+                <w:rFonts w:ascii="Arial" w:hAnsi="Helvetica" w:eastAsia="Helvetica" w:cs="Helvetica"/>
+                <w:i w:val="false"/>
+                <w:b w:val="false"/>
+                <w:u w:val="none"/>
+                <w:strike w:val="false"/>
+                <w:sz w:val="20"/>
+                <w:szCs w:val="20"/>
+                <w:color w:val="000000"/>
+              </w:rPr>
               <w:t xml:space="preserve">28</w:t>
             </w:r>
           </w:p>
@@ -1921,6 +2030,60 @@
                 <w:szCs w:val="20"/>
                 <w:color w:val="000000"/>
               </w:rPr>
+              <w:t xml:space="preserve"/>
+            </w:r>
+          </w:p>
+        </w:tc>
+        <w:tc>
+          <w:tcPr>
+            <w:tcBorders>
+              <w:bottom w:val="single" w:sz="6" w:space="0" w:color="BEBEBE"/>
+              <w:top w:val="single" w:sz="6" w:space="0" w:color="BEBEBE"/>
+              <w:left w:val="none" w:sz="0" w:space="0" w:color="000000"/>
+              <w:right w:val="none" w:sz="0" w:space="0" w:color="000000"/>
+            </w:tcBorders>
+            <w:shd w:val="clear" w:color="auto" w:fill="FFFFFF"/>
+            <w:tcMar>
+              <w:top w:w="0" w:type="dxa"/>
+              <w:bottom w:w="0" w:type="dxa"/>
+              <w:left w:w="0" w:type="dxa"/>
+              <w:right w:w="0" w:type="dxa"/>
+            </w:tcMar>
+            <w:vAlign w:val="center"/>
+          </w:tcPr>
+          <w:p>
+            <w:pPr>
+              <w:jc w:val="right"/>
+              <w:pBdr>
+                <w:bottom w:val="none" w:sz="0" w:space="0" w:color="000000"/>
+                <w:top w:val="none" w:sz="0" w:space="0" w:color="000000"/>
+                <w:left w:val="none" w:sz="0" w:space="0" w:color="000000"/>
+                <w:right w:val="none" w:sz="0" w:space="0" w:color="000000"/>
+              </w:pBdr>
+              <w:spacing w:after="100" w:before="100" w:line="240"/>
+              <w:ind w:left="100" w:right="100" w:firstLine="0" w:firstLineChars="0"/>
+              <w:rPr>
+                <w:rFonts w:ascii="Arial" w:hAnsi="Helvetica" w:eastAsia="Helvetica" w:cs="Helvetica"/>
+                <w:i w:val="false"/>
+                <w:b w:val="false"/>
+                <w:u w:val="none"/>
+                <w:strike w:val="false"/>
+                <w:sz w:val="20"/>
+                <w:szCs w:val="20"/>
+                <w:color w:val="000000"/>
+              </w:rPr>
+            </w:pPr>
+            <w:r>
+              <w:rPr>
+                <w:rFonts w:ascii="Arial" w:hAnsi="Helvetica" w:eastAsia="Helvetica" w:cs="Helvetica"/>
+                <w:i w:val="false"/>
+                <w:b w:val="false"/>
+                <w:u w:val="none"/>
+                <w:strike w:val="false"/>
+                <w:sz w:val="20"/>
+                <w:szCs w:val="20"/>
+                <w:color w:val="000000"/>
+              </w:rPr>
               <w:t xml:space="preserve">21</w:t>
             </w:r>
           </w:p>
@@ -2545,6 +2708,60 @@
                 <w:szCs w:val="20"/>
                 <w:color w:val="000000"/>
               </w:rPr>
+              <w:t xml:space="preserve"/>
+            </w:r>
+          </w:p>
+        </w:tc>
+        <w:tc>
+          <w:tcPr>
+            <w:tcBorders>
+              <w:bottom w:val="single" w:sz="6" w:space="0" w:color="BEBEBE"/>
+              <w:top w:val="single" w:sz="6" w:space="0" w:color="BEBEBE"/>
+              <w:left w:val="none" w:sz="0" w:space="0" w:color="000000"/>
+              <w:right w:val="none" w:sz="0" w:space="0" w:color="000000"/>
+            </w:tcBorders>
+            <w:shd w:val="clear" w:color="auto" w:fill="FFFFFF"/>
+            <w:tcMar>
+              <w:top w:w="0" w:type="dxa"/>
+              <w:bottom w:w="0" w:type="dxa"/>
+              <w:left w:w="0" w:type="dxa"/>
+              <w:right w:w="0" w:type="dxa"/>
+            </w:tcMar>
+            <w:vAlign w:val="center"/>
+          </w:tcPr>
+          <w:p>
+            <w:pPr>
+              <w:jc w:val="right"/>
+              <w:pBdr>
+                <w:bottom w:val="none" w:sz="0" w:space="0" w:color="000000"/>
+                <w:top w:val="none" w:sz="0" w:space="0" w:color="000000"/>
+                <w:left w:val="none" w:sz="0" w:space="0" w:color="000000"/>
+                <w:right w:val="none" w:sz="0" w:space="0" w:color="000000"/>
+              </w:pBdr>
+              <w:spacing w:after="100" w:before="100" w:line="240"/>
+              <w:ind w:left="100" w:right="100" w:firstLine="0" w:firstLineChars="0"/>
+              <w:rPr>
+                <w:rFonts w:ascii="Arial" w:hAnsi="Helvetica" w:eastAsia="Helvetica" w:cs="Helvetica"/>
+                <w:i w:val="false"/>
+                <w:b w:val="false"/>
+                <w:u w:val="none"/>
+                <w:strike w:val="false"/>
+                <w:sz w:val="20"/>
+                <w:szCs w:val="20"/>
+                <w:color w:val="000000"/>
+              </w:rPr>
+            </w:pPr>
+            <w:r>
+              <w:rPr>
+                <w:rFonts w:ascii="Arial" w:hAnsi="Helvetica" w:eastAsia="Helvetica" w:cs="Helvetica"/>
+                <w:i w:val="false"/>
+                <w:b w:val="false"/>
+                <w:u w:val="none"/>
+                <w:strike w:val="false"/>
+                <w:sz w:val="20"/>
+                <w:szCs w:val="20"/>
+                <w:color w:val="000000"/>
+              </w:rPr>
               <w:t xml:space="preserve">34</w:t>
             </w:r>
           </w:p>
@@ -3169,6 +3386,60 @@
                 <w:szCs w:val="20"/>
                 <w:color w:val="000000"/>
               </w:rPr>
+              <w:t xml:space="preserve"/>
+            </w:r>
+          </w:p>
+        </w:tc>
+        <w:tc>
+          <w:tcPr>
+            <w:tcBorders>
+              <w:bottom w:val="single" w:sz="6" w:space="0" w:color="BEBEBE"/>
+              <w:top w:val="single" w:sz="6" w:space="0" w:color="BEBEBE"/>
+              <w:left w:val="none" w:sz="0" w:space="0" w:color="000000"/>
+              <w:right w:val="none" w:sz="0" w:space="0" w:color="000000"/>
+            </w:tcBorders>
+            <w:shd w:val="clear" w:color="auto" w:fill="FFFFFF"/>
+            <w:tcMar>
+              <w:top w:w="0" w:type="dxa"/>
+              <w:bottom w:w="0" w:type="dxa"/>
+              <w:left w:w="0" w:type="dxa"/>
+              <w:right w:w="0" w:type="dxa"/>
+            </w:tcMar>
+            <w:vAlign w:val="center"/>
+          </w:tcPr>
+          <w:p>
+            <w:pPr>
+              <w:jc w:val="right"/>
+              <w:pBdr>
+                <w:bottom w:val="none" w:sz="0" w:space="0" w:color="000000"/>
+                <w:top w:val="none" w:sz="0" w:space="0" w:color="000000"/>
+                <w:left w:val="none" w:sz="0" w:space="0" w:color="000000"/>
+                <w:right w:val="none" w:sz="0" w:space="0" w:color="000000"/>
+              </w:pBdr>
+              <w:spacing w:after="100" w:before="100" w:line="240"/>
+              <w:ind w:left="100" w:right="100" w:firstLine="0" w:firstLineChars="0"/>
+              <w:rPr>
+                <w:rFonts w:ascii="Arial" w:hAnsi="Helvetica" w:eastAsia="Helvetica" w:cs="Helvetica"/>
+                <w:i w:val="false"/>
+                <w:b w:val="false"/>
+                <w:u w:val="none"/>
+                <w:strike w:val="false"/>
+                <w:sz w:val="20"/>
+                <w:szCs w:val="20"/>
+                <w:color w:val="000000"/>
+              </w:rPr>
+            </w:pPr>
+            <w:r>
+              <w:rPr>
+                <w:rFonts w:ascii="Arial" w:hAnsi="Helvetica" w:eastAsia="Helvetica" w:cs="Helvetica"/>
+                <w:i w:val="false"/>
+                <w:b w:val="false"/>
+                <w:u w:val="none"/>
+                <w:strike w:val="false"/>
+                <w:sz w:val="20"/>
+                <w:szCs w:val="20"/>
+                <w:color w:val="000000"/>
+              </w:rPr>
               <w:t xml:space="preserve">33</w:t>
             </w:r>
           </w:p>
@@ -3819,6 +4090,60 @@
                 <w:szCs w:val="20"/>
                 <w:color w:val="000000"/>
               </w:rPr>
+              <w:t xml:space="preserve">9</w:t>
+            </w:r>
+          </w:p>
+        </w:tc>
+        <w:tc>
+          <w:tcPr>
+            <w:tcBorders>
+              <w:bottom w:val="single" w:sz="6" w:space="0" w:color="BEBEBE"/>
+              <w:top w:val="single" w:sz="6" w:space="0" w:color="BEBEBE"/>
+              <w:left w:val="none" w:sz="0" w:space="0" w:color="000000"/>
+              <w:right w:val="none" w:sz="0" w:space="0" w:color="000000"/>
+            </w:tcBorders>
+            <w:shd w:val="clear" w:color="auto" w:fill="FFFFFF"/>
+            <w:tcMar>
+              <w:top w:w="0" w:type="dxa"/>
+              <w:bottom w:w="0" w:type="dxa"/>
+              <w:left w:w="0" w:type="dxa"/>
+              <w:right w:w="0" w:type="dxa"/>
+            </w:tcMar>
+            <w:vAlign w:val="center"/>
+          </w:tcPr>
+          <w:p>
+            <w:pPr>
+              <w:jc w:val="right"/>
+              <w:pBdr>
+                <w:bottom w:val="none" w:sz="0" w:space="0" w:color="000000"/>
+                <w:top w:val="none" w:sz="0" w:space="0" w:color="000000"/>
+                <w:left w:val="none" w:sz="0" w:space="0" w:color="000000"/>
+                <w:right w:val="none" w:sz="0" w:space="0" w:color="000000"/>
+              </w:pBdr>
+              <w:spacing w:after="100" w:before="100" w:line="240"/>
+              <w:ind w:left="100" w:right="100" w:firstLine="0" w:firstLineChars="0"/>
+              <w:rPr>
+                <w:rFonts w:ascii="Arial" w:hAnsi="Helvetica" w:eastAsia="Helvetica" w:cs="Helvetica"/>
+                <w:i w:val="false"/>
+                <w:b w:val="false"/>
+                <w:u w:val="none"/>
+                <w:strike w:val="false"/>
+                <w:sz w:val="20"/>
+                <w:szCs w:val="20"/>
+                <w:color w:val="000000"/>
+              </w:rPr>
+            </w:pPr>
+            <w:r>
+              <w:rPr>
+                <w:rFonts w:ascii="Arial" w:hAnsi="Helvetica" w:eastAsia="Helvetica" w:cs="Helvetica"/>
+                <w:i w:val="false"/>
+                <w:b w:val="false"/>
+                <w:u w:val="none"/>
+                <w:strike w:val="false"/>
+                <w:sz w:val="20"/>
+                <w:szCs w:val="20"/>
+                <w:color w:val="000000"/>
+              </w:rPr>
               <w:t xml:space="preserve">16</w:t>
             </w:r>
           </w:p>
@@ -4443,6 +4768,60 @@
                 <w:szCs w:val="20"/>
                 <w:color w:val="000000"/>
               </w:rPr>
+              <w:t xml:space="preserve">10</w:t>
+            </w:r>
+          </w:p>
+        </w:tc>
+        <w:tc>
+          <w:tcPr>
+            <w:tcBorders>
+              <w:bottom w:val="single" w:sz="6" w:space="0" w:color="BEBEBE"/>
+              <w:top w:val="single" w:sz="6" w:space="0" w:color="BEBEBE"/>
+              <w:left w:val="none" w:sz="0" w:space="0" w:color="000000"/>
+              <w:right w:val="none" w:sz="0" w:space="0" w:color="000000"/>
+            </w:tcBorders>
+            <w:shd w:val="clear" w:color="auto" w:fill="FFFFFF"/>
+            <w:tcMar>
+              <w:top w:w="0" w:type="dxa"/>
+              <w:bottom w:w="0" w:type="dxa"/>
+              <w:left w:w="0" w:type="dxa"/>
+              <w:right w:w="0" w:type="dxa"/>
+            </w:tcMar>
+            <w:vAlign w:val="center"/>
+          </w:tcPr>
+          <w:p>
+            <w:pPr>
+              <w:jc w:val="right"/>
+              <w:pBdr>
+                <w:bottom w:val="none" w:sz="0" w:space="0" w:color="000000"/>
+                <w:top w:val="none" w:sz="0" w:space="0" w:color="000000"/>
+                <w:left w:val="none" w:sz="0" w:space="0" w:color="000000"/>
+                <w:right w:val="none" w:sz="0" w:space="0" w:color="000000"/>
+              </w:pBdr>
+              <w:spacing w:after="100" w:before="100" w:line="240"/>
+              <w:ind w:left="100" w:right="100" w:firstLine="0" w:firstLineChars="0"/>
+              <w:rPr>
+                <w:rFonts w:ascii="Arial" w:hAnsi="Helvetica" w:eastAsia="Helvetica" w:cs="Helvetica"/>
+                <w:i w:val="false"/>
+                <w:b w:val="false"/>
+                <w:u w:val="none"/>
+                <w:strike w:val="false"/>
+                <w:sz w:val="20"/>
+                <w:szCs w:val="20"/>
+                <w:color w:val="000000"/>
+              </w:rPr>
+            </w:pPr>
+            <w:r>
+              <w:rPr>
+                <w:rFonts w:ascii="Arial" w:hAnsi="Helvetica" w:eastAsia="Helvetica" w:cs="Helvetica"/>
+                <w:i w:val="false"/>
+                <w:b w:val="false"/>
+                <w:u w:val="none"/>
+                <w:strike w:val="false"/>
+                <w:sz w:val="20"/>
+                <w:szCs w:val="20"/>
+                <w:color w:val="000000"/>
+              </w:rPr>
               <w:t xml:space="preserve">18</w:t>
             </w:r>
           </w:p>
@@ -5067,6 +5446,60 @@
                 <w:szCs w:val="20"/>
                 <w:color w:val="000000"/>
               </w:rPr>
+              <w:t xml:space="preserve"/>
+            </w:r>
+          </w:p>
+        </w:tc>
+        <w:tc>
+          <w:tcPr>
+            <w:tcBorders>
+              <w:bottom w:val="single" w:sz="6" w:space="0" w:color="BEBEBE"/>
+              <w:top w:val="single" w:sz="6" w:space="0" w:color="BEBEBE"/>
+              <w:left w:val="none" w:sz="0" w:space="0" w:color="000000"/>
+              <w:right w:val="none" w:sz="0" w:space="0" w:color="000000"/>
+            </w:tcBorders>
+            <w:shd w:val="clear" w:color="auto" w:fill="FFFFFF"/>
+            <w:tcMar>
+              <w:top w:w="0" w:type="dxa"/>
+              <w:bottom w:w="0" w:type="dxa"/>
+              <w:left w:w="0" w:type="dxa"/>
+              <w:right w:w="0" w:type="dxa"/>
+            </w:tcMar>
+            <w:vAlign w:val="center"/>
+          </w:tcPr>
+          <w:p>
+            <w:pPr>
+              <w:jc w:val="right"/>
+              <w:pBdr>
+                <w:bottom w:val="none" w:sz="0" w:space="0" w:color="000000"/>
+                <w:top w:val="none" w:sz="0" w:space="0" w:color="000000"/>
+                <w:left w:val="none" w:sz="0" w:space="0" w:color="000000"/>
+                <w:right w:val="none" w:sz="0" w:space="0" w:color="000000"/>
+              </w:pBdr>
+              <w:spacing w:after="100" w:before="100" w:line="240"/>
+              <w:ind w:left="100" w:right="100" w:firstLine="0" w:firstLineChars="0"/>
+              <w:rPr>
+                <w:rFonts w:ascii="Arial" w:hAnsi="Helvetica" w:eastAsia="Helvetica" w:cs="Helvetica"/>
+                <w:i w:val="false"/>
+                <w:b w:val="false"/>
+                <w:u w:val="none"/>
+                <w:strike w:val="false"/>
+                <w:sz w:val="20"/>
+                <w:szCs w:val="20"/>
+                <w:color w:val="000000"/>
+              </w:rPr>
+            </w:pPr>
+            <w:r>
+              <w:rPr>
+                <w:rFonts w:ascii="Arial" w:hAnsi="Helvetica" w:eastAsia="Helvetica" w:cs="Helvetica"/>
+                <w:i w:val="false"/>
+                <w:b w:val="false"/>
+                <w:u w:val="none"/>
+                <w:strike w:val="false"/>
+                <w:sz w:val="20"/>
+                <w:szCs w:val="20"/>
+                <w:color w:val="000000"/>
+              </w:rPr>
               <w:t xml:space="preserve">5</w:t>
             </w:r>
           </w:p>
@@ -5691,6 +6124,60 @@
                 <w:szCs w:val="20"/>
                 <w:color w:val="000000"/>
               </w:rPr>
+              <w:t xml:space="preserve">0</w:t>
+            </w:r>
+          </w:p>
+        </w:tc>
+        <w:tc>
+          <w:tcPr>
+            <w:tcBorders>
+              <w:bottom w:val="single" w:sz="6" w:space="0" w:color="BEBEBE"/>
+              <w:top w:val="single" w:sz="6" w:space="0" w:color="BEBEBE"/>
+              <w:left w:val="none" w:sz="0" w:space="0" w:color="000000"/>
+              <w:right w:val="none" w:sz="0" w:space="0" w:color="000000"/>
+            </w:tcBorders>
+            <w:shd w:val="clear" w:color="auto" w:fill="FFFFFF"/>
+            <w:tcMar>
+              <w:top w:w="0" w:type="dxa"/>
+              <w:bottom w:w="0" w:type="dxa"/>
+              <w:left w:w="0" w:type="dxa"/>
+              <w:right w:w="0" w:type="dxa"/>
+            </w:tcMar>
+            <w:vAlign w:val="center"/>
+          </w:tcPr>
+          <w:p>
+            <w:pPr>
+              <w:jc w:val="right"/>
+              <w:pBdr>
+                <w:bottom w:val="none" w:sz="0" w:space="0" w:color="000000"/>
+                <w:top w:val="none" w:sz="0" w:space="0" w:color="000000"/>
+                <w:left w:val="none" w:sz="0" w:space="0" w:color="000000"/>
+                <w:right w:val="none" w:sz="0" w:space="0" w:color="000000"/>
+              </w:pBdr>
+              <w:spacing w:after="100" w:before="100" w:line="240"/>
+              <w:ind w:left="100" w:right="100" w:firstLine="0" w:firstLineChars="0"/>
+              <w:rPr>
+                <w:rFonts w:ascii="Arial" w:hAnsi="Helvetica" w:eastAsia="Helvetica" w:cs="Helvetica"/>
+                <w:i w:val="false"/>
+                <w:b w:val="false"/>
+                <w:u w:val="none"/>
+                <w:strike w:val="false"/>
+                <w:sz w:val="20"/>
+                <w:szCs w:val="20"/>
+                <w:color w:val="000000"/>
+              </w:rPr>
+            </w:pPr>
+            <w:r>
+              <w:rPr>
+                <w:rFonts w:ascii="Arial" w:hAnsi="Helvetica" w:eastAsia="Helvetica" w:cs="Helvetica"/>
+                <w:i w:val="false"/>
+                <w:b w:val="false"/>
+                <w:u w:val="none"/>
+                <w:strike w:val="false"/>
+                <w:sz w:val="20"/>
+                <w:szCs w:val="20"/>
+                <w:color w:val="000000"/>
+              </w:rPr>
               <w:t xml:space="preserve">10</w:t>
             </w:r>
           </w:p>
@@ -6315,6 +6802,60 @@
                 <w:szCs w:val="20"/>
                 <w:color w:val="000000"/>
               </w:rPr>
+              <w:t xml:space="preserve"/>
+            </w:r>
+          </w:p>
+        </w:tc>
+        <w:tc>
+          <w:tcPr>
+            <w:tcBorders>
+              <w:bottom w:val="single" w:sz="6" w:space="0" w:color="BEBEBE"/>
+              <w:top w:val="single" w:sz="6" w:space="0" w:color="BEBEBE"/>
+              <w:left w:val="none" w:sz="0" w:space="0" w:color="000000"/>
+              <w:right w:val="none" w:sz="0" w:space="0" w:color="000000"/>
+            </w:tcBorders>
+            <w:shd w:val="clear" w:color="auto" w:fill="FFFFFF"/>
+            <w:tcMar>
+              <w:top w:w="0" w:type="dxa"/>
+              <w:bottom w:w="0" w:type="dxa"/>
+              <w:left w:w="0" w:type="dxa"/>
+              <w:right w:w="0" w:type="dxa"/>
+            </w:tcMar>
+            <w:vAlign w:val="center"/>
+          </w:tcPr>
+          <w:p>
+            <w:pPr>
+              <w:jc w:val="right"/>
+              <w:pBdr>
+                <w:bottom w:val="none" w:sz="0" w:space="0" w:color="000000"/>
+                <w:top w:val="none" w:sz="0" w:space="0" w:color="000000"/>
+                <w:left w:val="none" w:sz="0" w:space="0" w:color="000000"/>
+                <w:right w:val="none" w:sz="0" w:space="0" w:color="000000"/>
+              </w:pBdr>
+              <w:spacing w:after="100" w:before="100" w:line="240"/>
+              <w:ind w:left="100" w:right="100" w:firstLine="0" w:firstLineChars="0"/>
+              <w:rPr>
+                <w:rFonts w:ascii="Arial" w:hAnsi="Helvetica" w:eastAsia="Helvetica" w:cs="Helvetica"/>
+                <w:i w:val="false"/>
+                <w:b w:val="false"/>
+                <w:u w:val="none"/>
+                <w:strike w:val="false"/>
+                <w:sz w:val="20"/>
+                <w:szCs w:val="20"/>
+                <w:color w:val="000000"/>
+              </w:rPr>
+            </w:pPr>
+            <w:r>
+              <w:rPr>
+                <w:rFonts w:ascii="Arial" w:hAnsi="Helvetica" w:eastAsia="Helvetica" w:cs="Helvetica"/>
+                <w:i w:val="false"/>
+                <w:b w:val="false"/>
+                <w:u w:val="none"/>
+                <w:strike w:val="false"/>
+                <w:sz w:val="20"/>
+                <w:szCs w:val="20"/>
+                <w:color w:val="000000"/>
+              </w:rPr>
               <w:t xml:space="preserve">17</w:t>
             </w:r>
           </w:p>
@@ -6939,6 +7480,60 @@
                 <w:szCs w:val="20"/>
                 <w:color w:val="000000"/>
               </w:rPr>
+              <w:t xml:space="preserve"/>
+            </w:r>
+          </w:p>
+        </w:tc>
+        <w:tc>
+          <w:tcPr>
+            <w:tcBorders>
+              <w:bottom w:val="single" w:sz="6" w:space="0" w:color="BEBEBE"/>
+              <w:top w:val="single" w:sz="6" w:space="0" w:color="BEBEBE"/>
+              <w:left w:val="none" w:sz="0" w:space="0" w:color="000000"/>
+              <w:right w:val="none" w:sz="0" w:space="0" w:color="000000"/>
+            </w:tcBorders>
+            <w:shd w:val="clear" w:color="auto" w:fill="FFFFFF"/>
+            <w:tcMar>
+              <w:top w:w="0" w:type="dxa"/>
+              <w:bottom w:w="0" w:type="dxa"/>
+              <w:left w:w="0" w:type="dxa"/>
+              <w:right w:w="0" w:type="dxa"/>
+            </w:tcMar>
+            <w:vAlign w:val="center"/>
+          </w:tcPr>
+          <w:p>
+            <w:pPr>
+              <w:jc w:val="right"/>
+              <w:pBdr>
+                <w:bottom w:val="none" w:sz="0" w:space="0" w:color="000000"/>
+                <w:top w:val="none" w:sz="0" w:space="0" w:color="000000"/>
+                <w:left w:val="none" w:sz="0" w:space="0" w:color="000000"/>
+                <w:right w:val="none" w:sz="0" w:space="0" w:color="000000"/>
+              </w:pBdr>
+              <w:spacing w:after="100" w:before="100" w:line="240"/>
+              <w:ind w:left="100" w:right="100" w:firstLine="0" w:firstLineChars="0"/>
+              <w:rPr>
+                <w:rFonts w:ascii="Arial" w:hAnsi="Helvetica" w:eastAsia="Helvetica" w:cs="Helvetica"/>
+                <w:i w:val="false"/>
+                <w:b w:val="false"/>
+                <w:u w:val="none"/>
+                <w:strike w:val="false"/>
+                <w:sz w:val="20"/>
+                <w:szCs w:val="20"/>
+                <w:color w:val="000000"/>
+              </w:rPr>
+            </w:pPr>
+            <w:r>
+              <w:rPr>
+                <w:rFonts w:ascii="Arial" w:hAnsi="Helvetica" w:eastAsia="Helvetica" w:cs="Helvetica"/>
+                <w:i w:val="false"/>
+                <w:b w:val="false"/>
+                <w:u w:val="none"/>
+                <w:strike w:val="false"/>
+                <w:sz w:val="20"/>
+                <w:szCs w:val="20"/>
+                <w:color w:val="000000"/>
+              </w:rPr>
               <w:t xml:space="preserve">7</w:t>
             </w:r>
           </w:p>
@@ -7563,6 +8158,60 @@
                 <w:szCs w:val="20"/>
                 <w:color w:val="000000"/>
               </w:rPr>
+              <w:t xml:space="preserve">0</w:t>
+            </w:r>
+          </w:p>
+        </w:tc>
+        <w:tc>
+          <w:tcPr>
+            <w:tcBorders>
+              <w:bottom w:val="single" w:sz="6" w:space="0" w:color="BEBEBE"/>
+              <w:top w:val="single" w:sz="6" w:space="0" w:color="BEBEBE"/>
+              <w:left w:val="none" w:sz="0" w:space="0" w:color="000000"/>
+              <w:right w:val="none" w:sz="0" w:space="0" w:color="000000"/>
+            </w:tcBorders>
+            <w:shd w:val="clear" w:color="auto" w:fill="FFFFFF"/>
+            <w:tcMar>
+              <w:top w:w="0" w:type="dxa"/>
+              <w:bottom w:w="0" w:type="dxa"/>
+              <w:left w:w="0" w:type="dxa"/>
+              <w:right w:w="0" w:type="dxa"/>
+            </w:tcMar>
+            <w:vAlign w:val="center"/>
+          </w:tcPr>
+          <w:p>
+            <w:pPr>
+              <w:jc w:val="right"/>
+              <w:pBdr>
+                <w:bottom w:val="none" w:sz="0" w:space="0" w:color="000000"/>
+                <w:top w:val="none" w:sz="0" w:space="0" w:color="000000"/>
+                <w:left w:val="none" w:sz="0" w:space="0" w:color="000000"/>
+                <w:right w:val="none" w:sz="0" w:space="0" w:color="000000"/>
+              </w:pBdr>
+              <w:spacing w:after="100" w:before="100" w:line="240"/>
+              <w:ind w:left="100" w:right="100" w:firstLine="0" w:firstLineChars="0"/>
+              <w:rPr>
+                <w:rFonts w:ascii="Arial" w:hAnsi="Helvetica" w:eastAsia="Helvetica" w:cs="Helvetica"/>
+                <w:i w:val="false"/>
+                <w:b w:val="false"/>
+                <w:u w:val="none"/>
+                <w:strike w:val="false"/>
+                <w:sz w:val="20"/>
+                <w:szCs w:val="20"/>
+                <w:color w:val="000000"/>
+              </w:rPr>
+            </w:pPr>
+            <w:r>
+              <w:rPr>
+                <w:rFonts w:ascii="Arial" w:hAnsi="Helvetica" w:eastAsia="Helvetica" w:cs="Helvetica"/>
+                <w:i w:val="false"/>
+                <w:b w:val="false"/>
+                <w:u w:val="none"/>
+                <w:strike w:val="false"/>
+                <w:sz w:val="20"/>
+                <w:szCs w:val="20"/>
+                <w:color w:val="000000"/>
+              </w:rPr>
               <w:t xml:space="preserve">31</w:t>
             </w:r>
           </w:p>
@@ -8161,6 +8810,60 @@
                 <w:szCs w:val="20"/>
                 <w:color w:val="000000"/>
               </w:rPr>
+              <w:t xml:space="preserve"/>
+            </w:r>
+          </w:p>
+        </w:tc>
+        <w:tc>
+          <w:tcPr>
+            <w:tcBorders>
+              <w:bottom w:val="single" w:sz="6" w:space="0" w:color="BEBEBE"/>
+              <w:top w:val="single" w:sz="6" w:space="0" w:color="BEBEBE"/>
+              <w:left w:val="none" w:sz="0" w:space="0" w:color="000000"/>
+              <w:right w:val="none" w:sz="0" w:space="0" w:color="000000"/>
+            </w:tcBorders>
+            <w:shd w:val="clear" w:color="auto" w:fill="FFFFFF"/>
+            <w:tcMar>
+              <w:top w:w="0" w:type="dxa"/>
+              <w:bottom w:w="0" w:type="dxa"/>
+              <w:left w:w="0" w:type="dxa"/>
+              <w:right w:w="0" w:type="dxa"/>
+            </w:tcMar>
+            <w:vAlign w:val="center"/>
+          </w:tcPr>
+          <w:p>
+            <w:pPr>
+              <w:jc w:val="right"/>
+              <w:pBdr>
+                <w:bottom w:val="none" w:sz="0" w:space="0" w:color="000000"/>
+                <w:top w:val="none" w:sz="0" w:space="0" w:color="000000"/>
+                <w:left w:val="none" w:sz="0" w:space="0" w:color="000000"/>
+                <w:right w:val="none" w:sz="0" w:space="0" w:color="000000"/>
+              </w:pBdr>
+              <w:spacing w:after="100" w:before="100" w:line="240"/>
+              <w:ind w:left="100" w:right="100" w:firstLine="0" w:firstLineChars="0"/>
+              <w:rPr>
+                <w:rFonts w:ascii="Arial" w:hAnsi="Helvetica" w:eastAsia="Helvetica" w:cs="Helvetica"/>
+                <w:i w:val="false"/>
+                <w:b w:val="false"/>
+                <w:u w:val="none"/>
+                <w:strike w:val="false"/>
+                <w:sz w:val="20"/>
+                <w:szCs w:val="20"/>
+                <w:color w:val="000000"/>
+              </w:rPr>
+            </w:pPr>
+            <w:r>
+              <w:rPr>
+                <w:rFonts w:ascii="Arial" w:hAnsi="Helvetica" w:eastAsia="Helvetica" w:cs="Helvetica"/>
+                <w:i w:val="false"/>
+                <w:b w:val="false"/>
+                <w:u w:val="none"/>
+                <w:strike w:val="false"/>
+                <w:sz w:val="20"/>
+                <w:szCs w:val="20"/>
+                <w:color w:val="000000"/>
+              </w:rPr>
               <w:t xml:space="preserve">8</w:t>
             </w:r>
           </w:p>
@@ -8811,6 +9514,60 @@
                 <w:szCs w:val="20"/>
                 <w:color w:val="000000"/>
               </w:rPr>
+              <w:t xml:space="preserve">21</w:t>
+            </w:r>
+          </w:p>
+        </w:tc>
+        <w:tc>
+          <w:tcPr>
+            <w:tcBorders>
+              <w:bottom w:val="single" w:sz="6" w:space="0" w:color="BEBEBE"/>
+              <w:top w:val="single" w:sz="6" w:space="0" w:color="BEBEBE"/>
+              <w:left w:val="none" w:sz="0" w:space="0" w:color="000000"/>
+              <w:right w:val="none" w:sz="0" w:space="0" w:color="000000"/>
+            </w:tcBorders>
+            <w:shd w:val="clear" w:color="auto" w:fill="FFFFFF"/>
+            <w:tcMar>
+              <w:top w:w="0" w:type="dxa"/>
+              <w:bottom w:w="0" w:type="dxa"/>
+              <w:left w:w="0" w:type="dxa"/>
+              <w:right w:w="0" w:type="dxa"/>
+            </w:tcMar>
+            <w:vAlign w:val="center"/>
+          </w:tcPr>
+          <w:p>
+            <w:pPr>
+              <w:jc w:val="right"/>
+              <w:pBdr>
+                <w:bottom w:val="none" w:sz="0" w:space="0" w:color="000000"/>
+                <w:top w:val="none" w:sz="0" w:space="0" w:color="000000"/>
+                <w:left w:val="none" w:sz="0" w:space="0" w:color="000000"/>
+                <w:right w:val="none" w:sz="0" w:space="0" w:color="000000"/>
+              </w:pBdr>
+              <w:spacing w:after="100" w:before="100" w:line="240"/>
+              <w:ind w:left="100" w:right="100" w:firstLine="0" w:firstLineChars="0"/>
+              <w:rPr>
+                <w:rFonts w:ascii="Arial" w:hAnsi="Helvetica" w:eastAsia="Helvetica" w:cs="Helvetica"/>
+                <w:i w:val="false"/>
+                <w:b w:val="false"/>
+                <w:u w:val="none"/>
+                <w:strike w:val="false"/>
+                <w:sz w:val="20"/>
+                <w:szCs w:val="20"/>
+                <w:color w:val="000000"/>
+              </w:rPr>
+            </w:pPr>
+            <w:r>
+              <w:rPr>
+                <w:rFonts w:ascii="Arial" w:hAnsi="Helvetica" w:eastAsia="Helvetica" w:cs="Helvetica"/>
+                <w:i w:val="false"/>
+                <w:b w:val="false"/>
+                <w:u w:val="none"/>
+                <w:strike w:val="false"/>
+                <w:sz w:val="20"/>
+                <w:szCs w:val="20"/>
+                <w:color w:val="000000"/>
+              </w:rPr>
               <w:t xml:space="preserve">20</w:t>
             </w:r>
           </w:p>
@@ -9435,6 +10192,60 @@
                 <w:szCs w:val="20"/>
                 <w:color w:val="000000"/>
               </w:rPr>
+              <w:t xml:space="preserve">36</w:t>
+            </w:r>
+          </w:p>
+        </w:tc>
+        <w:tc>
+          <w:tcPr>
+            <w:tcBorders>
+              <w:bottom w:val="single" w:sz="6" w:space="0" w:color="BEBEBE"/>
+              <w:top w:val="single" w:sz="6" w:space="0" w:color="BEBEBE"/>
+              <w:left w:val="none" w:sz="0" w:space="0" w:color="000000"/>
+              <w:right w:val="none" w:sz="0" w:space="0" w:color="000000"/>
+            </w:tcBorders>
+            <w:shd w:val="clear" w:color="auto" w:fill="FFFFFF"/>
+            <w:tcMar>
+              <w:top w:w="0" w:type="dxa"/>
+              <w:bottom w:w="0" w:type="dxa"/>
+              <w:left w:w="0" w:type="dxa"/>
+              <w:right w:w="0" w:type="dxa"/>
+            </w:tcMar>
+            <w:vAlign w:val="center"/>
+          </w:tcPr>
+          <w:p>
+            <w:pPr>
+              <w:jc w:val="right"/>
+              <w:pBdr>
+                <w:bottom w:val="none" w:sz="0" w:space="0" w:color="000000"/>
+                <w:top w:val="none" w:sz="0" w:space="0" w:color="000000"/>
+                <w:left w:val="none" w:sz="0" w:space="0" w:color="000000"/>
+                <w:right w:val="none" w:sz="0" w:space="0" w:color="000000"/>
+              </w:pBdr>
+              <w:spacing w:after="100" w:before="100" w:line="240"/>
+              <w:ind w:left="100" w:right="100" w:firstLine="0" w:firstLineChars="0"/>
+              <w:rPr>
+                <w:rFonts w:ascii="Arial" w:hAnsi="Helvetica" w:eastAsia="Helvetica" w:cs="Helvetica"/>
+                <w:i w:val="false"/>
+                <w:b w:val="false"/>
+                <w:u w:val="none"/>
+                <w:strike w:val="false"/>
+                <w:sz w:val="20"/>
+                <w:szCs w:val="20"/>
+                <w:color w:val="000000"/>
+              </w:rPr>
+            </w:pPr>
+            <w:r>
+              <w:rPr>
+                <w:rFonts w:ascii="Arial" w:hAnsi="Helvetica" w:eastAsia="Helvetica" w:cs="Helvetica"/>
+                <w:i w:val="false"/>
+                <w:b w:val="false"/>
+                <w:u w:val="none"/>
+                <w:strike w:val="false"/>
+                <w:sz w:val="20"/>
+                <w:szCs w:val="20"/>
+                <w:color w:val="000000"/>
+              </w:rPr>
               <w:t xml:space="preserve">41</w:t>
             </w:r>
           </w:p>
@@ -10085,6 +10896,60 @@
                 <w:szCs w:val="20"/>
                 <w:color w:val="000000"/>
               </w:rPr>
+              <w:t xml:space="preserve">28</w:t>
+            </w:r>
+          </w:p>
+        </w:tc>
+        <w:tc>
+          <w:tcPr>
+            <w:tcBorders>
+              <w:bottom w:val="single" w:sz="6" w:space="0" w:color="BEBEBE"/>
+              <w:top w:val="single" w:sz="6" w:space="0" w:color="BEBEBE"/>
+              <w:left w:val="none" w:sz="0" w:space="0" w:color="000000"/>
+              <w:right w:val="none" w:sz="0" w:space="0" w:color="000000"/>
+            </w:tcBorders>
+            <w:shd w:val="clear" w:color="auto" w:fill="FFFFFF"/>
+            <w:tcMar>
+              <w:top w:w="0" w:type="dxa"/>
+              <w:bottom w:w="0" w:type="dxa"/>
+              <w:left w:w="0" w:type="dxa"/>
+              <w:right w:w="0" w:type="dxa"/>
+            </w:tcMar>
+            <w:vAlign w:val="center"/>
+          </w:tcPr>
+          <w:p>
+            <w:pPr>
+              <w:jc w:val="right"/>
+              <w:pBdr>
+                <w:bottom w:val="none" w:sz="0" w:space="0" w:color="000000"/>
+                <w:top w:val="none" w:sz="0" w:space="0" w:color="000000"/>
+                <w:left w:val="none" w:sz="0" w:space="0" w:color="000000"/>
+                <w:right w:val="none" w:sz="0" w:space="0" w:color="000000"/>
+              </w:pBdr>
+              <w:spacing w:after="100" w:before="100" w:line="240"/>
+              <w:ind w:left="100" w:right="100" w:firstLine="0" w:firstLineChars="0"/>
+              <w:rPr>
+                <w:rFonts w:ascii="Arial" w:hAnsi="Helvetica" w:eastAsia="Helvetica" w:cs="Helvetica"/>
+                <w:i w:val="false"/>
+                <w:b w:val="false"/>
+                <w:u w:val="none"/>
+                <w:strike w:val="false"/>
+                <w:sz w:val="20"/>
+                <w:szCs w:val="20"/>
+                <w:color w:val="000000"/>
+              </w:rPr>
+            </w:pPr>
+            <w:r>
+              <w:rPr>
+                <w:rFonts w:ascii="Arial" w:hAnsi="Helvetica" w:eastAsia="Helvetica" w:cs="Helvetica"/>
+                <w:i w:val="false"/>
+                <w:b w:val="false"/>
+                <w:u w:val="none"/>
+                <w:strike w:val="false"/>
+                <w:sz w:val="20"/>
+                <w:szCs w:val="20"/>
+                <w:color w:val="000000"/>
+              </w:rPr>
               <w:t xml:space="preserve">23</w:t>
             </w:r>
           </w:p>
@@ -10683,6 +11548,60 @@
                 <w:szCs w:val="20"/>
                 <w:color w:val="000000"/>
               </w:rPr>
+              <w:t xml:space="preserve">18</w:t>
+            </w:r>
+          </w:p>
+        </w:tc>
+        <w:tc>
+          <w:tcPr>
+            <w:tcBorders>
+              <w:bottom w:val="single" w:sz="6" w:space="0" w:color="BEBEBE"/>
+              <w:top w:val="single" w:sz="6" w:space="0" w:color="BEBEBE"/>
+              <w:left w:val="none" w:sz="0" w:space="0" w:color="000000"/>
+              <w:right w:val="none" w:sz="0" w:space="0" w:color="000000"/>
+            </w:tcBorders>
+            <w:shd w:val="clear" w:color="auto" w:fill="FFFFFF"/>
+            <w:tcMar>
+              <w:top w:w="0" w:type="dxa"/>
+              <w:bottom w:w="0" w:type="dxa"/>
+              <w:left w:w="0" w:type="dxa"/>
+              <w:right w:w="0" w:type="dxa"/>
+            </w:tcMar>
+            <w:vAlign w:val="center"/>
+          </w:tcPr>
+          <w:p>
+            <w:pPr>
+              <w:jc w:val="right"/>
+              <w:pBdr>
+                <w:bottom w:val="none" w:sz="0" w:space="0" w:color="000000"/>
+                <w:top w:val="none" w:sz="0" w:space="0" w:color="000000"/>
+                <w:left w:val="none" w:sz="0" w:space="0" w:color="000000"/>
+                <w:right w:val="none" w:sz="0" w:space="0" w:color="000000"/>
+              </w:pBdr>
+              <w:spacing w:after="100" w:before="100" w:line="240"/>
+              <w:ind w:left="100" w:right="100" w:firstLine="0" w:firstLineChars="0"/>
+              <w:rPr>
+                <w:rFonts w:ascii="Arial" w:hAnsi="Helvetica" w:eastAsia="Helvetica" w:cs="Helvetica"/>
+                <w:i w:val="false"/>
+                <w:b w:val="false"/>
+                <w:u w:val="none"/>
+                <w:strike w:val="false"/>
+                <w:sz w:val="20"/>
+                <w:szCs w:val="20"/>
+                <w:color w:val="000000"/>
+              </w:rPr>
+            </w:pPr>
+            <w:r>
+              <w:rPr>
+                <w:rFonts w:ascii="Arial" w:hAnsi="Helvetica" w:eastAsia="Helvetica" w:cs="Helvetica"/>
+                <w:i w:val="false"/>
+                <w:b w:val="false"/>
+                <w:u w:val="none"/>
+                <w:strike w:val="false"/>
+                <w:sz w:val="20"/>
+                <w:szCs w:val="20"/>
+                <w:color w:val="000000"/>
+              </w:rPr>
               <w:t xml:space="preserve">17</w:t>
             </w:r>
           </w:p>
@@ -11281,6 +12200,60 @@
                 <w:szCs w:val="20"/>
                 <w:color w:val="000000"/>
               </w:rPr>
+              <w:t xml:space="preserve">13</w:t>
+            </w:r>
+          </w:p>
+        </w:tc>
+        <w:tc>
+          <w:tcPr>
+            <w:tcBorders>
+              <w:bottom w:val="single" w:sz="6" w:space="0" w:color="BEBEBE"/>
+              <w:top w:val="single" w:sz="6" w:space="0" w:color="BEBEBE"/>
+              <w:left w:val="none" w:sz="0" w:space="0" w:color="000000"/>
+              <w:right w:val="none" w:sz="0" w:space="0" w:color="000000"/>
+            </w:tcBorders>
+            <w:shd w:val="clear" w:color="auto" w:fill="FFFFFF"/>
+            <w:tcMar>
+              <w:top w:w="0" w:type="dxa"/>
+              <w:bottom w:w="0" w:type="dxa"/>
+              <w:left w:w="0" w:type="dxa"/>
+              <w:right w:w="0" w:type="dxa"/>
+            </w:tcMar>
+            <w:vAlign w:val="center"/>
+          </w:tcPr>
+          <w:p>
+            <w:pPr>
+              <w:jc w:val="right"/>
+              <w:pBdr>
+                <w:bottom w:val="none" w:sz="0" w:space="0" w:color="000000"/>
+                <w:top w:val="none" w:sz="0" w:space="0" w:color="000000"/>
+                <w:left w:val="none" w:sz="0" w:space="0" w:color="000000"/>
+                <w:right w:val="none" w:sz="0" w:space="0" w:color="000000"/>
+              </w:pBdr>
+              <w:spacing w:after="100" w:before="100" w:line="240"/>
+              <w:ind w:left="100" w:right="100" w:firstLine="0" w:firstLineChars="0"/>
+              <w:rPr>
+                <w:rFonts w:ascii="Arial" w:hAnsi="Helvetica" w:eastAsia="Helvetica" w:cs="Helvetica"/>
+                <w:i w:val="false"/>
+                <w:b w:val="false"/>
+                <w:u w:val="none"/>
+                <w:strike w:val="false"/>
+                <w:sz w:val="20"/>
+                <w:szCs w:val="20"/>
+                <w:color w:val="000000"/>
+              </w:rPr>
+            </w:pPr>
+            <w:r>
+              <w:rPr>
+                <w:rFonts w:ascii="Arial" w:hAnsi="Helvetica" w:eastAsia="Helvetica" w:cs="Helvetica"/>
+                <w:i w:val="false"/>
+                <w:b w:val="false"/>
+                <w:u w:val="none"/>
+                <w:strike w:val="false"/>
+                <w:sz w:val="20"/>
+                <w:szCs w:val="20"/>
+                <w:color w:val="000000"/>
+              </w:rPr>
               <w:t xml:space="preserve">16</w:t>
             </w:r>
           </w:p>
@@ -11905,6 +12878,60 @@
                 <w:szCs w:val="20"/>
                 <w:color w:val="000000"/>
               </w:rPr>
+              <w:t xml:space="preserve"/>
+            </w:r>
+          </w:p>
+        </w:tc>
+        <w:tc>
+          <w:tcPr>
+            <w:tcBorders>
+              <w:bottom w:val="single" w:sz="6" w:space="0" w:color="BEBEBE"/>
+              <w:top w:val="single" w:sz="6" w:space="0" w:color="BEBEBE"/>
+              <w:left w:val="none" w:sz="0" w:space="0" w:color="000000"/>
+              <w:right w:val="none" w:sz="0" w:space="0" w:color="000000"/>
+            </w:tcBorders>
+            <w:shd w:val="clear" w:color="auto" w:fill="FFFFFF"/>
+            <w:tcMar>
+              <w:top w:w="0" w:type="dxa"/>
+              <w:bottom w:w="0" w:type="dxa"/>
+              <w:left w:w="0" w:type="dxa"/>
+              <w:right w:w="0" w:type="dxa"/>
+            </w:tcMar>
+            <w:vAlign w:val="center"/>
+          </w:tcPr>
+          <w:p>
+            <w:pPr>
+              <w:jc w:val="right"/>
+              <w:pBdr>
+                <w:bottom w:val="none" w:sz="0" w:space="0" w:color="000000"/>
+                <w:top w:val="none" w:sz="0" w:space="0" w:color="000000"/>
+                <w:left w:val="none" w:sz="0" w:space="0" w:color="000000"/>
+                <w:right w:val="none" w:sz="0" w:space="0" w:color="000000"/>
+              </w:pBdr>
+              <w:spacing w:after="100" w:before="100" w:line="240"/>
+              <w:ind w:left="100" w:right="100" w:firstLine="0" w:firstLineChars="0"/>
+              <w:rPr>
+                <w:rFonts w:ascii="Arial" w:hAnsi="Helvetica" w:eastAsia="Helvetica" w:cs="Helvetica"/>
+                <w:i w:val="false"/>
+                <w:b w:val="false"/>
+                <w:u w:val="none"/>
+                <w:strike w:val="false"/>
+                <w:sz w:val="20"/>
+                <w:szCs w:val="20"/>
+                <w:color w:val="000000"/>
+              </w:rPr>
+            </w:pPr>
+            <w:r>
+              <w:rPr>
+                <w:rFonts w:ascii="Arial" w:hAnsi="Helvetica" w:eastAsia="Helvetica" w:cs="Helvetica"/>
+                <w:i w:val="false"/>
+                <w:b w:val="false"/>
+                <w:u w:val="none"/>
+                <w:strike w:val="false"/>
+                <w:sz w:val="20"/>
+                <w:szCs w:val="20"/>
+                <w:color w:val="000000"/>
+              </w:rPr>
               <w:t xml:space="preserve">23</w:t>
             </w:r>
           </w:p>
@@ -12529,6 +13556,60 @@
                 <w:szCs w:val="20"/>
                 <w:color w:val="000000"/>
               </w:rPr>
+              <w:t xml:space="preserve"/>
+            </w:r>
+          </w:p>
+        </w:tc>
+        <w:tc>
+          <w:tcPr>
+            <w:tcBorders>
+              <w:bottom w:val="single" w:sz="6" w:space="0" w:color="BEBEBE"/>
+              <w:top w:val="single" w:sz="6" w:space="0" w:color="BEBEBE"/>
+              <w:left w:val="none" w:sz="0" w:space="0" w:color="000000"/>
+              <w:right w:val="none" w:sz="0" w:space="0" w:color="000000"/>
+            </w:tcBorders>
+            <w:shd w:val="clear" w:color="auto" w:fill="FFFFFF"/>
+            <w:tcMar>
+              <w:top w:w="0" w:type="dxa"/>
+              <w:bottom w:w="0" w:type="dxa"/>
+              <w:left w:w="0" w:type="dxa"/>
+              <w:right w:w="0" w:type="dxa"/>
+            </w:tcMar>
+            <w:vAlign w:val="center"/>
+          </w:tcPr>
+          <w:p>
+            <w:pPr>
+              <w:jc w:val="right"/>
+              <w:pBdr>
+                <w:bottom w:val="none" w:sz="0" w:space="0" w:color="000000"/>
+                <w:top w:val="none" w:sz="0" w:space="0" w:color="000000"/>
+                <w:left w:val="none" w:sz="0" w:space="0" w:color="000000"/>
+                <w:right w:val="none" w:sz="0" w:space="0" w:color="000000"/>
+              </w:pBdr>
+              <w:spacing w:after="100" w:before="100" w:line="240"/>
+              <w:ind w:left="100" w:right="100" w:firstLine="0" w:firstLineChars="0"/>
+              <w:rPr>
+                <w:rFonts w:ascii="Arial" w:hAnsi="Helvetica" w:eastAsia="Helvetica" w:cs="Helvetica"/>
+                <w:i w:val="false"/>
+                <w:b w:val="false"/>
+                <w:u w:val="none"/>
+                <w:strike w:val="false"/>
+                <w:sz w:val="20"/>
+                <w:szCs w:val="20"/>
+                <w:color w:val="000000"/>
+              </w:rPr>
+            </w:pPr>
+            <w:r>
+              <w:rPr>
+                <w:rFonts w:ascii="Arial" w:hAnsi="Helvetica" w:eastAsia="Helvetica" w:cs="Helvetica"/>
+                <w:i w:val="false"/>
+                <w:b w:val="false"/>
+                <w:u w:val="none"/>
+                <w:strike w:val="false"/>
+                <w:sz w:val="20"/>
+                <w:szCs w:val="20"/>
+                <w:color w:val="000000"/>
+              </w:rPr>
               <w:t xml:space="preserve">23</w:t>
             </w:r>
           </w:p>
@@ -13257,6 +14338,60 @@
                 <w:szCs w:val="20"/>
                 <w:color w:val="000000"/>
               </w:rPr>
+              <w:t xml:space="preserve">59</w:t>
+            </w:r>
+          </w:p>
+        </w:tc>
+        <w:tc>
+          <w:tcPr>
+            <w:tcBorders>
+              <w:bottom w:val="single" w:sz="6" w:space="0" w:color="BEBEBE"/>
+              <w:top w:val="single" w:sz="6" w:space="0" w:color="BEBEBE"/>
+              <w:left w:val="none" w:sz="0" w:space="0" w:color="000000"/>
+              <w:right w:val="none" w:sz="0" w:space="0" w:color="000000"/>
+            </w:tcBorders>
+            <w:shd w:val="clear" w:color="auto" w:fill="FFFFFF"/>
+            <w:tcMar>
+              <w:top w:w="0" w:type="dxa"/>
+              <w:bottom w:w="0" w:type="dxa"/>
+              <w:left w:w="0" w:type="dxa"/>
+              <w:right w:w="0" w:type="dxa"/>
+            </w:tcMar>
+            <w:vAlign w:val="center"/>
+          </w:tcPr>
+          <w:p>
+            <w:pPr>
+              <w:jc w:val="right"/>
+              <w:pBdr>
+                <w:bottom w:val="none" w:sz="0" w:space="0" w:color="000000"/>
+                <w:top w:val="none" w:sz="0" w:space="0" w:color="000000"/>
+                <w:left w:val="none" w:sz="0" w:space="0" w:color="000000"/>
+                <w:right w:val="none" w:sz="0" w:space="0" w:color="000000"/>
+              </w:pBdr>
+              <w:spacing w:after="100" w:before="100" w:line="240"/>
+              <w:ind w:left="100" w:right="100" w:firstLine="0" w:firstLineChars="0"/>
+              <w:rPr>
+                <w:rFonts w:ascii="Arial" w:hAnsi="Helvetica" w:eastAsia="Helvetica" w:cs="Helvetica"/>
+                <w:i w:val="false"/>
+                <w:b w:val="false"/>
+                <w:u w:val="none"/>
+                <w:strike w:val="false"/>
+                <w:sz w:val="20"/>
+                <w:szCs w:val="20"/>
+                <w:color w:val="000000"/>
+              </w:rPr>
+            </w:pPr>
+            <w:r>
+              <w:rPr>
+                <w:rFonts w:ascii="Arial" w:hAnsi="Helvetica" w:eastAsia="Helvetica" w:cs="Helvetica"/>
+                <w:i w:val="false"/>
+                <w:b w:val="false"/>
+                <w:u w:val="none"/>
+                <w:strike w:val="false"/>
+                <w:sz w:val="20"/>
+                <w:szCs w:val="20"/>
+                <w:color w:val="000000"/>
+              </w:rPr>
               <w:t xml:space="preserve">36</w:t>
             </w:r>
           </w:p>
@@ -13959,6 +15094,60 @@
                 <w:szCs w:val="20"/>
                 <w:color w:val="000000"/>
               </w:rPr>
+              <w:t xml:space="preserve">59</w:t>
+            </w:r>
+          </w:p>
+        </w:tc>
+        <w:tc>
+          <w:tcPr>
+            <w:tcBorders>
+              <w:bottom w:val="single" w:sz="6" w:space="0" w:color="BEBEBE"/>
+              <w:top w:val="single" w:sz="6" w:space="0" w:color="BEBEBE"/>
+              <w:left w:val="none" w:sz="0" w:space="0" w:color="000000"/>
+              <w:right w:val="none" w:sz="0" w:space="0" w:color="000000"/>
+            </w:tcBorders>
+            <w:shd w:val="clear" w:color="auto" w:fill="FFFFFF"/>
+            <w:tcMar>
+              <w:top w:w="0" w:type="dxa"/>
+              <w:bottom w:w="0" w:type="dxa"/>
+              <w:left w:w="0" w:type="dxa"/>
+              <w:right w:w="0" w:type="dxa"/>
+            </w:tcMar>
+            <w:vAlign w:val="center"/>
+          </w:tcPr>
+          <w:p>
+            <w:pPr>
+              <w:jc w:val="right"/>
+              <w:pBdr>
+                <w:bottom w:val="none" w:sz="0" w:space="0" w:color="000000"/>
+                <w:top w:val="none" w:sz="0" w:space="0" w:color="000000"/>
+                <w:left w:val="none" w:sz="0" w:space="0" w:color="000000"/>
+                <w:right w:val="none" w:sz="0" w:space="0" w:color="000000"/>
+              </w:pBdr>
+              <w:spacing w:after="100" w:before="100" w:line="240"/>
+              <w:ind w:left="100" w:right="100" w:firstLine="0" w:firstLineChars="0"/>
+              <w:rPr>
+                <w:rFonts w:ascii="Arial" w:hAnsi="Helvetica" w:eastAsia="Helvetica" w:cs="Helvetica"/>
+                <w:i w:val="false"/>
+                <w:b w:val="false"/>
+                <w:u w:val="none"/>
+                <w:strike w:val="false"/>
+                <w:sz w:val="20"/>
+                <w:szCs w:val="20"/>
+                <w:color w:val="000000"/>
+              </w:rPr>
+            </w:pPr>
+            <w:r>
+              <w:rPr>
+                <w:rFonts w:ascii="Arial" w:hAnsi="Helvetica" w:eastAsia="Helvetica" w:cs="Helvetica"/>
+                <w:i w:val="false"/>
+                <w:b w:val="false"/>
+                <w:u w:val="none"/>
+                <w:strike w:val="false"/>
+                <w:sz w:val="20"/>
+                <w:szCs w:val="20"/>
+                <w:color w:val="000000"/>
+              </w:rPr>
               <w:t xml:space="preserve">26</w:t>
             </w:r>
           </w:p>
@@ -14635,6 +15824,60 @@
                 <w:szCs w:val="20"/>
                 <w:color w:val="000000"/>
               </w:rPr>
+              <w:t xml:space="preserve">26</w:t>
+            </w:r>
+          </w:p>
+        </w:tc>
+        <w:tc>
+          <w:tcPr>
+            <w:tcBorders>
+              <w:bottom w:val="single" w:sz="6" w:space="0" w:color="BEBEBE"/>
+              <w:top w:val="single" w:sz="6" w:space="0" w:color="BEBEBE"/>
+              <w:left w:val="none" w:sz="0" w:space="0" w:color="000000"/>
+              <w:right w:val="none" w:sz="0" w:space="0" w:color="000000"/>
+            </w:tcBorders>
+            <w:shd w:val="clear" w:color="auto" w:fill="FFFFFF"/>
+            <w:tcMar>
+              <w:top w:w="0" w:type="dxa"/>
+              <w:bottom w:w="0" w:type="dxa"/>
+              <w:left w:w="0" w:type="dxa"/>
+              <w:right w:w="0" w:type="dxa"/>
+            </w:tcMar>
+            <w:vAlign w:val="center"/>
+          </w:tcPr>
+          <w:p>
+            <w:pPr>
+              <w:jc w:val="right"/>
+              <w:pBdr>
+                <w:bottom w:val="none" w:sz="0" w:space="0" w:color="000000"/>
+                <w:top w:val="none" w:sz="0" w:space="0" w:color="000000"/>
+                <w:left w:val="none" w:sz="0" w:space="0" w:color="000000"/>
+                <w:right w:val="none" w:sz="0" w:space="0" w:color="000000"/>
+              </w:pBdr>
+              <w:spacing w:after="100" w:before="100" w:line="240"/>
+              <w:ind w:left="100" w:right="100" w:firstLine="0" w:firstLineChars="0"/>
+              <w:rPr>
+                <w:rFonts w:ascii="Arial" w:hAnsi="Helvetica" w:eastAsia="Helvetica" w:cs="Helvetica"/>
+                <w:i w:val="false"/>
+                <w:b w:val="false"/>
+                <w:u w:val="none"/>
+                <w:strike w:val="false"/>
+                <w:sz w:val="20"/>
+                <w:szCs w:val="20"/>
+                <w:color w:val="000000"/>
+              </w:rPr>
+            </w:pPr>
+            <w:r>
+              <w:rPr>
+                <w:rFonts w:ascii="Arial" w:hAnsi="Helvetica" w:eastAsia="Helvetica" w:cs="Helvetica"/>
+                <w:i w:val="false"/>
+                <w:b w:val="false"/>
+                <w:u w:val="none"/>
+                <w:strike w:val="false"/>
+                <w:sz w:val="20"/>
+                <w:szCs w:val="20"/>
+                <w:color w:val="000000"/>
+              </w:rPr>
               <w:t xml:space="preserve">6</w:t>
             </w:r>
           </w:p>
@@ -15415,6 +16658,60 @@
                 <w:szCs w:val="20"/>
                 <w:color w:val="000000"/>
               </w:rPr>
+              <w:t xml:space="preserve">64</w:t>
+            </w:r>
+          </w:p>
+        </w:tc>
+        <w:tc>
+          <w:tcPr>
+            <w:tcBorders>
+              <w:bottom w:val="single" w:sz="6" w:space="0" w:color="BEBEBE"/>
+              <w:top w:val="single" w:sz="6" w:space="0" w:color="BEBEBE"/>
+              <w:left w:val="none" w:sz="0" w:space="0" w:color="000000"/>
+              <w:right w:val="none" w:sz="0" w:space="0" w:color="000000"/>
+            </w:tcBorders>
+            <w:shd w:val="clear" w:color="auto" w:fill="FFFFFF"/>
+            <w:tcMar>
+              <w:top w:w="0" w:type="dxa"/>
+              <w:bottom w:w="0" w:type="dxa"/>
+              <w:left w:w="0" w:type="dxa"/>
+              <w:right w:w="0" w:type="dxa"/>
+            </w:tcMar>
+            <w:vAlign w:val="center"/>
+          </w:tcPr>
+          <w:p>
+            <w:pPr>
+              <w:jc w:val="right"/>
+              <w:pBdr>
+                <w:bottom w:val="none" w:sz="0" w:space="0" w:color="000000"/>
+                <w:top w:val="none" w:sz="0" w:space="0" w:color="000000"/>
+                <w:left w:val="none" w:sz="0" w:space="0" w:color="000000"/>
+                <w:right w:val="none" w:sz="0" w:space="0" w:color="000000"/>
+              </w:pBdr>
+              <w:spacing w:after="100" w:before="100" w:line="240"/>
+              <w:ind w:left="100" w:right="100" w:firstLine="0" w:firstLineChars="0"/>
+              <w:rPr>
+                <w:rFonts w:ascii="Arial" w:hAnsi="Helvetica" w:eastAsia="Helvetica" w:cs="Helvetica"/>
+                <w:i w:val="false"/>
+                <w:b w:val="false"/>
+                <w:u w:val="none"/>
+                <w:strike w:val="false"/>
+                <w:sz w:val="20"/>
+                <w:szCs w:val="20"/>
+                <w:color w:val="000000"/>
+              </w:rPr>
+            </w:pPr>
+            <w:r>
+              <w:rPr>
+                <w:rFonts w:ascii="Arial" w:hAnsi="Helvetica" w:eastAsia="Helvetica" w:cs="Helvetica"/>
+                <w:i w:val="false"/>
+                <w:b w:val="false"/>
+                <w:u w:val="none"/>
+                <w:strike w:val="false"/>
+                <w:sz w:val="20"/>
+                <w:szCs w:val="20"/>
+                <w:color w:val="000000"/>
+              </w:rPr>
               <w:t xml:space="preserve">28</w:t>
             </w:r>
           </w:p>
@@ -16117,6 +17414,60 @@
                 <w:szCs w:val="20"/>
                 <w:color w:val="000000"/>
               </w:rPr>
+              <w:t xml:space="preserve">59</w:t>
+            </w:r>
+          </w:p>
+        </w:tc>
+        <w:tc>
+          <w:tcPr>
+            <w:tcBorders>
+              <w:bottom w:val="single" w:sz="6" w:space="0" w:color="BEBEBE"/>
+              <w:top w:val="single" w:sz="6" w:space="0" w:color="BEBEBE"/>
+              <w:left w:val="none" w:sz="0" w:space="0" w:color="000000"/>
+              <w:right w:val="none" w:sz="0" w:space="0" w:color="000000"/>
+            </w:tcBorders>
+            <w:shd w:val="clear" w:color="auto" w:fill="FFFFFF"/>
+            <w:tcMar>
+              <w:top w:w="0" w:type="dxa"/>
+              <w:bottom w:w="0" w:type="dxa"/>
+              <w:left w:w="0" w:type="dxa"/>
+              <w:right w:w="0" w:type="dxa"/>
+            </w:tcMar>
+            <w:vAlign w:val="center"/>
+          </w:tcPr>
+          <w:p>
+            <w:pPr>
+              <w:jc w:val="right"/>
+              <w:pBdr>
+                <w:bottom w:val="none" w:sz="0" w:space="0" w:color="000000"/>
+                <w:top w:val="none" w:sz="0" w:space="0" w:color="000000"/>
+                <w:left w:val="none" w:sz="0" w:space="0" w:color="000000"/>
+                <w:right w:val="none" w:sz="0" w:space="0" w:color="000000"/>
+              </w:pBdr>
+              <w:spacing w:after="100" w:before="100" w:line="240"/>
+              <w:ind w:left="100" w:right="100" w:firstLine="0" w:firstLineChars="0"/>
+              <w:rPr>
+                <w:rFonts w:ascii="Arial" w:hAnsi="Helvetica" w:eastAsia="Helvetica" w:cs="Helvetica"/>
+                <w:i w:val="false"/>
+                <w:b w:val="false"/>
+                <w:u w:val="none"/>
+                <w:strike w:val="false"/>
+                <w:sz w:val="20"/>
+                <w:szCs w:val="20"/>
+                <w:color w:val="000000"/>
+              </w:rPr>
+            </w:pPr>
+            <w:r>
+              <w:rPr>
+                <w:rFonts w:ascii="Arial" w:hAnsi="Helvetica" w:eastAsia="Helvetica" w:cs="Helvetica"/>
+                <w:i w:val="false"/>
+                <w:b w:val="false"/>
+                <w:u w:val="none"/>
+                <w:strike w:val="false"/>
+                <w:sz w:val="20"/>
+                <w:szCs w:val="20"/>
+                <w:color w:val="000000"/>
+              </w:rPr>
               <w:t xml:space="preserve">26</w:t>
             </w:r>
           </w:p>
@@ -16741,6 +18092,60 @@
                 <w:szCs w:val="20"/>
                 <w:color w:val="000000"/>
               </w:rPr>
+              <w:t xml:space="preserve">9</w:t>
+            </w:r>
+          </w:p>
+        </w:tc>
+        <w:tc>
+          <w:tcPr>
+            <w:tcBorders>
+              <w:bottom w:val="single" w:sz="6" w:space="0" w:color="BEBEBE"/>
+              <w:top w:val="single" w:sz="6" w:space="0" w:color="BEBEBE"/>
+              <w:left w:val="none" w:sz="0" w:space="0" w:color="000000"/>
+              <w:right w:val="none" w:sz="0" w:space="0" w:color="000000"/>
+            </w:tcBorders>
+            <w:shd w:val="clear" w:color="auto" w:fill="FFFFFF"/>
+            <w:tcMar>
+              <w:top w:w="0" w:type="dxa"/>
+              <w:bottom w:w="0" w:type="dxa"/>
+              <w:left w:w="0" w:type="dxa"/>
+              <w:right w:w="0" w:type="dxa"/>
+            </w:tcMar>
+            <w:vAlign w:val="center"/>
+          </w:tcPr>
+          <w:p>
+            <w:pPr>
+              <w:jc w:val="right"/>
+              <w:pBdr>
+                <w:bottom w:val="none" w:sz="0" w:space="0" w:color="000000"/>
+                <w:top w:val="none" w:sz="0" w:space="0" w:color="000000"/>
+                <w:left w:val="none" w:sz="0" w:space="0" w:color="000000"/>
+                <w:right w:val="none" w:sz="0" w:space="0" w:color="000000"/>
+              </w:pBdr>
+              <w:spacing w:after="100" w:before="100" w:line="240"/>
+              <w:ind w:left="100" w:right="100" w:firstLine="0" w:firstLineChars="0"/>
+              <w:rPr>
+                <w:rFonts w:ascii="Arial" w:hAnsi="Helvetica" w:eastAsia="Helvetica" w:cs="Helvetica"/>
+                <w:i w:val="false"/>
+                <w:b w:val="false"/>
+                <w:u w:val="none"/>
+                <w:strike w:val="false"/>
+                <w:sz w:val="20"/>
+                <w:szCs w:val="20"/>
+                <w:color w:val="000000"/>
+              </w:rPr>
+            </w:pPr>
+            <w:r>
+              <w:rPr>
+                <w:rFonts w:ascii="Arial" w:hAnsi="Helvetica" w:eastAsia="Helvetica" w:cs="Helvetica"/>
+                <w:i w:val="false"/>
+                <w:b w:val="false"/>
+                <w:u w:val="none"/>
+                <w:strike w:val="false"/>
+                <w:sz w:val="20"/>
+                <w:szCs w:val="20"/>
+                <w:color w:val="000000"/>
+              </w:rPr>
               <w:t xml:space="preserve">10</w:t>
             </w:r>
           </w:p>
@@ -17419,6 +18824,60 @@
                 <w:szCs w:val="20"/>
                 <w:color w:val="000000"/>
               </w:rPr>
+              <w:t xml:space="preserve">5</w:t>
+            </w:r>
+          </w:p>
+        </w:tc>
+        <w:tc>
+          <w:tcPr>
+            <w:tcBorders>
+              <w:bottom w:val="single" w:sz="6" w:space="0" w:color="BEBEBE"/>
+              <w:top w:val="single" w:sz="6" w:space="0" w:color="BEBEBE"/>
+              <w:left w:val="none" w:sz="0" w:space="0" w:color="000000"/>
+              <w:right w:val="none" w:sz="0" w:space="0" w:color="000000"/>
+            </w:tcBorders>
+            <w:shd w:val="clear" w:color="auto" w:fill="FFFFFF"/>
+            <w:tcMar>
+              <w:top w:w="0" w:type="dxa"/>
+              <w:bottom w:w="0" w:type="dxa"/>
+              <w:left w:w="0" w:type="dxa"/>
+              <w:right w:w="0" w:type="dxa"/>
+            </w:tcMar>
+            <w:vAlign w:val="center"/>
+          </w:tcPr>
+          <w:p>
+            <w:pPr>
+              <w:jc w:val="right"/>
+              <w:pBdr>
+                <w:bottom w:val="none" w:sz="0" w:space="0" w:color="000000"/>
+                <w:top w:val="none" w:sz="0" w:space="0" w:color="000000"/>
+                <w:left w:val="none" w:sz="0" w:space="0" w:color="000000"/>
+                <w:right w:val="none" w:sz="0" w:space="0" w:color="000000"/>
+              </w:pBdr>
+              <w:spacing w:after="100" w:before="100" w:line="240"/>
+              <w:ind w:left="100" w:right="100" w:firstLine="0" w:firstLineChars="0"/>
+              <w:rPr>
+                <w:rFonts w:ascii="Arial" w:hAnsi="Helvetica" w:eastAsia="Helvetica" w:cs="Helvetica"/>
+                <w:i w:val="false"/>
+                <w:b w:val="false"/>
+                <w:u w:val="none"/>
+                <w:strike w:val="false"/>
+                <w:sz w:val="20"/>
+                <w:szCs w:val="20"/>
+                <w:color w:val="000000"/>
+              </w:rPr>
+            </w:pPr>
+            <w:r>
+              <w:rPr>
+                <w:rFonts w:ascii="Arial" w:hAnsi="Helvetica" w:eastAsia="Helvetica" w:cs="Helvetica"/>
+                <w:i w:val="false"/>
+                <w:b w:val="false"/>
+                <w:u w:val="none"/>
+                <w:strike w:val="false"/>
+                <w:sz w:val="20"/>
+                <w:szCs w:val="20"/>
+                <w:color w:val="000000"/>
+              </w:rPr>
               <w:t xml:space="preserve">144</w:t>
             </w:r>
           </w:p>
@@ -17989,6 +19448,60 @@
                 <w:szCs w:val="20"/>
                 <w:color w:val="000000"/>
               </w:rPr>
+              <w:t xml:space="preserve">4</w:t>
+            </w:r>
+          </w:p>
+        </w:tc>
+        <w:tc>
+          <w:tcPr>
+            <w:tcBorders>
+              <w:bottom w:val="single" w:sz="6" w:space="0" w:color="BEBEBE"/>
+              <w:top w:val="single" w:sz="6" w:space="0" w:color="BEBEBE"/>
+              <w:left w:val="none" w:sz="0" w:space="0" w:color="000000"/>
+              <w:right w:val="none" w:sz="0" w:space="0" w:color="000000"/>
+            </w:tcBorders>
+            <w:shd w:val="clear" w:color="auto" w:fill="FFFFFF"/>
+            <w:tcMar>
+              <w:top w:w="0" w:type="dxa"/>
+              <w:bottom w:w="0" w:type="dxa"/>
+              <w:left w:w="0" w:type="dxa"/>
+              <w:right w:w="0" w:type="dxa"/>
+            </w:tcMar>
+            <w:vAlign w:val="center"/>
+          </w:tcPr>
+          <w:p>
+            <w:pPr>
+              <w:jc w:val="right"/>
+              <w:pBdr>
+                <w:bottom w:val="none" w:sz="0" w:space="0" w:color="000000"/>
+                <w:top w:val="none" w:sz="0" w:space="0" w:color="000000"/>
+                <w:left w:val="none" w:sz="0" w:space="0" w:color="000000"/>
+                <w:right w:val="none" w:sz="0" w:space="0" w:color="000000"/>
+              </w:pBdr>
+              <w:spacing w:after="100" w:before="100" w:line="240"/>
+              <w:ind w:left="100" w:right="100" w:firstLine="0" w:firstLineChars="0"/>
+              <w:rPr>
+                <w:rFonts w:ascii="Arial" w:hAnsi="Helvetica" w:eastAsia="Helvetica" w:cs="Helvetica"/>
+                <w:i w:val="false"/>
+                <w:b w:val="false"/>
+                <w:u w:val="none"/>
+                <w:strike w:val="false"/>
+                <w:sz w:val="20"/>
+                <w:szCs w:val="20"/>
+                <w:color w:val="000000"/>
+              </w:rPr>
+            </w:pPr>
+            <w:r>
+              <w:rPr>
+                <w:rFonts w:ascii="Arial" w:hAnsi="Helvetica" w:eastAsia="Helvetica" w:cs="Helvetica"/>
+                <w:i w:val="false"/>
+                <w:b w:val="false"/>
+                <w:u w:val="none"/>
+                <w:strike w:val="false"/>
+                <w:sz w:val="20"/>
+                <w:szCs w:val="20"/>
+                <w:color w:val="000000"/>
+              </w:rPr>
               <w:t xml:space="preserve">8</w:t>
             </w:r>
           </w:p>
@@ -18560,6 +20073,60 @@
                 <w:color w:val="000000"/>
               </w:rPr>
               <w:t xml:space="preserve">68</w:t>
+            </w:r>
+          </w:p>
+        </w:tc>
+        <w:tc>
+          <w:tcPr>
+            <w:tcBorders>
+              <w:bottom w:val="single" w:sz="12" w:space="0" w:color="BEBEBE"/>
+              <w:top w:val="single" w:sz="6" w:space="0" w:color="BEBEBE"/>
+              <w:left w:val="none" w:sz="0" w:space="0" w:color="000000"/>
+              <w:right w:val="none" w:sz="0" w:space="0" w:color="000000"/>
+            </w:tcBorders>
+            <w:shd w:val="clear" w:color="auto" w:fill="FFFFFF"/>
+            <w:tcMar>
+              <w:top w:w="0" w:type="dxa"/>
+              <w:bottom w:w="0" w:type="dxa"/>
+              <w:left w:w="0" w:type="dxa"/>
+              <w:right w:w="0" w:type="dxa"/>
+            </w:tcMar>
+            <w:vAlign w:val="center"/>
+          </w:tcPr>
+          <w:p>
+            <w:pPr>
+              <w:jc w:val="right"/>
+              <w:pBdr>
+                <w:bottom w:val="none" w:sz="0" w:space="0" w:color="000000"/>
+                <w:top w:val="none" w:sz="0" w:space="0" w:color="000000"/>
+                <w:left w:val="none" w:sz="0" w:space="0" w:color="000000"/>
+                <w:right w:val="none" w:sz="0" w:space="0" w:color="000000"/>
+              </w:pBdr>
+              <w:spacing w:after="100" w:before="100" w:line="240"/>
+              <w:ind w:left="100" w:right="100" w:firstLine="0" w:firstLineChars="0"/>
+              <w:rPr>
+                <w:rFonts w:ascii="Arial" w:hAnsi="Helvetica" w:eastAsia="Helvetica" w:cs="Helvetica"/>
+                <w:i w:val="false"/>
+                <w:b w:val="false"/>
+                <w:u w:val="none"/>
+                <w:strike w:val="false"/>
+                <w:sz w:val="20"/>
+                <w:szCs w:val="20"/>
+                <w:color w:val="000000"/>
+              </w:rPr>
+            </w:pPr>
+            <w:r>
+              <w:rPr>
+                <w:rFonts w:ascii="Arial" w:hAnsi="Helvetica" w:eastAsia="Helvetica" w:cs="Helvetica"/>
+                <w:i w:val="false"/>
+                <w:b w:val="false"/>
+                <w:u w:val="none"/>
+                <w:strike w:val="false"/>
+                <w:sz w:val="20"/>
+                <w:szCs w:val="20"/>
+                <w:color w:val="000000"/>
+              </w:rPr>
+              <w:t xml:space="preserve">15</w:t>
             </w:r>
           </w:p>
         </w:tc>

--- a/figs/msens-summary_programareas_v3/table_ecoregion_programarea_scores_v3.docx
+++ b/figs/msens-summary_programareas_v3/table_ecoregion_programarea_scores_v3.docx
@@ -23,11 +23,6 @@
         <w:gridCol w:w="1080"/>
         <w:gridCol w:w="1080"/>
         <w:gridCol w:w="1080"/>
-        <w:gridCol w:w="1080"/>
-        <w:gridCol w:w="1080"/>
-        <w:gridCol w:w="1080"/>
-        <w:gridCol w:w="1080"/>
-        <w:gridCol w:w="1080"/>
       </w:tblGrid>
       <w:tr>
         <w:trPr>
@@ -273,277 +268,7 @@
                 <w:szCs w:val="20"/>
                 <w:color w:val="000000"/>
               </w:rPr>
-              <w:t xml:space="preserve">Bird</w:t>
-            </w:r>
-          </w:p>
-        </w:tc>
-        <w:tc>
-          <w:tcPr>
-            <w:tcBorders>
-              <w:bottom w:val="single" w:sz="12" w:space="0" w:color="BEBEBE"/>
-              <w:top w:val="single" w:sz="12" w:space="0" w:color="BEBEBE"/>
-              <w:left w:val="none" w:sz="0" w:space="0" w:color="000000"/>
-              <w:right w:val="none" w:sz="0" w:space="0" w:color="000000"/>
-            </w:tcBorders>
-            <w:shd w:val="clear" w:color="auto" w:fill="FFFFFF"/>
-            <w:tcMar>
-              <w:top w:w="0" w:type="dxa"/>
-              <w:bottom w:w="0" w:type="dxa"/>
-              <w:left w:w="0" w:type="dxa"/>
-              <w:right w:w="0" w:type="dxa"/>
-            </w:tcMar>
-            <w:vAlign w:val="center"/>
-          </w:tcPr>
-          <w:p>
-            <w:pPr>
-              <w:jc w:val="right"/>
-              <w:pBdr>
-                <w:bottom w:val="none" w:sz="0" w:space="0" w:color="000000"/>
-                <w:top w:val="none" w:sz="0" w:space="0" w:color="000000"/>
-                <w:left w:val="none" w:sz="0" w:space="0" w:color="000000"/>
-                <w:right w:val="none" w:sz="0" w:space="0" w:color="000000"/>
-              </w:pBdr>
-              <w:spacing w:after="100" w:before="100" w:line="240"/>
-              <w:ind w:left="100" w:right="100" w:firstLine="0" w:firstLineChars="0"/>
-              <w:rPr>
-                <w:rFonts w:ascii="Arial" w:hAnsi="Helvetica" w:eastAsia="Helvetica" w:cs="Helvetica"/>
-                <w:i w:val="false"/>
-                <w:b w:val="true"/>
-                <w:u w:val="none"/>
-                <w:strike w:val="false"/>
-                <w:sz w:val="20"/>
-                <w:szCs w:val="20"/>
-                <w:color w:val="000000"/>
-              </w:rPr>
-            </w:pPr>
-            <w:r>
-              <w:rPr>
-                <w:rFonts w:ascii="Arial" w:hAnsi="Helvetica" w:eastAsia="Helvetica" w:cs="Helvetica"/>
-                <w:i w:val="false"/>
-                <w:b w:val="true"/>
-                <w:u w:val="none"/>
-                <w:strike w:val="false"/>
-                <w:sz w:val="20"/>
-                <w:szCs w:val="20"/>
-                <w:color w:val="000000"/>
-              </w:rPr>
-              <w:t xml:space="preserve">Coral</w:t>
-            </w:r>
-          </w:p>
-        </w:tc>
-        <w:tc>
-          <w:tcPr>
-            <w:tcBorders>
-              <w:bottom w:val="single" w:sz="12" w:space="0" w:color="BEBEBE"/>
-              <w:top w:val="single" w:sz="12" w:space="0" w:color="BEBEBE"/>
-              <w:left w:val="none" w:sz="0" w:space="0" w:color="000000"/>
-              <w:right w:val="none" w:sz="0" w:space="0" w:color="000000"/>
-            </w:tcBorders>
-            <w:shd w:val="clear" w:color="auto" w:fill="FFFFFF"/>
-            <w:tcMar>
-              <w:top w:w="0" w:type="dxa"/>
-              <w:bottom w:w="0" w:type="dxa"/>
-              <w:left w:w="0" w:type="dxa"/>
-              <w:right w:w="0" w:type="dxa"/>
-            </w:tcMar>
-            <w:vAlign w:val="center"/>
-          </w:tcPr>
-          <w:p>
-            <w:pPr>
-              <w:jc w:val="right"/>
-              <w:pBdr>
-                <w:bottom w:val="none" w:sz="0" w:space="0" w:color="000000"/>
-                <w:top w:val="none" w:sz="0" w:space="0" w:color="000000"/>
-                <w:left w:val="none" w:sz="0" w:space="0" w:color="000000"/>
-                <w:right w:val="none" w:sz="0" w:space="0" w:color="000000"/>
-              </w:pBdr>
-              <w:spacing w:after="100" w:before="100" w:line="240"/>
-              <w:ind w:left="100" w:right="100" w:firstLine="0" w:firstLineChars="0"/>
-              <w:rPr>
-                <w:rFonts w:ascii="Arial" w:hAnsi="Helvetica" w:eastAsia="Helvetica" w:cs="Helvetica"/>
-                <w:i w:val="false"/>
-                <w:b w:val="true"/>
-                <w:u w:val="none"/>
-                <w:strike w:val="false"/>
-                <w:sz w:val="20"/>
-                <w:szCs w:val="20"/>
-                <w:color w:val="000000"/>
-              </w:rPr>
-            </w:pPr>
-            <w:r>
-              <w:rPr>
-                <w:rFonts w:ascii="Arial" w:hAnsi="Helvetica" w:eastAsia="Helvetica" w:cs="Helvetica"/>
-                <w:i w:val="false"/>
-                <w:b w:val="true"/>
-                <w:u w:val="none"/>
-                <w:strike w:val="false"/>
-                <w:sz w:val="20"/>
-                <w:szCs w:val="20"/>
-                <w:color w:val="000000"/>
-              </w:rPr>
               <w:t xml:space="preserve">Fish</w:t>
-            </w:r>
-          </w:p>
-        </w:tc>
-        <w:tc>
-          <w:tcPr>
-            <w:tcBorders>
-              <w:bottom w:val="single" w:sz="12" w:space="0" w:color="BEBEBE"/>
-              <w:top w:val="single" w:sz="12" w:space="0" w:color="BEBEBE"/>
-              <w:left w:val="none" w:sz="0" w:space="0" w:color="000000"/>
-              <w:right w:val="none" w:sz="0" w:space="0" w:color="000000"/>
-            </w:tcBorders>
-            <w:shd w:val="clear" w:color="auto" w:fill="FFFFFF"/>
-            <w:tcMar>
-              <w:top w:w="0" w:type="dxa"/>
-              <w:bottom w:w="0" w:type="dxa"/>
-              <w:left w:w="0" w:type="dxa"/>
-              <w:right w:w="0" w:type="dxa"/>
-            </w:tcMar>
-            <w:vAlign w:val="center"/>
-          </w:tcPr>
-          <w:p>
-            <w:pPr>
-              <w:jc w:val="right"/>
-              <w:pBdr>
-                <w:bottom w:val="none" w:sz="0" w:space="0" w:color="000000"/>
-                <w:top w:val="none" w:sz="0" w:space="0" w:color="000000"/>
-                <w:left w:val="none" w:sz="0" w:space="0" w:color="000000"/>
-                <w:right w:val="none" w:sz="0" w:space="0" w:color="000000"/>
-              </w:pBdr>
-              <w:spacing w:after="100" w:before="100" w:line="240"/>
-              <w:ind w:left="100" w:right="100" w:firstLine="0" w:firstLineChars="0"/>
-              <w:rPr>
-                <w:rFonts w:ascii="Arial" w:hAnsi="Helvetica" w:eastAsia="Helvetica" w:cs="Helvetica"/>
-                <w:i w:val="false"/>
-                <w:b w:val="true"/>
-                <w:u w:val="none"/>
-                <w:strike w:val="false"/>
-                <w:sz w:val="20"/>
-                <w:szCs w:val="20"/>
-                <w:color w:val="000000"/>
-              </w:rPr>
-            </w:pPr>
-            <w:r>
-              <w:rPr>
-                <w:rFonts w:ascii="Arial" w:hAnsi="Helvetica" w:eastAsia="Helvetica" w:cs="Helvetica"/>
-                <w:i w:val="false"/>
-                <w:b w:val="true"/>
-                <w:u w:val="none"/>
-                <w:strike w:val="false"/>
-                <w:sz w:val="20"/>
-                <w:szCs w:val="20"/>
-                <w:color w:val="000000"/>
-              </w:rPr>
-              <w:t xml:space="preserve">Invertebrate</w:t>
-            </w:r>
-          </w:p>
-        </w:tc>
-        <w:tc>
-          <w:tcPr>
-            <w:tcBorders>
-              <w:bottom w:val="single" w:sz="12" w:space="0" w:color="BEBEBE"/>
-              <w:top w:val="single" w:sz="12" w:space="0" w:color="BEBEBE"/>
-              <w:left w:val="none" w:sz="0" w:space="0" w:color="000000"/>
-              <w:right w:val="none" w:sz="0" w:space="0" w:color="000000"/>
-            </w:tcBorders>
-            <w:shd w:val="clear" w:color="auto" w:fill="FFFFFF"/>
-            <w:tcMar>
-              <w:top w:w="0" w:type="dxa"/>
-              <w:bottom w:w="0" w:type="dxa"/>
-              <w:left w:w="0" w:type="dxa"/>
-              <w:right w:w="0" w:type="dxa"/>
-            </w:tcMar>
-            <w:vAlign w:val="center"/>
-          </w:tcPr>
-          <w:p>
-            <w:pPr>
-              <w:jc w:val="right"/>
-              <w:pBdr>
-                <w:bottom w:val="none" w:sz="0" w:space="0" w:color="000000"/>
-                <w:top w:val="none" w:sz="0" w:space="0" w:color="000000"/>
-                <w:left w:val="none" w:sz="0" w:space="0" w:color="000000"/>
-                <w:right w:val="none" w:sz="0" w:space="0" w:color="000000"/>
-              </w:pBdr>
-              <w:spacing w:after="100" w:before="100" w:line="240"/>
-              <w:ind w:left="100" w:right="100" w:firstLine="0" w:firstLineChars="0"/>
-              <w:rPr>
-                <w:rFonts w:ascii="Arial" w:hAnsi="Helvetica" w:eastAsia="Helvetica" w:cs="Helvetica"/>
-                <w:i w:val="false"/>
-                <w:b w:val="true"/>
-                <w:u w:val="none"/>
-                <w:strike w:val="false"/>
-                <w:sz w:val="20"/>
-                <w:szCs w:val="20"/>
-                <w:color w:val="000000"/>
-              </w:rPr>
-            </w:pPr>
-            <w:r>
-              <w:rPr>
-                <w:rFonts w:ascii="Arial" w:hAnsi="Helvetica" w:eastAsia="Helvetica" w:cs="Helvetica"/>
-                <w:i w:val="false"/>
-                <w:b w:val="true"/>
-                <w:u w:val="none"/>
-                <w:strike w:val="false"/>
-                <w:sz w:val="20"/>
-                <w:szCs w:val="20"/>
-                <w:color w:val="000000"/>
-              </w:rPr>
-              <w:t xml:space="preserve">Mammal</w:t>
-            </w:r>
-          </w:p>
-        </w:tc>
-        <w:tc>
-          <w:tcPr>
-            <w:tcBorders>
-              <w:bottom w:val="single" w:sz="12" w:space="0" w:color="BEBEBE"/>
-              <w:top w:val="single" w:sz="12" w:space="0" w:color="BEBEBE"/>
-              <w:left w:val="none" w:sz="0" w:space="0" w:color="000000"/>
-              <w:right w:val="none" w:sz="0" w:space="0" w:color="000000"/>
-            </w:tcBorders>
-            <w:shd w:val="clear" w:color="auto" w:fill="FFFFFF"/>
-            <w:tcMar>
-              <w:top w:w="0" w:type="dxa"/>
-              <w:bottom w:w="0" w:type="dxa"/>
-              <w:left w:w="0" w:type="dxa"/>
-              <w:right w:w="0" w:type="dxa"/>
-            </w:tcMar>
-            <w:vAlign w:val="center"/>
-          </w:tcPr>
-          <w:p>
-            <w:pPr>
-              <w:jc w:val="right"/>
-              <w:pBdr>
-                <w:bottom w:val="none" w:sz="0" w:space="0" w:color="000000"/>
-                <w:top w:val="none" w:sz="0" w:space="0" w:color="000000"/>
-                <w:left w:val="none" w:sz="0" w:space="0" w:color="000000"/>
-                <w:right w:val="none" w:sz="0" w:space="0" w:color="000000"/>
-              </w:pBdr>
-              <w:spacing w:after="100" w:before="100" w:line="240"/>
-              <w:ind w:left="100" w:right="100" w:firstLine="0" w:firstLineChars="0"/>
-              <w:rPr>
-                <w:rFonts w:ascii="Arial" w:hAnsi="Helvetica" w:eastAsia="Helvetica" w:cs="Helvetica"/>
-                <w:i w:val="false"/>
-                <w:b w:val="true"/>
-                <w:u w:val="none"/>
-                <w:strike w:val="false"/>
-                <w:sz w:val="20"/>
-                <w:szCs w:val="20"/>
-                <w:color w:val="000000"/>
-              </w:rPr>
-            </w:pPr>
-            <w:r>
-              <w:rPr>
-                <w:rFonts w:ascii="Arial" w:hAnsi="Helvetica" w:eastAsia="Helvetica" w:cs="Helvetica"/>
-                <w:i w:val="false"/>
-                <w:b w:val="true"/>
-                <w:u w:val="none"/>
-                <w:strike w:val="false"/>
-                <w:sz w:val="20"/>
-                <w:szCs w:val="20"/>
-                <w:color w:val="000000"/>
-              </w:rPr>
-              <w:t xml:space="preserve">Turtle</w:t>
             </w:r>
           </w:p>
         </w:tc>
@@ -974,7 +699,7 @@
                 <w:szCs w:val="20"/>
                 <w:color w:val="000000"/>
               </w:rPr>
-              <w:t xml:space="preserve">28</w:t>
+              <w:t xml:space="preserve">30</w:t>
             </w:r>
           </w:p>
         </w:tc>
@@ -1028,7 +753,7 @@
                 <w:szCs w:val="20"/>
                 <w:color w:val="000000"/>
               </w:rPr>
-              <w:t xml:space="preserve">8</w:t>
+              <w:t xml:space="preserve">17</w:t>
             </w:r>
           </w:p>
         </w:tc>
@@ -1082,7 +807,7 @@
                 <w:szCs w:val="20"/>
                 <w:color w:val="000000"/>
               </w:rPr>
-              <w:t xml:space="preserve">14</w:t>
+              <w:t xml:space="preserve">26</w:t>
             </w:r>
           </w:p>
         </w:tc>
@@ -1136,277 +861,7 @@
                 <w:szCs w:val="20"/>
                 <w:color w:val="000000"/>
               </w:rPr>
-              <w:t xml:space="preserve">19</w:t>
-            </w:r>
-          </w:p>
-        </w:tc>
-        <w:tc>
-          <w:tcPr>
-            <w:tcBorders>
-              <w:bottom w:val="single" w:sz="6" w:space="0" w:color="BEBEBE"/>
-              <w:top w:val="single" w:sz="12" w:space="0" w:color="BEBEBE"/>
-              <w:left w:val="none" w:sz="0" w:space="0" w:color="000000"/>
-              <w:right w:val="none" w:sz="0" w:space="0" w:color="000000"/>
-            </w:tcBorders>
-            <w:shd w:val="clear" w:color="auto" w:fill="FFFFFF"/>
-            <w:tcMar>
-              <w:top w:w="0" w:type="dxa"/>
-              <w:bottom w:w="0" w:type="dxa"/>
-              <w:left w:w="0" w:type="dxa"/>
-              <w:right w:w="0" w:type="dxa"/>
-            </w:tcMar>
-            <w:vAlign w:val="center"/>
-          </w:tcPr>
-          <w:p>
-            <w:pPr>
-              <w:jc w:val="right"/>
-              <w:pBdr>
-                <w:bottom w:val="none" w:sz="0" w:space="0" w:color="000000"/>
-                <w:top w:val="none" w:sz="0" w:space="0" w:color="000000"/>
-                <w:left w:val="none" w:sz="0" w:space="0" w:color="000000"/>
-                <w:right w:val="none" w:sz="0" w:space="0" w:color="000000"/>
-              </w:pBdr>
-              <w:spacing w:after="100" w:before="100" w:line="240"/>
-              <w:ind w:left="100" w:right="100" w:firstLine="0" w:firstLineChars="0"/>
-              <w:rPr>
-                <w:rFonts w:ascii="Arial" w:hAnsi="Helvetica" w:eastAsia="Helvetica" w:cs="Helvetica"/>
-                <w:i w:val="false"/>
-                <w:b w:val="false"/>
-                <w:u w:val="none"/>
-                <w:strike w:val="false"/>
-                <w:sz w:val="20"/>
-                <w:szCs w:val="20"/>
-                <w:color w:val="000000"/>
-              </w:rPr>
-            </w:pPr>
-            <w:r>
-              <w:rPr>
-                <w:rFonts w:ascii="Arial" w:hAnsi="Helvetica" w:eastAsia="Helvetica" w:cs="Helvetica"/>
-                <w:i w:val="false"/>
-                <w:b w:val="false"/>
-                <w:u w:val="none"/>
-                <w:strike w:val="false"/>
-                <w:sz w:val="20"/>
-                <w:szCs w:val="20"/>
-                <w:color w:val="000000"/>
-              </w:rPr>
-              <w:t xml:space="preserve">14</w:t>
-            </w:r>
-          </w:p>
-        </w:tc>
-        <w:tc>
-          <w:tcPr>
-            <w:tcBorders>
-              <w:bottom w:val="single" w:sz="6" w:space="0" w:color="BEBEBE"/>
-              <w:top w:val="single" w:sz="12" w:space="0" w:color="BEBEBE"/>
-              <w:left w:val="none" w:sz="0" w:space="0" w:color="000000"/>
-              <w:right w:val="none" w:sz="0" w:space="0" w:color="000000"/>
-            </w:tcBorders>
-            <w:shd w:val="clear" w:color="auto" w:fill="FFFFFF"/>
-            <w:tcMar>
-              <w:top w:w="0" w:type="dxa"/>
-              <w:bottom w:w="0" w:type="dxa"/>
-              <w:left w:w="0" w:type="dxa"/>
-              <w:right w:w="0" w:type="dxa"/>
-            </w:tcMar>
-            <w:vAlign w:val="center"/>
-          </w:tcPr>
-          <w:p>
-            <w:pPr>
-              <w:jc w:val="right"/>
-              <w:pBdr>
-                <w:bottom w:val="none" w:sz="0" w:space="0" w:color="000000"/>
-                <w:top w:val="none" w:sz="0" w:space="0" w:color="000000"/>
-                <w:left w:val="none" w:sz="0" w:space="0" w:color="000000"/>
-                <w:right w:val="none" w:sz="0" w:space="0" w:color="000000"/>
-              </w:pBdr>
-              <w:spacing w:after="100" w:before="100" w:line="240"/>
-              <w:ind w:left="100" w:right="100" w:firstLine="0" w:firstLineChars="0"/>
-              <w:rPr>
-                <w:rFonts w:ascii="Arial" w:hAnsi="Helvetica" w:eastAsia="Helvetica" w:cs="Helvetica"/>
-                <w:i w:val="false"/>
-                <w:b w:val="false"/>
-                <w:u w:val="none"/>
-                <w:strike w:val="false"/>
-                <w:sz w:val="20"/>
-                <w:szCs w:val="20"/>
-                <w:color w:val="000000"/>
-              </w:rPr>
-            </w:pPr>
-            <w:r>
-              <w:rPr>
-                <w:rFonts w:ascii="Arial" w:hAnsi="Helvetica" w:eastAsia="Helvetica" w:cs="Helvetica"/>
-                <w:i w:val="false"/>
-                <w:b w:val="false"/>
-                <w:u w:val="none"/>
-                <w:strike w:val="false"/>
-                <w:sz w:val="20"/>
-                <w:szCs w:val="20"/>
-                <w:color w:val="000000"/>
-              </w:rPr>
-              <w:t xml:space="preserve">34</w:t>
-            </w:r>
-          </w:p>
-        </w:tc>
-        <w:tc>
-          <w:tcPr>
-            <w:tcBorders>
-              <w:bottom w:val="single" w:sz="6" w:space="0" w:color="BEBEBE"/>
-              <w:top w:val="single" w:sz="12" w:space="0" w:color="BEBEBE"/>
-              <w:left w:val="none" w:sz="0" w:space="0" w:color="000000"/>
-              <w:right w:val="none" w:sz="0" w:space="0" w:color="000000"/>
-            </w:tcBorders>
-            <w:shd w:val="clear" w:color="auto" w:fill="FFFFFF"/>
-            <w:tcMar>
-              <w:top w:w="0" w:type="dxa"/>
-              <w:bottom w:w="0" w:type="dxa"/>
-              <w:left w:w="0" w:type="dxa"/>
-              <w:right w:w="0" w:type="dxa"/>
-            </w:tcMar>
-            <w:vAlign w:val="center"/>
-          </w:tcPr>
-          <w:p>
-            <w:pPr>
-              <w:jc w:val="right"/>
-              <w:pBdr>
-                <w:bottom w:val="none" w:sz="0" w:space="0" w:color="000000"/>
-                <w:top w:val="none" w:sz="0" w:space="0" w:color="000000"/>
-                <w:left w:val="none" w:sz="0" w:space="0" w:color="000000"/>
-                <w:right w:val="none" w:sz="0" w:space="0" w:color="000000"/>
-              </w:pBdr>
-              <w:spacing w:after="100" w:before="100" w:line="240"/>
-              <w:ind w:left="100" w:right="100" w:firstLine="0" w:firstLineChars="0"/>
-              <w:rPr>
-                <w:rFonts w:ascii="Arial" w:hAnsi="Helvetica" w:eastAsia="Helvetica" w:cs="Helvetica"/>
-                <w:i w:val="false"/>
-                <w:b w:val="false"/>
-                <w:u w:val="none"/>
-                <w:strike w:val="false"/>
-                <w:sz w:val="20"/>
-                <w:szCs w:val="20"/>
-                <w:color w:val="000000"/>
-              </w:rPr>
-            </w:pPr>
-            <w:r>
-              <w:rPr>
-                <w:rFonts w:ascii="Arial" w:hAnsi="Helvetica" w:eastAsia="Helvetica" w:cs="Helvetica"/>
-                <w:i w:val="false"/>
-                <w:b w:val="false"/>
-                <w:u w:val="none"/>
-                <w:strike w:val="false"/>
-                <w:sz w:val="20"/>
-                <w:szCs w:val="20"/>
-                <w:color w:val="000000"/>
-              </w:rPr>
-              <w:t xml:space="preserve">36</w:t>
-            </w:r>
-          </w:p>
-        </w:tc>
-        <w:tc>
-          <w:tcPr>
-            <w:tcBorders>
-              <w:bottom w:val="single" w:sz="6" w:space="0" w:color="BEBEBE"/>
-              <w:top w:val="single" w:sz="12" w:space="0" w:color="BEBEBE"/>
-              <w:left w:val="none" w:sz="0" w:space="0" w:color="000000"/>
-              <w:right w:val="none" w:sz="0" w:space="0" w:color="000000"/>
-            </w:tcBorders>
-            <w:shd w:val="clear" w:color="auto" w:fill="FFFFFF"/>
-            <w:tcMar>
-              <w:top w:w="0" w:type="dxa"/>
-              <w:bottom w:w="0" w:type="dxa"/>
-              <w:left w:w="0" w:type="dxa"/>
-              <w:right w:w="0" w:type="dxa"/>
-            </w:tcMar>
-            <w:vAlign w:val="center"/>
-          </w:tcPr>
-          <w:p>
-            <w:pPr>
-              <w:jc w:val="right"/>
-              <w:pBdr>
-                <w:bottom w:val="none" w:sz="0" w:space="0" w:color="000000"/>
-                <w:top w:val="none" w:sz="0" w:space="0" w:color="000000"/>
-                <w:left w:val="none" w:sz="0" w:space="0" w:color="000000"/>
-                <w:right w:val="none" w:sz="0" w:space="0" w:color="000000"/>
-              </w:pBdr>
-              <w:spacing w:after="100" w:before="100" w:line="240"/>
-              <w:ind w:left="100" w:right="100" w:firstLine="0" w:firstLineChars="0"/>
-              <w:rPr>
-                <w:rFonts w:ascii="Arial" w:hAnsi="Helvetica" w:eastAsia="Helvetica" w:cs="Helvetica"/>
-                <w:i w:val="false"/>
-                <w:b w:val="false"/>
-                <w:u w:val="none"/>
-                <w:strike w:val="false"/>
-                <w:sz w:val="20"/>
-                <w:szCs w:val="20"/>
-                <w:color w:val="000000"/>
-              </w:rPr>
-            </w:pPr>
-            <w:r>
-              <w:rPr>
-                <w:rFonts w:ascii="Arial" w:hAnsi="Helvetica" w:eastAsia="Helvetica" w:cs="Helvetica"/>
-                <w:i w:val="false"/>
-                <w:b w:val="false"/>
-                <w:u w:val="none"/>
-                <w:strike w:val="false"/>
-                <w:sz w:val="20"/>
-                <w:szCs w:val="20"/>
-                <w:color w:val="000000"/>
-              </w:rPr>
-              <w:t xml:space="preserve"/>
-            </w:r>
-          </w:p>
-        </w:tc>
-        <w:tc>
-          <w:tcPr>
-            <w:tcBorders>
-              <w:bottom w:val="single" w:sz="6" w:space="0" w:color="BEBEBE"/>
-              <w:top w:val="single" w:sz="12" w:space="0" w:color="BEBEBE"/>
-              <w:left w:val="none" w:sz="0" w:space="0" w:color="000000"/>
-              <w:right w:val="none" w:sz="0" w:space="0" w:color="000000"/>
-            </w:tcBorders>
-            <w:shd w:val="clear" w:color="auto" w:fill="FFFFFF"/>
-            <w:tcMar>
-              <w:top w:w="0" w:type="dxa"/>
-              <w:bottom w:w="0" w:type="dxa"/>
-              <w:left w:w="0" w:type="dxa"/>
-              <w:right w:w="0" w:type="dxa"/>
-            </w:tcMar>
-            <w:vAlign w:val="center"/>
-          </w:tcPr>
-          <w:p>
-            <w:pPr>
-              <w:jc w:val="right"/>
-              <w:pBdr>
-                <w:bottom w:val="none" w:sz="0" w:space="0" w:color="000000"/>
-                <w:top w:val="none" w:sz="0" w:space="0" w:color="000000"/>
-                <w:left w:val="none" w:sz="0" w:space="0" w:color="000000"/>
-                <w:right w:val="none" w:sz="0" w:space="0" w:color="000000"/>
-              </w:pBdr>
-              <w:spacing w:after="100" w:before="100" w:line="240"/>
-              <w:ind w:left="100" w:right="100" w:firstLine="0" w:firstLineChars="0"/>
-              <w:rPr>
-                <w:rFonts w:ascii="Arial" w:hAnsi="Helvetica" w:eastAsia="Helvetica" w:cs="Helvetica"/>
-                <w:i w:val="false"/>
-                <w:b w:val="false"/>
-                <w:u w:val="none"/>
-                <w:strike w:val="false"/>
-                <w:sz w:val="20"/>
-                <w:szCs w:val="20"/>
-                <w:color w:val="000000"/>
-              </w:rPr>
-            </w:pPr>
-            <w:r>
-              <w:rPr>
-                <w:rFonts w:ascii="Arial" w:hAnsi="Helvetica" w:eastAsia="Helvetica" w:cs="Helvetica"/>
-                <w:i w:val="false"/>
-                <w:b w:val="false"/>
-                <w:u w:val="none"/>
-                <w:strike w:val="false"/>
-                <w:sz w:val="20"/>
-                <w:szCs w:val="20"/>
-                <w:color w:val="000000"/>
-              </w:rPr>
-              <w:t xml:space="preserve">28</w:t>
+              <w:t xml:space="preserve">23</w:t>
             </w:r>
           </w:p>
         </w:tc>
@@ -1760,277 +1215,7 @@
                 <w:szCs w:val="20"/>
                 <w:color w:val="000000"/>
               </w:rPr>
-              <w:t xml:space="preserve">8</w:t>
-            </w:r>
-          </w:p>
-        </w:tc>
-        <w:tc>
-          <w:tcPr>
-            <w:tcBorders>
-              <w:bottom w:val="single" w:sz="6" w:space="0" w:color="BEBEBE"/>
-              <w:top w:val="single" w:sz="6" w:space="0" w:color="BEBEBE"/>
-              <w:left w:val="none" w:sz="0" w:space="0" w:color="000000"/>
-              <w:right w:val="none" w:sz="0" w:space="0" w:color="000000"/>
-            </w:tcBorders>
-            <w:shd w:val="clear" w:color="auto" w:fill="FFFFFF"/>
-            <w:tcMar>
-              <w:top w:w="0" w:type="dxa"/>
-              <w:bottom w:w="0" w:type="dxa"/>
-              <w:left w:w="0" w:type="dxa"/>
-              <w:right w:w="0" w:type="dxa"/>
-            </w:tcMar>
-            <w:vAlign w:val="center"/>
-          </w:tcPr>
-          <w:p>
-            <w:pPr>
-              <w:jc w:val="right"/>
-              <w:pBdr>
-                <w:bottom w:val="none" w:sz="0" w:space="0" w:color="000000"/>
-                <w:top w:val="none" w:sz="0" w:space="0" w:color="000000"/>
-                <w:left w:val="none" w:sz="0" w:space="0" w:color="000000"/>
-                <w:right w:val="none" w:sz="0" w:space="0" w:color="000000"/>
-              </w:pBdr>
-              <w:spacing w:after="100" w:before="100" w:line="240"/>
-              <w:ind w:left="100" w:right="100" w:firstLine="0" w:firstLineChars="0"/>
-              <w:rPr>
-                <w:rFonts w:ascii="Arial" w:hAnsi="Helvetica" w:eastAsia="Helvetica" w:cs="Helvetica"/>
-                <w:i w:val="false"/>
-                <w:b w:val="false"/>
-                <w:u w:val="none"/>
-                <w:strike w:val="false"/>
-                <w:sz w:val="20"/>
-                <w:szCs w:val="20"/>
-                <w:color w:val="000000"/>
-              </w:rPr>
-            </w:pPr>
-            <w:r>
-              <w:rPr>
-                <w:rFonts w:ascii="Arial" w:hAnsi="Helvetica" w:eastAsia="Helvetica" w:cs="Helvetica"/>
-                <w:i w:val="false"/>
-                <w:b w:val="false"/>
-                <w:u w:val="none"/>
-                <w:strike w:val="false"/>
-                <w:sz w:val="20"/>
-                <w:szCs w:val="20"/>
-                <w:color w:val="000000"/>
-              </w:rPr>
-              <w:t xml:space="preserve">17</w:t>
-            </w:r>
-          </w:p>
-        </w:tc>
-        <w:tc>
-          <w:tcPr>
-            <w:tcBorders>
-              <w:bottom w:val="single" w:sz="6" w:space="0" w:color="BEBEBE"/>
-              <w:top w:val="single" w:sz="6" w:space="0" w:color="BEBEBE"/>
-              <w:left w:val="none" w:sz="0" w:space="0" w:color="000000"/>
-              <w:right w:val="none" w:sz="0" w:space="0" w:color="000000"/>
-            </w:tcBorders>
-            <w:shd w:val="clear" w:color="auto" w:fill="FFFFFF"/>
-            <w:tcMar>
-              <w:top w:w="0" w:type="dxa"/>
-              <w:bottom w:w="0" w:type="dxa"/>
-              <w:left w:w="0" w:type="dxa"/>
-              <w:right w:w="0" w:type="dxa"/>
-            </w:tcMar>
-            <w:vAlign w:val="center"/>
-          </w:tcPr>
-          <w:p>
-            <w:pPr>
-              <w:jc w:val="right"/>
-              <w:pBdr>
-                <w:bottom w:val="none" w:sz="0" w:space="0" w:color="000000"/>
-                <w:top w:val="none" w:sz="0" w:space="0" w:color="000000"/>
-                <w:left w:val="none" w:sz="0" w:space="0" w:color="000000"/>
-                <w:right w:val="none" w:sz="0" w:space="0" w:color="000000"/>
-              </w:pBdr>
-              <w:spacing w:after="100" w:before="100" w:line="240"/>
-              <w:ind w:left="100" w:right="100" w:firstLine="0" w:firstLineChars="0"/>
-              <w:rPr>
-                <w:rFonts w:ascii="Arial" w:hAnsi="Helvetica" w:eastAsia="Helvetica" w:cs="Helvetica"/>
-                <w:i w:val="false"/>
-                <w:b w:val="false"/>
-                <w:u w:val="none"/>
-                <w:strike w:val="false"/>
-                <w:sz w:val="20"/>
-                <w:szCs w:val="20"/>
-                <w:color w:val="000000"/>
-              </w:rPr>
-            </w:pPr>
-            <w:r>
-              <w:rPr>
-                <w:rFonts w:ascii="Arial" w:hAnsi="Helvetica" w:eastAsia="Helvetica" w:cs="Helvetica"/>
-                <w:i w:val="false"/>
-                <w:b w:val="false"/>
-                <w:u w:val="none"/>
-                <w:strike w:val="false"/>
-                <w:sz w:val="20"/>
-                <w:szCs w:val="20"/>
-                <w:color w:val="000000"/>
-              </w:rPr>
               <w:t xml:space="preserve">4</w:t>
-            </w:r>
-          </w:p>
-        </w:tc>
-        <w:tc>
-          <w:tcPr>
-            <w:tcBorders>
-              <w:bottom w:val="single" w:sz="6" w:space="0" w:color="BEBEBE"/>
-              <w:top w:val="single" w:sz="6" w:space="0" w:color="BEBEBE"/>
-              <w:left w:val="none" w:sz="0" w:space="0" w:color="000000"/>
-              <w:right w:val="none" w:sz="0" w:space="0" w:color="000000"/>
-            </w:tcBorders>
-            <w:shd w:val="clear" w:color="auto" w:fill="FFFFFF"/>
-            <w:tcMar>
-              <w:top w:w="0" w:type="dxa"/>
-              <w:bottom w:w="0" w:type="dxa"/>
-              <w:left w:w="0" w:type="dxa"/>
-              <w:right w:w="0" w:type="dxa"/>
-            </w:tcMar>
-            <w:vAlign w:val="center"/>
-          </w:tcPr>
-          <w:p>
-            <w:pPr>
-              <w:jc w:val="right"/>
-              <w:pBdr>
-                <w:bottom w:val="none" w:sz="0" w:space="0" w:color="000000"/>
-                <w:top w:val="none" w:sz="0" w:space="0" w:color="000000"/>
-                <w:left w:val="none" w:sz="0" w:space="0" w:color="000000"/>
-                <w:right w:val="none" w:sz="0" w:space="0" w:color="000000"/>
-              </w:pBdr>
-              <w:spacing w:after="100" w:before="100" w:line="240"/>
-              <w:ind w:left="100" w:right="100" w:firstLine="0" w:firstLineChars="0"/>
-              <w:rPr>
-                <w:rFonts w:ascii="Arial" w:hAnsi="Helvetica" w:eastAsia="Helvetica" w:cs="Helvetica"/>
-                <w:i w:val="false"/>
-                <w:b w:val="false"/>
-                <w:u w:val="none"/>
-                <w:strike w:val="false"/>
-                <w:sz w:val="20"/>
-                <w:szCs w:val="20"/>
-                <w:color w:val="000000"/>
-              </w:rPr>
-            </w:pPr>
-            <w:r>
-              <w:rPr>
-                <w:rFonts w:ascii="Arial" w:hAnsi="Helvetica" w:eastAsia="Helvetica" w:cs="Helvetica"/>
-                <w:i w:val="false"/>
-                <w:b w:val="false"/>
-                <w:u w:val="none"/>
-                <w:strike w:val="false"/>
-                <w:sz w:val="20"/>
-                <w:szCs w:val="20"/>
-                <w:color w:val="000000"/>
-              </w:rPr>
-              <w:t xml:space="preserve">18</w:t>
-            </w:r>
-          </w:p>
-        </w:tc>
-        <w:tc>
-          <w:tcPr>
-            <w:tcBorders>
-              <w:bottom w:val="single" w:sz="6" w:space="0" w:color="BEBEBE"/>
-              <w:top w:val="single" w:sz="6" w:space="0" w:color="BEBEBE"/>
-              <w:left w:val="none" w:sz="0" w:space="0" w:color="000000"/>
-              <w:right w:val="none" w:sz="0" w:space="0" w:color="000000"/>
-            </w:tcBorders>
-            <w:shd w:val="clear" w:color="auto" w:fill="FFFFFF"/>
-            <w:tcMar>
-              <w:top w:w="0" w:type="dxa"/>
-              <w:bottom w:w="0" w:type="dxa"/>
-              <w:left w:w="0" w:type="dxa"/>
-              <w:right w:w="0" w:type="dxa"/>
-            </w:tcMar>
-            <w:vAlign w:val="center"/>
-          </w:tcPr>
-          <w:p>
-            <w:pPr>
-              <w:jc w:val="right"/>
-              <w:pBdr>
-                <w:bottom w:val="none" w:sz="0" w:space="0" w:color="000000"/>
-                <w:top w:val="none" w:sz="0" w:space="0" w:color="000000"/>
-                <w:left w:val="none" w:sz="0" w:space="0" w:color="000000"/>
-                <w:right w:val="none" w:sz="0" w:space="0" w:color="000000"/>
-              </w:pBdr>
-              <w:spacing w:after="100" w:before="100" w:line="240"/>
-              <w:ind w:left="100" w:right="100" w:firstLine="0" w:firstLineChars="0"/>
-              <w:rPr>
-                <w:rFonts w:ascii="Arial" w:hAnsi="Helvetica" w:eastAsia="Helvetica" w:cs="Helvetica"/>
-                <w:i w:val="false"/>
-                <w:b w:val="false"/>
-                <w:u w:val="none"/>
-                <w:strike w:val="false"/>
-                <w:sz w:val="20"/>
-                <w:szCs w:val="20"/>
-                <w:color w:val="000000"/>
-              </w:rPr>
-            </w:pPr>
-            <w:r>
-              <w:rPr>
-                <w:rFonts w:ascii="Arial" w:hAnsi="Helvetica" w:eastAsia="Helvetica" w:cs="Helvetica"/>
-                <w:i w:val="false"/>
-                <w:b w:val="false"/>
-                <w:u w:val="none"/>
-                <w:strike w:val="false"/>
-                <w:sz w:val="20"/>
-                <w:szCs w:val="20"/>
-                <w:color w:val="000000"/>
-              </w:rPr>
-              <w:t xml:space="preserve">20</w:t>
-            </w:r>
-          </w:p>
-        </w:tc>
-        <w:tc>
-          <w:tcPr>
-            <w:tcBorders>
-              <w:bottom w:val="single" w:sz="6" w:space="0" w:color="BEBEBE"/>
-              <w:top w:val="single" w:sz="6" w:space="0" w:color="BEBEBE"/>
-              <w:left w:val="none" w:sz="0" w:space="0" w:color="000000"/>
-              <w:right w:val="none" w:sz="0" w:space="0" w:color="000000"/>
-            </w:tcBorders>
-            <w:shd w:val="clear" w:color="auto" w:fill="FFFFFF"/>
-            <w:tcMar>
-              <w:top w:w="0" w:type="dxa"/>
-              <w:bottom w:w="0" w:type="dxa"/>
-              <w:left w:w="0" w:type="dxa"/>
-              <w:right w:w="0" w:type="dxa"/>
-            </w:tcMar>
-            <w:vAlign w:val="center"/>
-          </w:tcPr>
-          <w:p>
-            <w:pPr>
-              <w:jc w:val="right"/>
-              <w:pBdr>
-                <w:bottom w:val="none" w:sz="0" w:space="0" w:color="000000"/>
-                <w:top w:val="none" w:sz="0" w:space="0" w:color="000000"/>
-                <w:left w:val="none" w:sz="0" w:space="0" w:color="000000"/>
-                <w:right w:val="none" w:sz="0" w:space="0" w:color="000000"/>
-              </w:pBdr>
-              <w:spacing w:after="100" w:before="100" w:line="240"/>
-              <w:ind w:left="100" w:right="100" w:firstLine="0" w:firstLineChars="0"/>
-              <w:rPr>
-                <w:rFonts w:ascii="Arial" w:hAnsi="Helvetica" w:eastAsia="Helvetica" w:cs="Helvetica"/>
-                <w:i w:val="false"/>
-                <w:b w:val="false"/>
-                <w:u w:val="none"/>
-                <w:strike w:val="false"/>
-                <w:sz w:val="20"/>
-                <w:szCs w:val="20"/>
-                <w:color w:val="000000"/>
-              </w:rPr>
-            </w:pPr>
-            <w:r>
-              <w:rPr>
-                <w:rFonts w:ascii="Arial" w:hAnsi="Helvetica" w:eastAsia="Helvetica" w:cs="Helvetica"/>
-                <w:i w:val="false"/>
-                <w:b w:val="false"/>
-                <w:u w:val="none"/>
-                <w:strike w:val="false"/>
-                <w:sz w:val="20"/>
-                <w:szCs w:val="20"/>
-                <w:color w:val="000000"/>
-              </w:rPr>
-              <w:t xml:space="preserve"/>
             </w:r>
           </w:p>
         </w:tc>
@@ -2330,7 +1515,7 @@
                 <w:szCs w:val="20"/>
                 <w:color w:val="000000"/>
               </w:rPr>
-              <w:t xml:space="preserve">26</w:t>
+              <w:t xml:space="preserve">25</w:t>
             </w:r>
           </w:p>
         </w:tc>
@@ -2438,277 +1623,7 @@
                 <w:szCs w:val="20"/>
                 <w:color w:val="000000"/>
               </w:rPr>
-              <w:t xml:space="preserve">15</w:t>
-            </w:r>
-          </w:p>
-        </w:tc>
-        <w:tc>
-          <w:tcPr>
-            <w:tcBorders>
-              <w:bottom w:val="single" w:sz="6" w:space="0" w:color="BEBEBE"/>
-              <w:top w:val="single" w:sz="6" w:space="0" w:color="BEBEBE"/>
-              <w:left w:val="none" w:sz="0" w:space="0" w:color="000000"/>
-              <w:right w:val="none" w:sz="0" w:space="0" w:color="000000"/>
-            </w:tcBorders>
-            <w:shd w:val="clear" w:color="auto" w:fill="FFFFFF"/>
-            <w:tcMar>
-              <w:top w:w="0" w:type="dxa"/>
-              <w:bottom w:w="0" w:type="dxa"/>
-              <w:left w:w="0" w:type="dxa"/>
-              <w:right w:w="0" w:type="dxa"/>
-            </w:tcMar>
-            <w:vAlign w:val="center"/>
-          </w:tcPr>
-          <w:p>
-            <w:pPr>
-              <w:jc w:val="right"/>
-              <w:pBdr>
-                <w:bottom w:val="none" w:sz="0" w:space="0" w:color="000000"/>
-                <w:top w:val="none" w:sz="0" w:space="0" w:color="000000"/>
-                <w:left w:val="none" w:sz="0" w:space="0" w:color="000000"/>
-                <w:right w:val="none" w:sz="0" w:space="0" w:color="000000"/>
-              </w:pBdr>
-              <w:spacing w:after="100" w:before="100" w:line="240"/>
-              <w:ind w:left="100" w:right="100" w:firstLine="0" w:firstLineChars="0"/>
-              <w:rPr>
-                <w:rFonts w:ascii="Arial" w:hAnsi="Helvetica" w:eastAsia="Helvetica" w:cs="Helvetica"/>
-                <w:i w:val="false"/>
-                <w:b w:val="false"/>
-                <w:u w:val="none"/>
-                <w:strike w:val="false"/>
-                <w:sz w:val="20"/>
-                <w:szCs w:val="20"/>
-                <w:color w:val="000000"/>
-              </w:rPr>
-            </w:pPr>
-            <w:r>
-              <w:rPr>
-                <w:rFonts w:ascii="Arial" w:hAnsi="Helvetica" w:eastAsia="Helvetica" w:cs="Helvetica"/>
-                <w:i w:val="false"/>
-                <w:b w:val="false"/>
-                <w:u w:val="none"/>
-                <w:strike w:val="false"/>
-                <w:sz w:val="20"/>
-                <w:szCs w:val="20"/>
-                <w:color w:val="000000"/>
-              </w:rPr>
-              <w:t xml:space="preserve">15</w:t>
-            </w:r>
-          </w:p>
-        </w:tc>
-        <w:tc>
-          <w:tcPr>
-            <w:tcBorders>
-              <w:bottom w:val="single" w:sz="6" w:space="0" w:color="BEBEBE"/>
-              <w:top w:val="single" w:sz="6" w:space="0" w:color="BEBEBE"/>
-              <w:left w:val="none" w:sz="0" w:space="0" w:color="000000"/>
-              <w:right w:val="none" w:sz="0" w:space="0" w:color="000000"/>
-            </w:tcBorders>
-            <w:shd w:val="clear" w:color="auto" w:fill="FFFFFF"/>
-            <w:tcMar>
-              <w:top w:w="0" w:type="dxa"/>
-              <w:bottom w:w="0" w:type="dxa"/>
-              <w:left w:w="0" w:type="dxa"/>
-              <w:right w:w="0" w:type="dxa"/>
-            </w:tcMar>
-            <w:vAlign w:val="center"/>
-          </w:tcPr>
-          <w:p>
-            <w:pPr>
-              <w:jc w:val="right"/>
-              <w:pBdr>
-                <w:bottom w:val="none" w:sz="0" w:space="0" w:color="000000"/>
-                <w:top w:val="none" w:sz="0" w:space="0" w:color="000000"/>
-                <w:left w:val="none" w:sz="0" w:space="0" w:color="000000"/>
-                <w:right w:val="none" w:sz="0" w:space="0" w:color="000000"/>
-              </w:pBdr>
-              <w:spacing w:after="100" w:before="100" w:line="240"/>
-              <w:ind w:left="100" w:right="100" w:firstLine="0" w:firstLineChars="0"/>
-              <w:rPr>
-                <w:rFonts w:ascii="Arial" w:hAnsi="Helvetica" w:eastAsia="Helvetica" w:cs="Helvetica"/>
-                <w:i w:val="false"/>
-                <w:b w:val="false"/>
-                <w:u w:val="none"/>
-                <w:strike w:val="false"/>
-                <w:sz w:val="20"/>
-                <w:szCs w:val="20"/>
-                <w:color w:val="000000"/>
-              </w:rPr>
-            </w:pPr>
-            <w:r>
-              <w:rPr>
-                <w:rFonts w:ascii="Arial" w:hAnsi="Helvetica" w:eastAsia="Helvetica" w:cs="Helvetica"/>
-                <w:i w:val="false"/>
-                <w:b w:val="false"/>
-                <w:u w:val="none"/>
-                <w:strike w:val="false"/>
-                <w:sz w:val="20"/>
-                <w:szCs w:val="20"/>
-                <w:color w:val="000000"/>
-              </w:rPr>
               <w:t xml:space="preserve">17</w:t>
-            </w:r>
-          </w:p>
-        </w:tc>
-        <w:tc>
-          <w:tcPr>
-            <w:tcBorders>
-              <w:bottom w:val="single" w:sz="6" w:space="0" w:color="BEBEBE"/>
-              <w:top w:val="single" w:sz="6" w:space="0" w:color="BEBEBE"/>
-              <w:left w:val="none" w:sz="0" w:space="0" w:color="000000"/>
-              <w:right w:val="none" w:sz="0" w:space="0" w:color="000000"/>
-            </w:tcBorders>
-            <w:shd w:val="clear" w:color="auto" w:fill="FFFFFF"/>
-            <w:tcMar>
-              <w:top w:w="0" w:type="dxa"/>
-              <w:bottom w:w="0" w:type="dxa"/>
-              <w:left w:w="0" w:type="dxa"/>
-              <w:right w:w="0" w:type="dxa"/>
-            </w:tcMar>
-            <w:vAlign w:val="center"/>
-          </w:tcPr>
-          <w:p>
-            <w:pPr>
-              <w:jc w:val="right"/>
-              <w:pBdr>
-                <w:bottom w:val="none" w:sz="0" w:space="0" w:color="000000"/>
-                <w:top w:val="none" w:sz="0" w:space="0" w:color="000000"/>
-                <w:left w:val="none" w:sz="0" w:space="0" w:color="000000"/>
-                <w:right w:val="none" w:sz="0" w:space="0" w:color="000000"/>
-              </w:pBdr>
-              <w:spacing w:after="100" w:before="100" w:line="240"/>
-              <w:ind w:left="100" w:right="100" w:firstLine="0" w:firstLineChars="0"/>
-              <w:rPr>
-                <w:rFonts w:ascii="Arial" w:hAnsi="Helvetica" w:eastAsia="Helvetica" w:cs="Helvetica"/>
-                <w:i w:val="false"/>
-                <w:b w:val="false"/>
-                <w:u w:val="none"/>
-                <w:strike w:val="false"/>
-                <w:sz w:val="20"/>
-                <w:szCs w:val="20"/>
-                <w:color w:val="000000"/>
-              </w:rPr>
-            </w:pPr>
-            <w:r>
-              <w:rPr>
-                <w:rFonts w:ascii="Arial" w:hAnsi="Helvetica" w:eastAsia="Helvetica" w:cs="Helvetica"/>
-                <w:i w:val="false"/>
-                <w:b w:val="false"/>
-                <w:u w:val="none"/>
-                <w:strike w:val="false"/>
-                <w:sz w:val="20"/>
-                <w:szCs w:val="20"/>
-                <w:color w:val="000000"/>
-              </w:rPr>
-              <w:t xml:space="preserve">46</w:t>
-            </w:r>
-          </w:p>
-        </w:tc>
-        <w:tc>
-          <w:tcPr>
-            <w:tcBorders>
-              <w:bottom w:val="single" w:sz="6" w:space="0" w:color="BEBEBE"/>
-              <w:top w:val="single" w:sz="6" w:space="0" w:color="BEBEBE"/>
-              <w:left w:val="none" w:sz="0" w:space="0" w:color="000000"/>
-              <w:right w:val="none" w:sz="0" w:space="0" w:color="000000"/>
-            </w:tcBorders>
-            <w:shd w:val="clear" w:color="auto" w:fill="FFFFFF"/>
-            <w:tcMar>
-              <w:top w:w="0" w:type="dxa"/>
-              <w:bottom w:w="0" w:type="dxa"/>
-              <w:left w:w="0" w:type="dxa"/>
-              <w:right w:w="0" w:type="dxa"/>
-            </w:tcMar>
-            <w:vAlign w:val="center"/>
-          </w:tcPr>
-          <w:p>
-            <w:pPr>
-              <w:jc w:val="right"/>
-              <w:pBdr>
-                <w:bottom w:val="none" w:sz="0" w:space="0" w:color="000000"/>
-                <w:top w:val="none" w:sz="0" w:space="0" w:color="000000"/>
-                <w:left w:val="none" w:sz="0" w:space="0" w:color="000000"/>
-                <w:right w:val="none" w:sz="0" w:space="0" w:color="000000"/>
-              </w:pBdr>
-              <w:spacing w:after="100" w:before="100" w:line="240"/>
-              <w:ind w:left="100" w:right="100" w:firstLine="0" w:firstLineChars="0"/>
-              <w:rPr>
-                <w:rFonts w:ascii="Arial" w:hAnsi="Helvetica" w:eastAsia="Helvetica" w:cs="Helvetica"/>
-                <w:i w:val="false"/>
-                <w:b w:val="false"/>
-                <w:u w:val="none"/>
-                <w:strike w:val="false"/>
-                <w:sz w:val="20"/>
-                <w:szCs w:val="20"/>
-                <w:color w:val="000000"/>
-              </w:rPr>
-            </w:pPr>
-            <w:r>
-              <w:rPr>
-                <w:rFonts w:ascii="Arial" w:hAnsi="Helvetica" w:eastAsia="Helvetica" w:cs="Helvetica"/>
-                <w:i w:val="false"/>
-                <w:b w:val="false"/>
-                <w:u w:val="none"/>
-                <w:strike w:val="false"/>
-                <w:sz w:val="20"/>
-                <w:szCs w:val="20"/>
-                <w:color w:val="000000"/>
-              </w:rPr>
-              <w:t xml:space="preserve">47</w:t>
-            </w:r>
-          </w:p>
-        </w:tc>
-        <w:tc>
-          <w:tcPr>
-            <w:tcBorders>
-              <w:bottom w:val="single" w:sz="6" w:space="0" w:color="BEBEBE"/>
-              <w:top w:val="single" w:sz="6" w:space="0" w:color="BEBEBE"/>
-              <w:left w:val="none" w:sz="0" w:space="0" w:color="000000"/>
-              <w:right w:val="none" w:sz="0" w:space="0" w:color="000000"/>
-            </w:tcBorders>
-            <w:shd w:val="clear" w:color="auto" w:fill="FFFFFF"/>
-            <w:tcMar>
-              <w:top w:w="0" w:type="dxa"/>
-              <w:bottom w:w="0" w:type="dxa"/>
-              <w:left w:w="0" w:type="dxa"/>
-              <w:right w:w="0" w:type="dxa"/>
-            </w:tcMar>
-            <w:vAlign w:val="center"/>
-          </w:tcPr>
-          <w:p>
-            <w:pPr>
-              <w:jc w:val="right"/>
-              <w:pBdr>
-                <w:bottom w:val="none" w:sz="0" w:space="0" w:color="000000"/>
-                <w:top w:val="none" w:sz="0" w:space="0" w:color="000000"/>
-                <w:left w:val="none" w:sz="0" w:space="0" w:color="000000"/>
-                <w:right w:val="none" w:sz="0" w:space="0" w:color="000000"/>
-              </w:pBdr>
-              <w:spacing w:after="100" w:before="100" w:line="240"/>
-              <w:ind w:left="100" w:right="100" w:firstLine="0" w:firstLineChars="0"/>
-              <w:rPr>
-                <w:rFonts w:ascii="Arial" w:hAnsi="Helvetica" w:eastAsia="Helvetica" w:cs="Helvetica"/>
-                <w:i w:val="false"/>
-                <w:b w:val="false"/>
-                <w:u w:val="none"/>
-                <w:strike w:val="false"/>
-                <w:sz w:val="20"/>
-                <w:szCs w:val="20"/>
-                <w:color w:val="000000"/>
-              </w:rPr>
-            </w:pPr>
-            <w:r>
-              <w:rPr>
-                <w:rFonts w:ascii="Arial" w:hAnsi="Helvetica" w:eastAsia="Helvetica" w:cs="Helvetica"/>
-                <w:i w:val="false"/>
-                <w:b w:val="false"/>
-                <w:u w:val="none"/>
-                <w:strike w:val="false"/>
-                <w:sz w:val="20"/>
-                <w:szCs w:val="20"/>
-                <w:color w:val="000000"/>
-              </w:rPr>
-              <w:t xml:space="preserve"/>
             </w:r>
           </w:p>
         </w:tc>
@@ -3008,7 +1923,7 @@
                 <w:szCs w:val="20"/>
                 <w:color w:val="000000"/>
               </w:rPr>
-              <w:t xml:space="preserve">54</w:t>
+              <w:t xml:space="preserve">53</w:t>
             </w:r>
           </w:p>
         </w:tc>
@@ -3116,277 +2031,7 @@
                 <w:szCs w:val="20"/>
                 <w:color w:val="000000"/>
               </w:rPr>
-              <w:t xml:space="preserve">49</w:t>
-            </w:r>
-          </w:p>
-        </w:tc>
-        <w:tc>
-          <w:tcPr>
-            <w:tcBorders>
-              <w:bottom w:val="single" w:sz="6" w:space="0" w:color="BEBEBE"/>
-              <w:top w:val="single" w:sz="6" w:space="0" w:color="BEBEBE"/>
-              <w:left w:val="none" w:sz="0" w:space="0" w:color="000000"/>
-              <w:right w:val="none" w:sz="0" w:space="0" w:color="000000"/>
-            </w:tcBorders>
-            <w:shd w:val="clear" w:color="auto" w:fill="FFFFFF"/>
-            <w:tcMar>
-              <w:top w:w="0" w:type="dxa"/>
-              <w:bottom w:w="0" w:type="dxa"/>
-              <w:left w:w="0" w:type="dxa"/>
-              <w:right w:w="0" w:type="dxa"/>
-            </w:tcMar>
-            <w:vAlign w:val="center"/>
-          </w:tcPr>
-          <w:p>
-            <w:pPr>
-              <w:jc w:val="right"/>
-              <w:pBdr>
-                <w:bottom w:val="none" w:sz="0" w:space="0" w:color="000000"/>
-                <w:top w:val="none" w:sz="0" w:space="0" w:color="000000"/>
-                <w:left w:val="none" w:sz="0" w:space="0" w:color="000000"/>
-                <w:right w:val="none" w:sz="0" w:space="0" w:color="000000"/>
-              </w:pBdr>
-              <w:spacing w:after="100" w:before="100" w:line="240"/>
-              <w:ind w:left="100" w:right="100" w:firstLine="0" w:firstLineChars="0"/>
-              <w:rPr>
-                <w:rFonts w:ascii="Arial" w:hAnsi="Helvetica" w:eastAsia="Helvetica" w:cs="Helvetica"/>
-                <w:i w:val="false"/>
-                <w:b w:val="false"/>
-                <w:u w:val="none"/>
-                <w:strike w:val="false"/>
-                <w:sz w:val="20"/>
-                <w:szCs w:val="20"/>
-                <w:color w:val="000000"/>
-              </w:rPr>
-            </w:pPr>
-            <w:r>
-              <w:rPr>
-                <w:rFonts w:ascii="Arial" w:hAnsi="Helvetica" w:eastAsia="Helvetica" w:cs="Helvetica"/>
-                <w:i w:val="false"/>
-                <w:b w:val="false"/>
-                <w:u w:val="none"/>
-                <w:strike w:val="false"/>
-                <w:sz w:val="20"/>
-                <w:szCs w:val="20"/>
-                <w:color w:val="000000"/>
-              </w:rPr>
-              <w:t xml:space="preserve">48</w:t>
-            </w:r>
-          </w:p>
-        </w:tc>
-        <w:tc>
-          <w:tcPr>
-            <w:tcBorders>
-              <w:bottom w:val="single" w:sz="6" w:space="0" w:color="BEBEBE"/>
-              <w:top w:val="single" w:sz="6" w:space="0" w:color="BEBEBE"/>
-              <w:left w:val="none" w:sz="0" w:space="0" w:color="000000"/>
-              <w:right w:val="none" w:sz="0" w:space="0" w:color="000000"/>
-            </w:tcBorders>
-            <w:shd w:val="clear" w:color="auto" w:fill="FFFFFF"/>
-            <w:tcMar>
-              <w:top w:w="0" w:type="dxa"/>
-              <w:bottom w:w="0" w:type="dxa"/>
-              <w:left w:w="0" w:type="dxa"/>
-              <w:right w:w="0" w:type="dxa"/>
-            </w:tcMar>
-            <w:vAlign w:val="center"/>
-          </w:tcPr>
-          <w:p>
-            <w:pPr>
-              <w:jc w:val="right"/>
-              <w:pBdr>
-                <w:bottom w:val="none" w:sz="0" w:space="0" w:color="000000"/>
-                <w:top w:val="none" w:sz="0" w:space="0" w:color="000000"/>
-                <w:left w:val="none" w:sz="0" w:space="0" w:color="000000"/>
-                <w:right w:val="none" w:sz="0" w:space="0" w:color="000000"/>
-              </w:pBdr>
-              <w:spacing w:after="100" w:before="100" w:line="240"/>
-              <w:ind w:left="100" w:right="100" w:firstLine="0" w:firstLineChars="0"/>
-              <w:rPr>
-                <w:rFonts w:ascii="Arial" w:hAnsi="Helvetica" w:eastAsia="Helvetica" w:cs="Helvetica"/>
-                <w:i w:val="false"/>
-                <w:b w:val="false"/>
-                <w:u w:val="none"/>
-                <w:strike w:val="false"/>
-                <w:sz w:val="20"/>
-                <w:szCs w:val="20"/>
-                <w:color w:val="000000"/>
-              </w:rPr>
-            </w:pPr>
-            <w:r>
-              <w:rPr>
-                <w:rFonts w:ascii="Arial" w:hAnsi="Helvetica" w:eastAsia="Helvetica" w:cs="Helvetica"/>
-                <w:i w:val="false"/>
-                <w:b w:val="false"/>
-                <w:u w:val="none"/>
-                <w:strike w:val="false"/>
-                <w:sz w:val="20"/>
-                <w:szCs w:val="20"/>
-                <w:color w:val="000000"/>
-              </w:rPr>
               <w:t xml:space="preserve">70</w:t>
-            </w:r>
-          </w:p>
-        </w:tc>
-        <w:tc>
-          <w:tcPr>
-            <w:tcBorders>
-              <w:bottom w:val="single" w:sz="6" w:space="0" w:color="BEBEBE"/>
-              <w:top w:val="single" w:sz="6" w:space="0" w:color="BEBEBE"/>
-              <w:left w:val="none" w:sz="0" w:space="0" w:color="000000"/>
-              <w:right w:val="none" w:sz="0" w:space="0" w:color="000000"/>
-            </w:tcBorders>
-            <w:shd w:val="clear" w:color="auto" w:fill="FFFFFF"/>
-            <w:tcMar>
-              <w:top w:w="0" w:type="dxa"/>
-              <w:bottom w:w="0" w:type="dxa"/>
-              <w:left w:w="0" w:type="dxa"/>
-              <w:right w:w="0" w:type="dxa"/>
-            </w:tcMar>
-            <w:vAlign w:val="center"/>
-          </w:tcPr>
-          <w:p>
-            <w:pPr>
-              <w:jc w:val="right"/>
-              <w:pBdr>
-                <w:bottom w:val="none" w:sz="0" w:space="0" w:color="000000"/>
-                <w:top w:val="none" w:sz="0" w:space="0" w:color="000000"/>
-                <w:left w:val="none" w:sz="0" w:space="0" w:color="000000"/>
-                <w:right w:val="none" w:sz="0" w:space="0" w:color="000000"/>
-              </w:pBdr>
-              <w:spacing w:after="100" w:before="100" w:line="240"/>
-              <w:ind w:left="100" w:right="100" w:firstLine="0" w:firstLineChars="0"/>
-              <w:rPr>
-                <w:rFonts w:ascii="Arial" w:hAnsi="Helvetica" w:eastAsia="Helvetica" w:cs="Helvetica"/>
-                <w:i w:val="false"/>
-                <w:b w:val="false"/>
-                <w:u w:val="none"/>
-                <w:strike w:val="false"/>
-                <w:sz w:val="20"/>
-                <w:szCs w:val="20"/>
-                <w:color w:val="000000"/>
-              </w:rPr>
-            </w:pPr>
-            <w:r>
-              <w:rPr>
-                <w:rFonts w:ascii="Arial" w:hAnsi="Helvetica" w:eastAsia="Helvetica" w:cs="Helvetica"/>
-                <w:i w:val="false"/>
-                <w:b w:val="false"/>
-                <w:u w:val="none"/>
-                <w:strike w:val="false"/>
-                <w:sz w:val="20"/>
-                <w:szCs w:val="20"/>
-                <w:color w:val="000000"/>
-              </w:rPr>
-              <w:t xml:space="preserve">68</w:t>
-            </w:r>
-          </w:p>
-        </w:tc>
-        <w:tc>
-          <w:tcPr>
-            <w:tcBorders>
-              <w:bottom w:val="single" w:sz="6" w:space="0" w:color="BEBEBE"/>
-              <w:top w:val="single" w:sz="6" w:space="0" w:color="BEBEBE"/>
-              <w:left w:val="none" w:sz="0" w:space="0" w:color="000000"/>
-              <w:right w:val="none" w:sz="0" w:space="0" w:color="000000"/>
-            </w:tcBorders>
-            <w:shd w:val="clear" w:color="auto" w:fill="FFFFFF"/>
-            <w:tcMar>
-              <w:top w:w="0" w:type="dxa"/>
-              <w:bottom w:w="0" w:type="dxa"/>
-              <w:left w:w="0" w:type="dxa"/>
-              <w:right w:w="0" w:type="dxa"/>
-            </w:tcMar>
-            <w:vAlign w:val="center"/>
-          </w:tcPr>
-          <w:p>
-            <w:pPr>
-              <w:jc w:val="right"/>
-              <w:pBdr>
-                <w:bottom w:val="none" w:sz="0" w:space="0" w:color="000000"/>
-                <w:top w:val="none" w:sz="0" w:space="0" w:color="000000"/>
-                <w:left w:val="none" w:sz="0" w:space="0" w:color="000000"/>
-                <w:right w:val="none" w:sz="0" w:space="0" w:color="000000"/>
-              </w:pBdr>
-              <w:spacing w:after="100" w:before="100" w:line="240"/>
-              <w:ind w:left="100" w:right="100" w:firstLine="0" w:firstLineChars="0"/>
-              <w:rPr>
-                <w:rFonts w:ascii="Arial" w:hAnsi="Helvetica" w:eastAsia="Helvetica" w:cs="Helvetica"/>
-                <w:i w:val="false"/>
-                <w:b w:val="false"/>
-                <w:u w:val="none"/>
-                <w:strike w:val="false"/>
-                <w:sz w:val="20"/>
-                <w:szCs w:val="20"/>
-                <w:color w:val="000000"/>
-              </w:rPr>
-            </w:pPr>
-            <w:r>
-              <w:rPr>
-                <w:rFonts w:ascii="Arial" w:hAnsi="Helvetica" w:eastAsia="Helvetica" w:cs="Helvetica"/>
-                <w:i w:val="false"/>
-                <w:b w:val="false"/>
-                <w:u w:val="none"/>
-                <w:strike w:val="false"/>
-                <w:sz w:val="20"/>
-                <w:szCs w:val="20"/>
-                <w:color w:val="000000"/>
-              </w:rPr>
-              <w:t xml:space="preserve">83</w:t>
-            </w:r>
-          </w:p>
-        </w:tc>
-        <w:tc>
-          <w:tcPr>
-            <w:tcBorders>
-              <w:bottom w:val="single" w:sz="6" w:space="0" w:color="BEBEBE"/>
-              <w:top w:val="single" w:sz="6" w:space="0" w:color="BEBEBE"/>
-              <w:left w:val="none" w:sz="0" w:space="0" w:color="000000"/>
-              <w:right w:val="none" w:sz="0" w:space="0" w:color="000000"/>
-            </w:tcBorders>
-            <w:shd w:val="clear" w:color="auto" w:fill="FFFFFF"/>
-            <w:tcMar>
-              <w:top w:w="0" w:type="dxa"/>
-              <w:bottom w:w="0" w:type="dxa"/>
-              <w:left w:w="0" w:type="dxa"/>
-              <w:right w:w="0" w:type="dxa"/>
-            </w:tcMar>
-            <w:vAlign w:val="center"/>
-          </w:tcPr>
-          <w:p>
-            <w:pPr>
-              <w:jc w:val="right"/>
-              <w:pBdr>
-                <w:bottom w:val="none" w:sz="0" w:space="0" w:color="000000"/>
-                <w:top w:val="none" w:sz="0" w:space="0" w:color="000000"/>
-                <w:left w:val="none" w:sz="0" w:space="0" w:color="000000"/>
-                <w:right w:val="none" w:sz="0" w:space="0" w:color="000000"/>
-              </w:pBdr>
-              <w:spacing w:after="100" w:before="100" w:line="240"/>
-              <w:ind w:left="100" w:right="100" w:firstLine="0" w:firstLineChars="0"/>
-              <w:rPr>
-                <w:rFonts w:ascii="Arial" w:hAnsi="Helvetica" w:eastAsia="Helvetica" w:cs="Helvetica"/>
-                <w:i w:val="false"/>
-                <w:b w:val="false"/>
-                <w:u w:val="none"/>
-                <w:strike w:val="false"/>
-                <w:sz w:val="20"/>
-                <w:szCs w:val="20"/>
-                <w:color w:val="000000"/>
-              </w:rPr>
-            </w:pPr>
-            <w:r>
-              <w:rPr>
-                <w:rFonts w:ascii="Arial" w:hAnsi="Helvetica" w:eastAsia="Helvetica" w:cs="Helvetica"/>
-                <w:i w:val="false"/>
-                <w:b w:val="false"/>
-                <w:u w:val="none"/>
-                <w:strike w:val="false"/>
-                <w:sz w:val="20"/>
-                <w:szCs w:val="20"/>
-                <w:color w:val="000000"/>
-              </w:rPr>
-              <w:t xml:space="preserve"/>
             </w:r>
           </w:p>
         </w:tc>
@@ -3712,115 +2357,7 @@
                 <w:szCs w:val="20"/>
                 <w:color w:val="000000"/>
               </w:rPr>
-              <w:t xml:space="preserve">26</w:t>
-            </w:r>
-          </w:p>
-        </w:tc>
-        <w:tc>
-          <w:tcPr>
-            <w:tcBorders>
-              <w:bottom w:val="single" w:sz="6" w:space="0" w:color="BEBEBE"/>
-              <w:top w:val="single" w:sz="6" w:space="0" w:color="BEBEBE"/>
-              <w:left w:val="none" w:sz="0" w:space="0" w:color="000000"/>
-              <w:right w:val="none" w:sz="0" w:space="0" w:color="000000"/>
-            </w:tcBorders>
-            <w:shd w:val="clear" w:color="auto" w:fill="FFFFFF"/>
-            <w:tcMar>
-              <w:top w:w="0" w:type="dxa"/>
-              <w:bottom w:w="0" w:type="dxa"/>
-              <w:left w:w="0" w:type="dxa"/>
-              <w:right w:w="0" w:type="dxa"/>
-            </w:tcMar>
-            <w:vAlign w:val="center"/>
-          </w:tcPr>
-          <w:p>
-            <w:pPr>
-              <w:jc w:val="right"/>
-              <w:pBdr>
-                <w:bottom w:val="none" w:sz="0" w:space="0" w:color="000000"/>
-                <w:top w:val="none" w:sz="0" w:space="0" w:color="000000"/>
-                <w:left w:val="none" w:sz="0" w:space="0" w:color="000000"/>
-                <w:right w:val="none" w:sz="0" w:space="0" w:color="000000"/>
-              </w:pBdr>
-              <w:spacing w:after="100" w:before="100" w:line="240"/>
-              <w:ind w:left="100" w:right="100" w:firstLine="0" w:firstLineChars="0"/>
-              <w:rPr>
-                <w:rFonts w:ascii="Arial" w:hAnsi="Helvetica" w:eastAsia="Helvetica" w:cs="Helvetica"/>
-                <w:i w:val="false"/>
-                <w:b w:val="false"/>
-                <w:u w:val="none"/>
-                <w:strike w:val="false"/>
-                <w:sz w:val="20"/>
-                <w:szCs w:val="20"/>
-                <w:color w:val="000000"/>
-              </w:rPr>
-            </w:pPr>
-            <w:r>
-              <w:rPr>
-                <w:rFonts w:ascii="Arial" w:hAnsi="Helvetica" w:eastAsia="Helvetica" w:cs="Helvetica"/>
-                <w:i w:val="false"/>
-                <w:b w:val="false"/>
-                <w:u w:val="none"/>
-                <w:strike w:val="false"/>
-                <w:sz w:val="20"/>
-                <w:szCs w:val="20"/>
-                <w:color w:val="000000"/>
-              </w:rPr>
-              <w:t xml:space="preserve">5</w:t>
-            </w:r>
-          </w:p>
-        </w:tc>
-        <w:tc>
-          <w:tcPr>
-            <w:tcBorders>
-              <w:bottom w:val="single" w:sz="6" w:space="0" w:color="BEBEBE"/>
-              <w:top w:val="single" w:sz="6" w:space="0" w:color="BEBEBE"/>
-              <w:left w:val="none" w:sz="0" w:space="0" w:color="000000"/>
-              <w:right w:val="none" w:sz="0" w:space="0" w:color="000000"/>
-            </w:tcBorders>
-            <w:shd w:val="clear" w:color="auto" w:fill="FFFFFF"/>
-            <w:tcMar>
-              <w:top w:w="0" w:type="dxa"/>
-              <w:bottom w:w="0" w:type="dxa"/>
-              <w:left w:w="0" w:type="dxa"/>
-              <w:right w:w="0" w:type="dxa"/>
-            </w:tcMar>
-            <w:vAlign w:val="center"/>
-          </w:tcPr>
-          <w:p>
-            <w:pPr>
-              <w:jc w:val="right"/>
-              <w:pBdr>
-                <w:bottom w:val="none" w:sz="0" w:space="0" w:color="000000"/>
-                <w:top w:val="none" w:sz="0" w:space="0" w:color="000000"/>
-                <w:left w:val="none" w:sz="0" w:space="0" w:color="000000"/>
-                <w:right w:val="none" w:sz="0" w:space="0" w:color="000000"/>
-              </w:pBdr>
-              <w:spacing w:after="100" w:before="100" w:line="240"/>
-              <w:ind w:left="100" w:right="100" w:firstLine="0" w:firstLineChars="0"/>
-              <w:rPr>
-                <w:rFonts w:ascii="Arial" w:hAnsi="Helvetica" w:eastAsia="Helvetica" w:cs="Helvetica"/>
-                <w:i w:val="false"/>
-                <w:b w:val="false"/>
-                <w:u w:val="none"/>
-                <w:strike w:val="false"/>
-                <w:sz w:val="20"/>
-                <w:szCs w:val="20"/>
-                <w:color w:val="000000"/>
-              </w:rPr>
-            </w:pPr>
-            <w:r>
-              <w:rPr>
-                <w:rFonts w:ascii="Arial" w:hAnsi="Helvetica" w:eastAsia="Helvetica" w:cs="Helvetica"/>
-                <w:i w:val="false"/>
-                <w:b w:val="false"/>
-                <w:u w:val="none"/>
-                <w:strike w:val="false"/>
-                <w:sz w:val="20"/>
-                <w:szCs w:val="20"/>
-                <w:color w:val="000000"/>
-              </w:rPr>
-              <w:t xml:space="preserve">44</w:t>
+              <w:t xml:space="preserve">29</w:t>
             </w:r>
           </w:p>
         </w:tc>
@@ -3928,223 +2465,61 @@
                 <w:szCs w:val="20"/>
                 <w:color w:val="000000"/>
               </w:rPr>
-              <w:t xml:space="preserve">19</w:t>
-            </w:r>
-          </w:p>
-        </w:tc>
-        <w:tc>
-          <w:tcPr>
-            <w:tcBorders>
-              <w:bottom w:val="single" w:sz="6" w:space="0" w:color="BEBEBE"/>
-              <w:top w:val="single" w:sz="6" w:space="0" w:color="BEBEBE"/>
-              <w:left w:val="none" w:sz="0" w:space="0" w:color="000000"/>
-              <w:right w:val="none" w:sz="0" w:space="0" w:color="000000"/>
-            </w:tcBorders>
-            <w:shd w:val="clear" w:color="auto" w:fill="FFFFFF"/>
-            <w:tcMar>
-              <w:top w:w="0" w:type="dxa"/>
-              <w:bottom w:w="0" w:type="dxa"/>
-              <w:left w:w="0" w:type="dxa"/>
-              <w:right w:w="0" w:type="dxa"/>
-            </w:tcMar>
-            <w:vAlign w:val="center"/>
-          </w:tcPr>
-          <w:p>
-            <w:pPr>
-              <w:jc w:val="right"/>
-              <w:pBdr>
-                <w:bottom w:val="none" w:sz="0" w:space="0" w:color="000000"/>
-                <w:top w:val="none" w:sz="0" w:space="0" w:color="000000"/>
-                <w:left w:val="none" w:sz="0" w:space="0" w:color="000000"/>
-                <w:right w:val="none" w:sz="0" w:space="0" w:color="000000"/>
-              </w:pBdr>
-              <w:spacing w:after="100" w:before="100" w:line="240"/>
-              <w:ind w:left="100" w:right="100" w:firstLine="0" w:firstLineChars="0"/>
-              <w:rPr>
-                <w:rFonts w:ascii="Arial" w:hAnsi="Helvetica" w:eastAsia="Helvetica" w:cs="Helvetica"/>
-                <w:i w:val="false"/>
-                <w:b w:val="false"/>
-                <w:u w:val="none"/>
-                <w:strike w:val="false"/>
-                <w:sz w:val="20"/>
-                <w:szCs w:val="20"/>
-                <w:color w:val="000000"/>
-              </w:rPr>
-            </w:pPr>
-            <w:r>
-              <w:rPr>
-                <w:rFonts w:ascii="Arial" w:hAnsi="Helvetica" w:eastAsia="Helvetica" w:cs="Helvetica"/>
-                <w:i w:val="false"/>
-                <w:b w:val="false"/>
-                <w:u w:val="none"/>
-                <w:strike w:val="false"/>
-                <w:sz w:val="20"/>
-                <w:szCs w:val="20"/>
-                <w:color w:val="000000"/>
-              </w:rPr>
-              <w:t xml:space="preserve">15</w:t>
-            </w:r>
-          </w:p>
-        </w:tc>
-        <w:tc>
-          <w:tcPr>
-            <w:tcBorders>
-              <w:bottom w:val="single" w:sz="6" w:space="0" w:color="BEBEBE"/>
-              <w:top w:val="single" w:sz="6" w:space="0" w:color="BEBEBE"/>
-              <w:left w:val="none" w:sz="0" w:space="0" w:color="000000"/>
-              <w:right w:val="none" w:sz="0" w:space="0" w:color="000000"/>
-            </w:tcBorders>
-            <w:shd w:val="clear" w:color="auto" w:fill="FFFFFF"/>
-            <w:tcMar>
-              <w:top w:w="0" w:type="dxa"/>
-              <w:bottom w:w="0" w:type="dxa"/>
-              <w:left w:w="0" w:type="dxa"/>
-              <w:right w:w="0" w:type="dxa"/>
-            </w:tcMar>
-            <w:vAlign w:val="center"/>
-          </w:tcPr>
-          <w:p>
-            <w:pPr>
-              <w:jc w:val="right"/>
-              <w:pBdr>
-                <w:bottom w:val="none" w:sz="0" w:space="0" w:color="000000"/>
-                <w:top w:val="none" w:sz="0" w:space="0" w:color="000000"/>
-                <w:left w:val="none" w:sz="0" w:space="0" w:color="000000"/>
-                <w:right w:val="none" w:sz="0" w:space="0" w:color="000000"/>
-              </w:pBdr>
-              <w:spacing w:after="100" w:before="100" w:line="240"/>
-              <w:ind w:left="100" w:right="100" w:firstLine="0" w:firstLineChars="0"/>
-              <w:rPr>
-                <w:rFonts w:ascii="Arial" w:hAnsi="Helvetica" w:eastAsia="Helvetica" w:cs="Helvetica"/>
-                <w:i w:val="false"/>
-                <w:b w:val="false"/>
-                <w:u w:val="none"/>
-                <w:strike w:val="false"/>
-                <w:sz w:val="20"/>
-                <w:szCs w:val="20"/>
-                <w:color w:val="000000"/>
-              </w:rPr>
-            </w:pPr>
-            <w:r>
-              <w:rPr>
-                <w:rFonts w:ascii="Arial" w:hAnsi="Helvetica" w:eastAsia="Helvetica" w:cs="Helvetica"/>
-                <w:i w:val="false"/>
-                <w:b w:val="false"/>
-                <w:u w:val="none"/>
-                <w:strike w:val="false"/>
-                <w:sz w:val="20"/>
-                <w:szCs w:val="20"/>
-                <w:color w:val="000000"/>
-              </w:rPr>
-              <w:t xml:space="preserve">54</w:t>
-            </w:r>
-          </w:p>
-        </w:tc>
-        <w:tc>
-          <w:tcPr>
-            <w:tcBorders>
-              <w:bottom w:val="single" w:sz="6" w:space="0" w:color="BEBEBE"/>
-              <w:top w:val="single" w:sz="6" w:space="0" w:color="BEBEBE"/>
-              <w:left w:val="none" w:sz="0" w:space="0" w:color="000000"/>
-              <w:right w:val="none" w:sz="0" w:space="0" w:color="000000"/>
-            </w:tcBorders>
-            <w:shd w:val="clear" w:color="auto" w:fill="FFFFFF"/>
-            <w:tcMar>
-              <w:top w:w="0" w:type="dxa"/>
-              <w:bottom w:w="0" w:type="dxa"/>
-              <w:left w:w="0" w:type="dxa"/>
-              <w:right w:w="0" w:type="dxa"/>
-            </w:tcMar>
-            <w:vAlign w:val="center"/>
-          </w:tcPr>
-          <w:p>
-            <w:pPr>
-              <w:jc w:val="right"/>
-              <w:pBdr>
-                <w:bottom w:val="none" w:sz="0" w:space="0" w:color="000000"/>
-                <w:top w:val="none" w:sz="0" w:space="0" w:color="000000"/>
-                <w:left w:val="none" w:sz="0" w:space="0" w:color="000000"/>
-                <w:right w:val="none" w:sz="0" w:space="0" w:color="000000"/>
-              </w:pBdr>
-              <w:spacing w:after="100" w:before="100" w:line="240"/>
-              <w:ind w:left="100" w:right="100" w:firstLine="0" w:firstLineChars="0"/>
-              <w:rPr>
-                <w:rFonts w:ascii="Arial" w:hAnsi="Helvetica" w:eastAsia="Helvetica" w:cs="Helvetica"/>
-                <w:i w:val="false"/>
-                <w:b w:val="false"/>
-                <w:u w:val="none"/>
-                <w:strike w:val="false"/>
-                <w:sz w:val="20"/>
-                <w:szCs w:val="20"/>
-                <w:color w:val="000000"/>
-              </w:rPr>
-            </w:pPr>
-            <w:r>
-              <w:rPr>
-                <w:rFonts w:ascii="Arial" w:hAnsi="Helvetica" w:eastAsia="Helvetica" w:cs="Helvetica"/>
-                <w:i w:val="false"/>
-                <w:b w:val="false"/>
-                <w:u w:val="none"/>
-                <w:strike w:val="false"/>
-                <w:sz w:val="20"/>
-                <w:szCs w:val="20"/>
-                <w:color w:val="000000"/>
-              </w:rPr>
-              <w:t xml:space="preserve">9</w:t>
-            </w:r>
-          </w:p>
-        </w:tc>
-        <w:tc>
-          <w:tcPr>
-            <w:tcBorders>
-              <w:bottom w:val="single" w:sz="6" w:space="0" w:color="BEBEBE"/>
-              <w:top w:val="single" w:sz="6" w:space="0" w:color="BEBEBE"/>
-              <w:left w:val="none" w:sz="0" w:space="0" w:color="000000"/>
-              <w:right w:val="none" w:sz="0" w:space="0" w:color="000000"/>
-            </w:tcBorders>
-            <w:shd w:val="clear" w:color="auto" w:fill="FFFFFF"/>
-            <w:tcMar>
-              <w:top w:w="0" w:type="dxa"/>
-              <w:bottom w:w="0" w:type="dxa"/>
-              <w:left w:w="0" w:type="dxa"/>
-              <w:right w:w="0" w:type="dxa"/>
-            </w:tcMar>
-            <w:vAlign w:val="center"/>
-          </w:tcPr>
-          <w:p>
-            <w:pPr>
-              <w:jc w:val="right"/>
-              <w:pBdr>
-                <w:bottom w:val="none" w:sz="0" w:space="0" w:color="000000"/>
-                <w:top w:val="none" w:sz="0" w:space="0" w:color="000000"/>
-                <w:left w:val="none" w:sz="0" w:space="0" w:color="000000"/>
-                <w:right w:val="none" w:sz="0" w:space="0" w:color="000000"/>
-              </w:pBdr>
-              <w:spacing w:after="100" w:before="100" w:line="240"/>
-              <w:ind w:left="100" w:right="100" w:firstLine="0" w:firstLineChars="0"/>
-              <w:rPr>
-                <w:rFonts w:ascii="Arial" w:hAnsi="Helvetica" w:eastAsia="Helvetica" w:cs="Helvetica"/>
-                <w:i w:val="false"/>
-                <w:b w:val="false"/>
-                <w:u w:val="none"/>
-                <w:strike w:val="false"/>
-                <w:sz w:val="20"/>
-                <w:szCs w:val="20"/>
-                <w:color w:val="000000"/>
-              </w:rPr>
-            </w:pPr>
-            <w:r>
-              <w:rPr>
-                <w:rFonts w:ascii="Arial" w:hAnsi="Helvetica" w:eastAsia="Helvetica" w:cs="Helvetica"/>
-                <w:i w:val="false"/>
-                <w:b w:val="false"/>
-                <w:u w:val="none"/>
-                <w:strike w:val="false"/>
-                <w:sz w:val="20"/>
-                <w:szCs w:val="20"/>
-                <w:color w:val="000000"/>
-              </w:rPr>
-              <w:t xml:space="preserve">16</w:t>
+              <w:t xml:space="preserve">31</w:t>
+            </w:r>
+          </w:p>
+        </w:tc>
+        <w:tc>
+          <w:tcPr>
+            <w:tcBorders>
+              <w:bottom w:val="single" w:sz="6" w:space="0" w:color="BEBEBE"/>
+              <w:top w:val="single" w:sz="6" w:space="0" w:color="BEBEBE"/>
+              <w:left w:val="none" w:sz="0" w:space="0" w:color="000000"/>
+              <w:right w:val="none" w:sz="0" w:space="0" w:color="000000"/>
+            </w:tcBorders>
+            <w:shd w:val="clear" w:color="auto" w:fill="FFFFFF"/>
+            <w:tcMar>
+              <w:top w:w="0" w:type="dxa"/>
+              <w:bottom w:w="0" w:type="dxa"/>
+              <w:left w:w="0" w:type="dxa"/>
+              <w:right w:w="0" w:type="dxa"/>
+            </w:tcMar>
+            <w:vAlign w:val="center"/>
+          </w:tcPr>
+          <w:p>
+            <w:pPr>
+              <w:jc w:val="right"/>
+              <w:pBdr>
+                <w:bottom w:val="none" w:sz="0" w:space="0" w:color="000000"/>
+                <w:top w:val="none" w:sz="0" w:space="0" w:color="000000"/>
+                <w:left w:val="none" w:sz="0" w:space="0" w:color="000000"/>
+                <w:right w:val="none" w:sz="0" w:space="0" w:color="000000"/>
+              </w:pBdr>
+              <w:spacing w:after="100" w:before="100" w:line="240"/>
+              <w:ind w:left="100" w:right="100" w:firstLine="0" w:firstLineChars="0"/>
+              <w:rPr>
+                <w:rFonts w:ascii="Arial" w:hAnsi="Helvetica" w:eastAsia="Helvetica" w:cs="Helvetica"/>
+                <w:i w:val="false"/>
+                <w:b w:val="false"/>
+                <w:u w:val="none"/>
+                <w:strike w:val="false"/>
+                <w:sz w:val="20"/>
+                <w:szCs w:val="20"/>
+                <w:color w:val="000000"/>
+              </w:rPr>
+            </w:pPr>
+            <w:r>
+              <w:rPr>
+                <w:rFonts w:ascii="Arial" w:hAnsi="Helvetica" w:eastAsia="Helvetica" w:cs="Helvetica"/>
+                <w:i w:val="false"/>
+                <w:b w:val="false"/>
+                <w:u w:val="none"/>
+                <w:strike w:val="false"/>
+                <w:sz w:val="20"/>
+                <w:szCs w:val="20"/>
+                <w:color w:val="000000"/>
+              </w:rPr>
+              <w:t xml:space="preserve">24</w:t>
             </w:r>
           </w:p>
         </w:tc>
@@ -4390,385 +2765,115 @@
                 <w:szCs w:val="20"/>
                 <w:color w:val="000000"/>
               </w:rPr>
+              <w:t xml:space="preserve">27</w:t>
+            </w:r>
+          </w:p>
+        </w:tc>
+        <w:tc>
+          <w:tcPr>
+            <w:tcBorders>
+              <w:bottom w:val="single" w:sz="6" w:space="0" w:color="BEBEBE"/>
+              <w:top w:val="single" w:sz="6" w:space="0" w:color="BEBEBE"/>
+              <w:left w:val="none" w:sz="0" w:space="0" w:color="000000"/>
+              <w:right w:val="none" w:sz="0" w:space="0" w:color="000000"/>
+            </w:tcBorders>
+            <w:shd w:val="clear" w:color="auto" w:fill="FFFFFF"/>
+            <w:tcMar>
+              <w:top w:w="0" w:type="dxa"/>
+              <w:bottom w:w="0" w:type="dxa"/>
+              <w:left w:w="0" w:type="dxa"/>
+              <w:right w:w="0" w:type="dxa"/>
+            </w:tcMar>
+            <w:vAlign w:val="center"/>
+          </w:tcPr>
+          <w:p>
+            <w:pPr>
+              <w:jc w:val="right"/>
+              <w:pBdr>
+                <w:bottom w:val="none" w:sz="0" w:space="0" w:color="000000"/>
+                <w:top w:val="none" w:sz="0" w:space="0" w:color="000000"/>
+                <w:left w:val="none" w:sz="0" w:space="0" w:color="000000"/>
+                <w:right w:val="none" w:sz="0" w:space="0" w:color="000000"/>
+              </w:pBdr>
+              <w:spacing w:after="100" w:before="100" w:line="240"/>
+              <w:ind w:left="100" w:right="100" w:firstLine="0" w:firstLineChars="0"/>
+              <w:rPr>
+                <w:rFonts w:ascii="Arial" w:hAnsi="Helvetica" w:eastAsia="Helvetica" w:cs="Helvetica"/>
+                <w:i w:val="false"/>
+                <w:b w:val="false"/>
+                <w:u w:val="none"/>
+                <w:strike w:val="false"/>
+                <w:sz w:val="20"/>
+                <w:szCs w:val="20"/>
+                <w:color w:val="000000"/>
+              </w:rPr>
+            </w:pPr>
+            <w:r>
+              <w:rPr>
+                <w:rFonts w:ascii="Arial" w:hAnsi="Helvetica" w:eastAsia="Helvetica" w:cs="Helvetica"/>
+                <w:i w:val="false"/>
+                <w:b w:val="false"/>
+                <w:u w:val="none"/>
+                <w:strike w:val="false"/>
+                <w:sz w:val="20"/>
+                <w:szCs w:val="20"/>
+                <w:color w:val="000000"/>
+              </w:rPr>
+              <w:t xml:space="preserve">2</w:t>
+            </w:r>
+          </w:p>
+        </w:tc>
+        <w:tc>
+          <w:tcPr>
+            <w:tcBorders>
+              <w:bottom w:val="single" w:sz="6" w:space="0" w:color="BEBEBE"/>
+              <w:top w:val="single" w:sz="6" w:space="0" w:color="BEBEBE"/>
+              <w:left w:val="none" w:sz="0" w:space="0" w:color="000000"/>
+              <w:right w:val="none" w:sz="0" w:space="0" w:color="000000"/>
+            </w:tcBorders>
+            <w:shd w:val="clear" w:color="auto" w:fill="FFFFFF"/>
+            <w:tcMar>
+              <w:top w:w="0" w:type="dxa"/>
+              <w:bottom w:w="0" w:type="dxa"/>
+              <w:left w:w="0" w:type="dxa"/>
+              <w:right w:w="0" w:type="dxa"/>
+            </w:tcMar>
+            <w:vAlign w:val="center"/>
+          </w:tcPr>
+          <w:p>
+            <w:pPr>
+              <w:jc w:val="right"/>
+              <w:pBdr>
+                <w:bottom w:val="none" w:sz="0" w:space="0" w:color="000000"/>
+                <w:top w:val="none" w:sz="0" w:space="0" w:color="000000"/>
+                <w:left w:val="none" w:sz="0" w:space="0" w:color="000000"/>
+                <w:right w:val="none" w:sz="0" w:space="0" w:color="000000"/>
+              </w:pBdr>
+              <w:spacing w:after="100" w:before="100" w:line="240"/>
+              <w:ind w:left="100" w:right="100" w:firstLine="0" w:firstLineChars="0"/>
+              <w:rPr>
+                <w:rFonts w:ascii="Arial" w:hAnsi="Helvetica" w:eastAsia="Helvetica" w:cs="Helvetica"/>
+                <w:i w:val="false"/>
+                <w:b w:val="false"/>
+                <w:u w:val="none"/>
+                <w:strike w:val="false"/>
+                <w:sz w:val="20"/>
+                <w:szCs w:val="20"/>
+                <w:color w:val="000000"/>
+              </w:rPr>
+            </w:pPr>
+            <w:r>
+              <w:rPr>
+                <w:rFonts w:ascii="Arial" w:hAnsi="Helvetica" w:eastAsia="Helvetica" w:cs="Helvetica"/>
+                <w:i w:val="false"/>
+                <w:b w:val="false"/>
+                <w:u w:val="none"/>
+                <w:strike w:val="false"/>
+                <w:sz w:val="20"/>
+                <w:szCs w:val="20"/>
+                <w:color w:val="000000"/>
+              </w:rPr>
               <w:t xml:space="preserve">22</w:t>
-            </w:r>
-          </w:p>
-        </w:tc>
-        <w:tc>
-          <w:tcPr>
-            <w:tcBorders>
-              <w:bottom w:val="single" w:sz="6" w:space="0" w:color="BEBEBE"/>
-              <w:top w:val="single" w:sz="6" w:space="0" w:color="BEBEBE"/>
-              <w:left w:val="none" w:sz="0" w:space="0" w:color="000000"/>
-              <w:right w:val="none" w:sz="0" w:space="0" w:color="000000"/>
-            </w:tcBorders>
-            <w:shd w:val="clear" w:color="auto" w:fill="FFFFFF"/>
-            <w:tcMar>
-              <w:top w:w="0" w:type="dxa"/>
-              <w:bottom w:w="0" w:type="dxa"/>
-              <w:left w:w="0" w:type="dxa"/>
-              <w:right w:w="0" w:type="dxa"/>
-            </w:tcMar>
-            <w:vAlign w:val="center"/>
-          </w:tcPr>
-          <w:p>
-            <w:pPr>
-              <w:jc w:val="right"/>
-              <w:pBdr>
-                <w:bottom w:val="none" w:sz="0" w:space="0" w:color="000000"/>
-                <w:top w:val="none" w:sz="0" w:space="0" w:color="000000"/>
-                <w:left w:val="none" w:sz="0" w:space="0" w:color="000000"/>
-                <w:right w:val="none" w:sz="0" w:space="0" w:color="000000"/>
-              </w:pBdr>
-              <w:spacing w:after="100" w:before="100" w:line="240"/>
-              <w:ind w:left="100" w:right="100" w:firstLine="0" w:firstLineChars="0"/>
-              <w:rPr>
-                <w:rFonts w:ascii="Arial" w:hAnsi="Helvetica" w:eastAsia="Helvetica" w:cs="Helvetica"/>
-                <w:i w:val="false"/>
-                <w:b w:val="false"/>
-                <w:u w:val="none"/>
-                <w:strike w:val="false"/>
-                <w:sz w:val="20"/>
-                <w:szCs w:val="20"/>
-                <w:color w:val="000000"/>
-              </w:rPr>
-            </w:pPr>
-            <w:r>
-              <w:rPr>
-                <w:rFonts w:ascii="Arial" w:hAnsi="Helvetica" w:eastAsia="Helvetica" w:cs="Helvetica"/>
-                <w:i w:val="false"/>
-                <w:b w:val="false"/>
-                <w:u w:val="none"/>
-                <w:strike w:val="false"/>
-                <w:sz w:val="20"/>
-                <w:szCs w:val="20"/>
-                <w:color w:val="000000"/>
-              </w:rPr>
-              <w:t xml:space="preserve">2</w:t>
-            </w:r>
-          </w:p>
-        </w:tc>
-        <w:tc>
-          <w:tcPr>
-            <w:tcBorders>
-              <w:bottom w:val="single" w:sz="6" w:space="0" w:color="BEBEBE"/>
-              <w:top w:val="single" w:sz="6" w:space="0" w:color="BEBEBE"/>
-              <w:left w:val="none" w:sz="0" w:space="0" w:color="000000"/>
-              <w:right w:val="none" w:sz="0" w:space="0" w:color="000000"/>
-            </w:tcBorders>
-            <w:shd w:val="clear" w:color="auto" w:fill="FFFFFF"/>
-            <w:tcMar>
-              <w:top w:w="0" w:type="dxa"/>
-              <w:bottom w:w="0" w:type="dxa"/>
-              <w:left w:w="0" w:type="dxa"/>
-              <w:right w:w="0" w:type="dxa"/>
-            </w:tcMar>
-            <w:vAlign w:val="center"/>
-          </w:tcPr>
-          <w:p>
-            <w:pPr>
-              <w:jc w:val="right"/>
-              <w:pBdr>
-                <w:bottom w:val="none" w:sz="0" w:space="0" w:color="000000"/>
-                <w:top w:val="none" w:sz="0" w:space="0" w:color="000000"/>
-                <w:left w:val="none" w:sz="0" w:space="0" w:color="000000"/>
-                <w:right w:val="none" w:sz="0" w:space="0" w:color="000000"/>
-              </w:pBdr>
-              <w:spacing w:after="100" w:before="100" w:line="240"/>
-              <w:ind w:left="100" w:right="100" w:firstLine="0" w:firstLineChars="0"/>
-              <w:rPr>
-                <w:rFonts w:ascii="Arial" w:hAnsi="Helvetica" w:eastAsia="Helvetica" w:cs="Helvetica"/>
-                <w:i w:val="false"/>
-                <w:b w:val="false"/>
-                <w:u w:val="none"/>
-                <w:strike w:val="false"/>
-                <w:sz w:val="20"/>
-                <w:szCs w:val="20"/>
-                <w:color w:val="000000"/>
-              </w:rPr>
-            </w:pPr>
-            <w:r>
-              <w:rPr>
-                <w:rFonts w:ascii="Arial" w:hAnsi="Helvetica" w:eastAsia="Helvetica" w:cs="Helvetica"/>
-                <w:i w:val="false"/>
-                <w:b w:val="false"/>
-                <w:u w:val="none"/>
-                <w:strike w:val="false"/>
-                <w:sz w:val="20"/>
-                <w:szCs w:val="20"/>
-                <w:color w:val="000000"/>
-              </w:rPr>
-              <w:t xml:space="preserve">46</w:t>
-            </w:r>
-          </w:p>
-        </w:tc>
-        <w:tc>
-          <w:tcPr>
-            <w:tcBorders>
-              <w:bottom w:val="single" w:sz="6" w:space="0" w:color="BEBEBE"/>
-              <w:top w:val="single" w:sz="6" w:space="0" w:color="BEBEBE"/>
-              <w:left w:val="none" w:sz="0" w:space="0" w:color="000000"/>
-              <w:right w:val="none" w:sz="0" w:space="0" w:color="000000"/>
-            </w:tcBorders>
-            <w:shd w:val="clear" w:color="auto" w:fill="FFFFFF"/>
-            <w:tcMar>
-              <w:top w:w="0" w:type="dxa"/>
-              <w:bottom w:w="0" w:type="dxa"/>
-              <w:left w:w="0" w:type="dxa"/>
-              <w:right w:w="0" w:type="dxa"/>
-            </w:tcMar>
-            <w:vAlign w:val="center"/>
-          </w:tcPr>
-          <w:p>
-            <w:pPr>
-              <w:jc w:val="right"/>
-              <w:pBdr>
-                <w:bottom w:val="none" w:sz="0" w:space="0" w:color="000000"/>
-                <w:top w:val="none" w:sz="0" w:space="0" w:color="000000"/>
-                <w:left w:val="none" w:sz="0" w:space="0" w:color="000000"/>
-                <w:right w:val="none" w:sz="0" w:space="0" w:color="000000"/>
-              </w:pBdr>
-              <w:spacing w:after="100" w:before="100" w:line="240"/>
-              <w:ind w:left="100" w:right="100" w:firstLine="0" w:firstLineChars="0"/>
-              <w:rPr>
-                <w:rFonts w:ascii="Arial" w:hAnsi="Helvetica" w:eastAsia="Helvetica" w:cs="Helvetica"/>
-                <w:i w:val="false"/>
-                <w:b w:val="false"/>
-                <w:u w:val="none"/>
-                <w:strike w:val="false"/>
-                <w:sz w:val="20"/>
-                <w:szCs w:val="20"/>
-                <w:color w:val="000000"/>
-              </w:rPr>
-            </w:pPr>
-            <w:r>
-              <w:rPr>
-                <w:rFonts w:ascii="Arial" w:hAnsi="Helvetica" w:eastAsia="Helvetica" w:cs="Helvetica"/>
-                <w:i w:val="false"/>
-                <w:b w:val="false"/>
-                <w:u w:val="none"/>
-                <w:strike w:val="false"/>
-                <w:sz w:val="20"/>
-                <w:szCs w:val="20"/>
-                <w:color w:val="000000"/>
-              </w:rPr>
-              <w:t xml:space="preserve">15</w:t>
-            </w:r>
-          </w:p>
-        </w:tc>
-        <w:tc>
-          <w:tcPr>
-            <w:tcBorders>
-              <w:bottom w:val="single" w:sz="6" w:space="0" w:color="BEBEBE"/>
-              <w:top w:val="single" w:sz="6" w:space="0" w:color="BEBEBE"/>
-              <w:left w:val="none" w:sz="0" w:space="0" w:color="000000"/>
-              <w:right w:val="none" w:sz="0" w:space="0" w:color="000000"/>
-            </w:tcBorders>
-            <w:shd w:val="clear" w:color="auto" w:fill="FFFFFF"/>
-            <w:tcMar>
-              <w:top w:w="0" w:type="dxa"/>
-              <w:bottom w:w="0" w:type="dxa"/>
-              <w:left w:w="0" w:type="dxa"/>
-              <w:right w:w="0" w:type="dxa"/>
-            </w:tcMar>
-            <w:vAlign w:val="center"/>
-          </w:tcPr>
-          <w:p>
-            <w:pPr>
-              <w:jc w:val="right"/>
-              <w:pBdr>
-                <w:bottom w:val="none" w:sz="0" w:space="0" w:color="000000"/>
-                <w:top w:val="none" w:sz="0" w:space="0" w:color="000000"/>
-                <w:left w:val="none" w:sz="0" w:space="0" w:color="000000"/>
-                <w:right w:val="none" w:sz="0" w:space="0" w:color="000000"/>
-              </w:pBdr>
-              <w:spacing w:after="100" w:before="100" w:line="240"/>
-              <w:ind w:left="100" w:right="100" w:firstLine="0" w:firstLineChars="0"/>
-              <w:rPr>
-                <w:rFonts w:ascii="Arial" w:hAnsi="Helvetica" w:eastAsia="Helvetica" w:cs="Helvetica"/>
-                <w:i w:val="false"/>
-                <w:b w:val="false"/>
-                <w:u w:val="none"/>
-                <w:strike w:val="false"/>
-                <w:sz w:val="20"/>
-                <w:szCs w:val="20"/>
-                <w:color w:val="000000"/>
-              </w:rPr>
-            </w:pPr>
-            <w:r>
-              <w:rPr>
-                <w:rFonts w:ascii="Arial" w:hAnsi="Helvetica" w:eastAsia="Helvetica" w:cs="Helvetica"/>
-                <w:i w:val="false"/>
-                <w:b w:val="false"/>
-                <w:u w:val="none"/>
-                <w:strike w:val="false"/>
-                <w:sz w:val="20"/>
-                <w:szCs w:val="20"/>
-                <w:color w:val="000000"/>
-              </w:rPr>
-              <w:t xml:space="preserve">22</w:t>
-            </w:r>
-          </w:p>
-        </w:tc>
-        <w:tc>
-          <w:tcPr>
-            <w:tcBorders>
-              <w:bottom w:val="single" w:sz="6" w:space="0" w:color="BEBEBE"/>
-              <w:top w:val="single" w:sz="6" w:space="0" w:color="BEBEBE"/>
-              <w:left w:val="none" w:sz="0" w:space="0" w:color="000000"/>
-              <w:right w:val="none" w:sz="0" w:space="0" w:color="000000"/>
-            </w:tcBorders>
-            <w:shd w:val="clear" w:color="auto" w:fill="FFFFFF"/>
-            <w:tcMar>
-              <w:top w:w="0" w:type="dxa"/>
-              <w:bottom w:w="0" w:type="dxa"/>
-              <w:left w:w="0" w:type="dxa"/>
-              <w:right w:w="0" w:type="dxa"/>
-            </w:tcMar>
-            <w:vAlign w:val="center"/>
-          </w:tcPr>
-          <w:p>
-            <w:pPr>
-              <w:jc w:val="right"/>
-              <w:pBdr>
-                <w:bottom w:val="none" w:sz="0" w:space="0" w:color="000000"/>
-                <w:top w:val="none" w:sz="0" w:space="0" w:color="000000"/>
-                <w:left w:val="none" w:sz="0" w:space="0" w:color="000000"/>
-                <w:right w:val="none" w:sz="0" w:space="0" w:color="000000"/>
-              </w:pBdr>
-              <w:spacing w:after="100" w:before="100" w:line="240"/>
-              <w:ind w:left="100" w:right="100" w:firstLine="0" w:firstLineChars="0"/>
-              <w:rPr>
-                <w:rFonts w:ascii="Arial" w:hAnsi="Helvetica" w:eastAsia="Helvetica" w:cs="Helvetica"/>
-                <w:i w:val="false"/>
-                <w:b w:val="false"/>
-                <w:u w:val="none"/>
-                <w:strike w:val="false"/>
-                <w:sz w:val="20"/>
-                <w:szCs w:val="20"/>
-                <w:color w:val="000000"/>
-              </w:rPr>
-            </w:pPr>
-            <w:r>
-              <w:rPr>
-                <w:rFonts w:ascii="Arial" w:hAnsi="Helvetica" w:eastAsia="Helvetica" w:cs="Helvetica"/>
-                <w:i w:val="false"/>
-                <w:b w:val="false"/>
-                <w:u w:val="none"/>
-                <w:strike w:val="false"/>
-                <w:sz w:val="20"/>
-                <w:szCs w:val="20"/>
-                <w:color w:val="000000"/>
-              </w:rPr>
-              <w:t xml:space="preserve">15</w:t>
-            </w:r>
-          </w:p>
-        </w:tc>
-        <w:tc>
-          <w:tcPr>
-            <w:tcBorders>
-              <w:bottom w:val="single" w:sz="6" w:space="0" w:color="BEBEBE"/>
-              <w:top w:val="single" w:sz="6" w:space="0" w:color="BEBEBE"/>
-              <w:left w:val="none" w:sz="0" w:space="0" w:color="000000"/>
-              <w:right w:val="none" w:sz="0" w:space="0" w:color="000000"/>
-            </w:tcBorders>
-            <w:shd w:val="clear" w:color="auto" w:fill="FFFFFF"/>
-            <w:tcMar>
-              <w:top w:w="0" w:type="dxa"/>
-              <w:bottom w:w="0" w:type="dxa"/>
-              <w:left w:w="0" w:type="dxa"/>
-              <w:right w:w="0" w:type="dxa"/>
-            </w:tcMar>
-            <w:vAlign w:val="center"/>
-          </w:tcPr>
-          <w:p>
-            <w:pPr>
-              <w:jc w:val="right"/>
-              <w:pBdr>
-                <w:bottom w:val="none" w:sz="0" w:space="0" w:color="000000"/>
-                <w:top w:val="none" w:sz="0" w:space="0" w:color="000000"/>
-                <w:left w:val="none" w:sz="0" w:space="0" w:color="000000"/>
-                <w:right w:val="none" w:sz="0" w:space="0" w:color="000000"/>
-              </w:pBdr>
-              <w:spacing w:after="100" w:before="100" w:line="240"/>
-              <w:ind w:left="100" w:right="100" w:firstLine="0" w:firstLineChars="0"/>
-              <w:rPr>
-                <w:rFonts w:ascii="Arial" w:hAnsi="Helvetica" w:eastAsia="Helvetica" w:cs="Helvetica"/>
-                <w:i w:val="false"/>
-                <w:b w:val="false"/>
-                <w:u w:val="none"/>
-                <w:strike w:val="false"/>
-                <w:sz w:val="20"/>
-                <w:szCs w:val="20"/>
-                <w:color w:val="000000"/>
-              </w:rPr>
-            </w:pPr>
-            <w:r>
-              <w:rPr>
-                <w:rFonts w:ascii="Arial" w:hAnsi="Helvetica" w:eastAsia="Helvetica" w:cs="Helvetica"/>
-                <w:i w:val="false"/>
-                <w:b w:val="false"/>
-                <w:u w:val="none"/>
-                <w:strike w:val="false"/>
-                <w:sz w:val="20"/>
-                <w:szCs w:val="20"/>
-                <w:color w:val="000000"/>
-              </w:rPr>
-              <w:t xml:space="preserve">45</w:t>
-            </w:r>
-          </w:p>
-        </w:tc>
-        <w:tc>
-          <w:tcPr>
-            <w:tcBorders>
-              <w:bottom w:val="single" w:sz="6" w:space="0" w:color="BEBEBE"/>
-              <w:top w:val="single" w:sz="6" w:space="0" w:color="BEBEBE"/>
-              <w:left w:val="none" w:sz="0" w:space="0" w:color="000000"/>
-              <w:right w:val="none" w:sz="0" w:space="0" w:color="000000"/>
-            </w:tcBorders>
-            <w:shd w:val="clear" w:color="auto" w:fill="FFFFFF"/>
-            <w:tcMar>
-              <w:top w:w="0" w:type="dxa"/>
-              <w:bottom w:w="0" w:type="dxa"/>
-              <w:left w:w="0" w:type="dxa"/>
-              <w:right w:w="0" w:type="dxa"/>
-            </w:tcMar>
-            <w:vAlign w:val="center"/>
-          </w:tcPr>
-          <w:p>
-            <w:pPr>
-              <w:jc w:val="right"/>
-              <w:pBdr>
-                <w:bottom w:val="none" w:sz="0" w:space="0" w:color="000000"/>
-                <w:top w:val="none" w:sz="0" w:space="0" w:color="000000"/>
-                <w:left w:val="none" w:sz="0" w:space="0" w:color="000000"/>
-                <w:right w:val="none" w:sz="0" w:space="0" w:color="000000"/>
-              </w:pBdr>
-              <w:spacing w:after="100" w:before="100" w:line="240"/>
-              <w:ind w:left="100" w:right="100" w:firstLine="0" w:firstLineChars="0"/>
-              <w:rPr>
-                <w:rFonts w:ascii="Arial" w:hAnsi="Helvetica" w:eastAsia="Helvetica" w:cs="Helvetica"/>
-                <w:i w:val="false"/>
-                <w:b w:val="false"/>
-                <w:u w:val="none"/>
-                <w:strike w:val="false"/>
-                <w:sz w:val="20"/>
-                <w:szCs w:val="20"/>
-                <w:color w:val="000000"/>
-              </w:rPr>
-            </w:pPr>
-            <w:r>
-              <w:rPr>
-                <w:rFonts w:ascii="Arial" w:hAnsi="Helvetica" w:eastAsia="Helvetica" w:cs="Helvetica"/>
-                <w:i w:val="false"/>
-                <w:b w:val="false"/>
-                <w:u w:val="none"/>
-                <w:strike w:val="false"/>
-                <w:sz w:val="20"/>
-                <w:szCs w:val="20"/>
-                <w:color w:val="000000"/>
-              </w:rPr>
-              <w:t xml:space="preserve">10</w:t>
             </w:r>
           </w:p>
         </w:tc>
@@ -5068,7 +3173,7 @@
                 <w:szCs w:val="20"/>
                 <w:color w:val="000000"/>
               </w:rPr>
-              <w:t xml:space="preserve">12</w:t>
+              <w:t xml:space="preserve">13</w:t>
             </w:r>
           </w:p>
         </w:tc>
@@ -5176,277 +3281,7 @@
                 <w:szCs w:val="20"/>
                 <w:color w:val="000000"/>
               </w:rPr>
-              <w:t xml:space="preserve">15</w:t>
-            </w:r>
-          </w:p>
-        </w:tc>
-        <w:tc>
-          <w:tcPr>
-            <w:tcBorders>
-              <w:bottom w:val="single" w:sz="6" w:space="0" w:color="BEBEBE"/>
-              <w:top w:val="single" w:sz="6" w:space="0" w:color="BEBEBE"/>
-              <w:left w:val="none" w:sz="0" w:space="0" w:color="000000"/>
-              <w:right w:val="none" w:sz="0" w:space="0" w:color="000000"/>
-            </w:tcBorders>
-            <w:shd w:val="clear" w:color="auto" w:fill="FFFFFF"/>
-            <w:tcMar>
-              <w:top w:w="0" w:type="dxa"/>
-              <w:bottom w:w="0" w:type="dxa"/>
-              <w:left w:w="0" w:type="dxa"/>
-              <w:right w:w="0" w:type="dxa"/>
-            </w:tcMar>
-            <w:vAlign w:val="center"/>
-          </w:tcPr>
-          <w:p>
-            <w:pPr>
-              <w:jc w:val="right"/>
-              <w:pBdr>
-                <w:bottom w:val="none" w:sz="0" w:space="0" w:color="000000"/>
-                <w:top w:val="none" w:sz="0" w:space="0" w:color="000000"/>
-                <w:left w:val="none" w:sz="0" w:space="0" w:color="000000"/>
-                <w:right w:val="none" w:sz="0" w:space="0" w:color="000000"/>
-              </w:pBdr>
-              <w:spacing w:after="100" w:before="100" w:line="240"/>
-              <w:ind w:left="100" w:right="100" w:firstLine="0" w:firstLineChars="0"/>
-              <w:rPr>
-                <w:rFonts w:ascii="Arial" w:hAnsi="Helvetica" w:eastAsia="Helvetica" w:cs="Helvetica"/>
-                <w:i w:val="false"/>
-                <w:b w:val="false"/>
-                <w:u w:val="none"/>
-                <w:strike w:val="false"/>
-                <w:sz w:val="20"/>
-                <w:szCs w:val="20"/>
-                <w:color w:val="000000"/>
-              </w:rPr>
-            </w:pPr>
-            <w:r>
-              <w:rPr>
-                <w:rFonts w:ascii="Arial" w:hAnsi="Helvetica" w:eastAsia="Helvetica" w:cs="Helvetica"/>
-                <w:i w:val="false"/>
-                <w:b w:val="false"/>
-                <w:u w:val="none"/>
-                <w:strike w:val="false"/>
-                <w:sz w:val="20"/>
-                <w:szCs w:val="20"/>
-                <w:color w:val="000000"/>
-              </w:rPr>
-              <w:t xml:space="preserve">6</w:t>
-            </w:r>
-          </w:p>
-        </w:tc>
-        <w:tc>
-          <w:tcPr>
-            <w:tcBorders>
-              <w:bottom w:val="single" w:sz="6" w:space="0" w:color="BEBEBE"/>
-              <w:top w:val="single" w:sz="6" w:space="0" w:color="BEBEBE"/>
-              <w:left w:val="none" w:sz="0" w:space="0" w:color="000000"/>
-              <w:right w:val="none" w:sz="0" w:space="0" w:color="000000"/>
-            </w:tcBorders>
-            <w:shd w:val="clear" w:color="auto" w:fill="FFFFFF"/>
-            <w:tcMar>
-              <w:top w:w="0" w:type="dxa"/>
-              <w:bottom w:w="0" w:type="dxa"/>
-              <w:left w:w="0" w:type="dxa"/>
-              <w:right w:w="0" w:type="dxa"/>
-            </w:tcMar>
-            <w:vAlign w:val="center"/>
-          </w:tcPr>
-          <w:p>
-            <w:pPr>
-              <w:jc w:val="right"/>
-              <w:pBdr>
-                <w:bottom w:val="none" w:sz="0" w:space="0" w:color="000000"/>
-                <w:top w:val="none" w:sz="0" w:space="0" w:color="000000"/>
-                <w:left w:val="none" w:sz="0" w:space="0" w:color="000000"/>
-                <w:right w:val="none" w:sz="0" w:space="0" w:color="000000"/>
-              </w:pBdr>
-              <w:spacing w:after="100" w:before="100" w:line="240"/>
-              <w:ind w:left="100" w:right="100" w:firstLine="0" w:firstLineChars="0"/>
-              <w:rPr>
-                <w:rFonts w:ascii="Arial" w:hAnsi="Helvetica" w:eastAsia="Helvetica" w:cs="Helvetica"/>
-                <w:i w:val="false"/>
-                <w:b w:val="false"/>
-                <w:u w:val="none"/>
-                <w:strike w:val="false"/>
-                <w:sz w:val="20"/>
-                <w:szCs w:val="20"/>
-                <w:color w:val="000000"/>
-              </w:rPr>
-            </w:pPr>
-            <w:r>
-              <w:rPr>
-                <w:rFonts w:ascii="Arial" w:hAnsi="Helvetica" w:eastAsia="Helvetica" w:cs="Helvetica"/>
-                <w:i w:val="false"/>
-                <w:b w:val="false"/>
-                <w:u w:val="none"/>
-                <w:strike w:val="false"/>
-                <w:sz w:val="20"/>
-                <w:szCs w:val="20"/>
-                <w:color w:val="000000"/>
-              </w:rPr>
               <w:t xml:space="preserve">3</w:t>
-            </w:r>
-          </w:p>
-        </w:tc>
-        <w:tc>
-          <w:tcPr>
-            <w:tcBorders>
-              <w:bottom w:val="single" w:sz="6" w:space="0" w:color="BEBEBE"/>
-              <w:top w:val="single" w:sz="6" w:space="0" w:color="BEBEBE"/>
-              <w:left w:val="none" w:sz="0" w:space="0" w:color="000000"/>
-              <w:right w:val="none" w:sz="0" w:space="0" w:color="000000"/>
-            </w:tcBorders>
-            <w:shd w:val="clear" w:color="auto" w:fill="FFFFFF"/>
-            <w:tcMar>
-              <w:top w:w="0" w:type="dxa"/>
-              <w:bottom w:w="0" w:type="dxa"/>
-              <w:left w:w="0" w:type="dxa"/>
-              <w:right w:w="0" w:type="dxa"/>
-            </w:tcMar>
-            <w:vAlign w:val="center"/>
-          </w:tcPr>
-          <w:p>
-            <w:pPr>
-              <w:jc w:val="right"/>
-              <w:pBdr>
-                <w:bottom w:val="none" w:sz="0" w:space="0" w:color="000000"/>
-                <w:top w:val="none" w:sz="0" w:space="0" w:color="000000"/>
-                <w:left w:val="none" w:sz="0" w:space="0" w:color="000000"/>
-                <w:right w:val="none" w:sz="0" w:space="0" w:color="000000"/>
-              </w:pBdr>
-              <w:spacing w:after="100" w:before="100" w:line="240"/>
-              <w:ind w:left="100" w:right="100" w:firstLine="0" w:firstLineChars="0"/>
-              <w:rPr>
-                <w:rFonts w:ascii="Arial" w:hAnsi="Helvetica" w:eastAsia="Helvetica" w:cs="Helvetica"/>
-                <w:i w:val="false"/>
-                <w:b w:val="false"/>
-                <w:u w:val="none"/>
-                <w:strike w:val="false"/>
-                <w:sz w:val="20"/>
-                <w:szCs w:val="20"/>
-                <w:color w:val="000000"/>
-              </w:rPr>
-            </w:pPr>
-            <w:r>
-              <w:rPr>
-                <w:rFonts w:ascii="Arial" w:hAnsi="Helvetica" w:eastAsia="Helvetica" w:cs="Helvetica"/>
-                <w:i w:val="false"/>
-                <w:b w:val="false"/>
-                <w:u w:val="none"/>
-                <w:strike w:val="false"/>
-                <w:sz w:val="20"/>
-                <w:szCs w:val="20"/>
-                <w:color w:val="000000"/>
-              </w:rPr>
-              <w:t xml:space="preserve">1</w:t>
-            </w:r>
-          </w:p>
-        </w:tc>
-        <w:tc>
-          <w:tcPr>
-            <w:tcBorders>
-              <w:bottom w:val="single" w:sz="6" w:space="0" w:color="BEBEBE"/>
-              <w:top w:val="single" w:sz="6" w:space="0" w:color="BEBEBE"/>
-              <w:left w:val="none" w:sz="0" w:space="0" w:color="000000"/>
-              <w:right w:val="none" w:sz="0" w:space="0" w:color="000000"/>
-            </w:tcBorders>
-            <w:shd w:val="clear" w:color="auto" w:fill="FFFFFF"/>
-            <w:tcMar>
-              <w:top w:w="0" w:type="dxa"/>
-              <w:bottom w:w="0" w:type="dxa"/>
-              <w:left w:w="0" w:type="dxa"/>
-              <w:right w:w="0" w:type="dxa"/>
-            </w:tcMar>
-            <w:vAlign w:val="center"/>
-          </w:tcPr>
-          <w:p>
-            <w:pPr>
-              <w:jc w:val="right"/>
-              <w:pBdr>
-                <w:bottom w:val="none" w:sz="0" w:space="0" w:color="000000"/>
-                <w:top w:val="none" w:sz="0" w:space="0" w:color="000000"/>
-                <w:left w:val="none" w:sz="0" w:space="0" w:color="000000"/>
-                <w:right w:val="none" w:sz="0" w:space="0" w:color="000000"/>
-              </w:pBdr>
-              <w:spacing w:after="100" w:before="100" w:line="240"/>
-              <w:ind w:left="100" w:right="100" w:firstLine="0" w:firstLineChars="0"/>
-              <w:rPr>
-                <w:rFonts w:ascii="Arial" w:hAnsi="Helvetica" w:eastAsia="Helvetica" w:cs="Helvetica"/>
-                <w:i w:val="false"/>
-                <w:b w:val="false"/>
-                <w:u w:val="none"/>
-                <w:strike w:val="false"/>
-                <w:sz w:val="20"/>
-                <w:szCs w:val="20"/>
-                <w:color w:val="000000"/>
-              </w:rPr>
-            </w:pPr>
-            <w:r>
-              <w:rPr>
-                <w:rFonts w:ascii="Arial" w:hAnsi="Helvetica" w:eastAsia="Helvetica" w:cs="Helvetica"/>
-                <w:i w:val="false"/>
-                <w:b w:val="false"/>
-                <w:u w:val="none"/>
-                <w:strike w:val="false"/>
-                <w:sz w:val="20"/>
-                <w:szCs w:val="20"/>
-                <w:color w:val="000000"/>
-              </w:rPr>
-              <w:t xml:space="preserve">54</w:t>
-            </w:r>
-          </w:p>
-        </w:tc>
-        <w:tc>
-          <w:tcPr>
-            <w:tcBorders>
-              <w:bottom w:val="single" w:sz="6" w:space="0" w:color="BEBEBE"/>
-              <w:top w:val="single" w:sz="6" w:space="0" w:color="BEBEBE"/>
-              <w:left w:val="none" w:sz="0" w:space="0" w:color="000000"/>
-              <w:right w:val="none" w:sz="0" w:space="0" w:color="000000"/>
-            </w:tcBorders>
-            <w:shd w:val="clear" w:color="auto" w:fill="FFFFFF"/>
-            <w:tcMar>
-              <w:top w:w="0" w:type="dxa"/>
-              <w:bottom w:w="0" w:type="dxa"/>
-              <w:left w:w="0" w:type="dxa"/>
-              <w:right w:w="0" w:type="dxa"/>
-            </w:tcMar>
-            <w:vAlign w:val="center"/>
-          </w:tcPr>
-          <w:p>
-            <w:pPr>
-              <w:jc w:val="right"/>
-              <w:pBdr>
-                <w:bottom w:val="none" w:sz="0" w:space="0" w:color="000000"/>
-                <w:top w:val="none" w:sz="0" w:space="0" w:color="000000"/>
-                <w:left w:val="none" w:sz="0" w:space="0" w:color="000000"/>
-                <w:right w:val="none" w:sz="0" w:space="0" w:color="000000"/>
-              </w:pBdr>
-              <w:spacing w:after="100" w:before="100" w:line="240"/>
-              <w:ind w:left="100" w:right="100" w:firstLine="0" w:firstLineChars="0"/>
-              <w:rPr>
-                <w:rFonts w:ascii="Arial" w:hAnsi="Helvetica" w:eastAsia="Helvetica" w:cs="Helvetica"/>
-                <w:i w:val="false"/>
-                <w:b w:val="false"/>
-                <w:u w:val="none"/>
-                <w:strike w:val="false"/>
-                <w:sz w:val="20"/>
-                <w:szCs w:val="20"/>
-                <w:color w:val="000000"/>
-              </w:rPr>
-            </w:pPr>
-            <w:r>
-              <w:rPr>
-                <w:rFonts w:ascii="Arial" w:hAnsi="Helvetica" w:eastAsia="Helvetica" w:cs="Helvetica"/>
-                <w:i w:val="false"/>
-                <w:b w:val="false"/>
-                <w:u w:val="none"/>
-                <w:strike w:val="false"/>
-                <w:sz w:val="20"/>
-                <w:szCs w:val="20"/>
-                <w:color w:val="000000"/>
-              </w:rPr>
-              <w:t xml:space="preserve"/>
             </w:r>
           </w:p>
         </w:tc>
@@ -5746,7 +3581,7 @@
                 <w:szCs w:val="20"/>
                 <w:color w:val="000000"/>
               </w:rPr>
-              <w:t xml:space="preserve">15</w:t>
+              <w:t xml:space="preserve">19</w:t>
             </w:r>
           </w:p>
         </w:tc>
@@ -5854,277 +3689,7 @@
                 <w:szCs w:val="20"/>
                 <w:color w:val="000000"/>
               </w:rPr>
-              <w:t xml:space="preserve">28</w:t>
-            </w:r>
-          </w:p>
-        </w:tc>
-        <w:tc>
-          <w:tcPr>
-            <w:tcBorders>
-              <w:bottom w:val="single" w:sz="6" w:space="0" w:color="BEBEBE"/>
-              <w:top w:val="single" w:sz="6" w:space="0" w:color="BEBEBE"/>
-              <w:left w:val="none" w:sz="0" w:space="0" w:color="000000"/>
-              <w:right w:val="none" w:sz="0" w:space="0" w:color="000000"/>
-            </w:tcBorders>
-            <w:shd w:val="clear" w:color="auto" w:fill="FFFFFF"/>
-            <w:tcMar>
-              <w:top w:w="0" w:type="dxa"/>
-              <w:bottom w:w="0" w:type="dxa"/>
-              <w:left w:w="0" w:type="dxa"/>
-              <w:right w:w="0" w:type="dxa"/>
-            </w:tcMar>
-            <w:vAlign w:val="center"/>
-          </w:tcPr>
-          <w:p>
-            <w:pPr>
-              <w:jc w:val="right"/>
-              <w:pBdr>
-                <w:bottom w:val="none" w:sz="0" w:space="0" w:color="000000"/>
-                <w:top w:val="none" w:sz="0" w:space="0" w:color="000000"/>
-                <w:left w:val="none" w:sz="0" w:space="0" w:color="000000"/>
-                <w:right w:val="none" w:sz="0" w:space="0" w:color="000000"/>
-              </w:pBdr>
-              <w:spacing w:after="100" w:before="100" w:line="240"/>
-              <w:ind w:left="100" w:right="100" w:firstLine="0" w:firstLineChars="0"/>
-              <w:rPr>
-                <w:rFonts w:ascii="Arial" w:hAnsi="Helvetica" w:eastAsia="Helvetica" w:cs="Helvetica"/>
-                <w:i w:val="false"/>
-                <w:b w:val="false"/>
-                <w:u w:val="none"/>
-                <w:strike w:val="false"/>
-                <w:sz w:val="20"/>
-                <w:szCs w:val="20"/>
-                <w:color w:val="000000"/>
-              </w:rPr>
-            </w:pPr>
-            <w:r>
-              <w:rPr>
-                <w:rFonts w:ascii="Arial" w:hAnsi="Helvetica" w:eastAsia="Helvetica" w:cs="Helvetica"/>
-                <w:i w:val="false"/>
-                <w:b w:val="false"/>
-                <w:u w:val="none"/>
-                <w:strike w:val="false"/>
-                <w:sz w:val="20"/>
-                <w:szCs w:val="20"/>
-                <w:color w:val="000000"/>
-              </w:rPr>
-              <w:t xml:space="preserve">10</w:t>
-            </w:r>
-          </w:p>
-        </w:tc>
-        <w:tc>
-          <w:tcPr>
-            <w:tcBorders>
-              <w:bottom w:val="single" w:sz="6" w:space="0" w:color="BEBEBE"/>
-              <w:top w:val="single" w:sz="6" w:space="0" w:color="BEBEBE"/>
-              <w:left w:val="none" w:sz="0" w:space="0" w:color="000000"/>
-              <w:right w:val="none" w:sz="0" w:space="0" w:color="000000"/>
-            </w:tcBorders>
-            <w:shd w:val="clear" w:color="auto" w:fill="FFFFFF"/>
-            <w:tcMar>
-              <w:top w:w="0" w:type="dxa"/>
-              <w:bottom w:w="0" w:type="dxa"/>
-              <w:left w:w="0" w:type="dxa"/>
-              <w:right w:w="0" w:type="dxa"/>
-            </w:tcMar>
-            <w:vAlign w:val="center"/>
-          </w:tcPr>
-          <w:p>
-            <w:pPr>
-              <w:jc w:val="right"/>
-              <w:pBdr>
-                <w:bottom w:val="none" w:sz="0" w:space="0" w:color="000000"/>
-                <w:top w:val="none" w:sz="0" w:space="0" w:color="000000"/>
-                <w:left w:val="none" w:sz="0" w:space="0" w:color="000000"/>
-                <w:right w:val="none" w:sz="0" w:space="0" w:color="000000"/>
-              </w:pBdr>
-              <w:spacing w:after="100" w:before="100" w:line="240"/>
-              <w:ind w:left="100" w:right="100" w:firstLine="0" w:firstLineChars="0"/>
-              <w:rPr>
-                <w:rFonts w:ascii="Arial" w:hAnsi="Helvetica" w:eastAsia="Helvetica" w:cs="Helvetica"/>
-                <w:i w:val="false"/>
-                <w:b w:val="false"/>
-                <w:u w:val="none"/>
-                <w:strike w:val="false"/>
-                <w:sz w:val="20"/>
-                <w:szCs w:val="20"/>
-                <w:color w:val="000000"/>
-              </w:rPr>
-            </w:pPr>
-            <w:r>
-              <w:rPr>
-                <w:rFonts w:ascii="Arial" w:hAnsi="Helvetica" w:eastAsia="Helvetica" w:cs="Helvetica"/>
-                <w:i w:val="false"/>
-                <w:b w:val="false"/>
-                <w:u w:val="none"/>
-                <w:strike w:val="false"/>
-                <w:sz w:val="20"/>
-                <w:szCs w:val="20"/>
-                <w:color w:val="000000"/>
-              </w:rPr>
               <w:t xml:space="preserve">9</w:t>
-            </w:r>
-          </w:p>
-        </w:tc>
-        <w:tc>
-          <w:tcPr>
-            <w:tcBorders>
-              <w:bottom w:val="single" w:sz="6" w:space="0" w:color="BEBEBE"/>
-              <w:top w:val="single" w:sz="6" w:space="0" w:color="BEBEBE"/>
-              <w:left w:val="none" w:sz="0" w:space="0" w:color="000000"/>
-              <w:right w:val="none" w:sz="0" w:space="0" w:color="000000"/>
-            </w:tcBorders>
-            <w:shd w:val="clear" w:color="auto" w:fill="FFFFFF"/>
-            <w:tcMar>
-              <w:top w:w="0" w:type="dxa"/>
-              <w:bottom w:w="0" w:type="dxa"/>
-              <w:left w:w="0" w:type="dxa"/>
-              <w:right w:w="0" w:type="dxa"/>
-            </w:tcMar>
-            <w:vAlign w:val="center"/>
-          </w:tcPr>
-          <w:p>
-            <w:pPr>
-              <w:jc w:val="right"/>
-              <w:pBdr>
-                <w:bottom w:val="none" w:sz="0" w:space="0" w:color="000000"/>
-                <w:top w:val="none" w:sz="0" w:space="0" w:color="000000"/>
-                <w:left w:val="none" w:sz="0" w:space="0" w:color="000000"/>
-                <w:right w:val="none" w:sz="0" w:space="0" w:color="000000"/>
-              </w:pBdr>
-              <w:spacing w:after="100" w:before="100" w:line="240"/>
-              <w:ind w:left="100" w:right="100" w:firstLine="0" w:firstLineChars="0"/>
-              <w:rPr>
-                <w:rFonts w:ascii="Arial" w:hAnsi="Helvetica" w:eastAsia="Helvetica" w:cs="Helvetica"/>
-                <w:i w:val="false"/>
-                <w:b w:val="false"/>
-                <w:u w:val="none"/>
-                <w:strike w:val="false"/>
-                <w:sz w:val="20"/>
-                <w:szCs w:val="20"/>
-                <w:color w:val="000000"/>
-              </w:rPr>
-            </w:pPr>
-            <w:r>
-              <w:rPr>
-                <w:rFonts w:ascii="Arial" w:hAnsi="Helvetica" w:eastAsia="Helvetica" w:cs="Helvetica"/>
-                <w:i w:val="false"/>
-                <w:b w:val="false"/>
-                <w:u w:val="none"/>
-                <w:strike w:val="false"/>
-                <w:sz w:val="20"/>
-                <w:szCs w:val="20"/>
-                <w:color w:val="000000"/>
-              </w:rPr>
-              <w:t xml:space="preserve">6</w:t>
-            </w:r>
-          </w:p>
-        </w:tc>
-        <w:tc>
-          <w:tcPr>
-            <w:tcBorders>
-              <w:bottom w:val="single" w:sz="6" w:space="0" w:color="BEBEBE"/>
-              <w:top w:val="single" w:sz="6" w:space="0" w:color="BEBEBE"/>
-              <w:left w:val="none" w:sz="0" w:space="0" w:color="000000"/>
-              <w:right w:val="none" w:sz="0" w:space="0" w:color="000000"/>
-            </w:tcBorders>
-            <w:shd w:val="clear" w:color="auto" w:fill="FFFFFF"/>
-            <w:tcMar>
-              <w:top w:w="0" w:type="dxa"/>
-              <w:bottom w:w="0" w:type="dxa"/>
-              <w:left w:w="0" w:type="dxa"/>
-              <w:right w:w="0" w:type="dxa"/>
-            </w:tcMar>
-            <w:vAlign w:val="center"/>
-          </w:tcPr>
-          <w:p>
-            <w:pPr>
-              <w:jc w:val="right"/>
-              <w:pBdr>
-                <w:bottom w:val="none" w:sz="0" w:space="0" w:color="000000"/>
-                <w:top w:val="none" w:sz="0" w:space="0" w:color="000000"/>
-                <w:left w:val="none" w:sz="0" w:space="0" w:color="000000"/>
-                <w:right w:val="none" w:sz="0" w:space="0" w:color="000000"/>
-              </w:pBdr>
-              <w:spacing w:after="100" w:before="100" w:line="240"/>
-              <w:ind w:left="100" w:right="100" w:firstLine="0" w:firstLineChars="0"/>
-              <w:rPr>
-                <w:rFonts w:ascii="Arial" w:hAnsi="Helvetica" w:eastAsia="Helvetica" w:cs="Helvetica"/>
-                <w:i w:val="false"/>
-                <w:b w:val="false"/>
-                <w:u w:val="none"/>
-                <w:strike w:val="false"/>
-                <w:sz w:val="20"/>
-                <w:szCs w:val="20"/>
-                <w:color w:val="000000"/>
-              </w:rPr>
-            </w:pPr>
-            <w:r>
-              <w:rPr>
-                <w:rFonts w:ascii="Arial" w:hAnsi="Helvetica" w:eastAsia="Helvetica" w:cs="Helvetica"/>
-                <w:i w:val="false"/>
-                <w:b w:val="false"/>
-                <w:u w:val="none"/>
-                <w:strike w:val="false"/>
-                <w:sz w:val="20"/>
-                <w:szCs w:val="20"/>
-                <w:color w:val="000000"/>
-              </w:rPr>
-              <w:t xml:space="preserve">59</w:t>
-            </w:r>
-          </w:p>
-        </w:tc>
-        <w:tc>
-          <w:tcPr>
-            <w:tcBorders>
-              <w:bottom w:val="single" w:sz="6" w:space="0" w:color="BEBEBE"/>
-              <w:top w:val="single" w:sz="6" w:space="0" w:color="BEBEBE"/>
-              <w:left w:val="none" w:sz="0" w:space="0" w:color="000000"/>
-              <w:right w:val="none" w:sz="0" w:space="0" w:color="000000"/>
-            </w:tcBorders>
-            <w:shd w:val="clear" w:color="auto" w:fill="FFFFFF"/>
-            <w:tcMar>
-              <w:top w:w="0" w:type="dxa"/>
-              <w:bottom w:w="0" w:type="dxa"/>
-              <w:left w:w="0" w:type="dxa"/>
-              <w:right w:w="0" w:type="dxa"/>
-            </w:tcMar>
-            <w:vAlign w:val="center"/>
-          </w:tcPr>
-          <w:p>
-            <w:pPr>
-              <w:jc w:val="right"/>
-              <w:pBdr>
-                <w:bottom w:val="none" w:sz="0" w:space="0" w:color="000000"/>
-                <w:top w:val="none" w:sz="0" w:space="0" w:color="000000"/>
-                <w:left w:val="none" w:sz="0" w:space="0" w:color="000000"/>
-                <w:right w:val="none" w:sz="0" w:space="0" w:color="000000"/>
-              </w:pBdr>
-              <w:spacing w:after="100" w:before="100" w:line="240"/>
-              <w:ind w:left="100" w:right="100" w:firstLine="0" w:firstLineChars="0"/>
-              <w:rPr>
-                <w:rFonts w:ascii="Arial" w:hAnsi="Helvetica" w:eastAsia="Helvetica" w:cs="Helvetica"/>
-                <w:i w:val="false"/>
-                <w:b w:val="false"/>
-                <w:u w:val="none"/>
-                <w:strike w:val="false"/>
-                <w:sz w:val="20"/>
-                <w:szCs w:val="20"/>
-                <w:color w:val="000000"/>
-              </w:rPr>
-            </w:pPr>
-            <w:r>
-              <w:rPr>
-                <w:rFonts w:ascii="Arial" w:hAnsi="Helvetica" w:eastAsia="Helvetica" w:cs="Helvetica"/>
-                <w:i w:val="false"/>
-                <w:b w:val="false"/>
-                <w:u w:val="none"/>
-                <w:strike w:val="false"/>
-                <w:sz w:val="20"/>
-                <w:szCs w:val="20"/>
-                <w:color w:val="000000"/>
-              </w:rPr>
-              <w:t xml:space="preserve">0</w:t>
             </w:r>
           </w:p>
         </w:tc>
@@ -6424,7 +3989,7 @@
                 <w:szCs w:val="20"/>
                 <w:color w:val="000000"/>
               </w:rPr>
-              <w:t xml:space="preserve">24</w:t>
+              <w:t xml:space="preserve">27</w:t>
             </w:r>
           </w:p>
         </w:tc>
@@ -6532,277 +4097,7 @@
                 <w:szCs w:val="20"/>
                 <w:color w:val="000000"/>
               </w:rPr>
-              <w:t xml:space="preserve">36</w:t>
-            </w:r>
-          </w:p>
-        </w:tc>
-        <w:tc>
-          <w:tcPr>
-            <w:tcBorders>
-              <w:bottom w:val="single" w:sz="6" w:space="0" w:color="BEBEBE"/>
-              <w:top w:val="single" w:sz="6" w:space="0" w:color="BEBEBE"/>
-              <w:left w:val="none" w:sz="0" w:space="0" w:color="000000"/>
-              <w:right w:val="none" w:sz="0" w:space="0" w:color="000000"/>
-            </w:tcBorders>
-            <w:shd w:val="clear" w:color="auto" w:fill="FFFFFF"/>
-            <w:tcMar>
-              <w:top w:w="0" w:type="dxa"/>
-              <w:bottom w:w="0" w:type="dxa"/>
-              <w:left w:w="0" w:type="dxa"/>
-              <w:right w:w="0" w:type="dxa"/>
-            </w:tcMar>
-            <w:vAlign w:val="center"/>
-          </w:tcPr>
-          <w:p>
-            <w:pPr>
-              <w:jc w:val="right"/>
-              <w:pBdr>
-                <w:bottom w:val="none" w:sz="0" w:space="0" w:color="000000"/>
-                <w:top w:val="none" w:sz="0" w:space="0" w:color="000000"/>
-                <w:left w:val="none" w:sz="0" w:space="0" w:color="000000"/>
-                <w:right w:val="none" w:sz="0" w:space="0" w:color="000000"/>
-              </w:pBdr>
-              <w:spacing w:after="100" w:before="100" w:line="240"/>
-              <w:ind w:left="100" w:right="100" w:firstLine="0" w:firstLineChars="0"/>
-              <w:rPr>
-                <w:rFonts w:ascii="Arial" w:hAnsi="Helvetica" w:eastAsia="Helvetica" w:cs="Helvetica"/>
-                <w:i w:val="false"/>
-                <w:b w:val="false"/>
-                <w:u w:val="none"/>
-                <w:strike w:val="false"/>
-                <w:sz w:val="20"/>
-                <w:szCs w:val="20"/>
-                <w:color w:val="000000"/>
-              </w:rPr>
-            </w:pPr>
-            <w:r>
-              <w:rPr>
-                <w:rFonts w:ascii="Arial" w:hAnsi="Helvetica" w:eastAsia="Helvetica" w:cs="Helvetica"/>
-                <w:i w:val="false"/>
-                <w:b w:val="false"/>
-                <w:u w:val="none"/>
-                <w:strike w:val="false"/>
-                <w:sz w:val="20"/>
-                <w:szCs w:val="20"/>
-                <w:color w:val="000000"/>
-              </w:rPr>
-              <w:t xml:space="preserve">9</w:t>
-            </w:r>
-          </w:p>
-        </w:tc>
-        <w:tc>
-          <w:tcPr>
-            <w:tcBorders>
-              <w:bottom w:val="single" w:sz="6" w:space="0" w:color="BEBEBE"/>
-              <w:top w:val="single" w:sz="6" w:space="0" w:color="BEBEBE"/>
-              <w:left w:val="none" w:sz="0" w:space="0" w:color="000000"/>
-              <w:right w:val="none" w:sz="0" w:space="0" w:color="000000"/>
-            </w:tcBorders>
-            <w:shd w:val="clear" w:color="auto" w:fill="FFFFFF"/>
-            <w:tcMar>
-              <w:top w:w="0" w:type="dxa"/>
-              <w:bottom w:w="0" w:type="dxa"/>
-              <w:left w:w="0" w:type="dxa"/>
-              <w:right w:w="0" w:type="dxa"/>
-            </w:tcMar>
-            <w:vAlign w:val="center"/>
-          </w:tcPr>
-          <w:p>
-            <w:pPr>
-              <w:jc w:val="right"/>
-              <w:pBdr>
-                <w:bottom w:val="none" w:sz="0" w:space="0" w:color="000000"/>
-                <w:top w:val="none" w:sz="0" w:space="0" w:color="000000"/>
-                <w:left w:val="none" w:sz="0" w:space="0" w:color="000000"/>
-                <w:right w:val="none" w:sz="0" w:space="0" w:color="000000"/>
-              </w:pBdr>
-              <w:spacing w:after="100" w:before="100" w:line="240"/>
-              <w:ind w:left="100" w:right="100" w:firstLine="0" w:firstLineChars="0"/>
-              <w:rPr>
-                <w:rFonts w:ascii="Arial" w:hAnsi="Helvetica" w:eastAsia="Helvetica" w:cs="Helvetica"/>
-                <w:i w:val="false"/>
-                <w:b w:val="false"/>
-                <w:u w:val="none"/>
-                <w:strike w:val="false"/>
-                <w:sz w:val="20"/>
-                <w:szCs w:val="20"/>
-                <w:color w:val="000000"/>
-              </w:rPr>
-            </w:pPr>
-            <w:r>
-              <w:rPr>
-                <w:rFonts w:ascii="Arial" w:hAnsi="Helvetica" w:eastAsia="Helvetica" w:cs="Helvetica"/>
-                <w:i w:val="false"/>
-                <w:b w:val="false"/>
-                <w:u w:val="none"/>
-                <w:strike w:val="false"/>
-                <w:sz w:val="20"/>
-                <w:szCs w:val="20"/>
-                <w:color w:val="000000"/>
-              </w:rPr>
               <w:t xml:space="preserve">20</w:t>
-            </w:r>
-          </w:p>
-        </w:tc>
-        <w:tc>
-          <w:tcPr>
-            <w:tcBorders>
-              <w:bottom w:val="single" w:sz="6" w:space="0" w:color="BEBEBE"/>
-              <w:top w:val="single" w:sz="6" w:space="0" w:color="BEBEBE"/>
-              <w:left w:val="none" w:sz="0" w:space="0" w:color="000000"/>
-              <w:right w:val="none" w:sz="0" w:space="0" w:color="000000"/>
-            </w:tcBorders>
-            <w:shd w:val="clear" w:color="auto" w:fill="FFFFFF"/>
-            <w:tcMar>
-              <w:top w:w="0" w:type="dxa"/>
-              <w:bottom w:w="0" w:type="dxa"/>
-              <w:left w:w="0" w:type="dxa"/>
-              <w:right w:w="0" w:type="dxa"/>
-            </w:tcMar>
-            <w:vAlign w:val="center"/>
-          </w:tcPr>
-          <w:p>
-            <w:pPr>
-              <w:jc w:val="right"/>
-              <w:pBdr>
-                <w:bottom w:val="none" w:sz="0" w:space="0" w:color="000000"/>
-                <w:top w:val="none" w:sz="0" w:space="0" w:color="000000"/>
-                <w:left w:val="none" w:sz="0" w:space="0" w:color="000000"/>
-                <w:right w:val="none" w:sz="0" w:space="0" w:color="000000"/>
-              </w:pBdr>
-              <w:spacing w:after="100" w:before="100" w:line="240"/>
-              <w:ind w:left="100" w:right="100" w:firstLine="0" w:firstLineChars="0"/>
-              <w:rPr>
-                <w:rFonts w:ascii="Arial" w:hAnsi="Helvetica" w:eastAsia="Helvetica" w:cs="Helvetica"/>
-                <w:i w:val="false"/>
-                <w:b w:val="false"/>
-                <w:u w:val="none"/>
-                <w:strike w:val="false"/>
-                <w:sz w:val="20"/>
-                <w:szCs w:val="20"/>
-                <w:color w:val="000000"/>
-              </w:rPr>
-            </w:pPr>
-            <w:r>
-              <w:rPr>
-                <w:rFonts w:ascii="Arial" w:hAnsi="Helvetica" w:eastAsia="Helvetica" w:cs="Helvetica"/>
-                <w:i w:val="false"/>
-                <w:b w:val="false"/>
-                <w:u w:val="none"/>
-                <w:strike w:val="false"/>
-                <w:sz w:val="20"/>
-                <w:szCs w:val="20"/>
-                <w:color w:val="000000"/>
-              </w:rPr>
-              <w:t xml:space="preserve">14</w:t>
-            </w:r>
-          </w:p>
-        </w:tc>
-        <w:tc>
-          <w:tcPr>
-            <w:tcBorders>
-              <w:bottom w:val="single" w:sz="6" w:space="0" w:color="BEBEBE"/>
-              <w:top w:val="single" w:sz="6" w:space="0" w:color="BEBEBE"/>
-              <w:left w:val="none" w:sz="0" w:space="0" w:color="000000"/>
-              <w:right w:val="none" w:sz="0" w:space="0" w:color="000000"/>
-            </w:tcBorders>
-            <w:shd w:val="clear" w:color="auto" w:fill="FFFFFF"/>
-            <w:tcMar>
-              <w:top w:w="0" w:type="dxa"/>
-              <w:bottom w:w="0" w:type="dxa"/>
-              <w:left w:w="0" w:type="dxa"/>
-              <w:right w:w="0" w:type="dxa"/>
-            </w:tcMar>
-            <w:vAlign w:val="center"/>
-          </w:tcPr>
-          <w:p>
-            <w:pPr>
-              <w:jc w:val="right"/>
-              <w:pBdr>
-                <w:bottom w:val="none" w:sz="0" w:space="0" w:color="000000"/>
-                <w:top w:val="none" w:sz="0" w:space="0" w:color="000000"/>
-                <w:left w:val="none" w:sz="0" w:space="0" w:color="000000"/>
-                <w:right w:val="none" w:sz="0" w:space="0" w:color="000000"/>
-              </w:pBdr>
-              <w:spacing w:after="100" w:before="100" w:line="240"/>
-              <w:ind w:left="100" w:right="100" w:firstLine="0" w:firstLineChars="0"/>
-              <w:rPr>
-                <w:rFonts w:ascii="Arial" w:hAnsi="Helvetica" w:eastAsia="Helvetica" w:cs="Helvetica"/>
-                <w:i w:val="false"/>
-                <w:b w:val="false"/>
-                <w:u w:val="none"/>
-                <w:strike w:val="false"/>
-                <w:sz w:val="20"/>
-                <w:szCs w:val="20"/>
-                <w:color w:val="000000"/>
-              </w:rPr>
-            </w:pPr>
-            <w:r>
-              <w:rPr>
-                <w:rFonts w:ascii="Arial" w:hAnsi="Helvetica" w:eastAsia="Helvetica" w:cs="Helvetica"/>
-                <w:i w:val="false"/>
-                <w:b w:val="false"/>
-                <w:u w:val="none"/>
-                <w:strike w:val="false"/>
-                <w:sz w:val="20"/>
-                <w:szCs w:val="20"/>
-                <w:color w:val="000000"/>
-              </w:rPr>
-              <w:t xml:space="preserve">67</w:t>
-            </w:r>
-          </w:p>
-        </w:tc>
-        <w:tc>
-          <w:tcPr>
-            <w:tcBorders>
-              <w:bottom w:val="single" w:sz="6" w:space="0" w:color="BEBEBE"/>
-              <w:top w:val="single" w:sz="6" w:space="0" w:color="BEBEBE"/>
-              <w:left w:val="none" w:sz="0" w:space="0" w:color="000000"/>
-              <w:right w:val="none" w:sz="0" w:space="0" w:color="000000"/>
-            </w:tcBorders>
-            <w:shd w:val="clear" w:color="auto" w:fill="FFFFFF"/>
-            <w:tcMar>
-              <w:top w:w="0" w:type="dxa"/>
-              <w:bottom w:w="0" w:type="dxa"/>
-              <w:left w:w="0" w:type="dxa"/>
-              <w:right w:w="0" w:type="dxa"/>
-            </w:tcMar>
-            <w:vAlign w:val="center"/>
-          </w:tcPr>
-          <w:p>
-            <w:pPr>
-              <w:jc w:val="right"/>
-              <w:pBdr>
-                <w:bottom w:val="none" w:sz="0" w:space="0" w:color="000000"/>
-                <w:top w:val="none" w:sz="0" w:space="0" w:color="000000"/>
-                <w:left w:val="none" w:sz="0" w:space="0" w:color="000000"/>
-                <w:right w:val="none" w:sz="0" w:space="0" w:color="000000"/>
-              </w:pBdr>
-              <w:spacing w:after="100" w:before="100" w:line="240"/>
-              <w:ind w:left="100" w:right="100" w:firstLine="0" w:firstLineChars="0"/>
-              <w:rPr>
-                <w:rFonts w:ascii="Arial" w:hAnsi="Helvetica" w:eastAsia="Helvetica" w:cs="Helvetica"/>
-                <w:i w:val="false"/>
-                <w:b w:val="false"/>
-                <w:u w:val="none"/>
-                <w:strike w:val="false"/>
-                <w:sz w:val="20"/>
-                <w:szCs w:val="20"/>
-                <w:color w:val="000000"/>
-              </w:rPr>
-            </w:pPr>
-            <w:r>
-              <w:rPr>
-                <w:rFonts w:ascii="Arial" w:hAnsi="Helvetica" w:eastAsia="Helvetica" w:cs="Helvetica"/>
-                <w:i w:val="false"/>
-                <w:b w:val="false"/>
-                <w:u w:val="none"/>
-                <w:strike w:val="false"/>
-                <w:sz w:val="20"/>
-                <w:szCs w:val="20"/>
-                <w:color w:val="000000"/>
-              </w:rPr>
-              <w:t xml:space="preserve"/>
             </w:r>
           </w:p>
         </w:tc>
@@ -7102,7 +4397,7 @@
                 <w:szCs w:val="20"/>
                 <w:color w:val="000000"/>
               </w:rPr>
-              <w:t xml:space="preserve">25</w:t>
+              <w:t xml:space="preserve">28</w:t>
             </w:r>
           </w:p>
         </w:tc>
@@ -7210,277 +4505,7 @@
                 <w:szCs w:val="20"/>
                 <w:color w:val="000000"/>
               </w:rPr>
-              <w:t xml:space="preserve">66</w:t>
-            </w:r>
-          </w:p>
-        </w:tc>
-        <w:tc>
-          <w:tcPr>
-            <w:tcBorders>
-              <w:bottom w:val="single" w:sz="6" w:space="0" w:color="BEBEBE"/>
-              <w:top w:val="single" w:sz="6" w:space="0" w:color="BEBEBE"/>
-              <w:left w:val="none" w:sz="0" w:space="0" w:color="000000"/>
-              <w:right w:val="none" w:sz="0" w:space="0" w:color="000000"/>
-            </w:tcBorders>
-            <w:shd w:val="clear" w:color="auto" w:fill="FFFFFF"/>
-            <w:tcMar>
-              <w:top w:w="0" w:type="dxa"/>
-              <w:bottom w:w="0" w:type="dxa"/>
-              <w:left w:w="0" w:type="dxa"/>
-              <w:right w:w="0" w:type="dxa"/>
-            </w:tcMar>
-            <w:vAlign w:val="center"/>
-          </w:tcPr>
-          <w:p>
-            <w:pPr>
-              <w:jc w:val="right"/>
-              <w:pBdr>
-                <w:bottom w:val="none" w:sz="0" w:space="0" w:color="000000"/>
-                <w:top w:val="none" w:sz="0" w:space="0" w:color="000000"/>
-                <w:left w:val="none" w:sz="0" w:space="0" w:color="000000"/>
-                <w:right w:val="none" w:sz="0" w:space="0" w:color="000000"/>
-              </w:pBdr>
-              <w:spacing w:after="100" w:before="100" w:line="240"/>
-              <w:ind w:left="100" w:right="100" w:firstLine="0" w:firstLineChars="0"/>
-              <w:rPr>
-                <w:rFonts w:ascii="Arial" w:hAnsi="Helvetica" w:eastAsia="Helvetica" w:cs="Helvetica"/>
-                <w:i w:val="false"/>
-                <w:b w:val="false"/>
-                <w:u w:val="none"/>
-                <w:strike w:val="false"/>
-                <w:sz w:val="20"/>
-                <w:szCs w:val="20"/>
-                <w:color w:val="000000"/>
-              </w:rPr>
-            </w:pPr>
-            <w:r>
-              <w:rPr>
-                <w:rFonts w:ascii="Arial" w:hAnsi="Helvetica" w:eastAsia="Helvetica" w:cs="Helvetica"/>
-                <w:i w:val="false"/>
-                <w:b w:val="false"/>
-                <w:u w:val="none"/>
-                <w:strike w:val="false"/>
-                <w:sz w:val="20"/>
-                <w:szCs w:val="20"/>
-                <w:color w:val="000000"/>
-              </w:rPr>
-              <w:t xml:space="preserve">6</w:t>
-            </w:r>
-          </w:p>
-        </w:tc>
-        <w:tc>
-          <w:tcPr>
-            <w:tcBorders>
-              <w:bottom w:val="single" w:sz="6" w:space="0" w:color="BEBEBE"/>
-              <w:top w:val="single" w:sz="6" w:space="0" w:color="BEBEBE"/>
-              <w:left w:val="none" w:sz="0" w:space="0" w:color="000000"/>
-              <w:right w:val="none" w:sz="0" w:space="0" w:color="000000"/>
-            </w:tcBorders>
-            <w:shd w:val="clear" w:color="auto" w:fill="FFFFFF"/>
-            <w:tcMar>
-              <w:top w:w="0" w:type="dxa"/>
-              <w:bottom w:w="0" w:type="dxa"/>
-              <w:left w:w="0" w:type="dxa"/>
-              <w:right w:w="0" w:type="dxa"/>
-            </w:tcMar>
-            <w:vAlign w:val="center"/>
-          </w:tcPr>
-          <w:p>
-            <w:pPr>
-              <w:jc w:val="right"/>
-              <w:pBdr>
-                <w:bottom w:val="none" w:sz="0" w:space="0" w:color="000000"/>
-                <w:top w:val="none" w:sz="0" w:space="0" w:color="000000"/>
-                <w:left w:val="none" w:sz="0" w:space="0" w:color="000000"/>
-                <w:right w:val="none" w:sz="0" w:space="0" w:color="000000"/>
-              </w:pBdr>
-              <w:spacing w:after="100" w:before="100" w:line="240"/>
-              <w:ind w:left="100" w:right="100" w:firstLine="0" w:firstLineChars="0"/>
-              <w:rPr>
-                <w:rFonts w:ascii="Arial" w:hAnsi="Helvetica" w:eastAsia="Helvetica" w:cs="Helvetica"/>
-                <w:i w:val="false"/>
-                <w:b w:val="false"/>
-                <w:u w:val="none"/>
-                <w:strike w:val="false"/>
-                <w:sz w:val="20"/>
-                <w:szCs w:val="20"/>
-                <w:color w:val="000000"/>
-              </w:rPr>
-            </w:pPr>
-            <w:r>
-              <w:rPr>
-                <w:rFonts w:ascii="Arial" w:hAnsi="Helvetica" w:eastAsia="Helvetica" w:cs="Helvetica"/>
-                <w:i w:val="false"/>
-                <w:b w:val="false"/>
-                <w:u w:val="none"/>
-                <w:strike w:val="false"/>
-                <w:sz w:val="20"/>
-                <w:szCs w:val="20"/>
-                <w:color w:val="000000"/>
-              </w:rPr>
               <w:t xml:space="preserve">12</w:t>
-            </w:r>
-          </w:p>
-        </w:tc>
-        <w:tc>
-          <w:tcPr>
-            <w:tcBorders>
-              <w:bottom w:val="single" w:sz="6" w:space="0" w:color="BEBEBE"/>
-              <w:top w:val="single" w:sz="6" w:space="0" w:color="BEBEBE"/>
-              <w:left w:val="none" w:sz="0" w:space="0" w:color="000000"/>
-              <w:right w:val="none" w:sz="0" w:space="0" w:color="000000"/>
-            </w:tcBorders>
-            <w:shd w:val="clear" w:color="auto" w:fill="FFFFFF"/>
-            <w:tcMar>
-              <w:top w:w="0" w:type="dxa"/>
-              <w:bottom w:w="0" w:type="dxa"/>
-              <w:left w:w="0" w:type="dxa"/>
-              <w:right w:w="0" w:type="dxa"/>
-            </w:tcMar>
-            <w:vAlign w:val="center"/>
-          </w:tcPr>
-          <w:p>
-            <w:pPr>
-              <w:jc w:val="right"/>
-              <w:pBdr>
-                <w:bottom w:val="none" w:sz="0" w:space="0" w:color="000000"/>
-                <w:top w:val="none" w:sz="0" w:space="0" w:color="000000"/>
-                <w:left w:val="none" w:sz="0" w:space="0" w:color="000000"/>
-                <w:right w:val="none" w:sz="0" w:space="0" w:color="000000"/>
-              </w:pBdr>
-              <w:spacing w:after="100" w:before="100" w:line="240"/>
-              <w:ind w:left="100" w:right="100" w:firstLine="0" w:firstLineChars="0"/>
-              <w:rPr>
-                <w:rFonts w:ascii="Arial" w:hAnsi="Helvetica" w:eastAsia="Helvetica" w:cs="Helvetica"/>
-                <w:i w:val="false"/>
-                <w:b w:val="false"/>
-                <w:u w:val="none"/>
-                <w:strike w:val="false"/>
-                <w:sz w:val="20"/>
-                <w:szCs w:val="20"/>
-                <w:color w:val="000000"/>
-              </w:rPr>
-            </w:pPr>
-            <w:r>
-              <w:rPr>
-                <w:rFonts w:ascii="Arial" w:hAnsi="Helvetica" w:eastAsia="Helvetica" w:cs="Helvetica"/>
-                <w:i w:val="false"/>
-                <w:b w:val="false"/>
-                <w:u w:val="none"/>
-                <w:strike w:val="false"/>
-                <w:sz w:val="20"/>
-                <w:szCs w:val="20"/>
-                <w:color w:val="000000"/>
-              </w:rPr>
-              <w:t xml:space="preserve">12</w:t>
-            </w:r>
-          </w:p>
-        </w:tc>
-        <w:tc>
-          <w:tcPr>
-            <w:tcBorders>
-              <w:bottom w:val="single" w:sz="6" w:space="0" w:color="BEBEBE"/>
-              <w:top w:val="single" w:sz="6" w:space="0" w:color="BEBEBE"/>
-              <w:left w:val="none" w:sz="0" w:space="0" w:color="000000"/>
-              <w:right w:val="none" w:sz="0" w:space="0" w:color="000000"/>
-            </w:tcBorders>
-            <w:shd w:val="clear" w:color="auto" w:fill="FFFFFF"/>
-            <w:tcMar>
-              <w:top w:w="0" w:type="dxa"/>
-              <w:bottom w:w="0" w:type="dxa"/>
-              <w:left w:w="0" w:type="dxa"/>
-              <w:right w:w="0" w:type="dxa"/>
-            </w:tcMar>
-            <w:vAlign w:val="center"/>
-          </w:tcPr>
-          <w:p>
-            <w:pPr>
-              <w:jc w:val="right"/>
-              <w:pBdr>
-                <w:bottom w:val="none" w:sz="0" w:space="0" w:color="000000"/>
-                <w:top w:val="none" w:sz="0" w:space="0" w:color="000000"/>
-                <w:left w:val="none" w:sz="0" w:space="0" w:color="000000"/>
-                <w:right w:val="none" w:sz="0" w:space="0" w:color="000000"/>
-              </w:pBdr>
-              <w:spacing w:after="100" w:before="100" w:line="240"/>
-              <w:ind w:left="100" w:right="100" w:firstLine="0" w:firstLineChars="0"/>
-              <w:rPr>
-                <w:rFonts w:ascii="Arial" w:hAnsi="Helvetica" w:eastAsia="Helvetica" w:cs="Helvetica"/>
-                <w:i w:val="false"/>
-                <w:b w:val="false"/>
-                <w:u w:val="none"/>
-                <w:strike w:val="false"/>
-                <w:sz w:val="20"/>
-                <w:szCs w:val="20"/>
-                <w:color w:val="000000"/>
-              </w:rPr>
-            </w:pPr>
-            <w:r>
-              <w:rPr>
-                <w:rFonts w:ascii="Arial" w:hAnsi="Helvetica" w:eastAsia="Helvetica" w:cs="Helvetica"/>
-                <w:i w:val="false"/>
-                <w:b w:val="false"/>
-                <w:u w:val="none"/>
-                <w:strike w:val="false"/>
-                <w:sz w:val="20"/>
-                <w:szCs w:val="20"/>
-                <w:color w:val="000000"/>
-              </w:rPr>
-              <w:t xml:space="preserve">50</w:t>
-            </w:r>
-          </w:p>
-        </w:tc>
-        <w:tc>
-          <w:tcPr>
-            <w:tcBorders>
-              <w:bottom w:val="single" w:sz="6" w:space="0" w:color="BEBEBE"/>
-              <w:top w:val="single" w:sz="6" w:space="0" w:color="BEBEBE"/>
-              <w:left w:val="none" w:sz="0" w:space="0" w:color="000000"/>
-              <w:right w:val="none" w:sz="0" w:space="0" w:color="000000"/>
-            </w:tcBorders>
-            <w:shd w:val="clear" w:color="auto" w:fill="FFFFFF"/>
-            <w:tcMar>
-              <w:top w:w="0" w:type="dxa"/>
-              <w:bottom w:w="0" w:type="dxa"/>
-              <w:left w:w="0" w:type="dxa"/>
-              <w:right w:w="0" w:type="dxa"/>
-            </w:tcMar>
-            <w:vAlign w:val="center"/>
-          </w:tcPr>
-          <w:p>
-            <w:pPr>
-              <w:jc w:val="right"/>
-              <w:pBdr>
-                <w:bottom w:val="none" w:sz="0" w:space="0" w:color="000000"/>
-                <w:top w:val="none" w:sz="0" w:space="0" w:color="000000"/>
-                <w:left w:val="none" w:sz="0" w:space="0" w:color="000000"/>
-                <w:right w:val="none" w:sz="0" w:space="0" w:color="000000"/>
-              </w:pBdr>
-              <w:spacing w:after="100" w:before="100" w:line="240"/>
-              <w:ind w:left="100" w:right="100" w:firstLine="0" w:firstLineChars="0"/>
-              <w:rPr>
-                <w:rFonts w:ascii="Arial" w:hAnsi="Helvetica" w:eastAsia="Helvetica" w:cs="Helvetica"/>
-                <w:i w:val="false"/>
-                <w:b w:val="false"/>
-                <w:u w:val="none"/>
-                <w:strike w:val="false"/>
-                <w:sz w:val="20"/>
-                <w:szCs w:val="20"/>
-                <w:color w:val="000000"/>
-              </w:rPr>
-            </w:pPr>
-            <w:r>
-              <w:rPr>
-                <w:rFonts w:ascii="Arial" w:hAnsi="Helvetica" w:eastAsia="Helvetica" w:cs="Helvetica"/>
-                <w:i w:val="false"/>
-                <w:b w:val="false"/>
-                <w:u w:val="none"/>
-                <w:strike w:val="false"/>
-                <w:sz w:val="20"/>
-                <w:szCs w:val="20"/>
-                <w:color w:val="000000"/>
-              </w:rPr>
-              <w:t xml:space="preserve"/>
             </w:r>
           </w:p>
         </w:tc>
@@ -7780,7 +4805,7 @@
                 <w:szCs w:val="20"/>
                 <w:color w:val="000000"/>
               </w:rPr>
-              <w:t xml:space="preserve">32</w:t>
+              <w:t xml:space="preserve">34</w:t>
             </w:r>
           </w:p>
         </w:tc>
@@ -7888,277 +4913,7 @@
                 <w:szCs w:val="20"/>
                 <w:color w:val="000000"/>
               </w:rPr>
-              <w:t xml:space="preserve">49</w:t>
-            </w:r>
-          </w:p>
-        </w:tc>
-        <w:tc>
-          <w:tcPr>
-            <w:tcBorders>
-              <w:bottom w:val="single" w:sz="6" w:space="0" w:color="BEBEBE"/>
-              <w:top w:val="single" w:sz="6" w:space="0" w:color="BEBEBE"/>
-              <w:left w:val="none" w:sz="0" w:space="0" w:color="000000"/>
-              <w:right w:val="none" w:sz="0" w:space="0" w:color="000000"/>
-            </w:tcBorders>
-            <w:shd w:val="clear" w:color="auto" w:fill="FFFFFF"/>
-            <w:tcMar>
-              <w:top w:w="0" w:type="dxa"/>
-              <w:bottom w:w="0" w:type="dxa"/>
-              <w:left w:w="0" w:type="dxa"/>
-              <w:right w:w="0" w:type="dxa"/>
-            </w:tcMar>
-            <w:vAlign w:val="center"/>
-          </w:tcPr>
-          <w:p>
-            <w:pPr>
-              <w:jc w:val="right"/>
-              <w:pBdr>
-                <w:bottom w:val="none" w:sz="0" w:space="0" w:color="000000"/>
-                <w:top w:val="none" w:sz="0" w:space="0" w:color="000000"/>
-                <w:left w:val="none" w:sz="0" w:space="0" w:color="000000"/>
-                <w:right w:val="none" w:sz="0" w:space="0" w:color="000000"/>
-              </w:pBdr>
-              <w:spacing w:after="100" w:before="100" w:line="240"/>
-              <w:ind w:left="100" w:right="100" w:firstLine="0" w:firstLineChars="0"/>
-              <w:rPr>
-                <w:rFonts w:ascii="Arial" w:hAnsi="Helvetica" w:eastAsia="Helvetica" w:cs="Helvetica"/>
-                <w:i w:val="false"/>
-                <w:b w:val="false"/>
-                <w:u w:val="none"/>
-                <w:strike w:val="false"/>
-                <w:sz w:val="20"/>
-                <w:szCs w:val="20"/>
-                <w:color w:val="000000"/>
-              </w:rPr>
-            </w:pPr>
-            <w:r>
-              <w:rPr>
-                <w:rFonts w:ascii="Arial" w:hAnsi="Helvetica" w:eastAsia="Helvetica" w:cs="Helvetica"/>
-                <w:i w:val="false"/>
-                <w:b w:val="false"/>
-                <w:u w:val="none"/>
-                <w:strike w:val="false"/>
-                <w:sz w:val="20"/>
-                <w:szCs w:val="20"/>
-                <w:color w:val="000000"/>
-              </w:rPr>
-              <w:t xml:space="preserve">27</w:t>
-            </w:r>
-          </w:p>
-        </w:tc>
-        <w:tc>
-          <w:tcPr>
-            <w:tcBorders>
-              <w:bottom w:val="single" w:sz="6" w:space="0" w:color="BEBEBE"/>
-              <w:top w:val="single" w:sz="6" w:space="0" w:color="BEBEBE"/>
-              <w:left w:val="none" w:sz="0" w:space="0" w:color="000000"/>
-              <w:right w:val="none" w:sz="0" w:space="0" w:color="000000"/>
-            </w:tcBorders>
-            <w:shd w:val="clear" w:color="auto" w:fill="FFFFFF"/>
-            <w:tcMar>
-              <w:top w:w="0" w:type="dxa"/>
-              <w:bottom w:w="0" w:type="dxa"/>
-              <w:left w:w="0" w:type="dxa"/>
-              <w:right w:w="0" w:type="dxa"/>
-            </w:tcMar>
-            <w:vAlign w:val="center"/>
-          </w:tcPr>
-          <w:p>
-            <w:pPr>
-              <w:jc w:val="right"/>
-              <w:pBdr>
-                <w:bottom w:val="none" w:sz="0" w:space="0" w:color="000000"/>
-                <w:top w:val="none" w:sz="0" w:space="0" w:color="000000"/>
-                <w:left w:val="none" w:sz="0" w:space="0" w:color="000000"/>
-                <w:right w:val="none" w:sz="0" w:space="0" w:color="000000"/>
-              </w:pBdr>
-              <w:spacing w:after="100" w:before="100" w:line="240"/>
-              <w:ind w:left="100" w:right="100" w:firstLine="0" w:firstLineChars="0"/>
-              <w:rPr>
-                <w:rFonts w:ascii="Arial" w:hAnsi="Helvetica" w:eastAsia="Helvetica" w:cs="Helvetica"/>
-                <w:i w:val="false"/>
-                <w:b w:val="false"/>
-                <w:u w:val="none"/>
-                <w:strike w:val="false"/>
-                <w:sz w:val="20"/>
-                <w:szCs w:val="20"/>
-                <w:color w:val="000000"/>
-              </w:rPr>
-            </w:pPr>
-            <w:r>
-              <w:rPr>
-                <w:rFonts w:ascii="Arial" w:hAnsi="Helvetica" w:eastAsia="Helvetica" w:cs="Helvetica"/>
-                <w:i w:val="false"/>
-                <w:b w:val="false"/>
-                <w:u w:val="none"/>
-                <w:strike w:val="false"/>
-                <w:sz w:val="20"/>
-                <w:szCs w:val="20"/>
-                <w:color w:val="000000"/>
-              </w:rPr>
               <w:t xml:space="preserve">37</w:t>
-            </w:r>
-          </w:p>
-        </w:tc>
-        <w:tc>
-          <w:tcPr>
-            <w:tcBorders>
-              <w:bottom w:val="single" w:sz="6" w:space="0" w:color="BEBEBE"/>
-              <w:top w:val="single" w:sz="6" w:space="0" w:color="BEBEBE"/>
-              <w:left w:val="none" w:sz="0" w:space="0" w:color="000000"/>
-              <w:right w:val="none" w:sz="0" w:space="0" w:color="000000"/>
-            </w:tcBorders>
-            <w:shd w:val="clear" w:color="auto" w:fill="FFFFFF"/>
-            <w:tcMar>
-              <w:top w:w="0" w:type="dxa"/>
-              <w:bottom w:w="0" w:type="dxa"/>
-              <w:left w:w="0" w:type="dxa"/>
-              <w:right w:w="0" w:type="dxa"/>
-            </w:tcMar>
-            <w:vAlign w:val="center"/>
-          </w:tcPr>
-          <w:p>
-            <w:pPr>
-              <w:jc w:val="right"/>
-              <w:pBdr>
-                <w:bottom w:val="none" w:sz="0" w:space="0" w:color="000000"/>
-                <w:top w:val="none" w:sz="0" w:space="0" w:color="000000"/>
-                <w:left w:val="none" w:sz="0" w:space="0" w:color="000000"/>
-                <w:right w:val="none" w:sz="0" w:space="0" w:color="000000"/>
-              </w:pBdr>
-              <w:spacing w:after="100" w:before="100" w:line="240"/>
-              <w:ind w:left="100" w:right="100" w:firstLine="0" w:firstLineChars="0"/>
-              <w:rPr>
-                <w:rFonts w:ascii="Arial" w:hAnsi="Helvetica" w:eastAsia="Helvetica" w:cs="Helvetica"/>
-                <w:i w:val="false"/>
-                <w:b w:val="false"/>
-                <w:u w:val="none"/>
-                <w:strike w:val="false"/>
-                <w:sz w:val="20"/>
-                <w:szCs w:val="20"/>
-                <w:color w:val="000000"/>
-              </w:rPr>
-            </w:pPr>
-            <w:r>
-              <w:rPr>
-                <w:rFonts w:ascii="Arial" w:hAnsi="Helvetica" w:eastAsia="Helvetica" w:cs="Helvetica"/>
-                <w:i w:val="false"/>
-                <w:b w:val="false"/>
-                <w:u w:val="none"/>
-                <w:strike w:val="false"/>
-                <w:sz w:val="20"/>
-                <w:szCs w:val="20"/>
-                <w:color w:val="000000"/>
-              </w:rPr>
-              <w:t xml:space="preserve">32</w:t>
-            </w:r>
-          </w:p>
-        </w:tc>
-        <w:tc>
-          <w:tcPr>
-            <w:tcBorders>
-              <w:bottom w:val="single" w:sz="6" w:space="0" w:color="BEBEBE"/>
-              <w:top w:val="single" w:sz="6" w:space="0" w:color="BEBEBE"/>
-              <w:left w:val="none" w:sz="0" w:space="0" w:color="000000"/>
-              <w:right w:val="none" w:sz="0" w:space="0" w:color="000000"/>
-            </w:tcBorders>
-            <w:shd w:val="clear" w:color="auto" w:fill="FFFFFF"/>
-            <w:tcMar>
-              <w:top w:w="0" w:type="dxa"/>
-              <w:bottom w:w="0" w:type="dxa"/>
-              <w:left w:w="0" w:type="dxa"/>
-              <w:right w:w="0" w:type="dxa"/>
-            </w:tcMar>
-            <w:vAlign w:val="center"/>
-          </w:tcPr>
-          <w:p>
-            <w:pPr>
-              <w:jc w:val="right"/>
-              <w:pBdr>
-                <w:bottom w:val="none" w:sz="0" w:space="0" w:color="000000"/>
-                <w:top w:val="none" w:sz="0" w:space="0" w:color="000000"/>
-                <w:left w:val="none" w:sz="0" w:space="0" w:color="000000"/>
-                <w:right w:val="none" w:sz="0" w:space="0" w:color="000000"/>
-              </w:pBdr>
-              <w:spacing w:after="100" w:before="100" w:line="240"/>
-              <w:ind w:left="100" w:right="100" w:firstLine="0" w:firstLineChars="0"/>
-              <w:rPr>
-                <w:rFonts w:ascii="Arial" w:hAnsi="Helvetica" w:eastAsia="Helvetica" w:cs="Helvetica"/>
-                <w:i w:val="false"/>
-                <w:b w:val="false"/>
-                <w:u w:val="none"/>
-                <w:strike w:val="false"/>
-                <w:sz w:val="20"/>
-                <w:szCs w:val="20"/>
-                <w:color w:val="000000"/>
-              </w:rPr>
-            </w:pPr>
-            <w:r>
-              <w:rPr>
-                <w:rFonts w:ascii="Arial" w:hAnsi="Helvetica" w:eastAsia="Helvetica" w:cs="Helvetica"/>
-                <w:i w:val="false"/>
-                <w:b w:val="false"/>
-                <w:u w:val="none"/>
-                <w:strike w:val="false"/>
-                <w:sz w:val="20"/>
-                <w:szCs w:val="20"/>
-                <w:color w:val="000000"/>
-              </w:rPr>
-              <w:t xml:space="preserve">73</w:t>
-            </w:r>
-          </w:p>
-        </w:tc>
-        <w:tc>
-          <w:tcPr>
-            <w:tcBorders>
-              <w:bottom w:val="single" w:sz="6" w:space="0" w:color="BEBEBE"/>
-              <w:top w:val="single" w:sz="6" w:space="0" w:color="BEBEBE"/>
-              <w:left w:val="none" w:sz="0" w:space="0" w:color="000000"/>
-              <w:right w:val="none" w:sz="0" w:space="0" w:color="000000"/>
-            </w:tcBorders>
-            <w:shd w:val="clear" w:color="auto" w:fill="FFFFFF"/>
-            <w:tcMar>
-              <w:top w:w="0" w:type="dxa"/>
-              <w:bottom w:w="0" w:type="dxa"/>
-              <w:left w:w="0" w:type="dxa"/>
-              <w:right w:w="0" w:type="dxa"/>
-            </w:tcMar>
-            <w:vAlign w:val="center"/>
-          </w:tcPr>
-          <w:p>
-            <w:pPr>
-              <w:jc w:val="right"/>
-              <w:pBdr>
-                <w:bottom w:val="none" w:sz="0" w:space="0" w:color="000000"/>
-                <w:top w:val="none" w:sz="0" w:space="0" w:color="000000"/>
-                <w:left w:val="none" w:sz="0" w:space="0" w:color="000000"/>
-                <w:right w:val="none" w:sz="0" w:space="0" w:color="000000"/>
-              </w:pBdr>
-              <w:spacing w:after="100" w:before="100" w:line="240"/>
-              <w:ind w:left="100" w:right="100" w:firstLine="0" w:firstLineChars="0"/>
-              <w:rPr>
-                <w:rFonts w:ascii="Arial" w:hAnsi="Helvetica" w:eastAsia="Helvetica" w:cs="Helvetica"/>
-                <w:i w:val="false"/>
-                <w:b w:val="false"/>
-                <w:u w:val="none"/>
-                <w:strike w:val="false"/>
-                <w:sz w:val="20"/>
-                <w:szCs w:val="20"/>
-                <w:color w:val="000000"/>
-              </w:rPr>
-            </w:pPr>
-            <w:r>
-              <w:rPr>
-                <w:rFonts w:ascii="Arial" w:hAnsi="Helvetica" w:eastAsia="Helvetica" w:cs="Helvetica"/>
-                <w:i w:val="false"/>
-                <w:b w:val="false"/>
-                <w:u w:val="none"/>
-                <w:strike w:val="false"/>
-                <w:sz w:val="20"/>
-                <w:szCs w:val="20"/>
-                <w:color w:val="000000"/>
-              </w:rPr>
-              <w:t xml:space="preserve">0</w:t>
             </w:r>
           </w:p>
         </w:tc>
@@ -8432,7 +5187,7 @@
                 <w:szCs w:val="20"/>
                 <w:color w:val="000000"/>
               </w:rPr>
-              <w:t xml:space="preserve">21</w:t>
+              <w:t xml:space="preserve">24</w:t>
             </w:r>
           </w:p>
         </w:tc>
@@ -8540,277 +5295,7 @@
                 <w:szCs w:val="20"/>
                 <w:color w:val="000000"/>
               </w:rPr>
-              <w:t xml:space="preserve">57</w:t>
-            </w:r>
-          </w:p>
-        </w:tc>
-        <w:tc>
-          <w:tcPr>
-            <w:tcBorders>
-              <w:bottom w:val="single" w:sz="6" w:space="0" w:color="BEBEBE"/>
-              <w:top w:val="single" w:sz="6" w:space="0" w:color="BEBEBE"/>
-              <w:left w:val="none" w:sz="0" w:space="0" w:color="000000"/>
-              <w:right w:val="none" w:sz="0" w:space="0" w:color="000000"/>
-            </w:tcBorders>
-            <w:shd w:val="clear" w:color="auto" w:fill="FFFFFF"/>
-            <w:tcMar>
-              <w:top w:w="0" w:type="dxa"/>
-              <w:bottom w:w="0" w:type="dxa"/>
-              <w:left w:w="0" w:type="dxa"/>
-              <w:right w:w="0" w:type="dxa"/>
-            </w:tcMar>
-            <w:vAlign w:val="center"/>
-          </w:tcPr>
-          <w:p>
-            <w:pPr>
-              <w:jc w:val="right"/>
-              <w:pBdr>
-                <w:bottom w:val="none" w:sz="0" w:space="0" w:color="000000"/>
-                <w:top w:val="none" w:sz="0" w:space="0" w:color="000000"/>
-                <w:left w:val="none" w:sz="0" w:space="0" w:color="000000"/>
-                <w:right w:val="none" w:sz="0" w:space="0" w:color="000000"/>
-              </w:pBdr>
-              <w:spacing w:after="100" w:before="100" w:line="240"/>
-              <w:ind w:left="100" w:right="100" w:firstLine="0" w:firstLineChars="0"/>
-              <w:rPr>
-                <w:rFonts w:ascii="Arial" w:hAnsi="Helvetica" w:eastAsia="Helvetica" w:cs="Helvetica"/>
-                <w:i w:val="false"/>
-                <w:b w:val="false"/>
-                <w:u w:val="none"/>
-                <w:strike w:val="false"/>
-                <w:sz w:val="20"/>
-                <w:szCs w:val="20"/>
-                <w:color w:val="000000"/>
-              </w:rPr>
-            </w:pPr>
-            <w:r>
-              <w:rPr>
-                <w:rFonts w:ascii="Arial" w:hAnsi="Helvetica" w:eastAsia="Helvetica" w:cs="Helvetica"/>
-                <w:i w:val="false"/>
-                <w:b w:val="false"/>
-                <w:u w:val="none"/>
-                <w:strike w:val="false"/>
-                <w:sz w:val="20"/>
-                <w:szCs w:val="20"/>
-                <w:color w:val="000000"/>
-              </w:rPr>
-              <w:t xml:space="preserve">5</w:t>
-            </w:r>
-          </w:p>
-        </w:tc>
-        <w:tc>
-          <w:tcPr>
-            <w:tcBorders>
-              <w:bottom w:val="single" w:sz="6" w:space="0" w:color="BEBEBE"/>
-              <w:top w:val="single" w:sz="6" w:space="0" w:color="BEBEBE"/>
-              <w:left w:val="none" w:sz="0" w:space="0" w:color="000000"/>
-              <w:right w:val="none" w:sz="0" w:space="0" w:color="000000"/>
-            </w:tcBorders>
-            <w:shd w:val="clear" w:color="auto" w:fill="FFFFFF"/>
-            <w:tcMar>
-              <w:top w:w="0" w:type="dxa"/>
-              <w:bottom w:w="0" w:type="dxa"/>
-              <w:left w:w="0" w:type="dxa"/>
-              <w:right w:w="0" w:type="dxa"/>
-            </w:tcMar>
-            <w:vAlign w:val="center"/>
-          </w:tcPr>
-          <w:p>
-            <w:pPr>
-              <w:jc w:val="right"/>
-              <w:pBdr>
-                <w:bottom w:val="none" w:sz="0" w:space="0" w:color="000000"/>
-                <w:top w:val="none" w:sz="0" w:space="0" w:color="000000"/>
-                <w:left w:val="none" w:sz="0" w:space="0" w:color="000000"/>
-                <w:right w:val="none" w:sz="0" w:space="0" w:color="000000"/>
-              </w:pBdr>
-              <w:spacing w:after="100" w:before="100" w:line="240"/>
-              <w:ind w:left="100" w:right="100" w:firstLine="0" w:firstLineChars="0"/>
-              <w:rPr>
-                <w:rFonts w:ascii="Arial" w:hAnsi="Helvetica" w:eastAsia="Helvetica" w:cs="Helvetica"/>
-                <w:i w:val="false"/>
-                <w:b w:val="false"/>
-                <w:u w:val="none"/>
-                <w:strike w:val="false"/>
-                <w:sz w:val="20"/>
-                <w:szCs w:val="20"/>
-                <w:color w:val="000000"/>
-              </w:rPr>
-            </w:pPr>
-            <w:r>
-              <w:rPr>
-                <w:rFonts w:ascii="Arial" w:hAnsi="Helvetica" w:eastAsia="Helvetica" w:cs="Helvetica"/>
-                <w:i w:val="false"/>
-                <w:b w:val="false"/>
-                <w:u w:val="none"/>
-                <w:strike w:val="false"/>
-                <w:sz w:val="20"/>
-                <w:szCs w:val="20"/>
-                <w:color w:val="000000"/>
-              </w:rPr>
               <w:t xml:space="preserve">11</w:t>
-            </w:r>
-          </w:p>
-        </w:tc>
-        <w:tc>
-          <w:tcPr>
-            <w:tcBorders>
-              <w:bottom w:val="single" w:sz="6" w:space="0" w:color="BEBEBE"/>
-              <w:top w:val="single" w:sz="6" w:space="0" w:color="BEBEBE"/>
-              <w:left w:val="none" w:sz="0" w:space="0" w:color="000000"/>
-              <w:right w:val="none" w:sz="0" w:space="0" w:color="000000"/>
-            </w:tcBorders>
-            <w:shd w:val="clear" w:color="auto" w:fill="FFFFFF"/>
-            <w:tcMar>
-              <w:top w:w="0" w:type="dxa"/>
-              <w:bottom w:w="0" w:type="dxa"/>
-              <w:left w:w="0" w:type="dxa"/>
-              <w:right w:w="0" w:type="dxa"/>
-            </w:tcMar>
-            <w:vAlign w:val="center"/>
-          </w:tcPr>
-          <w:p>
-            <w:pPr>
-              <w:jc w:val="right"/>
-              <w:pBdr>
-                <w:bottom w:val="none" w:sz="0" w:space="0" w:color="000000"/>
-                <w:top w:val="none" w:sz="0" w:space="0" w:color="000000"/>
-                <w:left w:val="none" w:sz="0" w:space="0" w:color="000000"/>
-                <w:right w:val="none" w:sz="0" w:space="0" w:color="000000"/>
-              </w:pBdr>
-              <w:spacing w:after="100" w:before="100" w:line="240"/>
-              <w:ind w:left="100" w:right="100" w:firstLine="0" w:firstLineChars="0"/>
-              <w:rPr>
-                <w:rFonts w:ascii="Arial" w:hAnsi="Helvetica" w:eastAsia="Helvetica" w:cs="Helvetica"/>
-                <w:i w:val="false"/>
-                <w:b w:val="false"/>
-                <w:u w:val="none"/>
-                <w:strike w:val="false"/>
-                <w:sz w:val="20"/>
-                <w:szCs w:val="20"/>
-                <w:color w:val="000000"/>
-              </w:rPr>
-            </w:pPr>
-            <w:r>
-              <w:rPr>
-                <w:rFonts w:ascii="Arial" w:hAnsi="Helvetica" w:eastAsia="Helvetica" w:cs="Helvetica"/>
-                <w:i w:val="false"/>
-                <w:b w:val="false"/>
-                <w:u w:val="none"/>
-                <w:strike w:val="false"/>
-                <w:sz w:val="20"/>
-                <w:szCs w:val="20"/>
-                <w:color w:val="000000"/>
-              </w:rPr>
-              <w:t xml:space="preserve">12</w:t>
-            </w:r>
-          </w:p>
-        </w:tc>
-        <w:tc>
-          <w:tcPr>
-            <w:tcBorders>
-              <w:bottom w:val="single" w:sz="6" w:space="0" w:color="BEBEBE"/>
-              <w:top w:val="single" w:sz="6" w:space="0" w:color="BEBEBE"/>
-              <w:left w:val="none" w:sz="0" w:space="0" w:color="000000"/>
-              <w:right w:val="none" w:sz="0" w:space="0" w:color="000000"/>
-            </w:tcBorders>
-            <w:shd w:val="clear" w:color="auto" w:fill="FFFFFF"/>
-            <w:tcMar>
-              <w:top w:w="0" w:type="dxa"/>
-              <w:bottom w:w="0" w:type="dxa"/>
-              <w:left w:w="0" w:type="dxa"/>
-              <w:right w:w="0" w:type="dxa"/>
-            </w:tcMar>
-            <w:vAlign w:val="center"/>
-          </w:tcPr>
-          <w:p>
-            <w:pPr>
-              <w:jc w:val="right"/>
-              <w:pBdr>
-                <w:bottom w:val="none" w:sz="0" w:space="0" w:color="000000"/>
-                <w:top w:val="none" w:sz="0" w:space="0" w:color="000000"/>
-                <w:left w:val="none" w:sz="0" w:space="0" w:color="000000"/>
-                <w:right w:val="none" w:sz="0" w:space="0" w:color="000000"/>
-              </w:pBdr>
-              <w:spacing w:after="100" w:before="100" w:line="240"/>
-              <w:ind w:left="100" w:right="100" w:firstLine="0" w:firstLineChars="0"/>
-              <w:rPr>
-                <w:rFonts w:ascii="Arial" w:hAnsi="Helvetica" w:eastAsia="Helvetica" w:cs="Helvetica"/>
-                <w:i w:val="false"/>
-                <w:b w:val="false"/>
-                <w:u w:val="none"/>
-                <w:strike w:val="false"/>
-                <w:sz w:val="20"/>
-                <w:szCs w:val="20"/>
-                <w:color w:val="000000"/>
-              </w:rPr>
-            </w:pPr>
-            <w:r>
-              <w:rPr>
-                <w:rFonts w:ascii="Arial" w:hAnsi="Helvetica" w:eastAsia="Helvetica" w:cs="Helvetica"/>
-                <w:i w:val="false"/>
-                <w:b w:val="false"/>
-                <w:u w:val="none"/>
-                <w:strike w:val="false"/>
-                <w:sz w:val="20"/>
-                <w:szCs w:val="20"/>
-                <w:color w:val="000000"/>
-              </w:rPr>
-              <w:t xml:space="preserve">44</w:t>
-            </w:r>
-          </w:p>
-        </w:tc>
-        <w:tc>
-          <w:tcPr>
-            <w:tcBorders>
-              <w:bottom w:val="single" w:sz="6" w:space="0" w:color="BEBEBE"/>
-              <w:top w:val="single" w:sz="6" w:space="0" w:color="BEBEBE"/>
-              <w:left w:val="none" w:sz="0" w:space="0" w:color="000000"/>
-              <w:right w:val="none" w:sz="0" w:space="0" w:color="000000"/>
-            </w:tcBorders>
-            <w:shd w:val="clear" w:color="auto" w:fill="FFFFFF"/>
-            <w:tcMar>
-              <w:top w:w="0" w:type="dxa"/>
-              <w:bottom w:w="0" w:type="dxa"/>
-              <w:left w:w="0" w:type="dxa"/>
-              <w:right w:w="0" w:type="dxa"/>
-            </w:tcMar>
-            <w:vAlign w:val="center"/>
-          </w:tcPr>
-          <w:p>
-            <w:pPr>
-              <w:jc w:val="right"/>
-              <w:pBdr>
-                <w:bottom w:val="none" w:sz="0" w:space="0" w:color="000000"/>
-                <w:top w:val="none" w:sz="0" w:space="0" w:color="000000"/>
-                <w:left w:val="none" w:sz="0" w:space="0" w:color="000000"/>
-                <w:right w:val="none" w:sz="0" w:space="0" w:color="000000"/>
-              </w:pBdr>
-              <w:spacing w:after="100" w:before="100" w:line="240"/>
-              <w:ind w:left="100" w:right="100" w:firstLine="0" w:firstLineChars="0"/>
-              <w:rPr>
-                <w:rFonts w:ascii="Arial" w:hAnsi="Helvetica" w:eastAsia="Helvetica" w:cs="Helvetica"/>
-                <w:i w:val="false"/>
-                <w:b w:val="false"/>
-                <w:u w:val="none"/>
-                <w:strike w:val="false"/>
-                <w:sz w:val="20"/>
-                <w:szCs w:val="20"/>
-                <w:color w:val="000000"/>
-              </w:rPr>
-            </w:pPr>
-            <w:r>
-              <w:rPr>
-                <w:rFonts w:ascii="Arial" w:hAnsi="Helvetica" w:eastAsia="Helvetica" w:cs="Helvetica"/>
-                <w:i w:val="false"/>
-                <w:b w:val="false"/>
-                <w:u w:val="none"/>
-                <w:strike w:val="false"/>
-                <w:sz w:val="20"/>
-                <w:szCs w:val="20"/>
-                <w:color w:val="000000"/>
-              </w:rPr>
-              <w:t xml:space="preserve"/>
             </w:r>
           </w:p>
         </w:tc>
@@ -9136,439 +5621,169 @@
                 <w:szCs w:val="20"/>
                 <w:color w:val="000000"/>
               </w:rPr>
-              <w:t xml:space="preserve">31</w:t>
-            </w:r>
-          </w:p>
-        </w:tc>
-        <w:tc>
-          <w:tcPr>
-            <w:tcBorders>
-              <w:bottom w:val="single" w:sz="6" w:space="0" w:color="BEBEBE"/>
-              <w:top w:val="single" w:sz="6" w:space="0" w:color="BEBEBE"/>
-              <w:left w:val="none" w:sz="0" w:space="0" w:color="000000"/>
-              <w:right w:val="none" w:sz="0" w:space="0" w:color="000000"/>
-            </w:tcBorders>
-            <w:shd w:val="clear" w:color="auto" w:fill="FFFFFF"/>
-            <w:tcMar>
-              <w:top w:w="0" w:type="dxa"/>
-              <w:bottom w:w="0" w:type="dxa"/>
-              <w:left w:w="0" w:type="dxa"/>
-              <w:right w:w="0" w:type="dxa"/>
-            </w:tcMar>
-            <w:vAlign w:val="center"/>
-          </w:tcPr>
-          <w:p>
-            <w:pPr>
-              <w:jc w:val="right"/>
-              <w:pBdr>
-                <w:bottom w:val="none" w:sz="0" w:space="0" w:color="000000"/>
-                <w:top w:val="none" w:sz="0" w:space="0" w:color="000000"/>
-                <w:left w:val="none" w:sz="0" w:space="0" w:color="000000"/>
-                <w:right w:val="none" w:sz="0" w:space="0" w:color="000000"/>
-              </w:pBdr>
-              <w:spacing w:after="100" w:before="100" w:line="240"/>
-              <w:ind w:left="100" w:right="100" w:firstLine="0" w:firstLineChars="0"/>
-              <w:rPr>
-                <w:rFonts w:ascii="Arial" w:hAnsi="Helvetica" w:eastAsia="Helvetica" w:cs="Helvetica"/>
-                <w:i w:val="false"/>
-                <w:b w:val="false"/>
-                <w:u w:val="none"/>
-                <w:strike w:val="false"/>
-                <w:sz w:val="20"/>
-                <w:szCs w:val="20"/>
-                <w:color w:val="000000"/>
-              </w:rPr>
-            </w:pPr>
-            <w:r>
-              <w:rPr>
-                <w:rFonts w:ascii="Arial" w:hAnsi="Helvetica" w:eastAsia="Helvetica" w:cs="Helvetica"/>
-                <w:i w:val="false"/>
-                <w:b w:val="false"/>
-                <w:u w:val="none"/>
-                <w:strike w:val="false"/>
-                <w:sz w:val="20"/>
-                <w:szCs w:val="20"/>
-                <w:color w:val="000000"/>
-              </w:rPr>
-              <w:t xml:space="preserve">8</w:t>
-            </w:r>
-          </w:p>
-        </w:tc>
-        <w:tc>
-          <w:tcPr>
-            <w:tcBorders>
-              <w:bottom w:val="single" w:sz="6" w:space="0" w:color="BEBEBE"/>
-              <w:top w:val="single" w:sz="6" w:space="0" w:color="BEBEBE"/>
-              <w:left w:val="none" w:sz="0" w:space="0" w:color="000000"/>
-              <w:right w:val="none" w:sz="0" w:space="0" w:color="000000"/>
-            </w:tcBorders>
-            <w:shd w:val="clear" w:color="auto" w:fill="FFFFFF"/>
-            <w:tcMar>
-              <w:top w:w="0" w:type="dxa"/>
-              <w:bottom w:w="0" w:type="dxa"/>
-              <w:left w:w="0" w:type="dxa"/>
-              <w:right w:w="0" w:type="dxa"/>
-            </w:tcMar>
-            <w:vAlign w:val="center"/>
-          </w:tcPr>
-          <w:p>
-            <w:pPr>
-              <w:jc w:val="right"/>
-              <w:pBdr>
-                <w:bottom w:val="none" w:sz="0" w:space="0" w:color="000000"/>
-                <w:top w:val="none" w:sz="0" w:space="0" w:color="000000"/>
-                <w:left w:val="none" w:sz="0" w:space="0" w:color="000000"/>
-                <w:right w:val="none" w:sz="0" w:space="0" w:color="000000"/>
-              </w:pBdr>
-              <w:spacing w:after="100" w:before="100" w:line="240"/>
-              <w:ind w:left="100" w:right="100" w:firstLine="0" w:firstLineChars="0"/>
-              <w:rPr>
-                <w:rFonts w:ascii="Arial" w:hAnsi="Helvetica" w:eastAsia="Helvetica" w:cs="Helvetica"/>
-                <w:i w:val="false"/>
-                <w:b w:val="false"/>
-                <w:u w:val="none"/>
-                <w:strike w:val="false"/>
-                <w:sz w:val="20"/>
-                <w:szCs w:val="20"/>
-                <w:color w:val="000000"/>
-              </w:rPr>
-            </w:pPr>
-            <w:r>
-              <w:rPr>
-                <w:rFonts w:ascii="Arial" w:hAnsi="Helvetica" w:eastAsia="Helvetica" w:cs="Helvetica"/>
-                <w:i w:val="false"/>
-                <w:b w:val="false"/>
-                <w:u w:val="none"/>
-                <w:strike w:val="false"/>
-                <w:sz w:val="20"/>
-                <w:szCs w:val="20"/>
-                <w:color w:val="000000"/>
-              </w:rPr>
-              <w:t xml:space="preserve">46</w:t>
-            </w:r>
-          </w:p>
-        </w:tc>
-        <w:tc>
-          <w:tcPr>
-            <w:tcBorders>
-              <w:bottom w:val="single" w:sz="6" w:space="0" w:color="BEBEBE"/>
-              <w:top w:val="single" w:sz="6" w:space="0" w:color="BEBEBE"/>
-              <w:left w:val="none" w:sz="0" w:space="0" w:color="000000"/>
-              <w:right w:val="none" w:sz="0" w:space="0" w:color="000000"/>
-            </w:tcBorders>
-            <w:shd w:val="clear" w:color="auto" w:fill="FFFFFF"/>
-            <w:tcMar>
-              <w:top w:w="0" w:type="dxa"/>
-              <w:bottom w:w="0" w:type="dxa"/>
-              <w:left w:w="0" w:type="dxa"/>
-              <w:right w:w="0" w:type="dxa"/>
-            </w:tcMar>
-            <w:vAlign w:val="center"/>
-          </w:tcPr>
-          <w:p>
-            <w:pPr>
-              <w:jc w:val="right"/>
-              <w:pBdr>
-                <w:bottom w:val="none" w:sz="0" w:space="0" w:color="000000"/>
-                <w:top w:val="none" w:sz="0" w:space="0" w:color="000000"/>
-                <w:left w:val="none" w:sz="0" w:space="0" w:color="000000"/>
-                <w:right w:val="none" w:sz="0" w:space="0" w:color="000000"/>
-              </w:pBdr>
-              <w:spacing w:after="100" w:before="100" w:line="240"/>
-              <w:ind w:left="100" w:right="100" w:firstLine="0" w:firstLineChars="0"/>
-              <w:rPr>
-                <w:rFonts w:ascii="Arial" w:hAnsi="Helvetica" w:eastAsia="Helvetica" w:cs="Helvetica"/>
-                <w:i w:val="false"/>
-                <w:b w:val="false"/>
-                <w:u w:val="none"/>
-                <w:strike w:val="false"/>
-                <w:sz w:val="20"/>
-                <w:szCs w:val="20"/>
-                <w:color w:val="000000"/>
-              </w:rPr>
-            </w:pPr>
-            <w:r>
-              <w:rPr>
-                <w:rFonts w:ascii="Arial" w:hAnsi="Helvetica" w:eastAsia="Helvetica" w:cs="Helvetica"/>
-                <w:i w:val="false"/>
-                <w:b w:val="false"/>
-                <w:u w:val="none"/>
-                <w:strike w:val="false"/>
-                <w:sz w:val="20"/>
-                <w:szCs w:val="20"/>
-                <w:color w:val="000000"/>
-              </w:rPr>
-              <w:t xml:space="preserve">17</w:t>
-            </w:r>
-          </w:p>
-        </w:tc>
-        <w:tc>
-          <w:tcPr>
-            <w:tcBorders>
-              <w:bottom w:val="single" w:sz="6" w:space="0" w:color="BEBEBE"/>
-              <w:top w:val="single" w:sz="6" w:space="0" w:color="BEBEBE"/>
-              <w:left w:val="none" w:sz="0" w:space="0" w:color="000000"/>
-              <w:right w:val="none" w:sz="0" w:space="0" w:color="000000"/>
-            </w:tcBorders>
-            <w:shd w:val="clear" w:color="auto" w:fill="FFFFFF"/>
-            <w:tcMar>
-              <w:top w:w="0" w:type="dxa"/>
-              <w:bottom w:w="0" w:type="dxa"/>
-              <w:left w:w="0" w:type="dxa"/>
-              <w:right w:w="0" w:type="dxa"/>
-            </w:tcMar>
-            <w:vAlign w:val="center"/>
-          </w:tcPr>
-          <w:p>
-            <w:pPr>
-              <w:jc w:val="right"/>
-              <w:pBdr>
-                <w:bottom w:val="none" w:sz="0" w:space="0" w:color="000000"/>
-                <w:top w:val="none" w:sz="0" w:space="0" w:color="000000"/>
-                <w:left w:val="none" w:sz="0" w:space="0" w:color="000000"/>
-                <w:right w:val="none" w:sz="0" w:space="0" w:color="000000"/>
-              </w:pBdr>
-              <w:spacing w:after="100" w:before="100" w:line="240"/>
-              <w:ind w:left="100" w:right="100" w:firstLine="0" w:firstLineChars="0"/>
-              <w:rPr>
-                <w:rFonts w:ascii="Arial" w:hAnsi="Helvetica" w:eastAsia="Helvetica" w:cs="Helvetica"/>
-                <w:i w:val="false"/>
-                <w:b w:val="false"/>
-                <w:u w:val="none"/>
-                <w:strike w:val="false"/>
-                <w:sz w:val="20"/>
-                <w:szCs w:val="20"/>
-                <w:color w:val="000000"/>
-              </w:rPr>
-            </w:pPr>
-            <w:r>
-              <w:rPr>
-                <w:rFonts w:ascii="Arial" w:hAnsi="Helvetica" w:eastAsia="Helvetica" w:cs="Helvetica"/>
-                <w:i w:val="false"/>
-                <w:b w:val="false"/>
-                <w:u w:val="none"/>
-                <w:strike w:val="false"/>
-                <w:sz w:val="20"/>
-                <w:szCs w:val="20"/>
-                <w:color w:val="000000"/>
-              </w:rPr>
-              <w:t xml:space="preserve">28</w:t>
-            </w:r>
-          </w:p>
-        </w:tc>
-        <w:tc>
-          <w:tcPr>
-            <w:tcBorders>
-              <w:bottom w:val="single" w:sz="6" w:space="0" w:color="BEBEBE"/>
-              <w:top w:val="single" w:sz="6" w:space="0" w:color="BEBEBE"/>
-              <w:left w:val="none" w:sz="0" w:space="0" w:color="000000"/>
-              <w:right w:val="none" w:sz="0" w:space="0" w:color="000000"/>
-            </w:tcBorders>
-            <w:shd w:val="clear" w:color="auto" w:fill="FFFFFF"/>
-            <w:tcMar>
-              <w:top w:w="0" w:type="dxa"/>
-              <w:bottom w:w="0" w:type="dxa"/>
-              <w:left w:w="0" w:type="dxa"/>
-              <w:right w:w="0" w:type="dxa"/>
-            </w:tcMar>
-            <w:vAlign w:val="center"/>
-          </w:tcPr>
-          <w:p>
-            <w:pPr>
-              <w:jc w:val="right"/>
-              <w:pBdr>
-                <w:bottom w:val="none" w:sz="0" w:space="0" w:color="000000"/>
-                <w:top w:val="none" w:sz="0" w:space="0" w:color="000000"/>
-                <w:left w:val="none" w:sz="0" w:space="0" w:color="000000"/>
-                <w:right w:val="none" w:sz="0" w:space="0" w:color="000000"/>
-              </w:pBdr>
-              <w:spacing w:after="100" w:before="100" w:line="240"/>
-              <w:ind w:left="100" w:right="100" w:firstLine="0" w:firstLineChars="0"/>
-              <w:rPr>
-                <w:rFonts w:ascii="Arial" w:hAnsi="Helvetica" w:eastAsia="Helvetica" w:cs="Helvetica"/>
-                <w:i w:val="false"/>
-                <w:b w:val="false"/>
-                <w:u w:val="none"/>
-                <w:strike w:val="false"/>
-                <w:sz w:val="20"/>
-                <w:szCs w:val="20"/>
-                <w:color w:val="000000"/>
-              </w:rPr>
-            </w:pPr>
-            <w:r>
-              <w:rPr>
-                <w:rFonts w:ascii="Arial" w:hAnsi="Helvetica" w:eastAsia="Helvetica" w:cs="Helvetica"/>
-                <w:i w:val="false"/>
-                <w:b w:val="false"/>
-                <w:u w:val="none"/>
-                <w:strike w:val="false"/>
-                <w:sz w:val="20"/>
-                <w:szCs w:val="20"/>
-                <w:color w:val="000000"/>
-              </w:rPr>
-              <w:t xml:space="preserve">22</w:t>
-            </w:r>
-          </w:p>
-        </w:tc>
-        <w:tc>
-          <w:tcPr>
-            <w:tcBorders>
-              <w:bottom w:val="single" w:sz="6" w:space="0" w:color="BEBEBE"/>
-              <w:top w:val="single" w:sz="6" w:space="0" w:color="BEBEBE"/>
-              <w:left w:val="none" w:sz="0" w:space="0" w:color="000000"/>
-              <w:right w:val="none" w:sz="0" w:space="0" w:color="000000"/>
-            </w:tcBorders>
-            <w:shd w:val="clear" w:color="auto" w:fill="FFFFFF"/>
-            <w:tcMar>
-              <w:top w:w="0" w:type="dxa"/>
-              <w:bottom w:w="0" w:type="dxa"/>
-              <w:left w:w="0" w:type="dxa"/>
-              <w:right w:w="0" w:type="dxa"/>
-            </w:tcMar>
-            <w:vAlign w:val="center"/>
-          </w:tcPr>
-          <w:p>
-            <w:pPr>
-              <w:jc w:val="right"/>
-              <w:pBdr>
-                <w:bottom w:val="none" w:sz="0" w:space="0" w:color="000000"/>
-                <w:top w:val="none" w:sz="0" w:space="0" w:color="000000"/>
-                <w:left w:val="none" w:sz="0" w:space="0" w:color="000000"/>
-                <w:right w:val="none" w:sz="0" w:space="0" w:color="000000"/>
-              </w:pBdr>
-              <w:spacing w:after="100" w:before="100" w:line="240"/>
-              <w:ind w:left="100" w:right="100" w:firstLine="0" w:firstLineChars="0"/>
-              <w:rPr>
-                <w:rFonts w:ascii="Arial" w:hAnsi="Helvetica" w:eastAsia="Helvetica" w:cs="Helvetica"/>
-                <w:i w:val="false"/>
-                <w:b w:val="false"/>
-                <w:u w:val="none"/>
-                <w:strike w:val="false"/>
-                <w:sz w:val="20"/>
-                <w:szCs w:val="20"/>
-                <w:color w:val="000000"/>
-              </w:rPr>
-            </w:pPr>
-            <w:r>
-              <w:rPr>
-                <w:rFonts w:ascii="Arial" w:hAnsi="Helvetica" w:eastAsia="Helvetica" w:cs="Helvetica"/>
-                <w:i w:val="false"/>
-                <w:b w:val="false"/>
-                <w:u w:val="none"/>
-                <w:strike w:val="false"/>
-                <w:sz w:val="20"/>
-                <w:szCs w:val="20"/>
-                <w:color w:val="000000"/>
-              </w:rPr>
-              <w:t xml:space="preserve">55</w:t>
-            </w:r>
-          </w:p>
-        </w:tc>
-        <w:tc>
-          <w:tcPr>
-            <w:tcBorders>
-              <w:bottom w:val="single" w:sz="6" w:space="0" w:color="BEBEBE"/>
-              <w:top w:val="single" w:sz="6" w:space="0" w:color="BEBEBE"/>
-              <w:left w:val="none" w:sz="0" w:space="0" w:color="000000"/>
-              <w:right w:val="none" w:sz="0" w:space="0" w:color="000000"/>
-            </w:tcBorders>
-            <w:shd w:val="clear" w:color="auto" w:fill="FFFFFF"/>
-            <w:tcMar>
-              <w:top w:w="0" w:type="dxa"/>
-              <w:bottom w:w="0" w:type="dxa"/>
-              <w:left w:w="0" w:type="dxa"/>
-              <w:right w:w="0" w:type="dxa"/>
-            </w:tcMar>
-            <w:vAlign w:val="center"/>
-          </w:tcPr>
-          <w:p>
-            <w:pPr>
-              <w:jc w:val="right"/>
-              <w:pBdr>
-                <w:bottom w:val="none" w:sz="0" w:space="0" w:color="000000"/>
-                <w:top w:val="none" w:sz="0" w:space="0" w:color="000000"/>
-                <w:left w:val="none" w:sz="0" w:space="0" w:color="000000"/>
-                <w:right w:val="none" w:sz="0" w:space="0" w:color="000000"/>
-              </w:pBdr>
-              <w:spacing w:after="100" w:before="100" w:line="240"/>
-              <w:ind w:left="100" w:right="100" w:firstLine="0" w:firstLineChars="0"/>
-              <w:rPr>
-                <w:rFonts w:ascii="Arial" w:hAnsi="Helvetica" w:eastAsia="Helvetica" w:cs="Helvetica"/>
-                <w:i w:val="false"/>
-                <w:b w:val="false"/>
-                <w:u w:val="none"/>
-                <w:strike w:val="false"/>
-                <w:sz w:val="20"/>
-                <w:szCs w:val="20"/>
-                <w:color w:val="000000"/>
-              </w:rPr>
-            </w:pPr>
-            <w:r>
-              <w:rPr>
-                <w:rFonts w:ascii="Arial" w:hAnsi="Helvetica" w:eastAsia="Helvetica" w:cs="Helvetica"/>
-                <w:i w:val="false"/>
-                <w:b w:val="false"/>
-                <w:u w:val="none"/>
-                <w:strike w:val="false"/>
-                <w:sz w:val="20"/>
-                <w:szCs w:val="20"/>
-                <w:color w:val="000000"/>
-              </w:rPr>
-              <w:t xml:space="preserve">21</w:t>
-            </w:r>
-          </w:p>
-        </w:tc>
-        <w:tc>
-          <w:tcPr>
-            <w:tcBorders>
-              <w:bottom w:val="single" w:sz="6" w:space="0" w:color="BEBEBE"/>
-              <w:top w:val="single" w:sz="6" w:space="0" w:color="BEBEBE"/>
-              <w:left w:val="none" w:sz="0" w:space="0" w:color="000000"/>
-              <w:right w:val="none" w:sz="0" w:space="0" w:color="000000"/>
-            </w:tcBorders>
-            <w:shd w:val="clear" w:color="auto" w:fill="FFFFFF"/>
-            <w:tcMar>
-              <w:top w:w="0" w:type="dxa"/>
-              <w:bottom w:w="0" w:type="dxa"/>
-              <w:left w:w="0" w:type="dxa"/>
-              <w:right w:w="0" w:type="dxa"/>
-            </w:tcMar>
-            <w:vAlign w:val="center"/>
-          </w:tcPr>
-          <w:p>
-            <w:pPr>
-              <w:jc w:val="right"/>
-              <w:pBdr>
-                <w:bottom w:val="none" w:sz="0" w:space="0" w:color="000000"/>
-                <w:top w:val="none" w:sz="0" w:space="0" w:color="000000"/>
-                <w:left w:val="none" w:sz="0" w:space="0" w:color="000000"/>
-                <w:right w:val="none" w:sz="0" w:space="0" w:color="000000"/>
-              </w:pBdr>
-              <w:spacing w:after="100" w:before="100" w:line="240"/>
-              <w:ind w:left="100" w:right="100" w:firstLine="0" w:firstLineChars="0"/>
-              <w:rPr>
-                <w:rFonts w:ascii="Arial" w:hAnsi="Helvetica" w:eastAsia="Helvetica" w:cs="Helvetica"/>
-                <w:i w:val="false"/>
-                <w:b w:val="false"/>
-                <w:u w:val="none"/>
-                <w:strike w:val="false"/>
-                <w:sz w:val="20"/>
-                <w:szCs w:val="20"/>
-                <w:color w:val="000000"/>
-              </w:rPr>
-            </w:pPr>
-            <w:r>
-              <w:rPr>
-                <w:rFonts w:ascii="Arial" w:hAnsi="Helvetica" w:eastAsia="Helvetica" w:cs="Helvetica"/>
-                <w:i w:val="false"/>
-                <w:b w:val="false"/>
-                <w:u w:val="none"/>
-                <w:strike w:val="false"/>
-                <w:sz w:val="20"/>
-                <w:szCs w:val="20"/>
-                <w:color w:val="000000"/>
-              </w:rPr>
-              <w:t xml:space="preserve">20</w:t>
+              <w:t xml:space="preserve">33</w:t>
+            </w:r>
+          </w:p>
+        </w:tc>
+        <w:tc>
+          <w:tcPr>
+            <w:tcBorders>
+              <w:bottom w:val="single" w:sz="6" w:space="0" w:color="BEBEBE"/>
+              <w:top w:val="single" w:sz="6" w:space="0" w:color="BEBEBE"/>
+              <w:left w:val="none" w:sz="0" w:space="0" w:color="000000"/>
+              <w:right w:val="none" w:sz="0" w:space="0" w:color="000000"/>
+            </w:tcBorders>
+            <w:shd w:val="clear" w:color="auto" w:fill="FFFFFF"/>
+            <w:tcMar>
+              <w:top w:w="0" w:type="dxa"/>
+              <w:bottom w:w="0" w:type="dxa"/>
+              <w:left w:w="0" w:type="dxa"/>
+              <w:right w:w="0" w:type="dxa"/>
+            </w:tcMar>
+            <w:vAlign w:val="center"/>
+          </w:tcPr>
+          <w:p>
+            <w:pPr>
+              <w:jc w:val="right"/>
+              <w:pBdr>
+                <w:bottom w:val="none" w:sz="0" w:space="0" w:color="000000"/>
+                <w:top w:val="none" w:sz="0" w:space="0" w:color="000000"/>
+                <w:left w:val="none" w:sz="0" w:space="0" w:color="000000"/>
+                <w:right w:val="none" w:sz="0" w:space="0" w:color="000000"/>
+              </w:pBdr>
+              <w:spacing w:after="100" w:before="100" w:line="240"/>
+              <w:ind w:left="100" w:right="100" w:firstLine="0" w:firstLineChars="0"/>
+              <w:rPr>
+                <w:rFonts w:ascii="Arial" w:hAnsi="Helvetica" w:eastAsia="Helvetica" w:cs="Helvetica"/>
+                <w:i w:val="false"/>
+                <w:b w:val="false"/>
+                <w:u w:val="none"/>
+                <w:strike w:val="false"/>
+                <w:sz w:val="20"/>
+                <w:szCs w:val="20"/>
+                <w:color w:val="000000"/>
+              </w:rPr>
+            </w:pPr>
+            <w:r>
+              <w:rPr>
+                <w:rFonts w:ascii="Arial" w:hAnsi="Helvetica" w:eastAsia="Helvetica" w:cs="Helvetica"/>
+                <w:i w:val="false"/>
+                <w:b w:val="false"/>
+                <w:u w:val="none"/>
+                <w:strike w:val="false"/>
+                <w:sz w:val="20"/>
+                <w:szCs w:val="20"/>
+                <w:color w:val="000000"/>
+              </w:rPr>
+              <w:t xml:space="preserve">9</w:t>
+            </w:r>
+          </w:p>
+        </w:tc>
+        <w:tc>
+          <w:tcPr>
+            <w:tcBorders>
+              <w:bottom w:val="single" w:sz="6" w:space="0" w:color="BEBEBE"/>
+              <w:top w:val="single" w:sz="6" w:space="0" w:color="BEBEBE"/>
+              <w:left w:val="none" w:sz="0" w:space="0" w:color="000000"/>
+              <w:right w:val="none" w:sz="0" w:space="0" w:color="000000"/>
+            </w:tcBorders>
+            <w:shd w:val="clear" w:color="auto" w:fill="FFFFFF"/>
+            <w:tcMar>
+              <w:top w:w="0" w:type="dxa"/>
+              <w:bottom w:w="0" w:type="dxa"/>
+              <w:left w:w="0" w:type="dxa"/>
+              <w:right w:w="0" w:type="dxa"/>
+            </w:tcMar>
+            <w:vAlign w:val="center"/>
+          </w:tcPr>
+          <w:p>
+            <w:pPr>
+              <w:jc w:val="right"/>
+              <w:pBdr>
+                <w:bottom w:val="none" w:sz="0" w:space="0" w:color="000000"/>
+                <w:top w:val="none" w:sz="0" w:space="0" w:color="000000"/>
+                <w:left w:val="none" w:sz="0" w:space="0" w:color="000000"/>
+                <w:right w:val="none" w:sz="0" w:space="0" w:color="000000"/>
+              </w:pBdr>
+              <w:spacing w:after="100" w:before="100" w:line="240"/>
+              <w:ind w:left="100" w:right="100" w:firstLine="0" w:firstLineChars="0"/>
+              <w:rPr>
+                <w:rFonts w:ascii="Arial" w:hAnsi="Helvetica" w:eastAsia="Helvetica" w:cs="Helvetica"/>
+                <w:i w:val="false"/>
+                <w:b w:val="false"/>
+                <w:u w:val="none"/>
+                <w:strike w:val="false"/>
+                <w:sz w:val="20"/>
+                <w:szCs w:val="20"/>
+                <w:color w:val="000000"/>
+              </w:rPr>
+            </w:pPr>
+            <w:r>
+              <w:rPr>
+                <w:rFonts w:ascii="Arial" w:hAnsi="Helvetica" w:eastAsia="Helvetica" w:cs="Helvetica"/>
+                <w:i w:val="false"/>
+                <w:b w:val="false"/>
+                <w:u w:val="none"/>
+                <w:strike w:val="false"/>
+                <w:sz w:val="20"/>
+                <w:szCs w:val="20"/>
+                <w:color w:val="000000"/>
+              </w:rPr>
+              <w:t xml:space="preserve">57</w:t>
+            </w:r>
+          </w:p>
+        </w:tc>
+        <w:tc>
+          <w:tcPr>
+            <w:tcBorders>
+              <w:bottom w:val="single" w:sz="6" w:space="0" w:color="BEBEBE"/>
+              <w:top w:val="single" w:sz="6" w:space="0" w:color="BEBEBE"/>
+              <w:left w:val="none" w:sz="0" w:space="0" w:color="000000"/>
+              <w:right w:val="none" w:sz="0" w:space="0" w:color="000000"/>
+            </w:tcBorders>
+            <w:shd w:val="clear" w:color="auto" w:fill="FFFFFF"/>
+            <w:tcMar>
+              <w:top w:w="0" w:type="dxa"/>
+              <w:bottom w:w="0" w:type="dxa"/>
+              <w:left w:w="0" w:type="dxa"/>
+              <w:right w:w="0" w:type="dxa"/>
+            </w:tcMar>
+            <w:vAlign w:val="center"/>
+          </w:tcPr>
+          <w:p>
+            <w:pPr>
+              <w:jc w:val="right"/>
+              <w:pBdr>
+                <w:bottom w:val="none" w:sz="0" w:space="0" w:color="000000"/>
+                <w:top w:val="none" w:sz="0" w:space="0" w:color="000000"/>
+                <w:left w:val="none" w:sz="0" w:space="0" w:color="000000"/>
+                <w:right w:val="none" w:sz="0" w:space="0" w:color="000000"/>
+              </w:pBdr>
+              <w:spacing w:after="100" w:before="100" w:line="240"/>
+              <w:ind w:left="100" w:right="100" w:firstLine="0" w:firstLineChars="0"/>
+              <w:rPr>
+                <w:rFonts w:ascii="Arial" w:hAnsi="Helvetica" w:eastAsia="Helvetica" w:cs="Helvetica"/>
+                <w:i w:val="false"/>
+                <w:b w:val="false"/>
+                <w:u w:val="none"/>
+                <w:strike w:val="false"/>
+                <w:sz w:val="20"/>
+                <w:szCs w:val="20"/>
+                <w:color w:val="000000"/>
+              </w:rPr>
+            </w:pPr>
+            <w:r>
+              <w:rPr>
+                <w:rFonts w:ascii="Arial" w:hAnsi="Helvetica" w:eastAsia="Helvetica" w:cs="Helvetica"/>
+                <w:i w:val="false"/>
+                <w:b w:val="false"/>
+                <w:u w:val="none"/>
+                <w:strike w:val="false"/>
+                <w:sz w:val="20"/>
+                <w:szCs w:val="20"/>
+                <w:color w:val="000000"/>
+              </w:rPr>
+              <w:t xml:space="preserve">32</w:t>
             </w:r>
           </w:p>
         </w:tc>
@@ -9814,7 +6029,7 @@
                 <w:szCs w:val="20"/>
                 <w:color w:val="000000"/>
               </w:rPr>
-              <w:t xml:space="preserve">50</w:t>
+              <w:t xml:space="preserve">48</w:t>
             </w:r>
           </w:p>
         </w:tc>
@@ -9922,277 +6137,7 @@
                 <w:szCs w:val="20"/>
                 <w:color w:val="000000"/>
               </w:rPr>
-              <w:t xml:space="preserve">94</w:t>
-            </w:r>
-          </w:p>
-        </w:tc>
-        <w:tc>
-          <w:tcPr>
-            <w:tcBorders>
-              <w:bottom w:val="single" w:sz="6" w:space="0" w:color="BEBEBE"/>
-              <w:top w:val="single" w:sz="6" w:space="0" w:color="BEBEBE"/>
-              <w:left w:val="none" w:sz="0" w:space="0" w:color="000000"/>
-              <w:right w:val="none" w:sz="0" w:space="0" w:color="000000"/>
-            </w:tcBorders>
-            <w:shd w:val="clear" w:color="auto" w:fill="FFFFFF"/>
-            <w:tcMar>
-              <w:top w:w="0" w:type="dxa"/>
-              <w:bottom w:w="0" w:type="dxa"/>
-              <w:left w:w="0" w:type="dxa"/>
-              <w:right w:w="0" w:type="dxa"/>
-            </w:tcMar>
-            <w:vAlign w:val="center"/>
-          </w:tcPr>
-          <w:p>
-            <w:pPr>
-              <w:jc w:val="right"/>
-              <w:pBdr>
-                <w:bottom w:val="none" w:sz="0" w:space="0" w:color="000000"/>
-                <w:top w:val="none" w:sz="0" w:space="0" w:color="000000"/>
-                <w:left w:val="none" w:sz="0" w:space="0" w:color="000000"/>
-                <w:right w:val="none" w:sz="0" w:space="0" w:color="000000"/>
-              </w:pBdr>
-              <w:spacing w:after="100" w:before="100" w:line="240"/>
-              <w:ind w:left="100" w:right="100" w:firstLine="0" w:firstLineChars="0"/>
-              <w:rPr>
-                <w:rFonts w:ascii="Arial" w:hAnsi="Helvetica" w:eastAsia="Helvetica" w:cs="Helvetica"/>
-                <w:i w:val="false"/>
-                <w:b w:val="false"/>
-                <w:u w:val="none"/>
-                <w:strike w:val="false"/>
-                <w:sz w:val="20"/>
-                <w:szCs w:val="20"/>
-                <w:color w:val="000000"/>
-              </w:rPr>
-            </w:pPr>
-            <w:r>
-              <w:rPr>
-                <w:rFonts w:ascii="Arial" w:hAnsi="Helvetica" w:eastAsia="Helvetica" w:cs="Helvetica"/>
-                <w:i w:val="false"/>
-                <w:b w:val="false"/>
-                <w:u w:val="none"/>
-                <w:strike w:val="false"/>
-                <w:sz w:val="20"/>
-                <w:szCs w:val="20"/>
-                <w:color w:val="000000"/>
-              </w:rPr>
-              <w:t xml:space="preserve">28</w:t>
-            </w:r>
-          </w:p>
-        </w:tc>
-        <w:tc>
-          <w:tcPr>
-            <w:tcBorders>
-              <w:bottom w:val="single" w:sz="6" w:space="0" w:color="BEBEBE"/>
-              <w:top w:val="single" w:sz="6" w:space="0" w:color="BEBEBE"/>
-              <w:left w:val="none" w:sz="0" w:space="0" w:color="000000"/>
-              <w:right w:val="none" w:sz="0" w:space="0" w:color="000000"/>
-            </w:tcBorders>
-            <w:shd w:val="clear" w:color="auto" w:fill="FFFFFF"/>
-            <w:tcMar>
-              <w:top w:w="0" w:type="dxa"/>
-              <w:bottom w:w="0" w:type="dxa"/>
-              <w:left w:w="0" w:type="dxa"/>
-              <w:right w:w="0" w:type="dxa"/>
-            </w:tcMar>
-            <w:vAlign w:val="center"/>
-          </w:tcPr>
-          <w:p>
-            <w:pPr>
-              <w:jc w:val="right"/>
-              <w:pBdr>
-                <w:bottom w:val="none" w:sz="0" w:space="0" w:color="000000"/>
-                <w:top w:val="none" w:sz="0" w:space="0" w:color="000000"/>
-                <w:left w:val="none" w:sz="0" w:space="0" w:color="000000"/>
-                <w:right w:val="none" w:sz="0" w:space="0" w:color="000000"/>
-              </w:pBdr>
-              <w:spacing w:after="100" w:before="100" w:line="240"/>
-              <w:ind w:left="100" w:right="100" w:firstLine="0" w:firstLineChars="0"/>
-              <w:rPr>
-                <w:rFonts w:ascii="Arial" w:hAnsi="Helvetica" w:eastAsia="Helvetica" w:cs="Helvetica"/>
-                <w:i w:val="false"/>
-                <w:b w:val="false"/>
-                <w:u w:val="none"/>
-                <w:strike w:val="false"/>
-                <w:sz w:val="20"/>
-                <w:szCs w:val="20"/>
-                <w:color w:val="000000"/>
-              </w:rPr>
-            </w:pPr>
-            <w:r>
-              <w:rPr>
-                <w:rFonts w:ascii="Arial" w:hAnsi="Helvetica" w:eastAsia="Helvetica" w:cs="Helvetica"/>
-                <w:i w:val="false"/>
-                <w:b w:val="false"/>
-                <w:u w:val="none"/>
-                <w:strike w:val="false"/>
-                <w:sz w:val="20"/>
-                <w:szCs w:val="20"/>
-                <w:color w:val="000000"/>
-              </w:rPr>
               <w:t xml:space="preserve">70</w:t>
-            </w:r>
-          </w:p>
-        </w:tc>
-        <w:tc>
-          <w:tcPr>
-            <w:tcBorders>
-              <w:bottom w:val="single" w:sz="6" w:space="0" w:color="BEBEBE"/>
-              <w:top w:val="single" w:sz="6" w:space="0" w:color="BEBEBE"/>
-              <w:left w:val="none" w:sz="0" w:space="0" w:color="000000"/>
-              <w:right w:val="none" w:sz="0" w:space="0" w:color="000000"/>
-            </w:tcBorders>
-            <w:shd w:val="clear" w:color="auto" w:fill="FFFFFF"/>
-            <w:tcMar>
-              <w:top w:w="0" w:type="dxa"/>
-              <w:bottom w:w="0" w:type="dxa"/>
-              <w:left w:w="0" w:type="dxa"/>
-              <w:right w:w="0" w:type="dxa"/>
-            </w:tcMar>
-            <w:vAlign w:val="center"/>
-          </w:tcPr>
-          <w:p>
-            <w:pPr>
-              <w:jc w:val="right"/>
-              <w:pBdr>
-                <w:bottom w:val="none" w:sz="0" w:space="0" w:color="000000"/>
-                <w:top w:val="none" w:sz="0" w:space="0" w:color="000000"/>
-                <w:left w:val="none" w:sz="0" w:space="0" w:color="000000"/>
-                <w:right w:val="none" w:sz="0" w:space="0" w:color="000000"/>
-              </w:pBdr>
-              <w:spacing w:after="100" w:before="100" w:line="240"/>
-              <w:ind w:left="100" w:right="100" w:firstLine="0" w:firstLineChars="0"/>
-              <w:rPr>
-                <w:rFonts w:ascii="Arial" w:hAnsi="Helvetica" w:eastAsia="Helvetica" w:cs="Helvetica"/>
-                <w:i w:val="false"/>
-                <w:b w:val="false"/>
-                <w:u w:val="none"/>
-                <w:strike w:val="false"/>
-                <w:sz w:val="20"/>
-                <w:szCs w:val="20"/>
-                <w:color w:val="000000"/>
-              </w:rPr>
-            </w:pPr>
-            <w:r>
-              <w:rPr>
-                <w:rFonts w:ascii="Arial" w:hAnsi="Helvetica" w:eastAsia="Helvetica" w:cs="Helvetica"/>
-                <w:i w:val="false"/>
-                <w:b w:val="false"/>
-                <w:u w:val="none"/>
-                <w:strike w:val="false"/>
-                <w:sz w:val="20"/>
-                <w:szCs w:val="20"/>
-                <w:color w:val="000000"/>
-              </w:rPr>
-              <w:t xml:space="preserve">44</w:t>
-            </w:r>
-          </w:p>
-        </w:tc>
-        <w:tc>
-          <w:tcPr>
-            <w:tcBorders>
-              <w:bottom w:val="single" w:sz="6" w:space="0" w:color="BEBEBE"/>
-              <w:top w:val="single" w:sz="6" w:space="0" w:color="BEBEBE"/>
-              <w:left w:val="none" w:sz="0" w:space="0" w:color="000000"/>
-              <w:right w:val="none" w:sz="0" w:space="0" w:color="000000"/>
-            </w:tcBorders>
-            <w:shd w:val="clear" w:color="auto" w:fill="FFFFFF"/>
-            <w:tcMar>
-              <w:top w:w="0" w:type="dxa"/>
-              <w:bottom w:w="0" w:type="dxa"/>
-              <w:left w:w="0" w:type="dxa"/>
-              <w:right w:w="0" w:type="dxa"/>
-            </w:tcMar>
-            <w:vAlign w:val="center"/>
-          </w:tcPr>
-          <w:p>
-            <w:pPr>
-              <w:jc w:val="right"/>
-              <w:pBdr>
-                <w:bottom w:val="none" w:sz="0" w:space="0" w:color="000000"/>
-                <w:top w:val="none" w:sz="0" w:space="0" w:color="000000"/>
-                <w:left w:val="none" w:sz="0" w:space="0" w:color="000000"/>
-                <w:right w:val="none" w:sz="0" w:space="0" w:color="000000"/>
-              </w:pBdr>
-              <w:spacing w:after="100" w:before="100" w:line="240"/>
-              <w:ind w:left="100" w:right="100" w:firstLine="0" w:firstLineChars="0"/>
-              <w:rPr>
-                <w:rFonts w:ascii="Arial" w:hAnsi="Helvetica" w:eastAsia="Helvetica" w:cs="Helvetica"/>
-                <w:i w:val="false"/>
-                <w:b w:val="false"/>
-                <w:u w:val="none"/>
-                <w:strike w:val="false"/>
-                <w:sz w:val="20"/>
-                <w:szCs w:val="20"/>
-                <w:color w:val="000000"/>
-              </w:rPr>
-            </w:pPr>
-            <w:r>
-              <w:rPr>
-                <w:rFonts w:ascii="Arial" w:hAnsi="Helvetica" w:eastAsia="Helvetica" w:cs="Helvetica"/>
-                <w:i w:val="false"/>
-                <w:b w:val="false"/>
-                <w:u w:val="none"/>
-                <w:strike w:val="false"/>
-                <w:sz w:val="20"/>
-                <w:szCs w:val="20"/>
-                <w:color w:val="000000"/>
-              </w:rPr>
-              <w:t xml:space="preserve">67</w:t>
-            </w:r>
-          </w:p>
-        </w:tc>
-        <w:tc>
-          <w:tcPr>
-            <w:tcBorders>
-              <w:bottom w:val="single" w:sz="6" w:space="0" w:color="BEBEBE"/>
-              <w:top w:val="single" w:sz="6" w:space="0" w:color="BEBEBE"/>
-              <w:left w:val="none" w:sz="0" w:space="0" w:color="000000"/>
-              <w:right w:val="none" w:sz="0" w:space="0" w:color="000000"/>
-            </w:tcBorders>
-            <w:shd w:val="clear" w:color="auto" w:fill="FFFFFF"/>
-            <w:tcMar>
-              <w:top w:w="0" w:type="dxa"/>
-              <w:bottom w:w="0" w:type="dxa"/>
-              <w:left w:w="0" w:type="dxa"/>
-              <w:right w:w="0" w:type="dxa"/>
-            </w:tcMar>
-            <w:vAlign w:val="center"/>
-          </w:tcPr>
-          <w:p>
-            <w:pPr>
-              <w:jc w:val="right"/>
-              <w:pBdr>
-                <w:bottom w:val="none" w:sz="0" w:space="0" w:color="000000"/>
-                <w:top w:val="none" w:sz="0" w:space="0" w:color="000000"/>
-                <w:left w:val="none" w:sz="0" w:space="0" w:color="000000"/>
-                <w:right w:val="none" w:sz="0" w:space="0" w:color="000000"/>
-              </w:pBdr>
-              <w:spacing w:after="100" w:before="100" w:line="240"/>
-              <w:ind w:left="100" w:right="100" w:firstLine="0" w:firstLineChars="0"/>
-              <w:rPr>
-                <w:rFonts w:ascii="Arial" w:hAnsi="Helvetica" w:eastAsia="Helvetica" w:cs="Helvetica"/>
-                <w:i w:val="false"/>
-                <w:b w:val="false"/>
-                <w:u w:val="none"/>
-                <w:strike w:val="false"/>
-                <w:sz w:val="20"/>
-                <w:szCs w:val="20"/>
-                <w:color w:val="000000"/>
-              </w:rPr>
-            </w:pPr>
-            <w:r>
-              <w:rPr>
-                <w:rFonts w:ascii="Arial" w:hAnsi="Helvetica" w:eastAsia="Helvetica" w:cs="Helvetica"/>
-                <w:i w:val="false"/>
-                <w:b w:val="false"/>
-                <w:u w:val="none"/>
-                <w:strike w:val="false"/>
-                <w:sz w:val="20"/>
-                <w:szCs w:val="20"/>
-                <w:color w:val="000000"/>
-              </w:rPr>
-              <w:t xml:space="preserve">36</w:t>
             </w:r>
           </w:p>
         </w:tc>
@@ -10518,7 +6463,7 @@
                 <w:szCs w:val="20"/>
                 <w:color w:val="000000"/>
               </w:rPr>
-              <w:t xml:space="preserve">31</w:t>
+              <w:t xml:space="preserve">38</w:t>
             </w:r>
           </w:p>
         </w:tc>
@@ -10573,276 +6518,6 @@
                 <w:color w:val="000000"/>
               </w:rPr>
               <w:t xml:space="preserve">10</w:t>
-            </w:r>
-          </w:p>
-        </w:tc>
-        <w:tc>
-          <w:tcPr>
-            <w:tcBorders>
-              <w:bottom w:val="single" w:sz="6" w:space="0" w:color="BEBEBE"/>
-              <w:top w:val="single" w:sz="6" w:space="0" w:color="BEBEBE"/>
-              <w:left w:val="none" w:sz="0" w:space="0" w:color="000000"/>
-              <w:right w:val="none" w:sz="0" w:space="0" w:color="000000"/>
-            </w:tcBorders>
-            <w:shd w:val="clear" w:color="auto" w:fill="FFFFFF"/>
-            <w:tcMar>
-              <w:top w:w="0" w:type="dxa"/>
-              <w:bottom w:w="0" w:type="dxa"/>
-              <w:left w:w="0" w:type="dxa"/>
-              <w:right w:w="0" w:type="dxa"/>
-            </w:tcMar>
-            <w:vAlign w:val="center"/>
-          </w:tcPr>
-          <w:p>
-            <w:pPr>
-              <w:jc w:val="right"/>
-              <w:pBdr>
-                <w:bottom w:val="none" w:sz="0" w:space="0" w:color="000000"/>
-                <w:top w:val="none" w:sz="0" w:space="0" w:color="000000"/>
-                <w:left w:val="none" w:sz="0" w:space="0" w:color="000000"/>
-                <w:right w:val="none" w:sz="0" w:space="0" w:color="000000"/>
-              </w:pBdr>
-              <w:spacing w:after="100" w:before="100" w:line="240"/>
-              <w:ind w:left="100" w:right="100" w:firstLine="0" w:firstLineChars="0"/>
-              <w:rPr>
-                <w:rFonts w:ascii="Arial" w:hAnsi="Helvetica" w:eastAsia="Helvetica" w:cs="Helvetica"/>
-                <w:i w:val="false"/>
-                <w:b w:val="false"/>
-                <w:u w:val="none"/>
-                <w:strike w:val="false"/>
-                <w:sz w:val="20"/>
-                <w:szCs w:val="20"/>
-                <w:color w:val="000000"/>
-              </w:rPr>
-            </w:pPr>
-            <w:r>
-              <w:rPr>
-                <w:rFonts w:ascii="Arial" w:hAnsi="Helvetica" w:eastAsia="Helvetica" w:cs="Helvetica"/>
-                <w:i w:val="false"/>
-                <w:b w:val="false"/>
-                <w:u w:val="none"/>
-                <w:strike w:val="false"/>
-                <w:sz w:val="20"/>
-                <w:szCs w:val="20"/>
-                <w:color w:val="000000"/>
-              </w:rPr>
-              <w:t xml:space="preserve">49</w:t>
-            </w:r>
-          </w:p>
-        </w:tc>
-        <w:tc>
-          <w:tcPr>
-            <w:tcBorders>
-              <w:bottom w:val="single" w:sz="6" w:space="0" w:color="BEBEBE"/>
-              <w:top w:val="single" w:sz="6" w:space="0" w:color="BEBEBE"/>
-              <w:left w:val="none" w:sz="0" w:space="0" w:color="000000"/>
-              <w:right w:val="none" w:sz="0" w:space="0" w:color="000000"/>
-            </w:tcBorders>
-            <w:shd w:val="clear" w:color="auto" w:fill="FFFFFF"/>
-            <w:tcMar>
-              <w:top w:w="0" w:type="dxa"/>
-              <w:bottom w:w="0" w:type="dxa"/>
-              <w:left w:w="0" w:type="dxa"/>
-              <w:right w:w="0" w:type="dxa"/>
-            </w:tcMar>
-            <w:vAlign w:val="center"/>
-          </w:tcPr>
-          <w:p>
-            <w:pPr>
-              <w:jc w:val="right"/>
-              <w:pBdr>
-                <w:bottom w:val="none" w:sz="0" w:space="0" w:color="000000"/>
-                <w:top w:val="none" w:sz="0" w:space="0" w:color="000000"/>
-                <w:left w:val="none" w:sz="0" w:space="0" w:color="000000"/>
-                <w:right w:val="none" w:sz="0" w:space="0" w:color="000000"/>
-              </w:pBdr>
-              <w:spacing w:after="100" w:before="100" w:line="240"/>
-              <w:ind w:left="100" w:right="100" w:firstLine="0" w:firstLineChars="0"/>
-              <w:rPr>
-                <w:rFonts w:ascii="Arial" w:hAnsi="Helvetica" w:eastAsia="Helvetica" w:cs="Helvetica"/>
-                <w:i w:val="false"/>
-                <w:b w:val="false"/>
-                <w:u w:val="none"/>
-                <w:strike w:val="false"/>
-                <w:sz w:val="20"/>
-                <w:szCs w:val="20"/>
-                <w:color w:val="000000"/>
-              </w:rPr>
-            </w:pPr>
-            <w:r>
-              <w:rPr>
-                <w:rFonts w:ascii="Arial" w:hAnsi="Helvetica" w:eastAsia="Helvetica" w:cs="Helvetica"/>
-                <w:i w:val="false"/>
-                <w:b w:val="false"/>
-                <w:u w:val="none"/>
-                <w:strike w:val="false"/>
-                <w:sz w:val="20"/>
-                <w:szCs w:val="20"/>
-                <w:color w:val="000000"/>
-              </w:rPr>
-              <w:t xml:space="preserve">22</w:t>
-            </w:r>
-          </w:p>
-        </w:tc>
-        <w:tc>
-          <w:tcPr>
-            <w:tcBorders>
-              <w:bottom w:val="single" w:sz="6" w:space="0" w:color="BEBEBE"/>
-              <w:top w:val="single" w:sz="6" w:space="0" w:color="BEBEBE"/>
-              <w:left w:val="none" w:sz="0" w:space="0" w:color="000000"/>
-              <w:right w:val="none" w:sz="0" w:space="0" w:color="000000"/>
-            </w:tcBorders>
-            <w:shd w:val="clear" w:color="auto" w:fill="FFFFFF"/>
-            <w:tcMar>
-              <w:top w:w="0" w:type="dxa"/>
-              <w:bottom w:w="0" w:type="dxa"/>
-              <w:left w:w="0" w:type="dxa"/>
-              <w:right w:w="0" w:type="dxa"/>
-            </w:tcMar>
-            <w:vAlign w:val="center"/>
-          </w:tcPr>
-          <w:p>
-            <w:pPr>
-              <w:jc w:val="right"/>
-              <w:pBdr>
-                <w:bottom w:val="none" w:sz="0" w:space="0" w:color="000000"/>
-                <w:top w:val="none" w:sz="0" w:space="0" w:color="000000"/>
-                <w:left w:val="none" w:sz="0" w:space="0" w:color="000000"/>
-                <w:right w:val="none" w:sz="0" w:space="0" w:color="000000"/>
-              </w:pBdr>
-              <w:spacing w:after="100" w:before="100" w:line="240"/>
-              <w:ind w:left="100" w:right="100" w:firstLine="0" w:firstLineChars="0"/>
-              <w:rPr>
-                <w:rFonts w:ascii="Arial" w:hAnsi="Helvetica" w:eastAsia="Helvetica" w:cs="Helvetica"/>
-                <w:i w:val="false"/>
-                <w:b w:val="false"/>
-                <w:u w:val="none"/>
-                <w:strike w:val="false"/>
-                <w:sz w:val="20"/>
-                <w:szCs w:val="20"/>
-                <w:color w:val="000000"/>
-              </w:rPr>
-            </w:pPr>
-            <w:r>
-              <w:rPr>
-                <w:rFonts w:ascii="Arial" w:hAnsi="Helvetica" w:eastAsia="Helvetica" w:cs="Helvetica"/>
-                <w:i w:val="false"/>
-                <w:b w:val="false"/>
-                <w:u w:val="none"/>
-                <w:strike w:val="false"/>
-                <w:sz w:val="20"/>
-                <w:szCs w:val="20"/>
-                <w:color w:val="000000"/>
-              </w:rPr>
-              <w:t xml:space="preserve">28</w:t>
-            </w:r>
-          </w:p>
-        </w:tc>
-        <w:tc>
-          <w:tcPr>
-            <w:tcBorders>
-              <w:bottom w:val="single" w:sz="6" w:space="0" w:color="BEBEBE"/>
-              <w:top w:val="single" w:sz="6" w:space="0" w:color="BEBEBE"/>
-              <w:left w:val="none" w:sz="0" w:space="0" w:color="000000"/>
-              <w:right w:val="none" w:sz="0" w:space="0" w:color="000000"/>
-            </w:tcBorders>
-            <w:shd w:val="clear" w:color="auto" w:fill="FFFFFF"/>
-            <w:tcMar>
-              <w:top w:w="0" w:type="dxa"/>
-              <w:bottom w:w="0" w:type="dxa"/>
-              <w:left w:w="0" w:type="dxa"/>
-              <w:right w:w="0" w:type="dxa"/>
-            </w:tcMar>
-            <w:vAlign w:val="center"/>
-          </w:tcPr>
-          <w:p>
-            <w:pPr>
-              <w:jc w:val="right"/>
-              <w:pBdr>
-                <w:bottom w:val="none" w:sz="0" w:space="0" w:color="000000"/>
-                <w:top w:val="none" w:sz="0" w:space="0" w:color="000000"/>
-                <w:left w:val="none" w:sz="0" w:space="0" w:color="000000"/>
-                <w:right w:val="none" w:sz="0" w:space="0" w:color="000000"/>
-              </w:pBdr>
-              <w:spacing w:after="100" w:before="100" w:line="240"/>
-              <w:ind w:left="100" w:right="100" w:firstLine="0" w:firstLineChars="0"/>
-              <w:rPr>
-                <w:rFonts w:ascii="Arial" w:hAnsi="Helvetica" w:eastAsia="Helvetica" w:cs="Helvetica"/>
-                <w:i w:val="false"/>
-                <w:b w:val="false"/>
-                <w:u w:val="none"/>
-                <w:strike w:val="false"/>
-                <w:sz w:val="20"/>
-                <w:szCs w:val="20"/>
-                <w:color w:val="000000"/>
-              </w:rPr>
-            </w:pPr>
-            <w:r>
-              <w:rPr>
-                <w:rFonts w:ascii="Arial" w:hAnsi="Helvetica" w:eastAsia="Helvetica" w:cs="Helvetica"/>
-                <w:i w:val="false"/>
-                <w:b w:val="false"/>
-                <w:u w:val="none"/>
-                <w:strike w:val="false"/>
-                <w:sz w:val="20"/>
-                <w:szCs w:val="20"/>
-                <w:color w:val="000000"/>
-              </w:rPr>
-              <w:t xml:space="preserve">27</w:t>
-            </w:r>
-          </w:p>
-        </w:tc>
-        <w:tc>
-          <w:tcPr>
-            <w:tcBorders>
-              <w:bottom w:val="single" w:sz="6" w:space="0" w:color="BEBEBE"/>
-              <w:top w:val="single" w:sz="6" w:space="0" w:color="BEBEBE"/>
-              <w:left w:val="none" w:sz="0" w:space="0" w:color="000000"/>
-              <w:right w:val="none" w:sz="0" w:space="0" w:color="000000"/>
-            </w:tcBorders>
-            <w:shd w:val="clear" w:color="auto" w:fill="FFFFFF"/>
-            <w:tcMar>
-              <w:top w:w="0" w:type="dxa"/>
-              <w:bottom w:w="0" w:type="dxa"/>
-              <w:left w:w="0" w:type="dxa"/>
-              <w:right w:w="0" w:type="dxa"/>
-            </w:tcMar>
-            <w:vAlign w:val="center"/>
-          </w:tcPr>
-          <w:p>
-            <w:pPr>
-              <w:jc w:val="right"/>
-              <w:pBdr>
-                <w:bottom w:val="none" w:sz="0" w:space="0" w:color="000000"/>
-                <w:top w:val="none" w:sz="0" w:space="0" w:color="000000"/>
-                <w:left w:val="none" w:sz="0" w:space="0" w:color="000000"/>
-                <w:right w:val="none" w:sz="0" w:space="0" w:color="000000"/>
-              </w:pBdr>
-              <w:spacing w:after="100" w:before="100" w:line="240"/>
-              <w:ind w:left="100" w:right="100" w:firstLine="0" w:firstLineChars="0"/>
-              <w:rPr>
-                <w:rFonts w:ascii="Arial" w:hAnsi="Helvetica" w:eastAsia="Helvetica" w:cs="Helvetica"/>
-                <w:i w:val="false"/>
-                <w:b w:val="false"/>
-                <w:u w:val="none"/>
-                <w:strike w:val="false"/>
-                <w:sz w:val="20"/>
-                <w:szCs w:val="20"/>
-                <w:color w:val="000000"/>
-              </w:rPr>
-            </w:pPr>
-            <w:r>
-              <w:rPr>
-                <w:rFonts w:ascii="Arial" w:hAnsi="Helvetica" w:eastAsia="Helvetica" w:cs="Helvetica"/>
-                <w:i w:val="false"/>
-                <w:b w:val="false"/>
-                <w:u w:val="none"/>
-                <w:strike w:val="false"/>
-                <w:sz w:val="20"/>
-                <w:szCs w:val="20"/>
-                <w:color w:val="000000"/>
-              </w:rPr>
-              <w:t xml:space="preserve">65</w:t>
             </w:r>
           </w:p>
         </w:tc>
@@ -11170,7 +6845,7 @@
                 <w:szCs w:val="20"/>
                 <w:color w:val="000000"/>
               </w:rPr>
-              <w:t xml:space="preserve">25</w:t>
+              <w:t xml:space="preserve">31</w:t>
             </w:r>
           </w:p>
         </w:tc>
@@ -11278,277 +6953,7 @@
                 <w:szCs w:val="20"/>
                 <w:color w:val="000000"/>
               </w:rPr>
-              <w:t xml:space="preserve">46</w:t>
-            </w:r>
-          </w:p>
-        </w:tc>
-        <w:tc>
-          <w:tcPr>
-            <w:tcBorders>
-              <w:bottom w:val="single" w:sz="6" w:space="0" w:color="BEBEBE"/>
-              <w:top w:val="single" w:sz="6" w:space="0" w:color="BEBEBE"/>
-              <w:left w:val="none" w:sz="0" w:space="0" w:color="000000"/>
-              <w:right w:val="none" w:sz="0" w:space="0" w:color="000000"/>
-            </w:tcBorders>
-            <w:shd w:val="clear" w:color="auto" w:fill="FFFFFF"/>
-            <w:tcMar>
-              <w:top w:w="0" w:type="dxa"/>
-              <w:bottom w:w="0" w:type="dxa"/>
-              <w:left w:w="0" w:type="dxa"/>
-              <w:right w:w="0" w:type="dxa"/>
-            </w:tcMar>
-            <w:vAlign w:val="center"/>
-          </w:tcPr>
-          <w:p>
-            <w:pPr>
-              <w:jc w:val="right"/>
-              <w:pBdr>
-                <w:bottom w:val="none" w:sz="0" w:space="0" w:color="000000"/>
-                <w:top w:val="none" w:sz="0" w:space="0" w:color="000000"/>
-                <w:left w:val="none" w:sz="0" w:space="0" w:color="000000"/>
-                <w:right w:val="none" w:sz="0" w:space="0" w:color="000000"/>
-              </w:pBdr>
-              <w:spacing w:after="100" w:before="100" w:line="240"/>
-              <w:ind w:left="100" w:right="100" w:firstLine="0" w:firstLineChars="0"/>
-              <w:rPr>
-                <w:rFonts w:ascii="Arial" w:hAnsi="Helvetica" w:eastAsia="Helvetica" w:cs="Helvetica"/>
-                <w:i w:val="false"/>
-                <w:b w:val="false"/>
-                <w:u w:val="none"/>
-                <w:strike w:val="false"/>
-                <w:sz w:val="20"/>
-                <w:szCs w:val="20"/>
-                <w:color w:val="000000"/>
-              </w:rPr>
-            </w:pPr>
-            <w:r>
-              <w:rPr>
-                <w:rFonts w:ascii="Arial" w:hAnsi="Helvetica" w:eastAsia="Helvetica" w:cs="Helvetica"/>
-                <w:i w:val="false"/>
-                <w:b w:val="false"/>
-                <w:u w:val="none"/>
-                <w:strike w:val="false"/>
-                <w:sz w:val="20"/>
-                <w:szCs w:val="20"/>
-                <w:color w:val="000000"/>
-              </w:rPr>
-              <w:t xml:space="preserve">14</w:t>
-            </w:r>
-          </w:p>
-        </w:tc>
-        <w:tc>
-          <w:tcPr>
-            <w:tcBorders>
-              <w:bottom w:val="single" w:sz="6" w:space="0" w:color="BEBEBE"/>
-              <w:top w:val="single" w:sz="6" w:space="0" w:color="BEBEBE"/>
-              <w:left w:val="none" w:sz="0" w:space="0" w:color="000000"/>
-              <w:right w:val="none" w:sz="0" w:space="0" w:color="000000"/>
-            </w:tcBorders>
-            <w:shd w:val="clear" w:color="auto" w:fill="FFFFFF"/>
-            <w:tcMar>
-              <w:top w:w="0" w:type="dxa"/>
-              <w:bottom w:w="0" w:type="dxa"/>
-              <w:left w:w="0" w:type="dxa"/>
-              <w:right w:w="0" w:type="dxa"/>
-            </w:tcMar>
-            <w:vAlign w:val="center"/>
-          </w:tcPr>
-          <w:p>
-            <w:pPr>
-              <w:jc w:val="right"/>
-              <w:pBdr>
-                <w:bottom w:val="none" w:sz="0" w:space="0" w:color="000000"/>
-                <w:top w:val="none" w:sz="0" w:space="0" w:color="000000"/>
-                <w:left w:val="none" w:sz="0" w:space="0" w:color="000000"/>
-                <w:right w:val="none" w:sz="0" w:space="0" w:color="000000"/>
-              </w:pBdr>
-              <w:spacing w:after="100" w:before="100" w:line="240"/>
-              <w:ind w:left="100" w:right="100" w:firstLine="0" w:firstLineChars="0"/>
-              <w:rPr>
-                <w:rFonts w:ascii="Arial" w:hAnsi="Helvetica" w:eastAsia="Helvetica" w:cs="Helvetica"/>
-                <w:i w:val="false"/>
-                <w:b w:val="false"/>
-                <w:u w:val="none"/>
-                <w:strike w:val="false"/>
-                <w:sz w:val="20"/>
-                <w:szCs w:val="20"/>
-                <w:color w:val="000000"/>
-              </w:rPr>
-            </w:pPr>
-            <w:r>
-              <w:rPr>
-                <w:rFonts w:ascii="Arial" w:hAnsi="Helvetica" w:eastAsia="Helvetica" w:cs="Helvetica"/>
-                <w:i w:val="false"/>
-                <w:b w:val="false"/>
-                <w:u w:val="none"/>
-                <w:strike w:val="false"/>
-                <w:sz w:val="20"/>
-                <w:szCs w:val="20"/>
-                <w:color w:val="000000"/>
-              </w:rPr>
               <w:t xml:space="preserve">26</w:t>
-            </w:r>
-          </w:p>
-        </w:tc>
-        <w:tc>
-          <w:tcPr>
-            <w:tcBorders>
-              <w:bottom w:val="single" w:sz="6" w:space="0" w:color="BEBEBE"/>
-              <w:top w:val="single" w:sz="6" w:space="0" w:color="BEBEBE"/>
-              <w:left w:val="none" w:sz="0" w:space="0" w:color="000000"/>
-              <w:right w:val="none" w:sz="0" w:space="0" w:color="000000"/>
-            </w:tcBorders>
-            <w:shd w:val="clear" w:color="auto" w:fill="FFFFFF"/>
-            <w:tcMar>
-              <w:top w:w="0" w:type="dxa"/>
-              <w:bottom w:w="0" w:type="dxa"/>
-              <w:left w:w="0" w:type="dxa"/>
-              <w:right w:w="0" w:type="dxa"/>
-            </w:tcMar>
-            <w:vAlign w:val="center"/>
-          </w:tcPr>
-          <w:p>
-            <w:pPr>
-              <w:jc w:val="right"/>
-              <w:pBdr>
-                <w:bottom w:val="none" w:sz="0" w:space="0" w:color="000000"/>
-                <w:top w:val="none" w:sz="0" w:space="0" w:color="000000"/>
-                <w:left w:val="none" w:sz="0" w:space="0" w:color="000000"/>
-                <w:right w:val="none" w:sz="0" w:space="0" w:color="000000"/>
-              </w:pBdr>
-              <w:spacing w:after="100" w:before="100" w:line="240"/>
-              <w:ind w:left="100" w:right="100" w:firstLine="0" w:firstLineChars="0"/>
-              <w:rPr>
-                <w:rFonts w:ascii="Arial" w:hAnsi="Helvetica" w:eastAsia="Helvetica" w:cs="Helvetica"/>
-                <w:i w:val="false"/>
-                <w:b w:val="false"/>
-                <w:u w:val="none"/>
-                <w:strike w:val="false"/>
-                <w:sz w:val="20"/>
-                <w:szCs w:val="20"/>
-                <w:color w:val="000000"/>
-              </w:rPr>
-            </w:pPr>
-            <w:r>
-              <w:rPr>
-                <w:rFonts w:ascii="Arial" w:hAnsi="Helvetica" w:eastAsia="Helvetica" w:cs="Helvetica"/>
-                <w:i w:val="false"/>
-                <w:b w:val="false"/>
-                <w:u w:val="none"/>
-                <w:strike w:val="false"/>
-                <w:sz w:val="20"/>
-                <w:szCs w:val="20"/>
-                <w:color w:val="000000"/>
-              </w:rPr>
-              <w:t xml:space="preserve">19</w:t>
-            </w:r>
-          </w:p>
-        </w:tc>
-        <w:tc>
-          <w:tcPr>
-            <w:tcBorders>
-              <w:bottom w:val="single" w:sz="6" w:space="0" w:color="BEBEBE"/>
-              <w:top w:val="single" w:sz="6" w:space="0" w:color="BEBEBE"/>
-              <w:left w:val="none" w:sz="0" w:space="0" w:color="000000"/>
-              <w:right w:val="none" w:sz="0" w:space="0" w:color="000000"/>
-            </w:tcBorders>
-            <w:shd w:val="clear" w:color="auto" w:fill="FFFFFF"/>
-            <w:tcMar>
-              <w:top w:w="0" w:type="dxa"/>
-              <w:bottom w:w="0" w:type="dxa"/>
-              <w:left w:w="0" w:type="dxa"/>
-              <w:right w:w="0" w:type="dxa"/>
-            </w:tcMar>
-            <w:vAlign w:val="center"/>
-          </w:tcPr>
-          <w:p>
-            <w:pPr>
-              <w:jc w:val="right"/>
-              <w:pBdr>
-                <w:bottom w:val="none" w:sz="0" w:space="0" w:color="000000"/>
-                <w:top w:val="none" w:sz="0" w:space="0" w:color="000000"/>
-                <w:left w:val="none" w:sz="0" w:space="0" w:color="000000"/>
-                <w:right w:val="none" w:sz="0" w:space="0" w:color="000000"/>
-              </w:pBdr>
-              <w:spacing w:after="100" w:before="100" w:line="240"/>
-              <w:ind w:left="100" w:right="100" w:firstLine="0" w:firstLineChars="0"/>
-              <w:rPr>
-                <w:rFonts w:ascii="Arial" w:hAnsi="Helvetica" w:eastAsia="Helvetica" w:cs="Helvetica"/>
-                <w:i w:val="false"/>
-                <w:b w:val="false"/>
-                <w:u w:val="none"/>
-                <w:strike w:val="false"/>
-                <w:sz w:val="20"/>
-                <w:szCs w:val="20"/>
-                <w:color w:val="000000"/>
-              </w:rPr>
-            </w:pPr>
-            <w:r>
-              <w:rPr>
-                <w:rFonts w:ascii="Arial" w:hAnsi="Helvetica" w:eastAsia="Helvetica" w:cs="Helvetica"/>
-                <w:i w:val="false"/>
-                <w:b w:val="false"/>
-                <w:u w:val="none"/>
-                <w:strike w:val="false"/>
-                <w:sz w:val="20"/>
-                <w:szCs w:val="20"/>
-                <w:color w:val="000000"/>
-              </w:rPr>
-              <w:t xml:space="preserve">49</w:t>
-            </w:r>
-          </w:p>
-        </w:tc>
-        <w:tc>
-          <w:tcPr>
-            <w:tcBorders>
-              <w:bottom w:val="single" w:sz="6" w:space="0" w:color="BEBEBE"/>
-              <w:top w:val="single" w:sz="6" w:space="0" w:color="BEBEBE"/>
-              <w:left w:val="none" w:sz="0" w:space="0" w:color="000000"/>
-              <w:right w:val="none" w:sz="0" w:space="0" w:color="000000"/>
-            </w:tcBorders>
-            <w:shd w:val="clear" w:color="auto" w:fill="FFFFFF"/>
-            <w:tcMar>
-              <w:top w:w="0" w:type="dxa"/>
-              <w:bottom w:w="0" w:type="dxa"/>
-              <w:left w:w="0" w:type="dxa"/>
-              <w:right w:w="0" w:type="dxa"/>
-            </w:tcMar>
-            <w:vAlign w:val="center"/>
-          </w:tcPr>
-          <w:p>
-            <w:pPr>
-              <w:jc w:val="right"/>
-              <w:pBdr>
-                <w:bottom w:val="none" w:sz="0" w:space="0" w:color="000000"/>
-                <w:top w:val="none" w:sz="0" w:space="0" w:color="000000"/>
-                <w:left w:val="none" w:sz="0" w:space="0" w:color="000000"/>
-                <w:right w:val="none" w:sz="0" w:space="0" w:color="000000"/>
-              </w:pBdr>
-              <w:spacing w:after="100" w:before="100" w:line="240"/>
-              <w:ind w:left="100" w:right="100" w:firstLine="0" w:firstLineChars="0"/>
-              <w:rPr>
-                <w:rFonts w:ascii="Arial" w:hAnsi="Helvetica" w:eastAsia="Helvetica" w:cs="Helvetica"/>
-                <w:i w:val="false"/>
-                <w:b w:val="false"/>
-                <w:u w:val="none"/>
-                <w:strike w:val="false"/>
-                <w:sz w:val="20"/>
-                <w:szCs w:val="20"/>
-                <w:color w:val="000000"/>
-              </w:rPr>
-            </w:pPr>
-            <w:r>
-              <w:rPr>
-                <w:rFonts w:ascii="Arial" w:hAnsi="Helvetica" w:eastAsia="Helvetica" w:cs="Helvetica"/>
-                <w:i w:val="false"/>
-                <w:b w:val="false"/>
-                <w:u w:val="none"/>
-                <w:strike w:val="false"/>
-                <w:sz w:val="20"/>
-                <w:szCs w:val="20"/>
-                <w:color w:val="000000"/>
-              </w:rPr>
-              <w:t xml:space="preserve">18</w:t>
             </w:r>
           </w:p>
         </w:tc>
@@ -11822,7 +7227,7 @@
                 <w:szCs w:val="20"/>
                 <w:color w:val="000000"/>
               </w:rPr>
-              <w:t xml:space="preserve">21</w:t>
+              <w:t xml:space="preserve">28</w:t>
             </w:r>
           </w:p>
         </w:tc>
@@ -11930,277 +7335,7 @@
                 <w:szCs w:val="20"/>
                 <w:color w:val="000000"/>
               </w:rPr>
-              <w:t xml:space="preserve">36</w:t>
-            </w:r>
-          </w:p>
-        </w:tc>
-        <w:tc>
-          <w:tcPr>
-            <w:tcBorders>
-              <w:bottom w:val="single" w:sz="6" w:space="0" w:color="BEBEBE"/>
-              <w:top w:val="single" w:sz="6" w:space="0" w:color="BEBEBE"/>
-              <w:left w:val="none" w:sz="0" w:space="0" w:color="000000"/>
-              <w:right w:val="none" w:sz="0" w:space="0" w:color="000000"/>
-            </w:tcBorders>
-            <w:shd w:val="clear" w:color="auto" w:fill="FFFFFF"/>
-            <w:tcMar>
-              <w:top w:w="0" w:type="dxa"/>
-              <w:bottom w:w="0" w:type="dxa"/>
-              <w:left w:w="0" w:type="dxa"/>
-              <w:right w:w="0" w:type="dxa"/>
-            </w:tcMar>
-            <w:vAlign w:val="center"/>
-          </w:tcPr>
-          <w:p>
-            <w:pPr>
-              <w:jc w:val="right"/>
-              <w:pBdr>
-                <w:bottom w:val="none" w:sz="0" w:space="0" w:color="000000"/>
-                <w:top w:val="none" w:sz="0" w:space="0" w:color="000000"/>
-                <w:left w:val="none" w:sz="0" w:space="0" w:color="000000"/>
-                <w:right w:val="none" w:sz="0" w:space="0" w:color="000000"/>
-              </w:pBdr>
-              <w:spacing w:after="100" w:before="100" w:line="240"/>
-              <w:ind w:left="100" w:right="100" w:firstLine="0" w:firstLineChars="0"/>
-              <w:rPr>
-                <w:rFonts w:ascii="Arial" w:hAnsi="Helvetica" w:eastAsia="Helvetica" w:cs="Helvetica"/>
-                <w:i w:val="false"/>
-                <w:b w:val="false"/>
-                <w:u w:val="none"/>
-                <w:strike w:val="false"/>
-                <w:sz w:val="20"/>
-                <w:szCs w:val="20"/>
-                <w:color w:val="000000"/>
-              </w:rPr>
-            </w:pPr>
-            <w:r>
-              <w:rPr>
-                <w:rFonts w:ascii="Arial" w:hAnsi="Helvetica" w:eastAsia="Helvetica" w:cs="Helvetica"/>
-                <w:i w:val="false"/>
-                <w:b w:val="false"/>
-                <w:u w:val="none"/>
-                <w:strike w:val="false"/>
-                <w:sz w:val="20"/>
-                <w:szCs w:val="20"/>
-                <w:color w:val="000000"/>
-              </w:rPr>
-              <w:t xml:space="preserve">12</w:t>
-            </w:r>
-          </w:p>
-        </w:tc>
-        <w:tc>
-          <w:tcPr>
-            <w:tcBorders>
-              <w:bottom w:val="single" w:sz="6" w:space="0" w:color="BEBEBE"/>
-              <w:top w:val="single" w:sz="6" w:space="0" w:color="BEBEBE"/>
-              <w:left w:val="none" w:sz="0" w:space="0" w:color="000000"/>
-              <w:right w:val="none" w:sz="0" w:space="0" w:color="000000"/>
-            </w:tcBorders>
-            <w:shd w:val="clear" w:color="auto" w:fill="FFFFFF"/>
-            <w:tcMar>
-              <w:top w:w="0" w:type="dxa"/>
-              <w:bottom w:w="0" w:type="dxa"/>
-              <w:left w:w="0" w:type="dxa"/>
-              <w:right w:w="0" w:type="dxa"/>
-            </w:tcMar>
-            <w:vAlign w:val="center"/>
-          </w:tcPr>
-          <w:p>
-            <w:pPr>
-              <w:jc w:val="right"/>
-              <w:pBdr>
-                <w:bottom w:val="none" w:sz="0" w:space="0" w:color="000000"/>
-                <w:top w:val="none" w:sz="0" w:space="0" w:color="000000"/>
-                <w:left w:val="none" w:sz="0" w:space="0" w:color="000000"/>
-                <w:right w:val="none" w:sz="0" w:space="0" w:color="000000"/>
-              </w:pBdr>
-              <w:spacing w:after="100" w:before="100" w:line="240"/>
-              <w:ind w:left="100" w:right="100" w:firstLine="0" w:firstLineChars="0"/>
-              <w:rPr>
-                <w:rFonts w:ascii="Arial" w:hAnsi="Helvetica" w:eastAsia="Helvetica" w:cs="Helvetica"/>
-                <w:i w:val="false"/>
-                <w:b w:val="false"/>
-                <w:u w:val="none"/>
-                <w:strike w:val="false"/>
-                <w:sz w:val="20"/>
-                <w:szCs w:val="20"/>
-                <w:color w:val="000000"/>
-              </w:rPr>
-            </w:pPr>
-            <w:r>
-              <w:rPr>
-                <w:rFonts w:ascii="Arial" w:hAnsi="Helvetica" w:eastAsia="Helvetica" w:cs="Helvetica"/>
-                <w:i w:val="false"/>
-                <w:b w:val="false"/>
-                <w:u w:val="none"/>
-                <w:strike w:val="false"/>
-                <w:sz w:val="20"/>
-                <w:szCs w:val="20"/>
-                <w:color w:val="000000"/>
-              </w:rPr>
               <w:t xml:space="preserve">27</w:t>
-            </w:r>
-          </w:p>
-        </w:tc>
-        <w:tc>
-          <w:tcPr>
-            <w:tcBorders>
-              <w:bottom w:val="single" w:sz="6" w:space="0" w:color="BEBEBE"/>
-              <w:top w:val="single" w:sz="6" w:space="0" w:color="BEBEBE"/>
-              <w:left w:val="none" w:sz="0" w:space="0" w:color="000000"/>
-              <w:right w:val="none" w:sz="0" w:space="0" w:color="000000"/>
-            </w:tcBorders>
-            <w:shd w:val="clear" w:color="auto" w:fill="FFFFFF"/>
-            <w:tcMar>
-              <w:top w:w="0" w:type="dxa"/>
-              <w:bottom w:w="0" w:type="dxa"/>
-              <w:left w:w="0" w:type="dxa"/>
-              <w:right w:w="0" w:type="dxa"/>
-            </w:tcMar>
-            <w:vAlign w:val="center"/>
-          </w:tcPr>
-          <w:p>
-            <w:pPr>
-              <w:jc w:val="right"/>
-              <w:pBdr>
-                <w:bottom w:val="none" w:sz="0" w:space="0" w:color="000000"/>
-                <w:top w:val="none" w:sz="0" w:space="0" w:color="000000"/>
-                <w:left w:val="none" w:sz="0" w:space="0" w:color="000000"/>
-                <w:right w:val="none" w:sz="0" w:space="0" w:color="000000"/>
-              </w:pBdr>
-              <w:spacing w:after="100" w:before="100" w:line="240"/>
-              <w:ind w:left="100" w:right="100" w:firstLine="0" w:firstLineChars="0"/>
-              <w:rPr>
-                <w:rFonts w:ascii="Arial" w:hAnsi="Helvetica" w:eastAsia="Helvetica" w:cs="Helvetica"/>
-                <w:i w:val="false"/>
-                <w:b w:val="false"/>
-                <w:u w:val="none"/>
-                <w:strike w:val="false"/>
-                <w:sz w:val="20"/>
-                <w:szCs w:val="20"/>
-                <w:color w:val="000000"/>
-              </w:rPr>
-            </w:pPr>
-            <w:r>
-              <w:rPr>
-                <w:rFonts w:ascii="Arial" w:hAnsi="Helvetica" w:eastAsia="Helvetica" w:cs="Helvetica"/>
-                <w:i w:val="false"/>
-                <w:b w:val="false"/>
-                <w:u w:val="none"/>
-                <w:strike w:val="false"/>
-                <w:sz w:val="20"/>
-                <w:szCs w:val="20"/>
-                <w:color w:val="000000"/>
-              </w:rPr>
-              <w:t xml:space="preserve">17</w:t>
-            </w:r>
-          </w:p>
-        </w:tc>
-        <w:tc>
-          <w:tcPr>
-            <w:tcBorders>
-              <w:bottom w:val="single" w:sz="6" w:space="0" w:color="BEBEBE"/>
-              <w:top w:val="single" w:sz="6" w:space="0" w:color="BEBEBE"/>
-              <w:left w:val="none" w:sz="0" w:space="0" w:color="000000"/>
-              <w:right w:val="none" w:sz="0" w:space="0" w:color="000000"/>
-            </w:tcBorders>
-            <w:shd w:val="clear" w:color="auto" w:fill="FFFFFF"/>
-            <w:tcMar>
-              <w:top w:w="0" w:type="dxa"/>
-              <w:bottom w:w="0" w:type="dxa"/>
-              <w:left w:w="0" w:type="dxa"/>
-              <w:right w:w="0" w:type="dxa"/>
-            </w:tcMar>
-            <w:vAlign w:val="center"/>
-          </w:tcPr>
-          <w:p>
-            <w:pPr>
-              <w:jc w:val="right"/>
-              <w:pBdr>
-                <w:bottom w:val="none" w:sz="0" w:space="0" w:color="000000"/>
-                <w:top w:val="none" w:sz="0" w:space="0" w:color="000000"/>
-                <w:left w:val="none" w:sz="0" w:space="0" w:color="000000"/>
-                <w:right w:val="none" w:sz="0" w:space="0" w:color="000000"/>
-              </w:pBdr>
-              <w:spacing w:after="100" w:before="100" w:line="240"/>
-              <w:ind w:left="100" w:right="100" w:firstLine="0" w:firstLineChars="0"/>
-              <w:rPr>
-                <w:rFonts w:ascii="Arial" w:hAnsi="Helvetica" w:eastAsia="Helvetica" w:cs="Helvetica"/>
-                <w:i w:val="false"/>
-                <w:b w:val="false"/>
-                <w:u w:val="none"/>
-                <w:strike w:val="false"/>
-                <w:sz w:val="20"/>
-                <w:szCs w:val="20"/>
-                <w:color w:val="000000"/>
-              </w:rPr>
-            </w:pPr>
-            <w:r>
-              <w:rPr>
-                <w:rFonts w:ascii="Arial" w:hAnsi="Helvetica" w:eastAsia="Helvetica" w:cs="Helvetica"/>
-                <w:i w:val="false"/>
-                <w:b w:val="false"/>
-                <w:u w:val="none"/>
-                <w:strike w:val="false"/>
-                <w:sz w:val="20"/>
-                <w:szCs w:val="20"/>
-                <w:color w:val="000000"/>
-              </w:rPr>
-              <w:t xml:space="preserve">44</w:t>
-            </w:r>
-          </w:p>
-        </w:tc>
-        <w:tc>
-          <w:tcPr>
-            <w:tcBorders>
-              <w:bottom w:val="single" w:sz="6" w:space="0" w:color="BEBEBE"/>
-              <w:top w:val="single" w:sz="6" w:space="0" w:color="BEBEBE"/>
-              <w:left w:val="none" w:sz="0" w:space="0" w:color="000000"/>
-              <w:right w:val="none" w:sz="0" w:space="0" w:color="000000"/>
-            </w:tcBorders>
-            <w:shd w:val="clear" w:color="auto" w:fill="FFFFFF"/>
-            <w:tcMar>
-              <w:top w:w="0" w:type="dxa"/>
-              <w:bottom w:w="0" w:type="dxa"/>
-              <w:left w:w="0" w:type="dxa"/>
-              <w:right w:w="0" w:type="dxa"/>
-            </w:tcMar>
-            <w:vAlign w:val="center"/>
-          </w:tcPr>
-          <w:p>
-            <w:pPr>
-              <w:jc w:val="right"/>
-              <w:pBdr>
-                <w:bottom w:val="none" w:sz="0" w:space="0" w:color="000000"/>
-                <w:top w:val="none" w:sz="0" w:space="0" w:color="000000"/>
-                <w:left w:val="none" w:sz="0" w:space="0" w:color="000000"/>
-                <w:right w:val="none" w:sz="0" w:space="0" w:color="000000"/>
-              </w:pBdr>
-              <w:spacing w:after="100" w:before="100" w:line="240"/>
-              <w:ind w:left="100" w:right="100" w:firstLine="0" w:firstLineChars="0"/>
-              <w:rPr>
-                <w:rFonts w:ascii="Arial" w:hAnsi="Helvetica" w:eastAsia="Helvetica" w:cs="Helvetica"/>
-                <w:i w:val="false"/>
-                <w:b w:val="false"/>
-                <w:u w:val="none"/>
-                <w:strike w:val="false"/>
-                <w:sz w:val="20"/>
-                <w:szCs w:val="20"/>
-                <w:color w:val="000000"/>
-              </w:rPr>
-            </w:pPr>
-            <w:r>
-              <w:rPr>
-                <w:rFonts w:ascii="Arial" w:hAnsi="Helvetica" w:eastAsia="Helvetica" w:cs="Helvetica"/>
-                <w:i w:val="false"/>
-                <w:b w:val="false"/>
-                <w:u w:val="none"/>
-                <w:strike w:val="false"/>
-                <w:sz w:val="20"/>
-                <w:szCs w:val="20"/>
-                <w:color w:val="000000"/>
-              </w:rPr>
-              <w:t xml:space="preserve">13</w:t>
             </w:r>
           </w:p>
         </w:tc>
@@ -12500,222 +7635,6 @@
                 <w:szCs w:val="20"/>
                 <w:color w:val="000000"/>
               </w:rPr>
-              <w:t xml:space="preserve">12</w:t>
-            </w:r>
-          </w:p>
-        </w:tc>
-        <w:tc>
-          <w:tcPr>
-            <w:tcBorders>
-              <w:bottom w:val="single" w:sz="6" w:space="0" w:color="BEBEBE"/>
-              <w:top w:val="single" w:sz="6" w:space="0" w:color="BEBEBE"/>
-              <w:left w:val="none" w:sz="0" w:space="0" w:color="000000"/>
-              <w:right w:val="none" w:sz="0" w:space="0" w:color="000000"/>
-            </w:tcBorders>
-            <w:shd w:val="clear" w:color="auto" w:fill="FFFFFF"/>
-            <w:tcMar>
-              <w:top w:w="0" w:type="dxa"/>
-              <w:bottom w:w="0" w:type="dxa"/>
-              <w:left w:w="0" w:type="dxa"/>
-              <w:right w:w="0" w:type="dxa"/>
-            </w:tcMar>
-            <w:vAlign w:val="center"/>
-          </w:tcPr>
-          <w:p>
-            <w:pPr>
-              <w:jc w:val="right"/>
-              <w:pBdr>
-                <w:bottom w:val="none" w:sz="0" w:space="0" w:color="000000"/>
-                <w:top w:val="none" w:sz="0" w:space="0" w:color="000000"/>
-                <w:left w:val="none" w:sz="0" w:space="0" w:color="000000"/>
-                <w:right w:val="none" w:sz="0" w:space="0" w:color="000000"/>
-              </w:pBdr>
-              <w:spacing w:after="100" w:before="100" w:line="240"/>
-              <w:ind w:left="100" w:right="100" w:firstLine="0" w:firstLineChars="0"/>
-              <w:rPr>
-                <w:rFonts w:ascii="Arial" w:hAnsi="Helvetica" w:eastAsia="Helvetica" w:cs="Helvetica"/>
-                <w:i w:val="false"/>
-                <w:b w:val="false"/>
-                <w:u w:val="none"/>
-                <w:strike w:val="false"/>
-                <w:sz w:val="20"/>
-                <w:szCs w:val="20"/>
-                <w:color w:val="000000"/>
-              </w:rPr>
-            </w:pPr>
-            <w:r>
-              <w:rPr>
-                <w:rFonts w:ascii="Arial" w:hAnsi="Helvetica" w:eastAsia="Helvetica" w:cs="Helvetica"/>
-                <w:i w:val="false"/>
-                <w:b w:val="false"/>
-                <w:u w:val="none"/>
-                <w:strike w:val="false"/>
-                <w:sz w:val="20"/>
-                <w:szCs w:val="20"/>
-                <w:color w:val="000000"/>
-              </w:rPr>
-              <w:t xml:space="preserve">5</w:t>
-            </w:r>
-          </w:p>
-        </w:tc>
-        <w:tc>
-          <w:tcPr>
-            <w:tcBorders>
-              <w:bottom w:val="single" w:sz="6" w:space="0" w:color="BEBEBE"/>
-              <w:top w:val="single" w:sz="6" w:space="0" w:color="BEBEBE"/>
-              <w:left w:val="none" w:sz="0" w:space="0" w:color="000000"/>
-              <w:right w:val="none" w:sz="0" w:space="0" w:color="000000"/>
-            </w:tcBorders>
-            <w:shd w:val="clear" w:color="auto" w:fill="FFFFFF"/>
-            <w:tcMar>
-              <w:top w:w="0" w:type="dxa"/>
-              <w:bottom w:w="0" w:type="dxa"/>
-              <w:left w:w="0" w:type="dxa"/>
-              <w:right w:w="0" w:type="dxa"/>
-            </w:tcMar>
-            <w:vAlign w:val="center"/>
-          </w:tcPr>
-          <w:p>
-            <w:pPr>
-              <w:jc w:val="right"/>
-              <w:pBdr>
-                <w:bottom w:val="none" w:sz="0" w:space="0" w:color="000000"/>
-                <w:top w:val="none" w:sz="0" w:space="0" w:color="000000"/>
-                <w:left w:val="none" w:sz="0" w:space="0" w:color="000000"/>
-                <w:right w:val="none" w:sz="0" w:space="0" w:color="000000"/>
-              </w:pBdr>
-              <w:spacing w:after="100" w:before="100" w:line="240"/>
-              <w:ind w:left="100" w:right="100" w:firstLine="0" w:firstLineChars="0"/>
-              <w:rPr>
-                <w:rFonts w:ascii="Arial" w:hAnsi="Helvetica" w:eastAsia="Helvetica" w:cs="Helvetica"/>
-                <w:i w:val="false"/>
-                <w:b w:val="false"/>
-                <w:u w:val="none"/>
-                <w:strike w:val="false"/>
-                <w:sz w:val="20"/>
-                <w:szCs w:val="20"/>
-                <w:color w:val="000000"/>
-              </w:rPr>
-            </w:pPr>
-            <w:r>
-              <w:rPr>
-                <w:rFonts w:ascii="Arial" w:hAnsi="Helvetica" w:eastAsia="Helvetica" w:cs="Helvetica"/>
-                <w:i w:val="false"/>
-                <w:b w:val="false"/>
-                <w:u w:val="none"/>
-                <w:strike w:val="false"/>
-                <w:sz w:val="20"/>
-                <w:szCs w:val="20"/>
-                <w:color w:val="000000"/>
-              </w:rPr>
-              <w:t xml:space="preserve">4</w:t>
-            </w:r>
-          </w:p>
-        </w:tc>
-        <w:tc>
-          <w:tcPr>
-            <w:tcBorders>
-              <w:bottom w:val="single" w:sz="6" w:space="0" w:color="BEBEBE"/>
-              <w:top w:val="single" w:sz="6" w:space="0" w:color="BEBEBE"/>
-              <w:left w:val="none" w:sz="0" w:space="0" w:color="000000"/>
-              <w:right w:val="none" w:sz="0" w:space="0" w:color="000000"/>
-            </w:tcBorders>
-            <w:shd w:val="clear" w:color="auto" w:fill="FFFFFF"/>
-            <w:tcMar>
-              <w:top w:w="0" w:type="dxa"/>
-              <w:bottom w:w="0" w:type="dxa"/>
-              <w:left w:w="0" w:type="dxa"/>
-              <w:right w:w="0" w:type="dxa"/>
-            </w:tcMar>
-            <w:vAlign w:val="center"/>
-          </w:tcPr>
-          <w:p>
-            <w:pPr>
-              <w:jc w:val="right"/>
-              <w:pBdr>
-                <w:bottom w:val="none" w:sz="0" w:space="0" w:color="000000"/>
-                <w:top w:val="none" w:sz="0" w:space="0" w:color="000000"/>
-                <w:left w:val="none" w:sz="0" w:space="0" w:color="000000"/>
-                <w:right w:val="none" w:sz="0" w:space="0" w:color="000000"/>
-              </w:pBdr>
-              <w:spacing w:after="100" w:before="100" w:line="240"/>
-              <w:ind w:left="100" w:right="100" w:firstLine="0" w:firstLineChars="0"/>
-              <w:rPr>
-                <w:rFonts w:ascii="Arial" w:hAnsi="Helvetica" w:eastAsia="Helvetica" w:cs="Helvetica"/>
-                <w:i w:val="false"/>
-                <w:b w:val="false"/>
-                <w:u w:val="none"/>
-                <w:strike w:val="false"/>
-                <w:sz w:val="20"/>
-                <w:szCs w:val="20"/>
-                <w:color w:val="000000"/>
-              </w:rPr>
-            </w:pPr>
-            <w:r>
-              <w:rPr>
-                <w:rFonts w:ascii="Arial" w:hAnsi="Helvetica" w:eastAsia="Helvetica" w:cs="Helvetica"/>
-                <w:i w:val="false"/>
-                <w:b w:val="false"/>
-                <w:u w:val="none"/>
-                <w:strike w:val="false"/>
-                <w:sz w:val="20"/>
-                <w:szCs w:val="20"/>
-                <w:color w:val="000000"/>
-              </w:rPr>
-              <w:t xml:space="preserve">21</w:t>
-            </w:r>
-          </w:p>
-        </w:tc>
-        <w:tc>
-          <w:tcPr>
-            <w:tcBorders>
-              <w:bottom w:val="single" w:sz="6" w:space="0" w:color="BEBEBE"/>
-              <w:top w:val="single" w:sz="6" w:space="0" w:color="BEBEBE"/>
-              <w:left w:val="none" w:sz="0" w:space="0" w:color="000000"/>
-              <w:right w:val="none" w:sz="0" w:space="0" w:color="000000"/>
-            </w:tcBorders>
-            <w:shd w:val="clear" w:color="auto" w:fill="FFFFFF"/>
-            <w:tcMar>
-              <w:top w:w="0" w:type="dxa"/>
-              <w:bottom w:w="0" w:type="dxa"/>
-              <w:left w:w="0" w:type="dxa"/>
-              <w:right w:w="0" w:type="dxa"/>
-            </w:tcMar>
-            <w:vAlign w:val="center"/>
-          </w:tcPr>
-          <w:p>
-            <w:pPr>
-              <w:jc w:val="right"/>
-              <w:pBdr>
-                <w:bottom w:val="none" w:sz="0" w:space="0" w:color="000000"/>
-                <w:top w:val="none" w:sz="0" w:space="0" w:color="000000"/>
-                <w:left w:val="none" w:sz="0" w:space="0" w:color="000000"/>
-                <w:right w:val="none" w:sz="0" w:space="0" w:color="000000"/>
-              </w:pBdr>
-              <w:spacing w:after="100" w:before="100" w:line="240"/>
-              <w:ind w:left="100" w:right="100" w:firstLine="0" w:firstLineChars="0"/>
-              <w:rPr>
-                <w:rFonts w:ascii="Arial" w:hAnsi="Helvetica" w:eastAsia="Helvetica" w:cs="Helvetica"/>
-                <w:i w:val="false"/>
-                <w:b w:val="false"/>
-                <w:u w:val="none"/>
-                <w:strike w:val="false"/>
-                <w:sz w:val="20"/>
-                <w:szCs w:val="20"/>
-                <w:color w:val="000000"/>
-              </w:rPr>
-            </w:pPr>
-            <w:r>
-              <w:rPr>
-                <w:rFonts w:ascii="Arial" w:hAnsi="Helvetica" w:eastAsia="Helvetica" w:cs="Helvetica"/>
-                <w:i w:val="false"/>
-                <w:b w:val="false"/>
-                <w:u w:val="none"/>
-                <w:strike w:val="false"/>
-                <w:sz w:val="20"/>
-                <w:szCs w:val="20"/>
-                <w:color w:val="000000"/>
-              </w:rPr>
               <w:t xml:space="preserve">6</w:t>
             </w:r>
           </w:p>
@@ -12770,169 +7689,115 @@
                 <w:szCs w:val="20"/>
                 <w:color w:val="000000"/>
               </w:rPr>
-              <w:t xml:space="preserve">16</w:t>
-            </w:r>
-          </w:p>
-        </w:tc>
-        <w:tc>
-          <w:tcPr>
-            <w:tcBorders>
-              <w:bottom w:val="single" w:sz="6" w:space="0" w:color="BEBEBE"/>
-              <w:top w:val="single" w:sz="6" w:space="0" w:color="BEBEBE"/>
-              <w:left w:val="none" w:sz="0" w:space="0" w:color="000000"/>
-              <w:right w:val="none" w:sz="0" w:space="0" w:color="000000"/>
-            </w:tcBorders>
-            <w:shd w:val="clear" w:color="auto" w:fill="FFFFFF"/>
-            <w:tcMar>
-              <w:top w:w="0" w:type="dxa"/>
-              <w:bottom w:w="0" w:type="dxa"/>
-              <w:left w:w="0" w:type="dxa"/>
-              <w:right w:w="0" w:type="dxa"/>
-            </w:tcMar>
-            <w:vAlign w:val="center"/>
-          </w:tcPr>
-          <w:p>
-            <w:pPr>
-              <w:jc w:val="right"/>
-              <w:pBdr>
-                <w:bottom w:val="none" w:sz="0" w:space="0" w:color="000000"/>
-                <w:top w:val="none" w:sz="0" w:space="0" w:color="000000"/>
-                <w:left w:val="none" w:sz="0" w:space="0" w:color="000000"/>
-                <w:right w:val="none" w:sz="0" w:space="0" w:color="000000"/>
-              </w:pBdr>
-              <w:spacing w:after="100" w:before="100" w:line="240"/>
-              <w:ind w:left="100" w:right="100" w:firstLine="0" w:firstLineChars="0"/>
-              <w:rPr>
-                <w:rFonts w:ascii="Arial" w:hAnsi="Helvetica" w:eastAsia="Helvetica" w:cs="Helvetica"/>
-                <w:i w:val="false"/>
-                <w:b w:val="false"/>
-                <w:u w:val="none"/>
-                <w:strike w:val="false"/>
-                <w:sz w:val="20"/>
-                <w:szCs w:val="20"/>
-                <w:color w:val="000000"/>
-              </w:rPr>
-            </w:pPr>
-            <w:r>
-              <w:rPr>
-                <w:rFonts w:ascii="Arial" w:hAnsi="Helvetica" w:eastAsia="Helvetica" w:cs="Helvetica"/>
-                <w:i w:val="false"/>
-                <w:b w:val="false"/>
-                <w:u w:val="none"/>
-                <w:strike w:val="false"/>
-                <w:sz w:val="20"/>
-                <w:szCs w:val="20"/>
-                <w:color w:val="000000"/>
-              </w:rPr>
-              <w:t xml:space="preserve">2</w:t>
-            </w:r>
-          </w:p>
-        </w:tc>
-        <w:tc>
-          <w:tcPr>
-            <w:tcBorders>
-              <w:bottom w:val="single" w:sz="6" w:space="0" w:color="BEBEBE"/>
-              <w:top w:val="single" w:sz="6" w:space="0" w:color="BEBEBE"/>
-              <w:left w:val="none" w:sz="0" w:space="0" w:color="000000"/>
-              <w:right w:val="none" w:sz="0" w:space="0" w:color="000000"/>
-            </w:tcBorders>
-            <w:shd w:val="clear" w:color="auto" w:fill="FFFFFF"/>
-            <w:tcMar>
-              <w:top w:w="0" w:type="dxa"/>
-              <w:bottom w:w="0" w:type="dxa"/>
-              <w:left w:w="0" w:type="dxa"/>
-              <w:right w:w="0" w:type="dxa"/>
-            </w:tcMar>
-            <w:vAlign w:val="center"/>
-          </w:tcPr>
-          <w:p>
-            <w:pPr>
-              <w:jc w:val="right"/>
-              <w:pBdr>
-                <w:bottom w:val="none" w:sz="0" w:space="0" w:color="000000"/>
-                <w:top w:val="none" w:sz="0" w:space="0" w:color="000000"/>
-                <w:left w:val="none" w:sz="0" w:space="0" w:color="000000"/>
-                <w:right w:val="none" w:sz="0" w:space="0" w:color="000000"/>
-              </w:pBdr>
-              <w:spacing w:after="100" w:before="100" w:line="240"/>
-              <w:ind w:left="100" w:right="100" w:firstLine="0" w:firstLineChars="0"/>
-              <w:rPr>
-                <w:rFonts w:ascii="Arial" w:hAnsi="Helvetica" w:eastAsia="Helvetica" w:cs="Helvetica"/>
-                <w:i w:val="false"/>
-                <w:b w:val="false"/>
-                <w:u w:val="none"/>
-                <w:strike w:val="false"/>
-                <w:sz w:val="20"/>
-                <w:szCs w:val="20"/>
-                <w:color w:val="000000"/>
-              </w:rPr>
-            </w:pPr>
-            <w:r>
-              <w:rPr>
-                <w:rFonts w:ascii="Arial" w:hAnsi="Helvetica" w:eastAsia="Helvetica" w:cs="Helvetica"/>
-                <w:i w:val="false"/>
-                <w:b w:val="false"/>
-                <w:u w:val="none"/>
-                <w:strike w:val="false"/>
-                <w:sz w:val="20"/>
-                <w:szCs w:val="20"/>
-                <w:color w:val="000000"/>
-              </w:rPr>
-              <w:t xml:space="preserve"/>
-            </w:r>
-          </w:p>
-        </w:tc>
-        <w:tc>
-          <w:tcPr>
-            <w:tcBorders>
-              <w:bottom w:val="single" w:sz="6" w:space="0" w:color="BEBEBE"/>
-              <w:top w:val="single" w:sz="6" w:space="0" w:color="BEBEBE"/>
-              <w:left w:val="none" w:sz="0" w:space="0" w:color="000000"/>
-              <w:right w:val="none" w:sz="0" w:space="0" w:color="000000"/>
-            </w:tcBorders>
-            <w:shd w:val="clear" w:color="auto" w:fill="FFFFFF"/>
-            <w:tcMar>
-              <w:top w:w="0" w:type="dxa"/>
-              <w:bottom w:w="0" w:type="dxa"/>
-              <w:left w:w="0" w:type="dxa"/>
-              <w:right w:w="0" w:type="dxa"/>
-            </w:tcMar>
-            <w:vAlign w:val="center"/>
-          </w:tcPr>
-          <w:p>
-            <w:pPr>
-              <w:jc w:val="right"/>
-              <w:pBdr>
-                <w:bottom w:val="none" w:sz="0" w:space="0" w:color="000000"/>
-                <w:top w:val="none" w:sz="0" w:space="0" w:color="000000"/>
-                <w:left w:val="none" w:sz="0" w:space="0" w:color="000000"/>
-                <w:right w:val="none" w:sz="0" w:space="0" w:color="000000"/>
-              </w:pBdr>
-              <w:spacing w:after="100" w:before="100" w:line="240"/>
-              <w:ind w:left="100" w:right="100" w:firstLine="0" w:firstLineChars="0"/>
-              <w:rPr>
-                <w:rFonts w:ascii="Arial" w:hAnsi="Helvetica" w:eastAsia="Helvetica" w:cs="Helvetica"/>
-                <w:i w:val="false"/>
-                <w:b w:val="false"/>
-                <w:u w:val="none"/>
-                <w:strike w:val="false"/>
-                <w:sz w:val="20"/>
-                <w:szCs w:val="20"/>
-                <w:color w:val="000000"/>
-              </w:rPr>
-            </w:pPr>
-            <w:r>
-              <w:rPr>
-                <w:rFonts w:ascii="Arial" w:hAnsi="Helvetica" w:eastAsia="Helvetica" w:cs="Helvetica"/>
-                <w:i w:val="false"/>
-                <w:b w:val="false"/>
-                <w:u w:val="none"/>
-                <w:strike w:val="false"/>
-                <w:sz w:val="20"/>
-                <w:szCs w:val="20"/>
-                <w:color w:val="000000"/>
-              </w:rPr>
-              <w:t xml:space="preserve">23</w:t>
+              <w:t xml:space="preserve">3</w:t>
+            </w:r>
+          </w:p>
+        </w:tc>
+        <w:tc>
+          <w:tcPr>
+            <w:tcBorders>
+              <w:bottom w:val="single" w:sz="6" w:space="0" w:color="BEBEBE"/>
+              <w:top w:val="single" w:sz="6" w:space="0" w:color="BEBEBE"/>
+              <w:left w:val="none" w:sz="0" w:space="0" w:color="000000"/>
+              <w:right w:val="none" w:sz="0" w:space="0" w:color="000000"/>
+            </w:tcBorders>
+            <w:shd w:val="clear" w:color="auto" w:fill="FFFFFF"/>
+            <w:tcMar>
+              <w:top w:w="0" w:type="dxa"/>
+              <w:bottom w:w="0" w:type="dxa"/>
+              <w:left w:w="0" w:type="dxa"/>
+              <w:right w:w="0" w:type="dxa"/>
+            </w:tcMar>
+            <w:vAlign w:val="center"/>
+          </w:tcPr>
+          <w:p>
+            <w:pPr>
+              <w:jc w:val="right"/>
+              <w:pBdr>
+                <w:bottom w:val="none" w:sz="0" w:space="0" w:color="000000"/>
+                <w:top w:val="none" w:sz="0" w:space="0" w:color="000000"/>
+                <w:left w:val="none" w:sz="0" w:space="0" w:color="000000"/>
+                <w:right w:val="none" w:sz="0" w:space="0" w:color="000000"/>
+              </w:pBdr>
+              <w:spacing w:after="100" w:before="100" w:line="240"/>
+              <w:ind w:left="100" w:right="100" w:firstLine="0" w:firstLineChars="0"/>
+              <w:rPr>
+                <w:rFonts w:ascii="Arial" w:hAnsi="Helvetica" w:eastAsia="Helvetica" w:cs="Helvetica"/>
+                <w:i w:val="false"/>
+                <w:b w:val="false"/>
+                <w:u w:val="none"/>
+                <w:strike w:val="false"/>
+                <w:sz w:val="20"/>
+                <w:szCs w:val="20"/>
+                <w:color w:val="000000"/>
+              </w:rPr>
+            </w:pPr>
+            <w:r>
+              <w:rPr>
+                <w:rFonts w:ascii="Arial" w:hAnsi="Helvetica" w:eastAsia="Helvetica" w:cs="Helvetica"/>
+                <w:i w:val="false"/>
+                <w:b w:val="false"/>
+                <w:u w:val="none"/>
+                <w:strike w:val="false"/>
+                <w:sz w:val="20"/>
+                <w:szCs w:val="20"/>
+                <w:color w:val="000000"/>
+              </w:rPr>
+              <w:t xml:space="preserve">0</w:t>
+            </w:r>
+          </w:p>
+        </w:tc>
+        <w:tc>
+          <w:tcPr>
+            <w:tcBorders>
+              <w:bottom w:val="single" w:sz="6" w:space="0" w:color="BEBEBE"/>
+              <w:top w:val="single" w:sz="6" w:space="0" w:color="BEBEBE"/>
+              <w:left w:val="none" w:sz="0" w:space="0" w:color="000000"/>
+              <w:right w:val="none" w:sz="0" w:space="0" w:color="000000"/>
+            </w:tcBorders>
+            <w:shd w:val="clear" w:color="auto" w:fill="FFFFFF"/>
+            <w:tcMar>
+              <w:top w:w="0" w:type="dxa"/>
+              <w:bottom w:w="0" w:type="dxa"/>
+              <w:left w:w="0" w:type="dxa"/>
+              <w:right w:w="0" w:type="dxa"/>
+            </w:tcMar>
+            <w:vAlign w:val="center"/>
+          </w:tcPr>
+          <w:p>
+            <w:pPr>
+              <w:jc w:val="right"/>
+              <w:pBdr>
+                <w:bottom w:val="none" w:sz="0" w:space="0" w:color="000000"/>
+                <w:top w:val="none" w:sz="0" w:space="0" w:color="000000"/>
+                <w:left w:val="none" w:sz="0" w:space="0" w:color="000000"/>
+                <w:right w:val="none" w:sz="0" w:space="0" w:color="000000"/>
+              </w:pBdr>
+              <w:spacing w:after="100" w:before="100" w:line="240"/>
+              <w:ind w:left="100" w:right="100" w:firstLine="0" w:firstLineChars="0"/>
+              <w:rPr>
+                <w:rFonts w:ascii="Arial" w:hAnsi="Helvetica" w:eastAsia="Helvetica" w:cs="Helvetica"/>
+                <w:i w:val="false"/>
+                <w:b w:val="false"/>
+                <w:u w:val="none"/>
+                <w:strike w:val="false"/>
+                <w:sz w:val="20"/>
+                <w:szCs w:val="20"/>
+                <w:color w:val="000000"/>
+              </w:rPr>
+            </w:pPr>
+            <w:r>
+              <w:rPr>
+                <w:rFonts w:ascii="Arial" w:hAnsi="Helvetica" w:eastAsia="Helvetica" w:cs="Helvetica"/>
+                <w:i w:val="false"/>
+                <w:b w:val="false"/>
+                <w:u w:val="none"/>
+                <w:strike w:val="false"/>
+                <w:sz w:val="20"/>
+                <w:szCs w:val="20"/>
+                <w:color w:val="000000"/>
+              </w:rPr>
+              <w:t xml:space="preserve">0</w:t>
             </w:r>
           </w:p>
         </w:tc>
@@ -13286,277 +8151,7 @@
                 <w:szCs w:val="20"/>
                 <w:color w:val="000000"/>
               </w:rPr>
-              <w:t xml:space="preserve">4</w:t>
-            </w:r>
-          </w:p>
-        </w:tc>
-        <w:tc>
-          <w:tcPr>
-            <w:tcBorders>
-              <w:bottom w:val="single" w:sz="6" w:space="0" w:color="BEBEBE"/>
-              <w:top w:val="single" w:sz="6" w:space="0" w:color="BEBEBE"/>
-              <w:left w:val="none" w:sz="0" w:space="0" w:color="000000"/>
-              <w:right w:val="none" w:sz="0" w:space="0" w:color="000000"/>
-            </w:tcBorders>
-            <w:shd w:val="clear" w:color="auto" w:fill="FFFFFF"/>
-            <w:tcMar>
-              <w:top w:w="0" w:type="dxa"/>
-              <w:bottom w:w="0" w:type="dxa"/>
-              <w:left w:w="0" w:type="dxa"/>
-              <w:right w:w="0" w:type="dxa"/>
-            </w:tcMar>
-            <w:vAlign w:val="center"/>
-          </w:tcPr>
-          <w:p>
-            <w:pPr>
-              <w:jc w:val="right"/>
-              <w:pBdr>
-                <w:bottom w:val="none" w:sz="0" w:space="0" w:color="000000"/>
-                <w:top w:val="none" w:sz="0" w:space="0" w:color="000000"/>
-                <w:left w:val="none" w:sz="0" w:space="0" w:color="000000"/>
-                <w:right w:val="none" w:sz="0" w:space="0" w:color="000000"/>
-              </w:pBdr>
-              <w:spacing w:after="100" w:before="100" w:line="240"/>
-              <w:ind w:left="100" w:right="100" w:firstLine="0" w:firstLineChars="0"/>
-              <w:rPr>
-                <w:rFonts w:ascii="Arial" w:hAnsi="Helvetica" w:eastAsia="Helvetica" w:cs="Helvetica"/>
-                <w:i w:val="false"/>
-                <w:b w:val="false"/>
-                <w:u w:val="none"/>
-                <w:strike w:val="false"/>
-                <w:sz w:val="20"/>
-                <w:szCs w:val="20"/>
-                <w:color w:val="000000"/>
-              </w:rPr>
-            </w:pPr>
-            <w:r>
-              <w:rPr>
-                <w:rFonts w:ascii="Arial" w:hAnsi="Helvetica" w:eastAsia="Helvetica" w:cs="Helvetica"/>
-                <w:i w:val="false"/>
-                <w:b w:val="false"/>
-                <w:u w:val="none"/>
-                <w:strike w:val="false"/>
-                <w:sz w:val="20"/>
-                <w:szCs w:val="20"/>
-                <w:color w:val="000000"/>
-              </w:rPr>
-              <w:t xml:space="preserve">21</w:t>
-            </w:r>
-          </w:p>
-        </w:tc>
-        <w:tc>
-          <w:tcPr>
-            <w:tcBorders>
-              <w:bottom w:val="single" w:sz="6" w:space="0" w:color="BEBEBE"/>
-              <w:top w:val="single" w:sz="6" w:space="0" w:color="BEBEBE"/>
-              <w:left w:val="none" w:sz="0" w:space="0" w:color="000000"/>
-              <w:right w:val="none" w:sz="0" w:space="0" w:color="000000"/>
-            </w:tcBorders>
-            <w:shd w:val="clear" w:color="auto" w:fill="FFFFFF"/>
-            <w:tcMar>
-              <w:top w:w="0" w:type="dxa"/>
-              <w:bottom w:w="0" w:type="dxa"/>
-              <w:left w:w="0" w:type="dxa"/>
-              <w:right w:w="0" w:type="dxa"/>
-            </w:tcMar>
-            <w:vAlign w:val="center"/>
-          </w:tcPr>
-          <w:p>
-            <w:pPr>
-              <w:jc w:val="right"/>
-              <w:pBdr>
-                <w:bottom w:val="none" w:sz="0" w:space="0" w:color="000000"/>
-                <w:top w:val="none" w:sz="0" w:space="0" w:color="000000"/>
-                <w:left w:val="none" w:sz="0" w:space="0" w:color="000000"/>
-                <w:right w:val="none" w:sz="0" w:space="0" w:color="000000"/>
-              </w:pBdr>
-              <w:spacing w:after="100" w:before="100" w:line="240"/>
-              <w:ind w:left="100" w:right="100" w:firstLine="0" w:firstLineChars="0"/>
-              <w:rPr>
-                <w:rFonts w:ascii="Arial" w:hAnsi="Helvetica" w:eastAsia="Helvetica" w:cs="Helvetica"/>
-                <w:i w:val="false"/>
-                <w:b w:val="false"/>
-                <w:u w:val="none"/>
-                <w:strike w:val="false"/>
-                <w:sz w:val="20"/>
-                <w:szCs w:val="20"/>
-                <w:color w:val="000000"/>
-              </w:rPr>
-            </w:pPr>
-            <w:r>
-              <w:rPr>
-                <w:rFonts w:ascii="Arial" w:hAnsi="Helvetica" w:eastAsia="Helvetica" w:cs="Helvetica"/>
-                <w:i w:val="false"/>
-                <w:b w:val="false"/>
-                <w:u w:val="none"/>
-                <w:strike w:val="false"/>
-                <w:sz w:val="20"/>
-                <w:szCs w:val="20"/>
-                <w:color w:val="000000"/>
-              </w:rPr>
               <w:t xml:space="preserve">6</w:t>
-            </w:r>
-          </w:p>
-        </w:tc>
-        <w:tc>
-          <w:tcPr>
-            <w:tcBorders>
-              <w:bottom w:val="single" w:sz="6" w:space="0" w:color="BEBEBE"/>
-              <w:top w:val="single" w:sz="6" w:space="0" w:color="BEBEBE"/>
-              <w:left w:val="none" w:sz="0" w:space="0" w:color="000000"/>
-              <w:right w:val="none" w:sz="0" w:space="0" w:color="000000"/>
-            </w:tcBorders>
-            <w:shd w:val="clear" w:color="auto" w:fill="FFFFFF"/>
-            <w:tcMar>
-              <w:top w:w="0" w:type="dxa"/>
-              <w:bottom w:w="0" w:type="dxa"/>
-              <w:left w:w="0" w:type="dxa"/>
-              <w:right w:w="0" w:type="dxa"/>
-            </w:tcMar>
-            <w:vAlign w:val="center"/>
-          </w:tcPr>
-          <w:p>
-            <w:pPr>
-              <w:jc w:val="right"/>
-              <w:pBdr>
-                <w:bottom w:val="none" w:sz="0" w:space="0" w:color="000000"/>
-                <w:top w:val="none" w:sz="0" w:space="0" w:color="000000"/>
-                <w:left w:val="none" w:sz="0" w:space="0" w:color="000000"/>
-                <w:right w:val="none" w:sz="0" w:space="0" w:color="000000"/>
-              </w:pBdr>
-              <w:spacing w:after="100" w:before="100" w:line="240"/>
-              <w:ind w:left="100" w:right="100" w:firstLine="0" w:firstLineChars="0"/>
-              <w:rPr>
-                <w:rFonts w:ascii="Arial" w:hAnsi="Helvetica" w:eastAsia="Helvetica" w:cs="Helvetica"/>
-                <w:i w:val="false"/>
-                <w:b w:val="false"/>
-                <w:u w:val="none"/>
-                <w:strike w:val="false"/>
-                <w:sz w:val="20"/>
-                <w:szCs w:val="20"/>
-                <w:color w:val="000000"/>
-              </w:rPr>
-            </w:pPr>
-            <w:r>
-              <w:rPr>
-                <w:rFonts w:ascii="Arial" w:hAnsi="Helvetica" w:eastAsia="Helvetica" w:cs="Helvetica"/>
-                <w:i w:val="false"/>
-                <w:b w:val="false"/>
-                <w:u w:val="none"/>
-                <w:strike w:val="false"/>
-                <w:sz w:val="20"/>
-                <w:szCs w:val="20"/>
-                <w:color w:val="000000"/>
-              </w:rPr>
-              <w:t xml:space="preserve">16</w:t>
-            </w:r>
-          </w:p>
-        </w:tc>
-        <w:tc>
-          <w:tcPr>
-            <w:tcBorders>
-              <w:bottom w:val="single" w:sz="6" w:space="0" w:color="BEBEBE"/>
-              <w:top w:val="single" w:sz="6" w:space="0" w:color="BEBEBE"/>
-              <w:left w:val="none" w:sz="0" w:space="0" w:color="000000"/>
-              <w:right w:val="none" w:sz="0" w:space="0" w:color="000000"/>
-            </w:tcBorders>
-            <w:shd w:val="clear" w:color="auto" w:fill="FFFFFF"/>
-            <w:tcMar>
-              <w:top w:w="0" w:type="dxa"/>
-              <w:bottom w:w="0" w:type="dxa"/>
-              <w:left w:w="0" w:type="dxa"/>
-              <w:right w:w="0" w:type="dxa"/>
-            </w:tcMar>
-            <w:vAlign w:val="center"/>
-          </w:tcPr>
-          <w:p>
-            <w:pPr>
-              <w:jc w:val="right"/>
-              <w:pBdr>
-                <w:bottom w:val="none" w:sz="0" w:space="0" w:color="000000"/>
-                <w:top w:val="none" w:sz="0" w:space="0" w:color="000000"/>
-                <w:left w:val="none" w:sz="0" w:space="0" w:color="000000"/>
-                <w:right w:val="none" w:sz="0" w:space="0" w:color="000000"/>
-              </w:pBdr>
-              <w:spacing w:after="100" w:before="100" w:line="240"/>
-              <w:ind w:left="100" w:right="100" w:firstLine="0" w:firstLineChars="0"/>
-              <w:rPr>
-                <w:rFonts w:ascii="Arial" w:hAnsi="Helvetica" w:eastAsia="Helvetica" w:cs="Helvetica"/>
-                <w:i w:val="false"/>
-                <w:b w:val="false"/>
-                <w:u w:val="none"/>
-                <w:strike w:val="false"/>
-                <w:sz w:val="20"/>
-                <w:szCs w:val="20"/>
-                <w:color w:val="000000"/>
-              </w:rPr>
-            </w:pPr>
-            <w:r>
-              <w:rPr>
-                <w:rFonts w:ascii="Arial" w:hAnsi="Helvetica" w:eastAsia="Helvetica" w:cs="Helvetica"/>
-                <w:i w:val="false"/>
-                <w:b w:val="false"/>
-                <w:u w:val="none"/>
-                <w:strike w:val="false"/>
-                <w:sz w:val="20"/>
-                <w:szCs w:val="20"/>
-                <w:color w:val="000000"/>
-              </w:rPr>
-              <w:t xml:space="preserve">2</w:t>
-            </w:r>
-          </w:p>
-        </w:tc>
-        <w:tc>
-          <w:tcPr>
-            <w:tcBorders>
-              <w:bottom w:val="single" w:sz="6" w:space="0" w:color="BEBEBE"/>
-              <w:top w:val="single" w:sz="6" w:space="0" w:color="BEBEBE"/>
-              <w:left w:val="none" w:sz="0" w:space="0" w:color="000000"/>
-              <w:right w:val="none" w:sz="0" w:space="0" w:color="000000"/>
-            </w:tcBorders>
-            <w:shd w:val="clear" w:color="auto" w:fill="FFFFFF"/>
-            <w:tcMar>
-              <w:top w:w="0" w:type="dxa"/>
-              <w:bottom w:w="0" w:type="dxa"/>
-              <w:left w:w="0" w:type="dxa"/>
-              <w:right w:w="0" w:type="dxa"/>
-            </w:tcMar>
-            <w:vAlign w:val="center"/>
-          </w:tcPr>
-          <w:p>
-            <w:pPr>
-              <w:jc w:val="right"/>
-              <w:pBdr>
-                <w:bottom w:val="none" w:sz="0" w:space="0" w:color="000000"/>
-                <w:top w:val="none" w:sz="0" w:space="0" w:color="000000"/>
-                <w:left w:val="none" w:sz="0" w:space="0" w:color="000000"/>
-                <w:right w:val="none" w:sz="0" w:space="0" w:color="000000"/>
-              </w:pBdr>
-              <w:spacing w:after="100" w:before="100" w:line="240"/>
-              <w:ind w:left="100" w:right="100" w:firstLine="0" w:firstLineChars="0"/>
-              <w:rPr>
-                <w:rFonts w:ascii="Arial" w:hAnsi="Helvetica" w:eastAsia="Helvetica" w:cs="Helvetica"/>
-                <w:i w:val="false"/>
-                <w:b w:val="false"/>
-                <w:u w:val="none"/>
-                <w:strike w:val="false"/>
-                <w:sz w:val="20"/>
-                <w:szCs w:val="20"/>
-                <w:color w:val="000000"/>
-              </w:rPr>
-            </w:pPr>
-            <w:r>
-              <w:rPr>
-                <w:rFonts w:ascii="Arial" w:hAnsi="Helvetica" w:eastAsia="Helvetica" w:cs="Helvetica"/>
-                <w:i w:val="false"/>
-                <w:b w:val="false"/>
-                <w:u w:val="none"/>
-                <w:strike w:val="false"/>
-                <w:sz w:val="20"/>
-                <w:szCs w:val="20"/>
-                <w:color w:val="000000"/>
-              </w:rPr>
-              <w:t xml:space="preserve"/>
             </w:r>
           </w:p>
         </w:tc>
@@ -13960,277 +8555,115 @@
                 <w:szCs w:val="20"/>
                 <w:color w:val="000000"/>
               </w:rPr>
-              <w:t xml:space="preserve">40</w:t>
-            </w:r>
-          </w:p>
-        </w:tc>
-        <w:tc>
-          <w:tcPr>
-            <w:tcBorders>
-              <w:bottom w:val="single" w:sz="6" w:space="0" w:color="BEBEBE"/>
-              <w:top w:val="single" w:sz="6" w:space="0" w:color="BEBEBE"/>
-              <w:left w:val="none" w:sz="0" w:space="0" w:color="000000"/>
-              <w:right w:val="none" w:sz="0" w:space="0" w:color="000000"/>
-            </w:tcBorders>
-            <w:shd w:val="clear" w:color="auto" w:fill="FFFFFF"/>
-            <w:tcMar>
-              <w:top w:w="0" w:type="dxa"/>
-              <w:bottom w:w="0" w:type="dxa"/>
-              <w:left w:w="0" w:type="dxa"/>
-              <w:right w:w="0" w:type="dxa"/>
-            </w:tcMar>
-            <w:vAlign w:val="center"/>
-          </w:tcPr>
-          <w:p>
-            <w:pPr>
-              <w:jc w:val="right"/>
-              <w:pBdr>
-                <w:bottom w:val="none" w:sz="0" w:space="0" w:color="000000"/>
-                <w:top w:val="none" w:sz="0" w:space="0" w:color="000000"/>
-                <w:left w:val="none" w:sz="0" w:space="0" w:color="000000"/>
-                <w:right w:val="none" w:sz="0" w:space="0" w:color="000000"/>
-              </w:pBdr>
-              <w:spacing w:after="100" w:before="100" w:line="240"/>
-              <w:ind w:left="100" w:right="100" w:firstLine="0" w:firstLineChars="0"/>
-              <w:rPr>
-                <w:rFonts w:ascii="Arial" w:hAnsi="Helvetica" w:eastAsia="Helvetica" w:cs="Helvetica"/>
-                <w:i w:val="false"/>
-                <w:b w:val="false"/>
-                <w:u w:val="none"/>
-                <w:strike w:val="false"/>
-                <w:sz w:val="20"/>
-                <w:szCs w:val="20"/>
-                <w:color w:val="000000"/>
-              </w:rPr>
-            </w:pPr>
-            <w:r>
-              <w:rPr>
-                <w:rFonts w:ascii="Arial" w:hAnsi="Helvetica" w:eastAsia="Helvetica" w:cs="Helvetica"/>
-                <w:i w:val="false"/>
-                <w:b w:val="false"/>
-                <w:u w:val="none"/>
-                <w:strike w:val="false"/>
-                <w:sz w:val="20"/>
-                <w:szCs w:val="20"/>
-                <w:color w:val="000000"/>
-              </w:rPr>
-              <w:t xml:space="preserve">6</w:t>
-            </w:r>
-          </w:p>
-        </w:tc>
-        <w:tc>
-          <w:tcPr>
-            <w:tcBorders>
-              <w:bottom w:val="single" w:sz="6" w:space="0" w:color="BEBEBE"/>
-              <w:top w:val="single" w:sz="6" w:space="0" w:color="BEBEBE"/>
-              <w:left w:val="none" w:sz="0" w:space="0" w:color="000000"/>
-              <w:right w:val="none" w:sz="0" w:space="0" w:color="000000"/>
-            </w:tcBorders>
-            <w:shd w:val="clear" w:color="auto" w:fill="FFFFFF"/>
-            <w:tcMar>
-              <w:top w:w="0" w:type="dxa"/>
-              <w:bottom w:w="0" w:type="dxa"/>
-              <w:left w:w="0" w:type="dxa"/>
-              <w:right w:w="0" w:type="dxa"/>
-            </w:tcMar>
-            <w:vAlign w:val="center"/>
-          </w:tcPr>
-          <w:p>
-            <w:pPr>
-              <w:jc w:val="right"/>
-              <w:pBdr>
-                <w:bottom w:val="none" w:sz="0" w:space="0" w:color="000000"/>
-                <w:top w:val="none" w:sz="0" w:space="0" w:color="000000"/>
-                <w:left w:val="none" w:sz="0" w:space="0" w:color="000000"/>
-                <w:right w:val="none" w:sz="0" w:space="0" w:color="000000"/>
-              </w:pBdr>
-              <w:spacing w:after="100" w:before="100" w:line="240"/>
-              <w:ind w:left="100" w:right="100" w:firstLine="0" w:firstLineChars="0"/>
-              <w:rPr>
-                <w:rFonts w:ascii="Arial" w:hAnsi="Helvetica" w:eastAsia="Helvetica" w:cs="Helvetica"/>
-                <w:i w:val="false"/>
-                <w:b w:val="false"/>
-                <w:u w:val="none"/>
-                <w:strike w:val="false"/>
-                <w:sz w:val="20"/>
-                <w:szCs w:val="20"/>
-                <w:color w:val="000000"/>
-              </w:rPr>
-            </w:pPr>
-            <w:r>
-              <w:rPr>
-                <w:rFonts w:ascii="Arial" w:hAnsi="Helvetica" w:eastAsia="Helvetica" w:cs="Helvetica"/>
-                <w:i w:val="false"/>
-                <w:b w:val="false"/>
-                <w:u w:val="none"/>
-                <w:strike w:val="false"/>
-                <w:sz w:val="20"/>
-                <w:szCs w:val="20"/>
-                <w:color w:val="000000"/>
-              </w:rPr>
-              <w:t xml:space="preserve">80</w:t>
-            </w:r>
-          </w:p>
-        </w:tc>
-        <w:tc>
-          <w:tcPr>
-            <w:tcBorders>
-              <w:bottom w:val="single" w:sz="6" w:space="0" w:color="BEBEBE"/>
-              <w:top w:val="single" w:sz="6" w:space="0" w:color="BEBEBE"/>
-              <w:left w:val="none" w:sz="0" w:space="0" w:color="000000"/>
-              <w:right w:val="none" w:sz="0" w:space="0" w:color="000000"/>
-            </w:tcBorders>
-            <w:shd w:val="clear" w:color="auto" w:fill="FFFFFF"/>
-            <w:tcMar>
-              <w:top w:w="0" w:type="dxa"/>
-              <w:bottom w:w="0" w:type="dxa"/>
-              <w:left w:w="0" w:type="dxa"/>
-              <w:right w:w="0" w:type="dxa"/>
-            </w:tcMar>
-            <w:vAlign w:val="center"/>
-          </w:tcPr>
-          <w:p>
-            <w:pPr>
-              <w:jc w:val="right"/>
-              <w:pBdr>
-                <w:bottom w:val="none" w:sz="0" w:space="0" w:color="000000"/>
-                <w:top w:val="none" w:sz="0" w:space="0" w:color="000000"/>
-                <w:left w:val="none" w:sz="0" w:space="0" w:color="000000"/>
-                <w:right w:val="none" w:sz="0" w:space="0" w:color="000000"/>
-              </w:pBdr>
-              <w:spacing w:after="100" w:before="100" w:line="240"/>
-              <w:ind w:left="100" w:right="100" w:firstLine="0" w:firstLineChars="0"/>
-              <w:rPr>
-                <w:rFonts w:ascii="Arial" w:hAnsi="Helvetica" w:eastAsia="Helvetica" w:cs="Helvetica"/>
-                <w:i w:val="false"/>
-                <w:b w:val="false"/>
-                <w:u w:val="none"/>
-                <w:strike w:val="false"/>
-                <w:sz w:val="20"/>
-                <w:szCs w:val="20"/>
-                <w:color w:val="000000"/>
-              </w:rPr>
-            </w:pPr>
-            <w:r>
-              <w:rPr>
-                <w:rFonts w:ascii="Arial" w:hAnsi="Helvetica" w:eastAsia="Helvetica" w:cs="Helvetica"/>
-                <w:i w:val="false"/>
-                <w:b w:val="false"/>
-                <w:u w:val="none"/>
-                <w:strike w:val="false"/>
-                <w:sz w:val="20"/>
-                <w:szCs w:val="20"/>
-                <w:color w:val="000000"/>
-              </w:rPr>
-              <w:t xml:space="preserve">20</w:t>
-            </w:r>
-          </w:p>
-        </w:tc>
-        <w:tc>
-          <w:tcPr>
-            <w:tcBorders>
-              <w:bottom w:val="single" w:sz="6" w:space="0" w:color="BEBEBE"/>
-              <w:top w:val="single" w:sz="6" w:space="0" w:color="BEBEBE"/>
-              <w:left w:val="none" w:sz="0" w:space="0" w:color="000000"/>
-              <w:right w:val="none" w:sz="0" w:space="0" w:color="000000"/>
-            </w:tcBorders>
-            <w:shd w:val="clear" w:color="auto" w:fill="FFFFFF"/>
-            <w:tcMar>
-              <w:top w:w="0" w:type="dxa"/>
-              <w:bottom w:w="0" w:type="dxa"/>
-              <w:left w:w="0" w:type="dxa"/>
-              <w:right w:w="0" w:type="dxa"/>
-            </w:tcMar>
-            <w:vAlign w:val="center"/>
-          </w:tcPr>
-          <w:p>
-            <w:pPr>
-              <w:jc w:val="right"/>
-              <w:pBdr>
-                <w:bottom w:val="none" w:sz="0" w:space="0" w:color="000000"/>
-                <w:top w:val="none" w:sz="0" w:space="0" w:color="000000"/>
-                <w:left w:val="none" w:sz="0" w:space="0" w:color="000000"/>
-                <w:right w:val="none" w:sz="0" w:space="0" w:color="000000"/>
-              </w:pBdr>
-              <w:spacing w:after="100" w:before="100" w:line="240"/>
-              <w:ind w:left="100" w:right="100" w:firstLine="0" w:firstLineChars="0"/>
-              <w:rPr>
-                <w:rFonts w:ascii="Arial" w:hAnsi="Helvetica" w:eastAsia="Helvetica" w:cs="Helvetica"/>
-                <w:i w:val="false"/>
-                <w:b w:val="false"/>
-                <w:u w:val="none"/>
-                <w:strike w:val="false"/>
-                <w:sz w:val="20"/>
-                <w:szCs w:val="20"/>
-                <w:color w:val="000000"/>
-              </w:rPr>
-            </w:pPr>
-            <w:r>
-              <w:rPr>
-                <w:rFonts w:ascii="Arial" w:hAnsi="Helvetica" w:eastAsia="Helvetica" w:cs="Helvetica"/>
-                <w:i w:val="false"/>
-                <w:b w:val="false"/>
-                <w:u w:val="none"/>
-                <w:strike w:val="false"/>
-                <w:sz w:val="20"/>
-                <w:szCs w:val="20"/>
-                <w:color w:val="000000"/>
-              </w:rPr>
-              <w:t xml:space="preserve">38</w:t>
-            </w:r>
-          </w:p>
-        </w:tc>
-        <w:tc>
-          <w:tcPr>
-            <w:tcBorders>
-              <w:bottom w:val="single" w:sz="6" w:space="0" w:color="BEBEBE"/>
-              <w:top w:val="single" w:sz="6" w:space="0" w:color="BEBEBE"/>
-              <w:left w:val="none" w:sz="0" w:space="0" w:color="000000"/>
-              <w:right w:val="none" w:sz="0" w:space="0" w:color="000000"/>
-            </w:tcBorders>
-            <w:shd w:val="clear" w:color="auto" w:fill="FFFFFF"/>
-            <w:tcMar>
-              <w:top w:w="0" w:type="dxa"/>
-              <w:bottom w:w="0" w:type="dxa"/>
-              <w:left w:w="0" w:type="dxa"/>
-              <w:right w:w="0" w:type="dxa"/>
-            </w:tcMar>
-            <w:vAlign w:val="center"/>
-          </w:tcPr>
-          <w:p>
-            <w:pPr>
-              <w:jc w:val="right"/>
-              <w:pBdr>
-                <w:bottom w:val="none" w:sz="0" w:space="0" w:color="000000"/>
-                <w:top w:val="none" w:sz="0" w:space="0" w:color="000000"/>
-                <w:left w:val="none" w:sz="0" w:space="0" w:color="000000"/>
-                <w:right w:val="none" w:sz="0" w:space="0" w:color="000000"/>
-              </w:pBdr>
-              <w:spacing w:after="100" w:before="100" w:line="240"/>
-              <w:ind w:left="100" w:right="100" w:firstLine="0" w:firstLineChars="0"/>
-              <w:rPr>
-                <w:rFonts w:ascii="Arial" w:hAnsi="Helvetica" w:eastAsia="Helvetica" w:cs="Helvetica"/>
-                <w:i w:val="false"/>
-                <w:b w:val="false"/>
-                <w:u w:val="none"/>
-                <w:strike w:val="false"/>
-                <w:sz w:val="20"/>
-                <w:szCs w:val="20"/>
-                <w:color w:val="000000"/>
-              </w:rPr>
-            </w:pPr>
-            <w:r>
-              <w:rPr>
-                <w:rFonts w:ascii="Arial" w:hAnsi="Helvetica" w:eastAsia="Helvetica" w:cs="Helvetica"/>
-                <w:i w:val="false"/>
-                <w:b w:val="false"/>
-                <w:u w:val="none"/>
-                <w:strike w:val="false"/>
-                <w:sz w:val="20"/>
-                <w:szCs w:val="20"/>
-                <w:color w:val="000000"/>
-              </w:rPr>
-              <w:t xml:space="preserve">38</w:t>
+              <w:t xml:space="preserve">36</w:t>
+            </w:r>
+          </w:p>
+        </w:tc>
+        <w:tc>
+          <w:tcPr>
+            <w:tcBorders>
+              <w:bottom w:val="single" w:sz="6" w:space="0" w:color="BEBEBE"/>
+              <w:top w:val="single" w:sz="6" w:space="0" w:color="BEBEBE"/>
+              <w:left w:val="none" w:sz="0" w:space="0" w:color="000000"/>
+              <w:right w:val="none" w:sz="0" w:space="0" w:color="000000"/>
+            </w:tcBorders>
+            <w:shd w:val="clear" w:color="auto" w:fill="FFFFFF"/>
+            <w:tcMar>
+              <w:top w:w="0" w:type="dxa"/>
+              <w:bottom w:w="0" w:type="dxa"/>
+              <w:left w:w="0" w:type="dxa"/>
+              <w:right w:w="0" w:type="dxa"/>
+            </w:tcMar>
+            <w:vAlign w:val="center"/>
+          </w:tcPr>
+          <w:p>
+            <w:pPr>
+              <w:jc w:val="right"/>
+              <w:pBdr>
+                <w:bottom w:val="none" w:sz="0" w:space="0" w:color="000000"/>
+                <w:top w:val="none" w:sz="0" w:space="0" w:color="000000"/>
+                <w:left w:val="none" w:sz="0" w:space="0" w:color="000000"/>
+                <w:right w:val="none" w:sz="0" w:space="0" w:color="000000"/>
+              </w:pBdr>
+              <w:spacing w:after="100" w:before="100" w:line="240"/>
+              <w:ind w:left="100" w:right="100" w:firstLine="0" w:firstLineChars="0"/>
+              <w:rPr>
+                <w:rFonts w:ascii="Arial" w:hAnsi="Helvetica" w:eastAsia="Helvetica" w:cs="Helvetica"/>
+                <w:i w:val="false"/>
+                <w:b w:val="false"/>
+                <w:u w:val="none"/>
+                <w:strike w:val="false"/>
+                <w:sz w:val="20"/>
+                <w:szCs w:val="20"/>
+                <w:color w:val="000000"/>
+              </w:rPr>
+            </w:pPr>
+            <w:r>
+              <w:rPr>
+                <w:rFonts w:ascii="Arial" w:hAnsi="Helvetica" w:eastAsia="Helvetica" w:cs="Helvetica"/>
+                <w:i w:val="false"/>
+                <w:b w:val="false"/>
+                <w:u w:val="none"/>
+                <w:strike w:val="false"/>
+                <w:sz w:val="20"/>
+                <w:szCs w:val="20"/>
+                <w:color w:val="000000"/>
+              </w:rPr>
+              <w:t xml:space="preserve">13</w:t>
+            </w:r>
+          </w:p>
+        </w:tc>
+        <w:tc>
+          <w:tcPr>
+            <w:tcBorders>
+              <w:bottom w:val="single" w:sz="6" w:space="0" w:color="BEBEBE"/>
+              <w:top w:val="single" w:sz="6" w:space="0" w:color="BEBEBE"/>
+              <w:left w:val="none" w:sz="0" w:space="0" w:color="000000"/>
+              <w:right w:val="none" w:sz="0" w:space="0" w:color="000000"/>
+            </w:tcBorders>
+            <w:shd w:val="clear" w:color="auto" w:fill="FFFFFF"/>
+            <w:tcMar>
+              <w:top w:w="0" w:type="dxa"/>
+              <w:bottom w:w="0" w:type="dxa"/>
+              <w:left w:w="0" w:type="dxa"/>
+              <w:right w:w="0" w:type="dxa"/>
+            </w:tcMar>
+            <w:vAlign w:val="center"/>
+          </w:tcPr>
+          <w:p>
+            <w:pPr>
+              <w:jc w:val="right"/>
+              <w:pBdr>
+                <w:bottom w:val="none" w:sz="0" w:space="0" w:color="000000"/>
+                <w:top w:val="none" w:sz="0" w:space="0" w:color="000000"/>
+                <w:left w:val="none" w:sz="0" w:space="0" w:color="000000"/>
+                <w:right w:val="none" w:sz="0" w:space="0" w:color="000000"/>
+              </w:pBdr>
+              <w:spacing w:after="100" w:before="100" w:line="240"/>
+              <w:ind w:left="100" w:right="100" w:firstLine="0" w:firstLineChars="0"/>
+              <w:rPr>
+                <w:rFonts w:ascii="Arial" w:hAnsi="Helvetica" w:eastAsia="Helvetica" w:cs="Helvetica"/>
+                <w:i w:val="false"/>
+                <w:b w:val="false"/>
+                <w:u w:val="none"/>
+                <w:strike w:val="false"/>
+                <w:sz w:val="20"/>
+                <w:szCs w:val="20"/>
+                <w:color w:val="000000"/>
+              </w:rPr>
+            </w:pPr>
+            <w:r>
+              <w:rPr>
+                <w:rFonts w:ascii="Arial" w:hAnsi="Helvetica" w:eastAsia="Helvetica" w:cs="Helvetica"/>
+                <w:i w:val="false"/>
+                <w:b w:val="false"/>
+                <w:u w:val="none"/>
+                <w:strike w:val="false"/>
+                <w:sz w:val="20"/>
+                <w:szCs w:val="20"/>
+                <w:color w:val="000000"/>
+              </w:rPr>
+              <w:t xml:space="preserve">31</w:t>
             </w:r>
           </w:p>
         </w:tc>
@@ -14285,114 +8718,6 @@
                 <w:color w:val="000000"/>
               </w:rPr>
               <w:t xml:space="preserve">44</w:t>
-            </w:r>
-          </w:p>
-        </w:tc>
-        <w:tc>
-          <w:tcPr>
-            <w:tcBorders>
-              <w:bottom w:val="single" w:sz="6" w:space="0" w:color="BEBEBE"/>
-              <w:top w:val="single" w:sz="6" w:space="0" w:color="BEBEBE"/>
-              <w:left w:val="none" w:sz="0" w:space="0" w:color="000000"/>
-              <w:right w:val="none" w:sz="0" w:space="0" w:color="000000"/>
-            </w:tcBorders>
-            <w:shd w:val="clear" w:color="auto" w:fill="FFFFFF"/>
-            <w:tcMar>
-              <w:top w:w="0" w:type="dxa"/>
-              <w:bottom w:w="0" w:type="dxa"/>
-              <w:left w:w="0" w:type="dxa"/>
-              <w:right w:w="0" w:type="dxa"/>
-            </w:tcMar>
-            <w:vAlign w:val="center"/>
-          </w:tcPr>
-          <w:p>
-            <w:pPr>
-              <w:jc w:val="right"/>
-              <w:pBdr>
-                <w:bottom w:val="none" w:sz="0" w:space="0" w:color="000000"/>
-                <w:top w:val="none" w:sz="0" w:space="0" w:color="000000"/>
-                <w:left w:val="none" w:sz="0" w:space="0" w:color="000000"/>
-                <w:right w:val="none" w:sz="0" w:space="0" w:color="000000"/>
-              </w:pBdr>
-              <w:spacing w:after="100" w:before="100" w:line="240"/>
-              <w:ind w:left="100" w:right="100" w:firstLine="0" w:firstLineChars="0"/>
-              <w:rPr>
-                <w:rFonts w:ascii="Arial" w:hAnsi="Helvetica" w:eastAsia="Helvetica" w:cs="Helvetica"/>
-                <w:i w:val="false"/>
-                <w:b w:val="false"/>
-                <w:u w:val="none"/>
-                <w:strike w:val="false"/>
-                <w:sz w:val="20"/>
-                <w:szCs w:val="20"/>
-                <w:color w:val="000000"/>
-              </w:rPr>
-            </w:pPr>
-            <w:r>
-              <w:rPr>
-                <w:rFonts w:ascii="Arial" w:hAnsi="Helvetica" w:eastAsia="Helvetica" w:cs="Helvetica"/>
-                <w:i w:val="false"/>
-                <w:b w:val="false"/>
-                <w:u w:val="none"/>
-                <w:strike w:val="false"/>
-                <w:sz w:val="20"/>
-                <w:szCs w:val="20"/>
-                <w:color w:val="000000"/>
-              </w:rPr>
-              <w:t xml:space="preserve">59</w:t>
-            </w:r>
-          </w:p>
-        </w:tc>
-        <w:tc>
-          <w:tcPr>
-            <w:tcBorders>
-              <w:bottom w:val="single" w:sz="6" w:space="0" w:color="BEBEBE"/>
-              <w:top w:val="single" w:sz="6" w:space="0" w:color="BEBEBE"/>
-              <w:left w:val="none" w:sz="0" w:space="0" w:color="000000"/>
-              <w:right w:val="none" w:sz="0" w:space="0" w:color="000000"/>
-            </w:tcBorders>
-            <w:shd w:val="clear" w:color="auto" w:fill="FFFFFF"/>
-            <w:tcMar>
-              <w:top w:w="0" w:type="dxa"/>
-              <w:bottom w:w="0" w:type="dxa"/>
-              <w:left w:w="0" w:type="dxa"/>
-              <w:right w:w="0" w:type="dxa"/>
-            </w:tcMar>
-            <w:vAlign w:val="center"/>
-          </w:tcPr>
-          <w:p>
-            <w:pPr>
-              <w:jc w:val="right"/>
-              <w:pBdr>
-                <w:bottom w:val="none" w:sz="0" w:space="0" w:color="000000"/>
-                <w:top w:val="none" w:sz="0" w:space="0" w:color="000000"/>
-                <w:left w:val="none" w:sz="0" w:space="0" w:color="000000"/>
-                <w:right w:val="none" w:sz="0" w:space="0" w:color="000000"/>
-              </w:pBdr>
-              <w:spacing w:after="100" w:before="100" w:line="240"/>
-              <w:ind w:left="100" w:right="100" w:firstLine="0" w:firstLineChars="0"/>
-              <w:rPr>
-                <w:rFonts w:ascii="Arial" w:hAnsi="Helvetica" w:eastAsia="Helvetica" w:cs="Helvetica"/>
-                <w:i w:val="false"/>
-                <w:b w:val="false"/>
-                <w:u w:val="none"/>
-                <w:strike w:val="false"/>
-                <w:sz w:val="20"/>
-                <w:szCs w:val="20"/>
-                <w:color w:val="000000"/>
-              </w:rPr>
-            </w:pPr>
-            <w:r>
-              <w:rPr>
-                <w:rFonts w:ascii="Arial" w:hAnsi="Helvetica" w:eastAsia="Helvetica" w:cs="Helvetica"/>
-                <w:i w:val="false"/>
-                <w:b w:val="false"/>
-                <w:u w:val="none"/>
-                <w:strike w:val="false"/>
-                <w:sz w:val="20"/>
-                <w:szCs w:val="20"/>
-                <w:color w:val="000000"/>
-              </w:rPr>
-              <w:t xml:space="preserve">36</w:t>
             </w:r>
           </w:p>
         </w:tc>
@@ -14716,7 +9041,7 @@
                 <w:szCs w:val="20"/>
                 <w:color w:val="000000"/>
               </w:rPr>
-              <w:t xml:space="preserve">34</w:t>
+              <w:t xml:space="preserve">33</w:t>
             </w:r>
           </w:p>
         </w:tc>
@@ -14824,277 +9149,7 @@
                 <w:szCs w:val="20"/>
                 <w:color w:val="000000"/>
               </w:rPr>
-              <w:t xml:space="preserve">57</w:t>
-            </w:r>
-          </w:p>
-        </w:tc>
-        <w:tc>
-          <w:tcPr>
-            <w:tcBorders>
-              <w:bottom w:val="single" w:sz="6" w:space="0" w:color="BEBEBE"/>
-              <w:top w:val="single" w:sz="6" w:space="0" w:color="BEBEBE"/>
-              <w:left w:val="none" w:sz="0" w:space="0" w:color="000000"/>
-              <w:right w:val="none" w:sz="0" w:space="0" w:color="000000"/>
-            </w:tcBorders>
-            <w:shd w:val="clear" w:color="auto" w:fill="FFFFFF"/>
-            <w:tcMar>
-              <w:top w:w="0" w:type="dxa"/>
-              <w:bottom w:w="0" w:type="dxa"/>
-              <w:left w:w="0" w:type="dxa"/>
-              <w:right w:w="0" w:type="dxa"/>
-            </w:tcMar>
-            <w:vAlign w:val="center"/>
-          </w:tcPr>
-          <w:p>
-            <w:pPr>
-              <w:jc w:val="right"/>
-              <w:pBdr>
-                <w:bottom w:val="none" w:sz="0" w:space="0" w:color="000000"/>
-                <w:top w:val="none" w:sz="0" w:space="0" w:color="000000"/>
-                <w:left w:val="none" w:sz="0" w:space="0" w:color="000000"/>
-                <w:right w:val="none" w:sz="0" w:space="0" w:color="000000"/>
-              </w:pBdr>
-              <w:spacing w:after="100" w:before="100" w:line="240"/>
-              <w:ind w:left="100" w:right="100" w:firstLine="0" w:firstLineChars="0"/>
-              <w:rPr>
-                <w:rFonts w:ascii="Arial" w:hAnsi="Helvetica" w:eastAsia="Helvetica" w:cs="Helvetica"/>
-                <w:i w:val="false"/>
-                <w:b w:val="false"/>
-                <w:u w:val="none"/>
-                <w:strike w:val="false"/>
-                <w:sz w:val="20"/>
-                <w:szCs w:val="20"/>
-                <w:color w:val="000000"/>
-              </w:rPr>
-            </w:pPr>
-            <w:r>
-              <w:rPr>
-                <w:rFonts w:ascii="Arial" w:hAnsi="Helvetica" w:eastAsia="Helvetica" w:cs="Helvetica"/>
-                <w:i w:val="false"/>
-                <w:b w:val="false"/>
-                <w:u w:val="none"/>
-                <w:strike w:val="false"/>
-                <w:sz w:val="20"/>
-                <w:szCs w:val="20"/>
-                <w:color w:val="000000"/>
-              </w:rPr>
-              <w:t xml:space="preserve">12</w:t>
-            </w:r>
-          </w:p>
-        </w:tc>
-        <w:tc>
-          <w:tcPr>
-            <w:tcBorders>
-              <w:bottom w:val="single" w:sz="6" w:space="0" w:color="BEBEBE"/>
-              <w:top w:val="single" w:sz="6" w:space="0" w:color="BEBEBE"/>
-              <w:left w:val="none" w:sz="0" w:space="0" w:color="000000"/>
-              <w:right w:val="none" w:sz="0" w:space="0" w:color="000000"/>
-            </w:tcBorders>
-            <w:shd w:val="clear" w:color="auto" w:fill="FFFFFF"/>
-            <w:tcMar>
-              <w:top w:w="0" w:type="dxa"/>
-              <w:bottom w:w="0" w:type="dxa"/>
-              <w:left w:w="0" w:type="dxa"/>
-              <w:right w:w="0" w:type="dxa"/>
-            </w:tcMar>
-            <w:vAlign w:val="center"/>
-          </w:tcPr>
-          <w:p>
-            <w:pPr>
-              <w:jc w:val="right"/>
-              <w:pBdr>
-                <w:bottom w:val="none" w:sz="0" w:space="0" w:color="000000"/>
-                <w:top w:val="none" w:sz="0" w:space="0" w:color="000000"/>
-                <w:left w:val="none" w:sz="0" w:space="0" w:color="000000"/>
-                <w:right w:val="none" w:sz="0" w:space="0" w:color="000000"/>
-              </w:pBdr>
-              <w:spacing w:after="100" w:before="100" w:line="240"/>
-              <w:ind w:left="100" w:right="100" w:firstLine="0" w:firstLineChars="0"/>
-              <w:rPr>
-                <w:rFonts w:ascii="Arial" w:hAnsi="Helvetica" w:eastAsia="Helvetica" w:cs="Helvetica"/>
-                <w:i w:val="false"/>
-                <w:b w:val="false"/>
-                <w:u w:val="none"/>
-                <w:strike w:val="false"/>
-                <w:sz w:val="20"/>
-                <w:szCs w:val="20"/>
-                <w:color w:val="000000"/>
-              </w:rPr>
-            </w:pPr>
-            <w:r>
-              <w:rPr>
-                <w:rFonts w:ascii="Arial" w:hAnsi="Helvetica" w:eastAsia="Helvetica" w:cs="Helvetica"/>
-                <w:i w:val="false"/>
-                <w:b w:val="false"/>
-                <w:u w:val="none"/>
-                <w:strike w:val="false"/>
-                <w:sz w:val="20"/>
-                <w:szCs w:val="20"/>
-                <w:color w:val="000000"/>
-              </w:rPr>
               <w:t xml:space="preserve">31</w:t>
-            </w:r>
-          </w:p>
-        </w:tc>
-        <w:tc>
-          <w:tcPr>
-            <w:tcBorders>
-              <w:bottom w:val="single" w:sz="6" w:space="0" w:color="BEBEBE"/>
-              <w:top w:val="single" w:sz="6" w:space="0" w:color="BEBEBE"/>
-              <w:left w:val="none" w:sz="0" w:space="0" w:color="000000"/>
-              <w:right w:val="none" w:sz="0" w:space="0" w:color="000000"/>
-            </w:tcBorders>
-            <w:shd w:val="clear" w:color="auto" w:fill="FFFFFF"/>
-            <w:tcMar>
-              <w:top w:w="0" w:type="dxa"/>
-              <w:bottom w:w="0" w:type="dxa"/>
-              <w:left w:w="0" w:type="dxa"/>
-              <w:right w:w="0" w:type="dxa"/>
-            </w:tcMar>
-            <w:vAlign w:val="center"/>
-          </w:tcPr>
-          <w:p>
-            <w:pPr>
-              <w:jc w:val="right"/>
-              <w:pBdr>
-                <w:bottom w:val="none" w:sz="0" w:space="0" w:color="000000"/>
-                <w:top w:val="none" w:sz="0" w:space="0" w:color="000000"/>
-                <w:left w:val="none" w:sz="0" w:space="0" w:color="000000"/>
-                <w:right w:val="none" w:sz="0" w:space="0" w:color="000000"/>
-              </w:pBdr>
-              <w:spacing w:after="100" w:before="100" w:line="240"/>
-              <w:ind w:left="100" w:right="100" w:firstLine="0" w:firstLineChars="0"/>
-              <w:rPr>
-                <w:rFonts w:ascii="Arial" w:hAnsi="Helvetica" w:eastAsia="Helvetica" w:cs="Helvetica"/>
-                <w:i w:val="false"/>
-                <w:b w:val="false"/>
-                <w:u w:val="none"/>
-                <w:strike w:val="false"/>
-                <w:sz w:val="20"/>
-                <w:szCs w:val="20"/>
-                <w:color w:val="000000"/>
-              </w:rPr>
-            </w:pPr>
-            <w:r>
-              <w:rPr>
-                <w:rFonts w:ascii="Arial" w:hAnsi="Helvetica" w:eastAsia="Helvetica" w:cs="Helvetica"/>
-                <w:i w:val="false"/>
-                <w:b w:val="false"/>
-                <w:u w:val="none"/>
-                <w:strike w:val="false"/>
-                <w:sz w:val="20"/>
-                <w:szCs w:val="20"/>
-                <w:color w:val="000000"/>
-              </w:rPr>
-              <w:t xml:space="preserve">32</w:t>
-            </w:r>
-          </w:p>
-        </w:tc>
-        <w:tc>
-          <w:tcPr>
-            <w:tcBorders>
-              <w:bottom w:val="single" w:sz="6" w:space="0" w:color="BEBEBE"/>
-              <w:top w:val="single" w:sz="6" w:space="0" w:color="BEBEBE"/>
-              <w:left w:val="none" w:sz="0" w:space="0" w:color="000000"/>
-              <w:right w:val="none" w:sz="0" w:space="0" w:color="000000"/>
-            </w:tcBorders>
-            <w:shd w:val="clear" w:color="auto" w:fill="FFFFFF"/>
-            <w:tcMar>
-              <w:top w:w="0" w:type="dxa"/>
-              <w:bottom w:w="0" w:type="dxa"/>
-              <w:left w:w="0" w:type="dxa"/>
-              <w:right w:w="0" w:type="dxa"/>
-            </w:tcMar>
-            <w:vAlign w:val="center"/>
-          </w:tcPr>
-          <w:p>
-            <w:pPr>
-              <w:jc w:val="right"/>
-              <w:pBdr>
-                <w:bottom w:val="none" w:sz="0" w:space="0" w:color="000000"/>
-                <w:top w:val="none" w:sz="0" w:space="0" w:color="000000"/>
-                <w:left w:val="none" w:sz="0" w:space="0" w:color="000000"/>
-                <w:right w:val="none" w:sz="0" w:space="0" w:color="000000"/>
-              </w:pBdr>
-              <w:spacing w:after="100" w:before="100" w:line="240"/>
-              <w:ind w:left="100" w:right="100" w:firstLine="0" w:firstLineChars="0"/>
-              <w:rPr>
-                <w:rFonts w:ascii="Arial" w:hAnsi="Helvetica" w:eastAsia="Helvetica" w:cs="Helvetica"/>
-                <w:i w:val="false"/>
-                <w:b w:val="false"/>
-                <w:u w:val="none"/>
-                <w:strike w:val="false"/>
-                <w:sz w:val="20"/>
-                <w:szCs w:val="20"/>
-                <w:color w:val="000000"/>
-              </w:rPr>
-            </w:pPr>
-            <w:r>
-              <w:rPr>
-                <w:rFonts w:ascii="Arial" w:hAnsi="Helvetica" w:eastAsia="Helvetica" w:cs="Helvetica"/>
-                <w:i w:val="false"/>
-                <w:b w:val="false"/>
-                <w:u w:val="none"/>
-                <w:strike w:val="false"/>
-                <w:sz w:val="20"/>
-                <w:szCs w:val="20"/>
-                <w:color w:val="000000"/>
-              </w:rPr>
-              <w:t xml:space="preserve">45</w:t>
-            </w:r>
-          </w:p>
-        </w:tc>
-        <w:tc>
-          <w:tcPr>
-            <w:tcBorders>
-              <w:bottom w:val="single" w:sz="6" w:space="0" w:color="BEBEBE"/>
-              <w:top w:val="single" w:sz="6" w:space="0" w:color="BEBEBE"/>
-              <w:left w:val="none" w:sz="0" w:space="0" w:color="000000"/>
-              <w:right w:val="none" w:sz="0" w:space="0" w:color="000000"/>
-            </w:tcBorders>
-            <w:shd w:val="clear" w:color="auto" w:fill="FFFFFF"/>
-            <w:tcMar>
-              <w:top w:w="0" w:type="dxa"/>
-              <w:bottom w:w="0" w:type="dxa"/>
-              <w:left w:w="0" w:type="dxa"/>
-              <w:right w:w="0" w:type="dxa"/>
-            </w:tcMar>
-            <w:vAlign w:val="center"/>
-          </w:tcPr>
-          <w:p>
-            <w:pPr>
-              <w:jc w:val="right"/>
-              <w:pBdr>
-                <w:bottom w:val="none" w:sz="0" w:space="0" w:color="000000"/>
-                <w:top w:val="none" w:sz="0" w:space="0" w:color="000000"/>
-                <w:left w:val="none" w:sz="0" w:space="0" w:color="000000"/>
-                <w:right w:val="none" w:sz="0" w:space="0" w:color="000000"/>
-              </w:pBdr>
-              <w:spacing w:after="100" w:before="100" w:line="240"/>
-              <w:ind w:left="100" w:right="100" w:firstLine="0" w:firstLineChars="0"/>
-              <w:rPr>
-                <w:rFonts w:ascii="Arial" w:hAnsi="Helvetica" w:eastAsia="Helvetica" w:cs="Helvetica"/>
-                <w:i w:val="false"/>
-                <w:b w:val="false"/>
-                <w:u w:val="none"/>
-                <w:strike w:val="false"/>
-                <w:sz w:val="20"/>
-                <w:szCs w:val="20"/>
-                <w:color w:val="000000"/>
-              </w:rPr>
-            </w:pPr>
-            <w:r>
-              <w:rPr>
-                <w:rFonts w:ascii="Arial" w:hAnsi="Helvetica" w:eastAsia="Helvetica" w:cs="Helvetica"/>
-                <w:i w:val="false"/>
-                <w:b w:val="false"/>
-                <w:u w:val="none"/>
-                <w:strike w:val="false"/>
-                <w:sz w:val="20"/>
-                <w:szCs w:val="20"/>
-                <w:color w:val="000000"/>
-              </w:rPr>
-              <w:t xml:space="preserve">59</w:t>
             </w:r>
           </w:p>
         </w:tc>
@@ -15446,7 +9501,7 @@
                 <w:szCs w:val="20"/>
                 <w:color w:val="000000"/>
               </w:rPr>
-              <w:t xml:space="preserve">26</w:t>
+              <w:t xml:space="preserve">25</w:t>
             </w:r>
           </w:p>
         </w:tc>
@@ -15554,277 +9609,7 @@
                 <w:szCs w:val="20"/>
                 <w:color w:val="000000"/>
               </w:rPr>
-              <w:t xml:space="preserve">82</w:t>
-            </w:r>
-          </w:p>
-        </w:tc>
-        <w:tc>
-          <w:tcPr>
-            <w:tcBorders>
-              <w:bottom w:val="single" w:sz="6" w:space="0" w:color="BEBEBE"/>
-              <w:top w:val="single" w:sz="6" w:space="0" w:color="BEBEBE"/>
-              <w:left w:val="none" w:sz="0" w:space="0" w:color="000000"/>
-              <w:right w:val="none" w:sz="0" w:space="0" w:color="000000"/>
-            </w:tcBorders>
-            <w:shd w:val="clear" w:color="auto" w:fill="FFFFFF"/>
-            <w:tcMar>
-              <w:top w:w="0" w:type="dxa"/>
-              <w:bottom w:w="0" w:type="dxa"/>
-              <w:left w:w="0" w:type="dxa"/>
-              <w:right w:w="0" w:type="dxa"/>
-            </w:tcMar>
-            <w:vAlign w:val="center"/>
-          </w:tcPr>
-          <w:p>
-            <w:pPr>
-              <w:jc w:val="right"/>
-              <w:pBdr>
-                <w:bottom w:val="none" w:sz="0" w:space="0" w:color="000000"/>
-                <w:top w:val="none" w:sz="0" w:space="0" w:color="000000"/>
-                <w:left w:val="none" w:sz="0" w:space="0" w:color="000000"/>
-                <w:right w:val="none" w:sz="0" w:space="0" w:color="000000"/>
-              </w:pBdr>
-              <w:spacing w:after="100" w:before="100" w:line="240"/>
-              <w:ind w:left="100" w:right="100" w:firstLine="0" w:firstLineChars="0"/>
-              <w:rPr>
-                <w:rFonts w:ascii="Arial" w:hAnsi="Helvetica" w:eastAsia="Helvetica" w:cs="Helvetica"/>
-                <w:i w:val="false"/>
-                <w:b w:val="false"/>
-                <w:u w:val="none"/>
-                <w:strike w:val="false"/>
-                <w:sz w:val="20"/>
-                <w:szCs w:val="20"/>
-                <w:color w:val="000000"/>
-              </w:rPr>
-            </w:pPr>
-            <w:r>
-              <w:rPr>
-                <w:rFonts w:ascii="Arial" w:hAnsi="Helvetica" w:eastAsia="Helvetica" w:cs="Helvetica"/>
-                <w:i w:val="false"/>
-                <w:b w:val="false"/>
-                <w:u w:val="none"/>
-                <w:strike w:val="false"/>
-                <w:sz w:val="20"/>
-                <w:szCs w:val="20"/>
-                <w:color w:val="000000"/>
-              </w:rPr>
-              <w:t xml:space="preserve">3</w:t>
-            </w:r>
-          </w:p>
-        </w:tc>
-        <w:tc>
-          <w:tcPr>
-            <w:tcBorders>
-              <w:bottom w:val="single" w:sz="6" w:space="0" w:color="BEBEBE"/>
-              <w:top w:val="single" w:sz="6" w:space="0" w:color="BEBEBE"/>
-              <w:left w:val="none" w:sz="0" w:space="0" w:color="000000"/>
-              <w:right w:val="none" w:sz="0" w:space="0" w:color="000000"/>
-            </w:tcBorders>
-            <w:shd w:val="clear" w:color="auto" w:fill="FFFFFF"/>
-            <w:tcMar>
-              <w:top w:w="0" w:type="dxa"/>
-              <w:bottom w:w="0" w:type="dxa"/>
-              <w:left w:w="0" w:type="dxa"/>
-              <w:right w:w="0" w:type="dxa"/>
-            </w:tcMar>
-            <w:vAlign w:val="center"/>
-          </w:tcPr>
-          <w:p>
-            <w:pPr>
-              <w:jc w:val="right"/>
-              <w:pBdr>
-                <w:bottom w:val="none" w:sz="0" w:space="0" w:color="000000"/>
-                <w:top w:val="none" w:sz="0" w:space="0" w:color="000000"/>
-                <w:left w:val="none" w:sz="0" w:space="0" w:color="000000"/>
-                <w:right w:val="none" w:sz="0" w:space="0" w:color="000000"/>
-              </w:pBdr>
-              <w:spacing w:after="100" w:before="100" w:line="240"/>
-              <w:ind w:left="100" w:right="100" w:firstLine="0" w:firstLineChars="0"/>
-              <w:rPr>
-                <w:rFonts w:ascii="Arial" w:hAnsi="Helvetica" w:eastAsia="Helvetica" w:cs="Helvetica"/>
-                <w:i w:val="false"/>
-                <w:b w:val="false"/>
-                <w:u w:val="none"/>
-                <w:strike w:val="false"/>
-                <w:sz w:val="20"/>
-                <w:szCs w:val="20"/>
-                <w:color w:val="000000"/>
-              </w:rPr>
-            </w:pPr>
-            <w:r>
-              <w:rPr>
-                <w:rFonts w:ascii="Arial" w:hAnsi="Helvetica" w:eastAsia="Helvetica" w:cs="Helvetica"/>
-                <w:i w:val="false"/>
-                <w:b w:val="false"/>
-                <w:u w:val="none"/>
-                <w:strike w:val="false"/>
-                <w:sz w:val="20"/>
-                <w:szCs w:val="20"/>
-                <w:color w:val="000000"/>
-              </w:rPr>
               <w:t xml:space="preserve">14</w:t>
-            </w:r>
-          </w:p>
-        </w:tc>
-        <w:tc>
-          <w:tcPr>
-            <w:tcBorders>
-              <w:bottom w:val="single" w:sz="6" w:space="0" w:color="BEBEBE"/>
-              <w:top w:val="single" w:sz="6" w:space="0" w:color="BEBEBE"/>
-              <w:left w:val="none" w:sz="0" w:space="0" w:color="000000"/>
-              <w:right w:val="none" w:sz="0" w:space="0" w:color="000000"/>
-            </w:tcBorders>
-            <w:shd w:val="clear" w:color="auto" w:fill="FFFFFF"/>
-            <w:tcMar>
-              <w:top w:w="0" w:type="dxa"/>
-              <w:bottom w:w="0" w:type="dxa"/>
-              <w:left w:w="0" w:type="dxa"/>
-              <w:right w:w="0" w:type="dxa"/>
-            </w:tcMar>
-            <w:vAlign w:val="center"/>
-          </w:tcPr>
-          <w:p>
-            <w:pPr>
-              <w:jc w:val="right"/>
-              <w:pBdr>
-                <w:bottom w:val="none" w:sz="0" w:space="0" w:color="000000"/>
-                <w:top w:val="none" w:sz="0" w:space="0" w:color="000000"/>
-                <w:left w:val="none" w:sz="0" w:space="0" w:color="000000"/>
-                <w:right w:val="none" w:sz="0" w:space="0" w:color="000000"/>
-              </w:pBdr>
-              <w:spacing w:after="100" w:before="100" w:line="240"/>
-              <w:ind w:left="100" w:right="100" w:firstLine="0" w:firstLineChars="0"/>
-              <w:rPr>
-                <w:rFonts w:ascii="Arial" w:hAnsi="Helvetica" w:eastAsia="Helvetica" w:cs="Helvetica"/>
-                <w:i w:val="false"/>
-                <w:b w:val="false"/>
-                <w:u w:val="none"/>
-                <w:strike w:val="false"/>
-                <w:sz w:val="20"/>
-                <w:szCs w:val="20"/>
-                <w:color w:val="000000"/>
-              </w:rPr>
-            </w:pPr>
-            <w:r>
-              <w:rPr>
-                <w:rFonts w:ascii="Arial" w:hAnsi="Helvetica" w:eastAsia="Helvetica" w:cs="Helvetica"/>
-                <w:i w:val="false"/>
-                <w:b w:val="false"/>
-                <w:u w:val="none"/>
-                <w:strike w:val="false"/>
-                <w:sz w:val="20"/>
-                <w:szCs w:val="20"/>
-                <w:color w:val="000000"/>
-              </w:rPr>
-              <w:t xml:space="preserve">12</w:t>
-            </w:r>
-          </w:p>
-        </w:tc>
-        <w:tc>
-          <w:tcPr>
-            <w:tcBorders>
-              <w:bottom w:val="single" w:sz="6" w:space="0" w:color="BEBEBE"/>
-              <w:top w:val="single" w:sz="6" w:space="0" w:color="BEBEBE"/>
-              <w:left w:val="none" w:sz="0" w:space="0" w:color="000000"/>
-              <w:right w:val="none" w:sz="0" w:space="0" w:color="000000"/>
-            </w:tcBorders>
-            <w:shd w:val="clear" w:color="auto" w:fill="FFFFFF"/>
-            <w:tcMar>
-              <w:top w:w="0" w:type="dxa"/>
-              <w:bottom w:w="0" w:type="dxa"/>
-              <w:left w:w="0" w:type="dxa"/>
-              <w:right w:w="0" w:type="dxa"/>
-            </w:tcMar>
-            <w:vAlign w:val="center"/>
-          </w:tcPr>
-          <w:p>
-            <w:pPr>
-              <w:jc w:val="right"/>
-              <w:pBdr>
-                <w:bottom w:val="none" w:sz="0" w:space="0" w:color="000000"/>
-                <w:top w:val="none" w:sz="0" w:space="0" w:color="000000"/>
-                <w:left w:val="none" w:sz="0" w:space="0" w:color="000000"/>
-                <w:right w:val="none" w:sz="0" w:space="0" w:color="000000"/>
-              </w:pBdr>
-              <w:spacing w:after="100" w:before="100" w:line="240"/>
-              <w:ind w:left="100" w:right="100" w:firstLine="0" w:firstLineChars="0"/>
-              <w:rPr>
-                <w:rFonts w:ascii="Arial" w:hAnsi="Helvetica" w:eastAsia="Helvetica" w:cs="Helvetica"/>
-                <w:i w:val="false"/>
-                <w:b w:val="false"/>
-                <w:u w:val="none"/>
-                <w:strike w:val="false"/>
-                <w:sz w:val="20"/>
-                <w:szCs w:val="20"/>
-                <w:color w:val="000000"/>
-              </w:rPr>
-            </w:pPr>
-            <w:r>
-              <w:rPr>
-                <w:rFonts w:ascii="Arial" w:hAnsi="Helvetica" w:eastAsia="Helvetica" w:cs="Helvetica"/>
-                <w:i w:val="false"/>
-                <w:b w:val="false"/>
-                <w:u w:val="none"/>
-                <w:strike w:val="false"/>
-                <w:sz w:val="20"/>
-                <w:szCs w:val="20"/>
-                <w:color w:val="000000"/>
-              </w:rPr>
-              <w:t xml:space="preserve">60</w:t>
-            </w:r>
-          </w:p>
-        </w:tc>
-        <w:tc>
-          <w:tcPr>
-            <w:tcBorders>
-              <w:bottom w:val="single" w:sz="6" w:space="0" w:color="BEBEBE"/>
-              <w:top w:val="single" w:sz="6" w:space="0" w:color="BEBEBE"/>
-              <w:left w:val="none" w:sz="0" w:space="0" w:color="000000"/>
-              <w:right w:val="none" w:sz="0" w:space="0" w:color="000000"/>
-            </w:tcBorders>
-            <w:shd w:val="clear" w:color="auto" w:fill="FFFFFF"/>
-            <w:tcMar>
-              <w:top w:w="0" w:type="dxa"/>
-              <w:bottom w:w="0" w:type="dxa"/>
-              <w:left w:w="0" w:type="dxa"/>
-              <w:right w:w="0" w:type="dxa"/>
-            </w:tcMar>
-            <w:vAlign w:val="center"/>
-          </w:tcPr>
-          <w:p>
-            <w:pPr>
-              <w:jc w:val="right"/>
-              <w:pBdr>
-                <w:bottom w:val="none" w:sz="0" w:space="0" w:color="000000"/>
-                <w:top w:val="none" w:sz="0" w:space="0" w:color="000000"/>
-                <w:left w:val="none" w:sz="0" w:space="0" w:color="000000"/>
-                <w:right w:val="none" w:sz="0" w:space="0" w:color="000000"/>
-              </w:pBdr>
-              <w:spacing w:after="100" w:before="100" w:line="240"/>
-              <w:ind w:left="100" w:right="100" w:firstLine="0" w:firstLineChars="0"/>
-              <w:rPr>
-                <w:rFonts w:ascii="Arial" w:hAnsi="Helvetica" w:eastAsia="Helvetica" w:cs="Helvetica"/>
-                <w:i w:val="false"/>
-                <w:b w:val="false"/>
-                <w:u w:val="none"/>
-                <w:strike w:val="false"/>
-                <w:sz w:val="20"/>
-                <w:szCs w:val="20"/>
-                <w:color w:val="000000"/>
-              </w:rPr>
-            </w:pPr>
-            <w:r>
-              <w:rPr>
-                <w:rFonts w:ascii="Arial" w:hAnsi="Helvetica" w:eastAsia="Helvetica" w:cs="Helvetica"/>
-                <w:i w:val="false"/>
-                <w:b w:val="false"/>
-                <w:u w:val="none"/>
-                <w:strike w:val="false"/>
-                <w:sz w:val="20"/>
-                <w:szCs w:val="20"/>
-                <w:color w:val="000000"/>
-              </w:rPr>
-              <w:t xml:space="preserve">26</w:t>
             </w:r>
           </w:p>
         </w:tc>
@@ -16280,277 +10065,61 @@
                 <w:szCs w:val="20"/>
                 <w:color w:val="000000"/>
               </w:rPr>
-              <w:t xml:space="preserve">35</w:t>
-            </w:r>
-          </w:p>
-        </w:tc>
-        <w:tc>
-          <w:tcPr>
-            <w:tcBorders>
-              <w:bottom w:val="single" w:sz="6" w:space="0" w:color="BEBEBE"/>
-              <w:top w:val="single" w:sz="6" w:space="0" w:color="BEBEBE"/>
-              <w:left w:val="none" w:sz="0" w:space="0" w:color="000000"/>
-              <w:right w:val="none" w:sz="0" w:space="0" w:color="000000"/>
-            </w:tcBorders>
-            <w:shd w:val="clear" w:color="auto" w:fill="FFFFFF"/>
-            <w:tcMar>
-              <w:top w:w="0" w:type="dxa"/>
-              <w:bottom w:w="0" w:type="dxa"/>
-              <w:left w:w="0" w:type="dxa"/>
-              <w:right w:w="0" w:type="dxa"/>
-            </w:tcMar>
-            <w:vAlign w:val="center"/>
-          </w:tcPr>
-          <w:p>
-            <w:pPr>
-              <w:jc w:val="right"/>
-              <w:pBdr>
-                <w:bottom w:val="none" w:sz="0" w:space="0" w:color="000000"/>
-                <w:top w:val="none" w:sz="0" w:space="0" w:color="000000"/>
-                <w:left w:val="none" w:sz="0" w:space="0" w:color="000000"/>
-                <w:right w:val="none" w:sz="0" w:space="0" w:color="000000"/>
-              </w:pBdr>
-              <w:spacing w:after="100" w:before="100" w:line="240"/>
-              <w:ind w:left="100" w:right="100" w:firstLine="0" w:firstLineChars="0"/>
-              <w:rPr>
-                <w:rFonts w:ascii="Arial" w:hAnsi="Helvetica" w:eastAsia="Helvetica" w:cs="Helvetica"/>
-                <w:i w:val="false"/>
-                <w:b w:val="false"/>
-                <w:u w:val="none"/>
-                <w:strike w:val="false"/>
-                <w:sz w:val="20"/>
-                <w:szCs w:val="20"/>
-                <w:color w:val="000000"/>
-              </w:rPr>
-            </w:pPr>
-            <w:r>
-              <w:rPr>
-                <w:rFonts w:ascii="Arial" w:hAnsi="Helvetica" w:eastAsia="Helvetica" w:cs="Helvetica"/>
-                <w:i w:val="false"/>
-                <w:b w:val="false"/>
-                <w:u w:val="none"/>
-                <w:strike w:val="false"/>
-                <w:sz w:val="20"/>
-                <w:szCs w:val="20"/>
-                <w:color w:val="000000"/>
-              </w:rPr>
-              <w:t xml:space="preserve">12</w:t>
-            </w:r>
-          </w:p>
-        </w:tc>
-        <w:tc>
-          <w:tcPr>
-            <w:tcBorders>
-              <w:bottom w:val="single" w:sz="6" w:space="0" w:color="BEBEBE"/>
-              <w:top w:val="single" w:sz="6" w:space="0" w:color="BEBEBE"/>
-              <w:left w:val="none" w:sz="0" w:space="0" w:color="000000"/>
-              <w:right w:val="none" w:sz="0" w:space="0" w:color="000000"/>
-            </w:tcBorders>
-            <w:shd w:val="clear" w:color="auto" w:fill="FFFFFF"/>
-            <w:tcMar>
-              <w:top w:w="0" w:type="dxa"/>
-              <w:bottom w:w="0" w:type="dxa"/>
-              <w:left w:w="0" w:type="dxa"/>
-              <w:right w:w="0" w:type="dxa"/>
-            </w:tcMar>
-            <w:vAlign w:val="center"/>
-          </w:tcPr>
-          <w:p>
-            <w:pPr>
-              <w:jc w:val="right"/>
-              <w:pBdr>
-                <w:bottom w:val="none" w:sz="0" w:space="0" w:color="000000"/>
-                <w:top w:val="none" w:sz="0" w:space="0" w:color="000000"/>
-                <w:left w:val="none" w:sz="0" w:space="0" w:color="000000"/>
-                <w:right w:val="none" w:sz="0" w:space="0" w:color="000000"/>
-              </w:pBdr>
-              <w:spacing w:after="100" w:before="100" w:line="240"/>
-              <w:ind w:left="100" w:right="100" w:firstLine="0" w:firstLineChars="0"/>
-              <w:rPr>
-                <w:rFonts w:ascii="Arial" w:hAnsi="Helvetica" w:eastAsia="Helvetica" w:cs="Helvetica"/>
-                <w:i w:val="false"/>
-                <w:b w:val="false"/>
-                <w:u w:val="none"/>
-                <w:strike w:val="false"/>
-                <w:sz w:val="20"/>
-                <w:szCs w:val="20"/>
-                <w:color w:val="000000"/>
-              </w:rPr>
-            </w:pPr>
-            <w:r>
-              <w:rPr>
-                <w:rFonts w:ascii="Arial" w:hAnsi="Helvetica" w:eastAsia="Helvetica" w:cs="Helvetica"/>
-                <w:i w:val="false"/>
-                <w:b w:val="false"/>
-                <w:u w:val="none"/>
-                <w:strike w:val="false"/>
-                <w:sz w:val="20"/>
-                <w:szCs w:val="20"/>
-                <w:color w:val="000000"/>
-              </w:rPr>
-              <w:t xml:space="preserve">53</w:t>
-            </w:r>
-          </w:p>
-        </w:tc>
-        <w:tc>
-          <w:tcPr>
-            <w:tcBorders>
-              <w:bottom w:val="single" w:sz="6" w:space="0" w:color="BEBEBE"/>
-              <w:top w:val="single" w:sz="6" w:space="0" w:color="BEBEBE"/>
-              <w:left w:val="none" w:sz="0" w:space="0" w:color="000000"/>
-              <w:right w:val="none" w:sz="0" w:space="0" w:color="000000"/>
-            </w:tcBorders>
-            <w:shd w:val="clear" w:color="auto" w:fill="FFFFFF"/>
-            <w:tcMar>
-              <w:top w:w="0" w:type="dxa"/>
-              <w:bottom w:w="0" w:type="dxa"/>
-              <w:left w:w="0" w:type="dxa"/>
-              <w:right w:w="0" w:type="dxa"/>
-            </w:tcMar>
-            <w:vAlign w:val="center"/>
-          </w:tcPr>
-          <w:p>
-            <w:pPr>
-              <w:jc w:val="right"/>
-              <w:pBdr>
-                <w:bottom w:val="none" w:sz="0" w:space="0" w:color="000000"/>
-                <w:top w:val="none" w:sz="0" w:space="0" w:color="000000"/>
-                <w:left w:val="none" w:sz="0" w:space="0" w:color="000000"/>
-                <w:right w:val="none" w:sz="0" w:space="0" w:color="000000"/>
-              </w:pBdr>
-              <w:spacing w:after="100" w:before="100" w:line="240"/>
-              <w:ind w:left="100" w:right="100" w:firstLine="0" w:firstLineChars="0"/>
-              <w:rPr>
-                <w:rFonts w:ascii="Arial" w:hAnsi="Helvetica" w:eastAsia="Helvetica" w:cs="Helvetica"/>
-                <w:i w:val="false"/>
-                <w:b w:val="false"/>
-                <w:u w:val="none"/>
-                <w:strike w:val="false"/>
-                <w:sz w:val="20"/>
-                <w:szCs w:val="20"/>
-                <w:color w:val="000000"/>
-              </w:rPr>
-            </w:pPr>
-            <w:r>
-              <w:rPr>
-                <w:rFonts w:ascii="Arial" w:hAnsi="Helvetica" w:eastAsia="Helvetica" w:cs="Helvetica"/>
-                <w:i w:val="false"/>
-                <w:b w:val="false"/>
-                <w:u w:val="none"/>
-                <w:strike w:val="false"/>
-                <w:sz w:val="20"/>
-                <w:szCs w:val="20"/>
-                <w:color w:val="000000"/>
-              </w:rPr>
-              <w:t xml:space="preserve">14</w:t>
-            </w:r>
-          </w:p>
-        </w:tc>
-        <w:tc>
-          <w:tcPr>
-            <w:tcBorders>
-              <w:bottom w:val="single" w:sz="6" w:space="0" w:color="BEBEBE"/>
-              <w:top w:val="single" w:sz="6" w:space="0" w:color="BEBEBE"/>
-              <w:left w:val="none" w:sz="0" w:space="0" w:color="000000"/>
-              <w:right w:val="none" w:sz="0" w:space="0" w:color="000000"/>
-            </w:tcBorders>
-            <w:shd w:val="clear" w:color="auto" w:fill="FFFFFF"/>
-            <w:tcMar>
-              <w:top w:w="0" w:type="dxa"/>
-              <w:bottom w:w="0" w:type="dxa"/>
-              <w:left w:w="0" w:type="dxa"/>
-              <w:right w:w="0" w:type="dxa"/>
-            </w:tcMar>
-            <w:vAlign w:val="center"/>
-          </w:tcPr>
-          <w:p>
-            <w:pPr>
-              <w:jc w:val="right"/>
-              <w:pBdr>
-                <w:bottom w:val="none" w:sz="0" w:space="0" w:color="000000"/>
-                <w:top w:val="none" w:sz="0" w:space="0" w:color="000000"/>
-                <w:left w:val="none" w:sz="0" w:space="0" w:color="000000"/>
-                <w:right w:val="none" w:sz="0" w:space="0" w:color="000000"/>
-              </w:pBdr>
-              <w:spacing w:after="100" w:before="100" w:line="240"/>
-              <w:ind w:left="100" w:right="100" w:firstLine="0" w:firstLineChars="0"/>
-              <w:rPr>
-                <w:rFonts w:ascii="Arial" w:hAnsi="Helvetica" w:eastAsia="Helvetica" w:cs="Helvetica"/>
-                <w:i w:val="false"/>
-                <w:b w:val="false"/>
-                <w:u w:val="none"/>
-                <w:strike w:val="false"/>
-                <w:sz w:val="20"/>
-                <w:szCs w:val="20"/>
-                <w:color w:val="000000"/>
-              </w:rPr>
-            </w:pPr>
-            <w:r>
-              <w:rPr>
-                <w:rFonts w:ascii="Arial" w:hAnsi="Helvetica" w:eastAsia="Helvetica" w:cs="Helvetica"/>
-                <w:i w:val="false"/>
-                <w:b w:val="false"/>
-                <w:u w:val="none"/>
-                <w:strike w:val="false"/>
-                <w:sz w:val="20"/>
-                <w:szCs w:val="20"/>
-                <w:color w:val="000000"/>
-              </w:rPr>
-              <w:t xml:space="preserve">34</w:t>
-            </w:r>
-          </w:p>
-        </w:tc>
-        <w:tc>
-          <w:tcPr>
-            <w:tcBorders>
-              <w:bottom w:val="single" w:sz="6" w:space="0" w:color="BEBEBE"/>
-              <w:top w:val="single" w:sz="6" w:space="0" w:color="BEBEBE"/>
-              <w:left w:val="none" w:sz="0" w:space="0" w:color="000000"/>
-              <w:right w:val="none" w:sz="0" w:space="0" w:color="000000"/>
-            </w:tcBorders>
-            <w:shd w:val="clear" w:color="auto" w:fill="FFFFFF"/>
-            <w:tcMar>
-              <w:top w:w="0" w:type="dxa"/>
-              <w:bottom w:w="0" w:type="dxa"/>
-              <w:left w:w="0" w:type="dxa"/>
-              <w:right w:w="0" w:type="dxa"/>
-            </w:tcMar>
-            <w:vAlign w:val="center"/>
-          </w:tcPr>
-          <w:p>
-            <w:pPr>
-              <w:jc w:val="right"/>
-              <w:pBdr>
-                <w:bottom w:val="none" w:sz="0" w:space="0" w:color="000000"/>
-                <w:top w:val="none" w:sz="0" w:space="0" w:color="000000"/>
-                <w:left w:val="none" w:sz="0" w:space="0" w:color="000000"/>
-                <w:right w:val="none" w:sz="0" w:space="0" w:color="000000"/>
-              </w:pBdr>
-              <w:spacing w:after="100" w:before="100" w:line="240"/>
-              <w:ind w:left="100" w:right="100" w:firstLine="0" w:firstLineChars="0"/>
-              <w:rPr>
-                <w:rFonts w:ascii="Arial" w:hAnsi="Helvetica" w:eastAsia="Helvetica" w:cs="Helvetica"/>
-                <w:i w:val="false"/>
-                <w:b w:val="false"/>
-                <w:u w:val="none"/>
-                <w:strike w:val="false"/>
-                <w:sz w:val="20"/>
-                <w:szCs w:val="20"/>
-                <w:color w:val="000000"/>
-              </w:rPr>
-            </w:pPr>
-            <w:r>
-              <w:rPr>
-                <w:rFonts w:ascii="Arial" w:hAnsi="Helvetica" w:eastAsia="Helvetica" w:cs="Helvetica"/>
-                <w:i w:val="false"/>
-                <w:b w:val="false"/>
-                <w:u w:val="none"/>
-                <w:strike w:val="false"/>
-                <w:sz w:val="20"/>
-                <w:szCs w:val="20"/>
-                <w:color w:val="000000"/>
-              </w:rPr>
-              <w:t xml:space="preserve">35</w:t>
+              <w:t xml:space="preserve">37</w:t>
+            </w:r>
+          </w:p>
+        </w:tc>
+        <w:tc>
+          <w:tcPr>
+            <w:tcBorders>
+              <w:bottom w:val="single" w:sz="6" w:space="0" w:color="BEBEBE"/>
+              <w:top w:val="single" w:sz="6" w:space="0" w:color="BEBEBE"/>
+              <w:left w:val="none" w:sz="0" w:space="0" w:color="000000"/>
+              <w:right w:val="none" w:sz="0" w:space="0" w:color="000000"/>
+            </w:tcBorders>
+            <w:shd w:val="clear" w:color="auto" w:fill="FFFFFF"/>
+            <w:tcMar>
+              <w:top w:w="0" w:type="dxa"/>
+              <w:bottom w:w="0" w:type="dxa"/>
+              <w:left w:w="0" w:type="dxa"/>
+              <w:right w:w="0" w:type="dxa"/>
+            </w:tcMar>
+            <w:vAlign w:val="center"/>
+          </w:tcPr>
+          <w:p>
+            <w:pPr>
+              <w:jc w:val="right"/>
+              <w:pBdr>
+                <w:bottom w:val="none" w:sz="0" w:space="0" w:color="000000"/>
+                <w:top w:val="none" w:sz="0" w:space="0" w:color="000000"/>
+                <w:left w:val="none" w:sz="0" w:space="0" w:color="000000"/>
+                <w:right w:val="none" w:sz="0" w:space="0" w:color="000000"/>
+              </w:pBdr>
+              <w:spacing w:after="100" w:before="100" w:line="240"/>
+              <w:ind w:left="100" w:right="100" w:firstLine="0" w:firstLineChars="0"/>
+              <w:rPr>
+                <w:rFonts w:ascii="Arial" w:hAnsi="Helvetica" w:eastAsia="Helvetica" w:cs="Helvetica"/>
+                <w:i w:val="false"/>
+                <w:b w:val="false"/>
+                <w:u w:val="none"/>
+                <w:strike w:val="false"/>
+                <w:sz w:val="20"/>
+                <w:szCs w:val="20"/>
+                <w:color w:val="000000"/>
+              </w:rPr>
+            </w:pPr>
+            <w:r>
+              <w:rPr>
+                <w:rFonts w:ascii="Arial" w:hAnsi="Helvetica" w:eastAsia="Helvetica" w:cs="Helvetica"/>
+                <w:i w:val="false"/>
+                <w:b w:val="false"/>
+                <w:u w:val="none"/>
+                <w:strike w:val="false"/>
+                <w:sz w:val="20"/>
+                <w:szCs w:val="20"/>
+                <w:color w:val="000000"/>
+              </w:rPr>
+              <w:t xml:space="preserve">8</w:t>
             </w:r>
           </w:p>
         </w:tc>
@@ -16658,61 +10227,7 @@
                 <w:szCs w:val="20"/>
                 <w:color w:val="000000"/>
               </w:rPr>
-              <w:t xml:space="preserve">64</w:t>
-            </w:r>
-          </w:p>
-        </w:tc>
-        <w:tc>
-          <w:tcPr>
-            <w:tcBorders>
-              <w:bottom w:val="single" w:sz="6" w:space="0" w:color="BEBEBE"/>
-              <w:top w:val="single" w:sz="6" w:space="0" w:color="BEBEBE"/>
-              <w:left w:val="none" w:sz="0" w:space="0" w:color="000000"/>
-              <w:right w:val="none" w:sz="0" w:space="0" w:color="000000"/>
-            </w:tcBorders>
-            <w:shd w:val="clear" w:color="auto" w:fill="FFFFFF"/>
-            <w:tcMar>
-              <w:top w:w="0" w:type="dxa"/>
-              <w:bottom w:w="0" w:type="dxa"/>
-              <w:left w:w="0" w:type="dxa"/>
-              <w:right w:w="0" w:type="dxa"/>
-            </w:tcMar>
-            <w:vAlign w:val="center"/>
-          </w:tcPr>
-          <w:p>
-            <w:pPr>
-              <w:jc w:val="right"/>
-              <w:pBdr>
-                <w:bottom w:val="none" w:sz="0" w:space="0" w:color="000000"/>
-                <w:top w:val="none" w:sz="0" w:space="0" w:color="000000"/>
-                <w:left w:val="none" w:sz="0" w:space="0" w:color="000000"/>
-                <w:right w:val="none" w:sz="0" w:space="0" w:color="000000"/>
-              </w:pBdr>
-              <w:spacing w:after="100" w:before="100" w:line="240"/>
-              <w:ind w:left="100" w:right="100" w:firstLine="0" w:firstLineChars="0"/>
-              <w:rPr>
-                <w:rFonts w:ascii="Arial" w:hAnsi="Helvetica" w:eastAsia="Helvetica" w:cs="Helvetica"/>
-                <w:i w:val="false"/>
-                <w:b w:val="false"/>
-                <w:u w:val="none"/>
-                <w:strike w:val="false"/>
-                <w:sz w:val="20"/>
-                <w:szCs w:val="20"/>
-                <w:color w:val="000000"/>
-              </w:rPr>
-            </w:pPr>
-            <w:r>
-              <w:rPr>
-                <w:rFonts w:ascii="Arial" w:hAnsi="Helvetica" w:eastAsia="Helvetica" w:cs="Helvetica"/>
-                <w:i w:val="false"/>
-                <w:b w:val="false"/>
-                <w:u w:val="none"/>
-                <w:strike w:val="false"/>
-                <w:sz w:val="20"/>
-                <w:szCs w:val="20"/>
-                <w:color w:val="000000"/>
-              </w:rPr>
-              <w:t xml:space="preserve">28</w:t>
+              <w:t xml:space="preserve">39</w:t>
             </w:r>
           </w:p>
         </w:tc>
@@ -17036,7 +10551,7 @@
                 <w:szCs w:val="20"/>
                 <w:color w:val="000000"/>
               </w:rPr>
-              <w:t xml:space="preserve">34</w:t>
+              <w:t xml:space="preserve">33</w:t>
             </w:r>
           </w:p>
         </w:tc>
@@ -17144,277 +10659,7 @@
                 <w:szCs w:val="20"/>
                 <w:color w:val="000000"/>
               </w:rPr>
-              <w:t xml:space="preserve">57</w:t>
-            </w:r>
-          </w:p>
-        </w:tc>
-        <w:tc>
-          <w:tcPr>
-            <w:tcBorders>
-              <w:bottom w:val="single" w:sz="6" w:space="0" w:color="BEBEBE"/>
-              <w:top w:val="single" w:sz="6" w:space="0" w:color="BEBEBE"/>
-              <w:left w:val="none" w:sz="0" w:space="0" w:color="000000"/>
-              <w:right w:val="none" w:sz="0" w:space="0" w:color="000000"/>
-            </w:tcBorders>
-            <w:shd w:val="clear" w:color="auto" w:fill="FFFFFF"/>
-            <w:tcMar>
-              <w:top w:w="0" w:type="dxa"/>
-              <w:bottom w:w="0" w:type="dxa"/>
-              <w:left w:w="0" w:type="dxa"/>
-              <w:right w:w="0" w:type="dxa"/>
-            </w:tcMar>
-            <w:vAlign w:val="center"/>
-          </w:tcPr>
-          <w:p>
-            <w:pPr>
-              <w:jc w:val="right"/>
-              <w:pBdr>
-                <w:bottom w:val="none" w:sz="0" w:space="0" w:color="000000"/>
-                <w:top w:val="none" w:sz="0" w:space="0" w:color="000000"/>
-                <w:left w:val="none" w:sz="0" w:space="0" w:color="000000"/>
-                <w:right w:val="none" w:sz="0" w:space="0" w:color="000000"/>
-              </w:pBdr>
-              <w:spacing w:after="100" w:before="100" w:line="240"/>
-              <w:ind w:left="100" w:right="100" w:firstLine="0" w:firstLineChars="0"/>
-              <w:rPr>
-                <w:rFonts w:ascii="Arial" w:hAnsi="Helvetica" w:eastAsia="Helvetica" w:cs="Helvetica"/>
-                <w:i w:val="false"/>
-                <w:b w:val="false"/>
-                <w:u w:val="none"/>
-                <w:strike w:val="false"/>
-                <w:sz w:val="20"/>
-                <w:szCs w:val="20"/>
-                <w:color w:val="000000"/>
-              </w:rPr>
-            </w:pPr>
-            <w:r>
-              <w:rPr>
-                <w:rFonts w:ascii="Arial" w:hAnsi="Helvetica" w:eastAsia="Helvetica" w:cs="Helvetica"/>
-                <w:i w:val="false"/>
-                <w:b w:val="false"/>
-                <w:u w:val="none"/>
-                <w:strike w:val="false"/>
-                <w:sz w:val="20"/>
-                <w:szCs w:val="20"/>
-                <w:color w:val="000000"/>
-              </w:rPr>
-              <w:t xml:space="preserve">12</w:t>
-            </w:r>
-          </w:p>
-        </w:tc>
-        <w:tc>
-          <w:tcPr>
-            <w:tcBorders>
-              <w:bottom w:val="single" w:sz="6" w:space="0" w:color="BEBEBE"/>
-              <w:top w:val="single" w:sz="6" w:space="0" w:color="BEBEBE"/>
-              <w:left w:val="none" w:sz="0" w:space="0" w:color="000000"/>
-              <w:right w:val="none" w:sz="0" w:space="0" w:color="000000"/>
-            </w:tcBorders>
-            <w:shd w:val="clear" w:color="auto" w:fill="FFFFFF"/>
-            <w:tcMar>
-              <w:top w:w="0" w:type="dxa"/>
-              <w:bottom w:w="0" w:type="dxa"/>
-              <w:left w:w="0" w:type="dxa"/>
-              <w:right w:w="0" w:type="dxa"/>
-            </w:tcMar>
-            <w:vAlign w:val="center"/>
-          </w:tcPr>
-          <w:p>
-            <w:pPr>
-              <w:jc w:val="right"/>
-              <w:pBdr>
-                <w:bottom w:val="none" w:sz="0" w:space="0" w:color="000000"/>
-                <w:top w:val="none" w:sz="0" w:space="0" w:color="000000"/>
-                <w:left w:val="none" w:sz="0" w:space="0" w:color="000000"/>
-                <w:right w:val="none" w:sz="0" w:space="0" w:color="000000"/>
-              </w:pBdr>
-              <w:spacing w:after="100" w:before="100" w:line="240"/>
-              <w:ind w:left="100" w:right="100" w:firstLine="0" w:firstLineChars="0"/>
-              <w:rPr>
-                <w:rFonts w:ascii="Arial" w:hAnsi="Helvetica" w:eastAsia="Helvetica" w:cs="Helvetica"/>
-                <w:i w:val="false"/>
-                <w:b w:val="false"/>
-                <w:u w:val="none"/>
-                <w:strike w:val="false"/>
-                <w:sz w:val="20"/>
-                <w:szCs w:val="20"/>
-                <w:color w:val="000000"/>
-              </w:rPr>
-            </w:pPr>
-            <w:r>
-              <w:rPr>
-                <w:rFonts w:ascii="Arial" w:hAnsi="Helvetica" w:eastAsia="Helvetica" w:cs="Helvetica"/>
-                <w:i w:val="false"/>
-                <w:b w:val="false"/>
-                <w:u w:val="none"/>
-                <w:strike w:val="false"/>
-                <w:sz w:val="20"/>
-                <w:szCs w:val="20"/>
-                <w:color w:val="000000"/>
-              </w:rPr>
               <w:t xml:space="preserve">31</w:t>
-            </w:r>
-          </w:p>
-        </w:tc>
-        <w:tc>
-          <w:tcPr>
-            <w:tcBorders>
-              <w:bottom w:val="single" w:sz="6" w:space="0" w:color="BEBEBE"/>
-              <w:top w:val="single" w:sz="6" w:space="0" w:color="BEBEBE"/>
-              <w:left w:val="none" w:sz="0" w:space="0" w:color="000000"/>
-              <w:right w:val="none" w:sz="0" w:space="0" w:color="000000"/>
-            </w:tcBorders>
-            <w:shd w:val="clear" w:color="auto" w:fill="FFFFFF"/>
-            <w:tcMar>
-              <w:top w:w="0" w:type="dxa"/>
-              <w:bottom w:w="0" w:type="dxa"/>
-              <w:left w:w="0" w:type="dxa"/>
-              <w:right w:w="0" w:type="dxa"/>
-            </w:tcMar>
-            <w:vAlign w:val="center"/>
-          </w:tcPr>
-          <w:p>
-            <w:pPr>
-              <w:jc w:val="right"/>
-              <w:pBdr>
-                <w:bottom w:val="none" w:sz="0" w:space="0" w:color="000000"/>
-                <w:top w:val="none" w:sz="0" w:space="0" w:color="000000"/>
-                <w:left w:val="none" w:sz="0" w:space="0" w:color="000000"/>
-                <w:right w:val="none" w:sz="0" w:space="0" w:color="000000"/>
-              </w:pBdr>
-              <w:spacing w:after="100" w:before="100" w:line="240"/>
-              <w:ind w:left="100" w:right="100" w:firstLine="0" w:firstLineChars="0"/>
-              <w:rPr>
-                <w:rFonts w:ascii="Arial" w:hAnsi="Helvetica" w:eastAsia="Helvetica" w:cs="Helvetica"/>
-                <w:i w:val="false"/>
-                <w:b w:val="false"/>
-                <w:u w:val="none"/>
-                <w:strike w:val="false"/>
-                <w:sz w:val="20"/>
-                <w:szCs w:val="20"/>
-                <w:color w:val="000000"/>
-              </w:rPr>
-            </w:pPr>
-            <w:r>
-              <w:rPr>
-                <w:rFonts w:ascii="Arial" w:hAnsi="Helvetica" w:eastAsia="Helvetica" w:cs="Helvetica"/>
-                <w:i w:val="false"/>
-                <w:b w:val="false"/>
-                <w:u w:val="none"/>
-                <w:strike w:val="false"/>
-                <w:sz w:val="20"/>
-                <w:szCs w:val="20"/>
-                <w:color w:val="000000"/>
-              </w:rPr>
-              <w:t xml:space="preserve">32</w:t>
-            </w:r>
-          </w:p>
-        </w:tc>
-        <w:tc>
-          <w:tcPr>
-            <w:tcBorders>
-              <w:bottom w:val="single" w:sz="6" w:space="0" w:color="BEBEBE"/>
-              <w:top w:val="single" w:sz="6" w:space="0" w:color="BEBEBE"/>
-              <w:left w:val="none" w:sz="0" w:space="0" w:color="000000"/>
-              <w:right w:val="none" w:sz="0" w:space="0" w:color="000000"/>
-            </w:tcBorders>
-            <w:shd w:val="clear" w:color="auto" w:fill="FFFFFF"/>
-            <w:tcMar>
-              <w:top w:w="0" w:type="dxa"/>
-              <w:bottom w:w="0" w:type="dxa"/>
-              <w:left w:w="0" w:type="dxa"/>
-              <w:right w:w="0" w:type="dxa"/>
-            </w:tcMar>
-            <w:vAlign w:val="center"/>
-          </w:tcPr>
-          <w:p>
-            <w:pPr>
-              <w:jc w:val="right"/>
-              <w:pBdr>
-                <w:bottom w:val="none" w:sz="0" w:space="0" w:color="000000"/>
-                <w:top w:val="none" w:sz="0" w:space="0" w:color="000000"/>
-                <w:left w:val="none" w:sz="0" w:space="0" w:color="000000"/>
-                <w:right w:val="none" w:sz="0" w:space="0" w:color="000000"/>
-              </w:pBdr>
-              <w:spacing w:after="100" w:before="100" w:line="240"/>
-              <w:ind w:left="100" w:right="100" w:firstLine="0" w:firstLineChars="0"/>
-              <w:rPr>
-                <w:rFonts w:ascii="Arial" w:hAnsi="Helvetica" w:eastAsia="Helvetica" w:cs="Helvetica"/>
-                <w:i w:val="false"/>
-                <w:b w:val="false"/>
-                <w:u w:val="none"/>
-                <w:strike w:val="false"/>
-                <w:sz w:val="20"/>
-                <w:szCs w:val="20"/>
-                <w:color w:val="000000"/>
-              </w:rPr>
-            </w:pPr>
-            <w:r>
-              <w:rPr>
-                <w:rFonts w:ascii="Arial" w:hAnsi="Helvetica" w:eastAsia="Helvetica" w:cs="Helvetica"/>
-                <w:i w:val="false"/>
-                <w:b w:val="false"/>
-                <w:u w:val="none"/>
-                <w:strike w:val="false"/>
-                <w:sz w:val="20"/>
-                <w:szCs w:val="20"/>
-                <w:color w:val="000000"/>
-              </w:rPr>
-              <w:t xml:space="preserve">45</w:t>
-            </w:r>
-          </w:p>
-        </w:tc>
-        <w:tc>
-          <w:tcPr>
-            <w:tcBorders>
-              <w:bottom w:val="single" w:sz="6" w:space="0" w:color="BEBEBE"/>
-              <w:top w:val="single" w:sz="6" w:space="0" w:color="BEBEBE"/>
-              <w:left w:val="none" w:sz="0" w:space="0" w:color="000000"/>
-              <w:right w:val="none" w:sz="0" w:space="0" w:color="000000"/>
-            </w:tcBorders>
-            <w:shd w:val="clear" w:color="auto" w:fill="FFFFFF"/>
-            <w:tcMar>
-              <w:top w:w="0" w:type="dxa"/>
-              <w:bottom w:w="0" w:type="dxa"/>
-              <w:left w:w="0" w:type="dxa"/>
-              <w:right w:w="0" w:type="dxa"/>
-            </w:tcMar>
-            <w:vAlign w:val="center"/>
-          </w:tcPr>
-          <w:p>
-            <w:pPr>
-              <w:jc w:val="right"/>
-              <w:pBdr>
-                <w:bottom w:val="none" w:sz="0" w:space="0" w:color="000000"/>
-                <w:top w:val="none" w:sz="0" w:space="0" w:color="000000"/>
-                <w:left w:val="none" w:sz="0" w:space="0" w:color="000000"/>
-                <w:right w:val="none" w:sz="0" w:space="0" w:color="000000"/>
-              </w:pBdr>
-              <w:spacing w:after="100" w:before="100" w:line="240"/>
-              <w:ind w:left="100" w:right="100" w:firstLine="0" w:firstLineChars="0"/>
-              <w:rPr>
-                <w:rFonts w:ascii="Arial" w:hAnsi="Helvetica" w:eastAsia="Helvetica" w:cs="Helvetica"/>
-                <w:i w:val="false"/>
-                <w:b w:val="false"/>
-                <w:u w:val="none"/>
-                <w:strike w:val="false"/>
-                <w:sz w:val="20"/>
-                <w:szCs w:val="20"/>
-                <w:color w:val="000000"/>
-              </w:rPr>
-            </w:pPr>
-            <w:r>
-              <w:rPr>
-                <w:rFonts w:ascii="Arial" w:hAnsi="Helvetica" w:eastAsia="Helvetica" w:cs="Helvetica"/>
-                <w:i w:val="false"/>
-                <w:b w:val="false"/>
-                <w:u w:val="none"/>
-                <w:strike w:val="false"/>
-                <w:sz w:val="20"/>
-                <w:szCs w:val="20"/>
-                <w:color w:val="000000"/>
-              </w:rPr>
-              <w:t xml:space="preserve">59</w:t>
             </w:r>
           </w:p>
         </w:tc>
@@ -17714,223 +10959,7 @@
                 <w:szCs w:val="20"/>
                 <w:color w:val="000000"/>
               </w:rPr>
-              <w:t xml:space="preserve">24</w:t>
-            </w:r>
-          </w:p>
-        </w:tc>
-        <w:tc>
-          <w:tcPr>
-            <w:tcBorders>
-              <w:bottom w:val="single" w:sz="6" w:space="0" w:color="BEBEBE"/>
-              <w:top w:val="single" w:sz="6" w:space="0" w:color="BEBEBE"/>
-              <w:left w:val="none" w:sz="0" w:space="0" w:color="000000"/>
-              <w:right w:val="none" w:sz="0" w:space="0" w:color="000000"/>
-            </w:tcBorders>
-            <w:shd w:val="clear" w:color="auto" w:fill="FFFFFF"/>
-            <w:tcMar>
-              <w:top w:w="0" w:type="dxa"/>
-              <w:bottom w:w="0" w:type="dxa"/>
-              <w:left w:w="0" w:type="dxa"/>
-              <w:right w:w="0" w:type="dxa"/>
-            </w:tcMar>
-            <w:vAlign w:val="center"/>
-          </w:tcPr>
-          <w:p>
-            <w:pPr>
-              <w:jc w:val="right"/>
-              <w:pBdr>
-                <w:bottom w:val="none" w:sz="0" w:space="0" w:color="000000"/>
-                <w:top w:val="none" w:sz="0" w:space="0" w:color="000000"/>
-                <w:left w:val="none" w:sz="0" w:space="0" w:color="000000"/>
-                <w:right w:val="none" w:sz="0" w:space="0" w:color="000000"/>
-              </w:pBdr>
-              <w:spacing w:after="100" w:before="100" w:line="240"/>
-              <w:ind w:left="100" w:right="100" w:firstLine="0" w:firstLineChars="0"/>
-              <w:rPr>
-                <w:rFonts w:ascii="Arial" w:hAnsi="Helvetica" w:eastAsia="Helvetica" w:cs="Helvetica"/>
-                <w:i w:val="false"/>
-                <w:b w:val="false"/>
-                <w:u w:val="none"/>
-                <w:strike w:val="false"/>
-                <w:sz w:val="20"/>
-                <w:szCs w:val="20"/>
-                <w:color w:val="000000"/>
-              </w:rPr>
-            </w:pPr>
-            <w:r>
-              <w:rPr>
-                <w:rFonts w:ascii="Arial" w:hAnsi="Helvetica" w:eastAsia="Helvetica" w:cs="Helvetica"/>
-                <w:i w:val="false"/>
-                <w:b w:val="false"/>
-                <w:u w:val="none"/>
-                <w:strike w:val="false"/>
-                <w:sz w:val="20"/>
-                <w:szCs w:val="20"/>
-                <w:color w:val="000000"/>
-              </w:rPr>
-              <w:t xml:space="preserve">10</w:t>
-            </w:r>
-          </w:p>
-        </w:tc>
-        <w:tc>
-          <w:tcPr>
-            <w:tcBorders>
-              <w:bottom w:val="single" w:sz="6" w:space="0" w:color="BEBEBE"/>
-              <w:top w:val="single" w:sz="6" w:space="0" w:color="BEBEBE"/>
-              <w:left w:val="none" w:sz="0" w:space="0" w:color="000000"/>
-              <w:right w:val="none" w:sz="0" w:space="0" w:color="000000"/>
-            </w:tcBorders>
-            <w:shd w:val="clear" w:color="auto" w:fill="FFFFFF"/>
-            <w:tcMar>
-              <w:top w:w="0" w:type="dxa"/>
-              <w:bottom w:w="0" w:type="dxa"/>
-              <w:left w:w="0" w:type="dxa"/>
-              <w:right w:w="0" w:type="dxa"/>
-            </w:tcMar>
-            <w:vAlign w:val="center"/>
-          </w:tcPr>
-          <w:p>
-            <w:pPr>
-              <w:jc w:val="right"/>
-              <w:pBdr>
-                <w:bottom w:val="none" w:sz="0" w:space="0" w:color="000000"/>
-                <w:top w:val="none" w:sz="0" w:space="0" w:color="000000"/>
-                <w:left w:val="none" w:sz="0" w:space="0" w:color="000000"/>
-                <w:right w:val="none" w:sz="0" w:space="0" w:color="000000"/>
-              </w:pBdr>
-              <w:spacing w:after="100" w:before="100" w:line="240"/>
-              <w:ind w:left="100" w:right="100" w:firstLine="0" w:firstLineChars="0"/>
-              <w:rPr>
-                <w:rFonts w:ascii="Arial" w:hAnsi="Helvetica" w:eastAsia="Helvetica" w:cs="Helvetica"/>
-                <w:i w:val="false"/>
-                <w:b w:val="false"/>
-                <w:u w:val="none"/>
-                <w:strike w:val="false"/>
-                <w:sz w:val="20"/>
-                <w:szCs w:val="20"/>
-                <w:color w:val="000000"/>
-              </w:rPr>
-            </w:pPr>
-            <w:r>
-              <w:rPr>
-                <w:rFonts w:ascii="Arial" w:hAnsi="Helvetica" w:eastAsia="Helvetica" w:cs="Helvetica"/>
-                <w:i w:val="false"/>
-                <w:b w:val="false"/>
-                <w:u w:val="none"/>
-                <w:strike w:val="false"/>
-                <w:sz w:val="20"/>
-                <w:szCs w:val="20"/>
-                <w:color w:val="000000"/>
-              </w:rPr>
-              <w:t xml:space="preserve">52</w:t>
-            </w:r>
-          </w:p>
-        </w:tc>
-        <w:tc>
-          <w:tcPr>
-            <w:tcBorders>
-              <w:bottom w:val="single" w:sz="6" w:space="0" w:color="BEBEBE"/>
-              <w:top w:val="single" w:sz="6" w:space="0" w:color="BEBEBE"/>
-              <w:left w:val="none" w:sz="0" w:space="0" w:color="000000"/>
-              <w:right w:val="none" w:sz="0" w:space="0" w:color="000000"/>
-            </w:tcBorders>
-            <w:shd w:val="clear" w:color="auto" w:fill="FFFFFF"/>
-            <w:tcMar>
-              <w:top w:w="0" w:type="dxa"/>
-              <w:bottom w:w="0" w:type="dxa"/>
-              <w:left w:w="0" w:type="dxa"/>
-              <w:right w:w="0" w:type="dxa"/>
-            </w:tcMar>
-            <w:vAlign w:val="center"/>
-          </w:tcPr>
-          <w:p>
-            <w:pPr>
-              <w:jc w:val="right"/>
-              <w:pBdr>
-                <w:bottom w:val="none" w:sz="0" w:space="0" w:color="000000"/>
-                <w:top w:val="none" w:sz="0" w:space="0" w:color="000000"/>
-                <w:left w:val="none" w:sz="0" w:space="0" w:color="000000"/>
-                <w:right w:val="none" w:sz="0" w:space="0" w:color="000000"/>
-              </w:pBdr>
-              <w:spacing w:after="100" w:before="100" w:line="240"/>
-              <w:ind w:left="100" w:right="100" w:firstLine="0" w:firstLineChars="0"/>
-              <w:rPr>
-                <w:rFonts w:ascii="Arial" w:hAnsi="Helvetica" w:eastAsia="Helvetica" w:cs="Helvetica"/>
-                <w:i w:val="false"/>
-                <w:b w:val="false"/>
-                <w:u w:val="none"/>
-                <w:strike w:val="false"/>
-                <w:sz w:val="20"/>
-                <w:szCs w:val="20"/>
-                <w:color w:val="000000"/>
-              </w:rPr>
-            </w:pPr>
-            <w:r>
-              <w:rPr>
-                <w:rFonts w:ascii="Arial" w:hAnsi="Helvetica" w:eastAsia="Helvetica" w:cs="Helvetica"/>
-                <w:i w:val="false"/>
-                <w:b w:val="false"/>
-                <w:u w:val="none"/>
-                <w:strike w:val="false"/>
-                <w:sz w:val="20"/>
-                <w:szCs w:val="20"/>
-                <w:color w:val="000000"/>
-              </w:rPr>
-              <w:t xml:space="preserve">10</w:t>
-            </w:r>
-          </w:p>
-        </w:tc>
-        <w:tc>
-          <w:tcPr>
-            <w:tcBorders>
-              <w:bottom w:val="single" w:sz="6" w:space="0" w:color="BEBEBE"/>
-              <w:top w:val="single" w:sz="6" w:space="0" w:color="BEBEBE"/>
-              <w:left w:val="none" w:sz="0" w:space="0" w:color="000000"/>
-              <w:right w:val="none" w:sz="0" w:space="0" w:color="000000"/>
-            </w:tcBorders>
-            <w:shd w:val="clear" w:color="auto" w:fill="FFFFFF"/>
-            <w:tcMar>
-              <w:top w:w="0" w:type="dxa"/>
-              <w:bottom w:w="0" w:type="dxa"/>
-              <w:left w:w="0" w:type="dxa"/>
-              <w:right w:w="0" w:type="dxa"/>
-            </w:tcMar>
-            <w:vAlign w:val="center"/>
-          </w:tcPr>
-          <w:p>
-            <w:pPr>
-              <w:jc w:val="right"/>
-              <w:pBdr>
-                <w:bottom w:val="none" w:sz="0" w:space="0" w:color="000000"/>
-                <w:top w:val="none" w:sz="0" w:space="0" w:color="000000"/>
-                <w:left w:val="none" w:sz="0" w:space="0" w:color="000000"/>
-                <w:right w:val="none" w:sz="0" w:space="0" w:color="000000"/>
-              </w:pBdr>
-              <w:spacing w:after="100" w:before="100" w:line="240"/>
-              <w:ind w:left="100" w:right="100" w:firstLine="0" w:firstLineChars="0"/>
-              <w:rPr>
-                <w:rFonts w:ascii="Arial" w:hAnsi="Helvetica" w:eastAsia="Helvetica" w:cs="Helvetica"/>
-                <w:i w:val="false"/>
-                <w:b w:val="false"/>
-                <w:u w:val="none"/>
-                <w:strike w:val="false"/>
-                <w:sz w:val="20"/>
-                <w:szCs w:val="20"/>
-                <w:color w:val="000000"/>
-              </w:rPr>
-            </w:pPr>
-            <w:r>
-              <w:rPr>
-                <w:rFonts w:ascii="Arial" w:hAnsi="Helvetica" w:eastAsia="Helvetica" w:cs="Helvetica"/>
-                <w:i w:val="false"/>
-                <w:b w:val="false"/>
-                <w:u w:val="none"/>
-                <w:strike w:val="false"/>
-                <w:sz w:val="20"/>
-                <w:szCs w:val="20"/>
-                <w:color w:val="000000"/>
-              </w:rPr>
-              <w:t xml:space="preserve">17</w:t>
+              <w:t xml:space="preserve">30</w:t>
             </w:r>
           </w:p>
         </w:tc>
@@ -18038,115 +11067,61 @@
                 <w:szCs w:val="20"/>
                 <w:color w:val="000000"/>
               </w:rPr>
-              <w:t xml:space="preserve">65</w:t>
-            </w:r>
-          </w:p>
-        </w:tc>
-        <w:tc>
-          <w:tcPr>
-            <w:tcBorders>
-              <w:bottom w:val="single" w:sz="6" w:space="0" w:color="BEBEBE"/>
-              <w:top w:val="single" w:sz="6" w:space="0" w:color="BEBEBE"/>
-              <w:left w:val="none" w:sz="0" w:space="0" w:color="000000"/>
-              <w:right w:val="none" w:sz="0" w:space="0" w:color="000000"/>
-            </w:tcBorders>
-            <w:shd w:val="clear" w:color="auto" w:fill="FFFFFF"/>
-            <w:tcMar>
-              <w:top w:w="0" w:type="dxa"/>
-              <w:bottom w:w="0" w:type="dxa"/>
-              <w:left w:w="0" w:type="dxa"/>
-              <w:right w:w="0" w:type="dxa"/>
-            </w:tcMar>
-            <w:vAlign w:val="center"/>
-          </w:tcPr>
-          <w:p>
-            <w:pPr>
-              <w:jc w:val="right"/>
-              <w:pBdr>
-                <w:bottom w:val="none" w:sz="0" w:space="0" w:color="000000"/>
-                <w:top w:val="none" w:sz="0" w:space="0" w:color="000000"/>
-                <w:left w:val="none" w:sz="0" w:space="0" w:color="000000"/>
-                <w:right w:val="none" w:sz="0" w:space="0" w:color="000000"/>
-              </w:pBdr>
-              <w:spacing w:after="100" w:before="100" w:line="240"/>
-              <w:ind w:left="100" w:right="100" w:firstLine="0" w:firstLineChars="0"/>
-              <w:rPr>
-                <w:rFonts w:ascii="Arial" w:hAnsi="Helvetica" w:eastAsia="Helvetica" w:cs="Helvetica"/>
-                <w:i w:val="false"/>
-                <w:b w:val="false"/>
-                <w:u w:val="none"/>
-                <w:strike w:val="false"/>
-                <w:sz w:val="20"/>
-                <w:szCs w:val="20"/>
-                <w:color w:val="000000"/>
-              </w:rPr>
-            </w:pPr>
-            <w:r>
-              <w:rPr>
-                <w:rFonts w:ascii="Arial" w:hAnsi="Helvetica" w:eastAsia="Helvetica" w:cs="Helvetica"/>
-                <w:i w:val="false"/>
-                <w:b w:val="false"/>
-                <w:u w:val="none"/>
-                <w:strike w:val="false"/>
-                <w:sz w:val="20"/>
-                <w:szCs w:val="20"/>
-                <w:color w:val="000000"/>
-              </w:rPr>
-              <w:t xml:space="preserve">9</w:t>
-            </w:r>
-          </w:p>
-        </w:tc>
-        <w:tc>
-          <w:tcPr>
-            <w:tcBorders>
-              <w:bottom w:val="single" w:sz="6" w:space="0" w:color="BEBEBE"/>
-              <w:top w:val="single" w:sz="6" w:space="0" w:color="BEBEBE"/>
-              <w:left w:val="none" w:sz="0" w:space="0" w:color="000000"/>
-              <w:right w:val="none" w:sz="0" w:space="0" w:color="000000"/>
-            </w:tcBorders>
-            <w:shd w:val="clear" w:color="auto" w:fill="FFFFFF"/>
-            <w:tcMar>
-              <w:top w:w="0" w:type="dxa"/>
-              <w:bottom w:w="0" w:type="dxa"/>
-              <w:left w:w="0" w:type="dxa"/>
-              <w:right w:w="0" w:type="dxa"/>
-            </w:tcMar>
-            <w:vAlign w:val="center"/>
-          </w:tcPr>
-          <w:p>
-            <w:pPr>
-              <w:jc w:val="right"/>
-              <w:pBdr>
-                <w:bottom w:val="none" w:sz="0" w:space="0" w:color="000000"/>
-                <w:top w:val="none" w:sz="0" w:space="0" w:color="000000"/>
-                <w:left w:val="none" w:sz="0" w:space="0" w:color="000000"/>
-                <w:right w:val="none" w:sz="0" w:space="0" w:color="000000"/>
-              </w:pBdr>
-              <w:spacing w:after="100" w:before="100" w:line="240"/>
-              <w:ind w:left="100" w:right="100" w:firstLine="0" w:firstLineChars="0"/>
-              <w:rPr>
-                <w:rFonts w:ascii="Arial" w:hAnsi="Helvetica" w:eastAsia="Helvetica" w:cs="Helvetica"/>
-                <w:i w:val="false"/>
-                <w:b w:val="false"/>
-                <w:u w:val="none"/>
-                <w:strike w:val="false"/>
-                <w:sz w:val="20"/>
-                <w:szCs w:val="20"/>
-                <w:color w:val="000000"/>
-              </w:rPr>
-            </w:pPr>
-            <w:r>
-              <w:rPr>
-                <w:rFonts w:ascii="Arial" w:hAnsi="Helvetica" w:eastAsia="Helvetica" w:cs="Helvetica"/>
-                <w:i w:val="false"/>
-                <w:b w:val="false"/>
-                <w:u w:val="none"/>
-                <w:strike w:val="false"/>
-                <w:sz w:val="20"/>
-                <w:szCs w:val="20"/>
-                <w:color w:val="000000"/>
-              </w:rPr>
-              <w:t xml:space="preserve">10</w:t>
+              <w:t xml:space="preserve">44</w:t>
+            </w:r>
+          </w:p>
+        </w:tc>
+        <w:tc>
+          <w:tcPr>
+            <w:tcBorders>
+              <w:bottom w:val="single" w:sz="6" w:space="0" w:color="BEBEBE"/>
+              <w:top w:val="single" w:sz="6" w:space="0" w:color="BEBEBE"/>
+              <w:left w:val="none" w:sz="0" w:space="0" w:color="000000"/>
+              <w:right w:val="none" w:sz="0" w:space="0" w:color="000000"/>
+            </w:tcBorders>
+            <w:shd w:val="clear" w:color="auto" w:fill="FFFFFF"/>
+            <w:tcMar>
+              <w:top w:w="0" w:type="dxa"/>
+              <w:bottom w:w="0" w:type="dxa"/>
+              <w:left w:w="0" w:type="dxa"/>
+              <w:right w:w="0" w:type="dxa"/>
+            </w:tcMar>
+            <w:vAlign w:val="center"/>
+          </w:tcPr>
+          <w:p>
+            <w:pPr>
+              <w:jc w:val="right"/>
+              <w:pBdr>
+                <w:bottom w:val="none" w:sz="0" w:space="0" w:color="000000"/>
+                <w:top w:val="none" w:sz="0" w:space="0" w:color="000000"/>
+                <w:left w:val="none" w:sz="0" w:space="0" w:color="000000"/>
+                <w:right w:val="none" w:sz="0" w:space="0" w:color="000000"/>
+              </w:pBdr>
+              <w:spacing w:after="100" w:before="100" w:line="240"/>
+              <w:ind w:left="100" w:right="100" w:firstLine="0" w:firstLineChars="0"/>
+              <w:rPr>
+                <w:rFonts w:ascii="Arial" w:hAnsi="Helvetica" w:eastAsia="Helvetica" w:cs="Helvetica"/>
+                <w:i w:val="false"/>
+                <w:b w:val="false"/>
+                <w:u w:val="none"/>
+                <w:strike w:val="false"/>
+                <w:sz w:val="20"/>
+                <w:szCs w:val="20"/>
+                <w:color w:val="000000"/>
+              </w:rPr>
+            </w:pPr>
+            <w:r>
+              <w:rPr>
+                <w:rFonts w:ascii="Arial" w:hAnsi="Helvetica" w:eastAsia="Helvetica" w:cs="Helvetica"/>
+                <w:i w:val="false"/>
+                <w:b w:val="false"/>
+                <w:u w:val="none"/>
+                <w:strike w:val="false"/>
+                <w:sz w:val="20"/>
+                <w:szCs w:val="20"/>
+                <w:color w:val="000000"/>
+              </w:rPr>
+              <w:t xml:space="preserve">21</w:t>
             </w:r>
           </w:p>
         </w:tc>
@@ -18392,7 +11367,7 @@
                 <w:szCs w:val="20"/>
                 <w:color w:val="000000"/>
               </w:rPr>
-              <w:t xml:space="preserve">20</w:t>
+              <w:t xml:space="preserve">24</w:t>
             </w:r>
           </w:p>
         </w:tc>
@@ -18500,277 +11475,7 @@
                 <w:szCs w:val="20"/>
                 <w:color w:val="000000"/>
               </w:rPr>
-              <w:t xml:space="preserve">54</w:t>
-            </w:r>
-          </w:p>
-        </w:tc>
-        <w:tc>
-          <w:tcPr>
-            <w:tcBorders>
-              <w:bottom w:val="single" w:sz="6" w:space="0" w:color="BEBEBE"/>
-              <w:top w:val="single" w:sz="6" w:space="0" w:color="BEBEBE"/>
-              <w:left w:val="none" w:sz="0" w:space="0" w:color="000000"/>
-              <w:right w:val="none" w:sz="0" w:space="0" w:color="000000"/>
-            </w:tcBorders>
-            <w:shd w:val="clear" w:color="auto" w:fill="FFFFFF"/>
-            <w:tcMar>
-              <w:top w:w="0" w:type="dxa"/>
-              <w:bottom w:w="0" w:type="dxa"/>
-              <w:left w:w="0" w:type="dxa"/>
-              <w:right w:w="0" w:type="dxa"/>
-            </w:tcMar>
-            <w:vAlign w:val="center"/>
-          </w:tcPr>
-          <w:p>
-            <w:pPr>
-              <w:jc w:val="right"/>
-              <w:pBdr>
-                <w:bottom w:val="none" w:sz="0" w:space="0" w:color="000000"/>
-                <w:top w:val="none" w:sz="0" w:space="0" w:color="000000"/>
-                <w:left w:val="none" w:sz="0" w:space="0" w:color="000000"/>
-                <w:right w:val="none" w:sz="0" w:space="0" w:color="000000"/>
-              </w:pBdr>
-              <w:spacing w:after="100" w:before="100" w:line="240"/>
-              <w:ind w:left="100" w:right="100" w:firstLine="0" w:firstLineChars="0"/>
-              <w:rPr>
-                <w:rFonts w:ascii="Arial" w:hAnsi="Helvetica" w:eastAsia="Helvetica" w:cs="Helvetica"/>
-                <w:i w:val="false"/>
-                <w:b w:val="false"/>
-                <w:u w:val="none"/>
-                <w:strike w:val="false"/>
-                <w:sz w:val="20"/>
-                <w:szCs w:val="20"/>
-                <w:color w:val="000000"/>
-              </w:rPr>
-            </w:pPr>
-            <w:r>
-              <w:rPr>
-                <w:rFonts w:ascii="Arial" w:hAnsi="Helvetica" w:eastAsia="Helvetica" w:cs="Helvetica"/>
-                <w:i w:val="false"/>
-                <w:b w:val="false"/>
-                <w:u w:val="none"/>
-                <w:strike w:val="false"/>
-                <w:sz w:val="20"/>
-                <w:szCs w:val="20"/>
-                <w:color w:val="000000"/>
-              </w:rPr>
-              <w:t xml:space="preserve">5</w:t>
-            </w:r>
-          </w:p>
-        </w:tc>
-        <w:tc>
-          <w:tcPr>
-            <w:tcBorders>
-              <w:bottom w:val="single" w:sz="6" w:space="0" w:color="BEBEBE"/>
-              <w:top w:val="single" w:sz="6" w:space="0" w:color="BEBEBE"/>
-              <w:left w:val="none" w:sz="0" w:space="0" w:color="000000"/>
-              <w:right w:val="none" w:sz="0" w:space="0" w:color="000000"/>
-            </w:tcBorders>
-            <w:shd w:val="clear" w:color="auto" w:fill="FFFFFF"/>
-            <w:tcMar>
-              <w:top w:w="0" w:type="dxa"/>
-              <w:bottom w:w="0" w:type="dxa"/>
-              <w:left w:w="0" w:type="dxa"/>
-              <w:right w:w="0" w:type="dxa"/>
-            </w:tcMar>
-            <w:vAlign w:val="center"/>
-          </w:tcPr>
-          <w:p>
-            <w:pPr>
-              <w:jc w:val="right"/>
-              <w:pBdr>
-                <w:bottom w:val="none" w:sz="0" w:space="0" w:color="000000"/>
-                <w:top w:val="none" w:sz="0" w:space="0" w:color="000000"/>
-                <w:left w:val="none" w:sz="0" w:space="0" w:color="000000"/>
-                <w:right w:val="none" w:sz="0" w:space="0" w:color="000000"/>
-              </w:pBdr>
-              <w:spacing w:after="100" w:before="100" w:line="240"/>
-              <w:ind w:left="100" w:right="100" w:firstLine="0" w:firstLineChars="0"/>
-              <w:rPr>
-                <w:rFonts w:ascii="Arial" w:hAnsi="Helvetica" w:eastAsia="Helvetica" w:cs="Helvetica"/>
-                <w:i w:val="false"/>
-                <w:b w:val="false"/>
-                <w:u w:val="none"/>
-                <w:strike w:val="false"/>
-                <w:sz w:val="20"/>
-                <w:szCs w:val="20"/>
-                <w:color w:val="000000"/>
-              </w:rPr>
-            </w:pPr>
-            <w:r>
-              <w:rPr>
-                <w:rFonts w:ascii="Arial" w:hAnsi="Helvetica" w:eastAsia="Helvetica" w:cs="Helvetica"/>
-                <w:i w:val="false"/>
-                <w:b w:val="false"/>
-                <w:u w:val="none"/>
-                <w:strike w:val="false"/>
-                <w:sz w:val="20"/>
-                <w:szCs w:val="20"/>
-                <w:color w:val="000000"/>
-              </w:rPr>
               <w:t xml:space="preserve">12</w:t>
-            </w:r>
-          </w:p>
-        </w:tc>
-        <w:tc>
-          <w:tcPr>
-            <w:tcBorders>
-              <w:bottom w:val="single" w:sz="6" w:space="0" w:color="BEBEBE"/>
-              <w:top w:val="single" w:sz="6" w:space="0" w:color="BEBEBE"/>
-              <w:left w:val="none" w:sz="0" w:space="0" w:color="000000"/>
-              <w:right w:val="none" w:sz="0" w:space="0" w:color="000000"/>
-            </w:tcBorders>
-            <w:shd w:val="clear" w:color="auto" w:fill="FFFFFF"/>
-            <w:tcMar>
-              <w:top w:w="0" w:type="dxa"/>
-              <w:bottom w:w="0" w:type="dxa"/>
-              <w:left w:w="0" w:type="dxa"/>
-              <w:right w:w="0" w:type="dxa"/>
-            </w:tcMar>
-            <w:vAlign w:val="center"/>
-          </w:tcPr>
-          <w:p>
-            <w:pPr>
-              <w:jc w:val="right"/>
-              <w:pBdr>
-                <w:bottom w:val="none" w:sz="0" w:space="0" w:color="000000"/>
-                <w:top w:val="none" w:sz="0" w:space="0" w:color="000000"/>
-                <w:left w:val="none" w:sz="0" w:space="0" w:color="000000"/>
-                <w:right w:val="none" w:sz="0" w:space="0" w:color="000000"/>
-              </w:pBdr>
-              <w:spacing w:after="100" w:before="100" w:line="240"/>
-              <w:ind w:left="100" w:right="100" w:firstLine="0" w:firstLineChars="0"/>
-              <w:rPr>
-                <w:rFonts w:ascii="Arial" w:hAnsi="Helvetica" w:eastAsia="Helvetica" w:cs="Helvetica"/>
-                <w:i w:val="false"/>
-                <w:b w:val="false"/>
-                <w:u w:val="none"/>
-                <w:strike w:val="false"/>
-                <w:sz w:val="20"/>
-                <w:szCs w:val="20"/>
-                <w:color w:val="000000"/>
-              </w:rPr>
-            </w:pPr>
-            <w:r>
-              <w:rPr>
-                <w:rFonts w:ascii="Arial" w:hAnsi="Helvetica" w:eastAsia="Helvetica" w:cs="Helvetica"/>
-                <w:i w:val="false"/>
-                <w:b w:val="false"/>
-                <w:u w:val="none"/>
-                <w:strike w:val="false"/>
-                <w:sz w:val="20"/>
-                <w:szCs w:val="20"/>
-                <w:color w:val="000000"/>
-              </w:rPr>
-              <w:t xml:space="preserve">7</w:t>
-            </w:r>
-          </w:p>
-        </w:tc>
-        <w:tc>
-          <w:tcPr>
-            <w:tcBorders>
-              <w:bottom w:val="single" w:sz="6" w:space="0" w:color="BEBEBE"/>
-              <w:top w:val="single" w:sz="6" w:space="0" w:color="BEBEBE"/>
-              <w:left w:val="none" w:sz="0" w:space="0" w:color="000000"/>
-              <w:right w:val="none" w:sz="0" w:space="0" w:color="000000"/>
-            </w:tcBorders>
-            <w:shd w:val="clear" w:color="auto" w:fill="FFFFFF"/>
-            <w:tcMar>
-              <w:top w:w="0" w:type="dxa"/>
-              <w:bottom w:w="0" w:type="dxa"/>
-              <w:left w:w="0" w:type="dxa"/>
-              <w:right w:w="0" w:type="dxa"/>
-            </w:tcMar>
-            <w:vAlign w:val="center"/>
-          </w:tcPr>
-          <w:p>
-            <w:pPr>
-              <w:jc w:val="right"/>
-              <w:pBdr>
-                <w:bottom w:val="none" w:sz="0" w:space="0" w:color="000000"/>
-                <w:top w:val="none" w:sz="0" w:space="0" w:color="000000"/>
-                <w:left w:val="none" w:sz="0" w:space="0" w:color="000000"/>
-                <w:right w:val="none" w:sz="0" w:space="0" w:color="000000"/>
-              </w:pBdr>
-              <w:spacing w:after="100" w:before="100" w:line="240"/>
-              <w:ind w:left="100" w:right="100" w:firstLine="0" w:firstLineChars="0"/>
-              <w:rPr>
-                <w:rFonts w:ascii="Arial" w:hAnsi="Helvetica" w:eastAsia="Helvetica" w:cs="Helvetica"/>
-                <w:i w:val="false"/>
-                <w:b w:val="false"/>
-                <w:u w:val="none"/>
-                <w:strike w:val="false"/>
-                <w:sz w:val="20"/>
-                <w:szCs w:val="20"/>
-                <w:color w:val="000000"/>
-              </w:rPr>
-            </w:pPr>
-            <w:r>
-              <w:rPr>
-                <w:rFonts w:ascii="Arial" w:hAnsi="Helvetica" w:eastAsia="Helvetica" w:cs="Helvetica"/>
-                <w:i w:val="false"/>
-                <w:b w:val="false"/>
-                <w:u w:val="none"/>
-                <w:strike w:val="false"/>
-                <w:sz w:val="20"/>
-                <w:szCs w:val="20"/>
-                <w:color w:val="000000"/>
-              </w:rPr>
-              <w:t xml:space="preserve">59</w:t>
-            </w:r>
-          </w:p>
-        </w:tc>
-        <w:tc>
-          <w:tcPr>
-            <w:tcBorders>
-              <w:bottom w:val="single" w:sz="6" w:space="0" w:color="BEBEBE"/>
-              <w:top w:val="single" w:sz="6" w:space="0" w:color="BEBEBE"/>
-              <w:left w:val="none" w:sz="0" w:space="0" w:color="000000"/>
-              <w:right w:val="none" w:sz="0" w:space="0" w:color="000000"/>
-            </w:tcBorders>
-            <w:shd w:val="clear" w:color="auto" w:fill="FFFFFF"/>
-            <w:tcMar>
-              <w:top w:w="0" w:type="dxa"/>
-              <w:bottom w:w="0" w:type="dxa"/>
-              <w:left w:w="0" w:type="dxa"/>
-              <w:right w:w="0" w:type="dxa"/>
-            </w:tcMar>
-            <w:vAlign w:val="center"/>
-          </w:tcPr>
-          <w:p>
-            <w:pPr>
-              <w:jc w:val="right"/>
-              <w:pBdr>
-                <w:bottom w:val="none" w:sz="0" w:space="0" w:color="000000"/>
-                <w:top w:val="none" w:sz="0" w:space="0" w:color="000000"/>
-                <w:left w:val="none" w:sz="0" w:space="0" w:color="000000"/>
-                <w:right w:val="none" w:sz="0" w:space="0" w:color="000000"/>
-              </w:pBdr>
-              <w:spacing w:after="100" w:before="100" w:line="240"/>
-              <w:ind w:left="100" w:right="100" w:firstLine="0" w:firstLineChars="0"/>
-              <w:rPr>
-                <w:rFonts w:ascii="Arial" w:hAnsi="Helvetica" w:eastAsia="Helvetica" w:cs="Helvetica"/>
-                <w:i w:val="false"/>
-                <w:b w:val="false"/>
-                <w:u w:val="none"/>
-                <w:strike w:val="false"/>
-                <w:sz w:val="20"/>
-                <w:szCs w:val="20"/>
-                <w:color w:val="000000"/>
-              </w:rPr>
-            </w:pPr>
-            <w:r>
-              <w:rPr>
-                <w:rFonts w:ascii="Arial" w:hAnsi="Helvetica" w:eastAsia="Helvetica" w:cs="Helvetica"/>
-                <w:i w:val="false"/>
-                <w:b w:val="false"/>
-                <w:u w:val="none"/>
-                <w:strike w:val="false"/>
-                <w:sz w:val="20"/>
-                <w:szCs w:val="20"/>
-                <w:color w:val="000000"/>
-              </w:rPr>
-              <w:t xml:space="preserve">5</w:t>
             </w:r>
           </w:p>
         </w:tc>
@@ -19070,7 +11775,7 @@
                 <w:szCs w:val="20"/>
                 <w:color w:val="000000"/>
               </w:rPr>
-              <w:t xml:space="preserve">19</w:t>
+              <w:t xml:space="preserve">23</w:t>
             </w:r>
           </w:p>
         </w:tc>
@@ -19178,277 +11883,7 @@
                 <w:szCs w:val="20"/>
                 <w:color w:val="000000"/>
               </w:rPr>
-              <w:t xml:space="preserve">43</w:t>
-            </w:r>
-          </w:p>
-        </w:tc>
-        <w:tc>
-          <w:tcPr>
-            <w:tcBorders>
-              <w:bottom w:val="single" w:sz="6" w:space="0" w:color="BEBEBE"/>
-              <w:top w:val="single" w:sz="6" w:space="0" w:color="BEBEBE"/>
-              <w:left w:val="none" w:sz="0" w:space="0" w:color="000000"/>
-              <w:right w:val="none" w:sz="0" w:space="0" w:color="000000"/>
-            </w:tcBorders>
-            <w:shd w:val="clear" w:color="auto" w:fill="FFFFFF"/>
-            <w:tcMar>
-              <w:top w:w="0" w:type="dxa"/>
-              <w:bottom w:w="0" w:type="dxa"/>
-              <w:left w:w="0" w:type="dxa"/>
-              <w:right w:w="0" w:type="dxa"/>
-            </w:tcMar>
-            <w:vAlign w:val="center"/>
-          </w:tcPr>
-          <w:p>
-            <w:pPr>
-              <w:jc w:val="right"/>
-              <w:pBdr>
-                <w:bottom w:val="none" w:sz="0" w:space="0" w:color="000000"/>
-                <w:top w:val="none" w:sz="0" w:space="0" w:color="000000"/>
-                <w:left w:val="none" w:sz="0" w:space="0" w:color="000000"/>
-                <w:right w:val="none" w:sz="0" w:space="0" w:color="000000"/>
-              </w:pBdr>
-              <w:spacing w:after="100" w:before="100" w:line="240"/>
-              <w:ind w:left="100" w:right="100" w:firstLine="0" w:firstLineChars="0"/>
-              <w:rPr>
-                <w:rFonts w:ascii="Arial" w:hAnsi="Helvetica" w:eastAsia="Helvetica" w:cs="Helvetica"/>
-                <w:i w:val="false"/>
-                <w:b w:val="false"/>
-                <w:u w:val="none"/>
-                <w:strike w:val="false"/>
-                <w:sz w:val="20"/>
-                <w:szCs w:val="20"/>
-                <w:color w:val="000000"/>
-              </w:rPr>
-            </w:pPr>
-            <w:r>
-              <w:rPr>
-                <w:rFonts w:ascii="Arial" w:hAnsi="Helvetica" w:eastAsia="Helvetica" w:cs="Helvetica"/>
-                <w:i w:val="false"/>
-                <w:b w:val="false"/>
-                <w:u w:val="none"/>
-                <w:strike w:val="false"/>
-                <w:sz w:val="20"/>
-                <w:szCs w:val="20"/>
-                <w:color w:val="000000"/>
-              </w:rPr>
-              <w:t xml:space="preserve">8</w:t>
-            </w:r>
-          </w:p>
-        </w:tc>
-        <w:tc>
-          <w:tcPr>
-            <w:tcBorders>
-              <w:bottom w:val="single" w:sz="6" w:space="0" w:color="BEBEBE"/>
-              <w:top w:val="single" w:sz="6" w:space="0" w:color="BEBEBE"/>
-              <w:left w:val="none" w:sz="0" w:space="0" w:color="000000"/>
-              <w:right w:val="none" w:sz="0" w:space="0" w:color="000000"/>
-            </w:tcBorders>
-            <w:shd w:val="clear" w:color="auto" w:fill="FFFFFF"/>
-            <w:tcMar>
-              <w:top w:w="0" w:type="dxa"/>
-              <w:bottom w:w="0" w:type="dxa"/>
-              <w:left w:w="0" w:type="dxa"/>
-              <w:right w:w="0" w:type="dxa"/>
-            </w:tcMar>
-            <w:vAlign w:val="center"/>
-          </w:tcPr>
-          <w:p>
-            <w:pPr>
-              <w:jc w:val="right"/>
-              <w:pBdr>
-                <w:bottom w:val="none" w:sz="0" w:space="0" w:color="000000"/>
-                <w:top w:val="none" w:sz="0" w:space="0" w:color="000000"/>
-                <w:left w:val="none" w:sz="0" w:space="0" w:color="000000"/>
-                <w:right w:val="none" w:sz="0" w:space="0" w:color="000000"/>
-              </w:pBdr>
-              <w:spacing w:after="100" w:before="100" w:line="240"/>
-              <w:ind w:left="100" w:right="100" w:firstLine="0" w:firstLineChars="0"/>
-              <w:rPr>
-                <w:rFonts w:ascii="Arial" w:hAnsi="Helvetica" w:eastAsia="Helvetica" w:cs="Helvetica"/>
-                <w:i w:val="false"/>
-                <w:b w:val="false"/>
-                <w:u w:val="none"/>
-                <w:strike w:val="false"/>
-                <w:sz w:val="20"/>
-                <w:szCs w:val="20"/>
-                <w:color w:val="000000"/>
-              </w:rPr>
-            </w:pPr>
-            <w:r>
-              <w:rPr>
-                <w:rFonts w:ascii="Arial" w:hAnsi="Helvetica" w:eastAsia="Helvetica" w:cs="Helvetica"/>
-                <w:i w:val="false"/>
-                <w:b w:val="false"/>
-                <w:u w:val="none"/>
-                <w:strike w:val="false"/>
-                <w:sz w:val="20"/>
-                <w:szCs w:val="20"/>
-                <w:color w:val="000000"/>
-              </w:rPr>
               <w:t xml:space="preserve">11</w:t>
-            </w:r>
-          </w:p>
-        </w:tc>
-        <w:tc>
-          <w:tcPr>
-            <w:tcBorders>
-              <w:bottom w:val="single" w:sz="6" w:space="0" w:color="BEBEBE"/>
-              <w:top w:val="single" w:sz="6" w:space="0" w:color="BEBEBE"/>
-              <w:left w:val="none" w:sz="0" w:space="0" w:color="000000"/>
-              <w:right w:val="none" w:sz="0" w:space="0" w:color="000000"/>
-            </w:tcBorders>
-            <w:shd w:val="clear" w:color="auto" w:fill="FFFFFF"/>
-            <w:tcMar>
-              <w:top w:w="0" w:type="dxa"/>
-              <w:bottom w:w="0" w:type="dxa"/>
-              <w:left w:w="0" w:type="dxa"/>
-              <w:right w:w="0" w:type="dxa"/>
-            </w:tcMar>
-            <w:vAlign w:val="center"/>
-          </w:tcPr>
-          <w:p>
-            <w:pPr>
-              <w:jc w:val="right"/>
-              <w:pBdr>
-                <w:bottom w:val="none" w:sz="0" w:space="0" w:color="000000"/>
-                <w:top w:val="none" w:sz="0" w:space="0" w:color="000000"/>
-                <w:left w:val="none" w:sz="0" w:space="0" w:color="000000"/>
-                <w:right w:val="none" w:sz="0" w:space="0" w:color="000000"/>
-              </w:pBdr>
-              <w:spacing w:after="100" w:before="100" w:line="240"/>
-              <w:ind w:left="100" w:right="100" w:firstLine="0" w:firstLineChars="0"/>
-              <w:rPr>
-                <w:rFonts w:ascii="Arial" w:hAnsi="Helvetica" w:eastAsia="Helvetica" w:cs="Helvetica"/>
-                <w:i w:val="false"/>
-                <w:b w:val="false"/>
-                <w:u w:val="none"/>
-                <w:strike w:val="false"/>
-                <w:sz w:val="20"/>
-                <w:szCs w:val="20"/>
-                <w:color w:val="000000"/>
-              </w:rPr>
-            </w:pPr>
-            <w:r>
-              <w:rPr>
-                <w:rFonts w:ascii="Arial" w:hAnsi="Helvetica" w:eastAsia="Helvetica" w:cs="Helvetica"/>
-                <w:i w:val="false"/>
-                <w:b w:val="false"/>
-                <w:u w:val="none"/>
-                <w:strike w:val="false"/>
-                <w:sz w:val="20"/>
-                <w:szCs w:val="20"/>
-                <w:color w:val="000000"/>
-              </w:rPr>
-              <w:t xml:space="preserve">8</w:t>
-            </w:r>
-          </w:p>
-        </w:tc>
-        <w:tc>
-          <w:tcPr>
-            <w:tcBorders>
-              <w:bottom w:val="single" w:sz="6" w:space="0" w:color="BEBEBE"/>
-              <w:top w:val="single" w:sz="6" w:space="0" w:color="BEBEBE"/>
-              <w:left w:val="none" w:sz="0" w:space="0" w:color="000000"/>
-              <w:right w:val="none" w:sz="0" w:space="0" w:color="000000"/>
-            </w:tcBorders>
-            <w:shd w:val="clear" w:color="auto" w:fill="FFFFFF"/>
-            <w:tcMar>
-              <w:top w:w="0" w:type="dxa"/>
-              <w:bottom w:w="0" w:type="dxa"/>
-              <w:left w:w="0" w:type="dxa"/>
-              <w:right w:w="0" w:type="dxa"/>
-            </w:tcMar>
-            <w:vAlign w:val="center"/>
-          </w:tcPr>
-          <w:p>
-            <w:pPr>
-              <w:jc w:val="right"/>
-              <w:pBdr>
-                <w:bottom w:val="none" w:sz="0" w:space="0" w:color="000000"/>
-                <w:top w:val="none" w:sz="0" w:space="0" w:color="000000"/>
-                <w:left w:val="none" w:sz="0" w:space="0" w:color="000000"/>
-                <w:right w:val="none" w:sz="0" w:space="0" w:color="000000"/>
-              </w:pBdr>
-              <w:spacing w:after="100" w:before="100" w:line="240"/>
-              <w:ind w:left="100" w:right="100" w:firstLine="0" w:firstLineChars="0"/>
-              <w:rPr>
-                <w:rFonts w:ascii="Arial" w:hAnsi="Helvetica" w:eastAsia="Helvetica" w:cs="Helvetica"/>
-                <w:i w:val="false"/>
-                <w:b w:val="false"/>
-                <w:u w:val="none"/>
-                <w:strike w:val="false"/>
-                <w:sz w:val="20"/>
-                <w:szCs w:val="20"/>
-                <w:color w:val="000000"/>
-              </w:rPr>
-            </w:pPr>
-            <w:r>
-              <w:rPr>
-                <w:rFonts w:ascii="Arial" w:hAnsi="Helvetica" w:eastAsia="Helvetica" w:cs="Helvetica"/>
-                <w:i w:val="false"/>
-                <w:b w:val="false"/>
-                <w:u w:val="none"/>
-                <w:strike w:val="false"/>
-                <w:sz w:val="20"/>
-                <w:szCs w:val="20"/>
-                <w:color w:val="000000"/>
-              </w:rPr>
-              <w:t xml:space="preserve">65</w:t>
-            </w:r>
-          </w:p>
-        </w:tc>
-        <w:tc>
-          <w:tcPr>
-            <w:tcBorders>
-              <w:bottom w:val="single" w:sz="6" w:space="0" w:color="BEBEBE"/>
-              <w:top w:val="single" w:sz="6" w:space="0" w:color="BEBEBE"/>
-              <w:left w:val="none" w:sz="0" w:space="0" w:color="000000"/>
-              <w:right w:val="none" w:sz="0" w:space="0" w:color="000000"/>
-            </w:tcBorders>
-            <w:shd w:val="clear" w:color="auto" w:fill="FFFFFF"/>
-            <w:tcMar>
-              <w:top w:w="0" w:type="dxa"/>
-              <w:bottom w:w="0" w:type="dxa"/>
-              <w:left w:w="0" w:type="dxa"/>
-              <w:right w:w="0" w:type="dxa"/>
-            </w:tcMar>
-            <w:vAlign w:val="center"/>
-          </w:tcPr>
-          <w:p>
-            <w:pPr>
-              <w:jc w:val="right"/>
-              <w:pBdr>
-                <w:bottom w:val="none" w:sz="0" w:space="0" w:color="000000"/>
-                <w:top w:val="none" w:sz="0" w:space="0" w:color="000000"/>
-                <w:left w:val="none" w:sz="0" w:space="0" w:color="000000"/>
-                <w:right w:val="none" w:sz="0" w:space="0" w:color="000000"/>
-              </w:pBdr>
-              <w:spacing w:after="100" w:before="100" w:line="240"/>
-              <w:ind w:left="100" w:right="100" w:firstLine="0" w:firstLineChars="0"/>
-              <w:rPr>
-                <w:rFonts w:ascii="Arial" w:hAnsi="Helvetica" w:eastAsia="Helvetica" w:cs="Helvetica"/>
-                <w:i w:val="false"/>
-                <w:b w:val="false"/>
-                <w:u w:val="none"/>
-                <w:strike w:val="false"/>
-                <w:sz w:val="20"/>
-                <w:szCs w:val="20"/>
-                <w:color w:val="000000"/>
-              </w:rPr>
-            </w:pPr>
-            <w:r>
-              <w:rPr>
-                <w:rFonts w:ascii="Arial" w:hAnsi="Helvetica" w:eastAsia="Helvetica" w:cs="Helvetica"/>
-                <w:i w:val="false"/>
-                <w:b w:val="false"/>
-                <w:u w:val="none"/>
-                <w:strike w:val="false"/>
-                <w:sz w:val="20"/>
-                <w:szCs w:val="20"/>
-                <w:color w:val="000000"/>
-              </w:rPr>
-              <w:t xml:space="preserve">4</w:t>
             </w:r>
           </w:p>
         </w:tc>
@@ -19748,7 +12183,7 @@
                 <w:szCs w:val="20"/>
                 <w:color w:val="000000"/>
               </w:rPr>
-              <w:t xml:space="preserve">28</w:t>
+              <w:t xml:space="preserve">29</w:t>
             </w:r>
           </w:p>
         </w:tc>
@@ -19856,277 +12291,7 @@
                 <w:szCs w:val="20"/>
                 <w:color w:val="000000"/>
               </w:rPr>
-              <w:t xml:space="preserve">57</w:t>
-            </w:r>
-          </w:p>
-        </w:tc>
-        <w:tc>
-          <w:tcPr>
-            <w:tcBorders>
-              <w:bottom w:val="single" w:sz="12" w:space="0" w:color="BEBEBE"/>
-              <w:top w:val="single" w:sz="6" w:space="0" w:color="BEBEBE"/>
-              <w:left w:val="none" w:sz="0" w:space="0" w:color="000000"/>
-              <w:right w:val="none" w:sz="0" w:space="0" w:color="000000"/>
-            </w:tcBorders>
-            <w:shd w:val="clear" w:color="auto" w:fill="FFFFFF"/>
-            <w:tcMar>
-              <w:top w:w="0" w:type="dxa"/>
-              <w:bottom w:w="0" w:type="dxa"/>
-              <w:left w:w="0" w:type="dxa"/>
-              <w:right w:w="0" w:type="dxa"/>
-            </w:tcMar>
-            <w:vAlign w:val="center"/>
-          </w:tcPr>
-          <w:p>
-            <w:pPr>
-              <w:jc w:val="right"/>
-              <w:pBdr>
-                <w:bottom w:val="none" w:sz="0" w:space="0" w:color="000000"/>
-                <w:top w:val="none" w:sz="0" w:space="0" w:color="000000"/>
-                <w:left w:val="none" w:sz="0" w:space="0" w:color="000000"/>
-                <w:right w:val="none" w:sz="0" w:space="0" w:color="000000"/>
-              </w:pBdr>
-              <w:spacing w:after="100" w:before="100" w:line="240"/>
-              <w:ind w:left="100" w:right="100" w:firstLine="0" w:firstLineChars="0"/>
-              <w:rPr>
-                <w:rFonts w:ascii="Arial" w:hAnsi="Helvetica" w:eastAsia="Helvetica" w:cs="Helvetica"/>
-                <w:i w:val="false"/>
-                <w:b w:val="false"/>
-                <w:u w:val="none"/>
-                <w:strike w:val="false"/>
-                <w:sz w:val="20"/>
-                <w:szCs w:val="20"/>
-                <w:color w:val="000000"/>
-              </w:rPr>
-            </w:pPr>
-            <w:r>
-              <w:rPr>
-                <w:rFonts w:ascii="Arial" w:hAnsi="Helvetica" w:eastAsia="Helvetica" w:cs="Helvetica"/>
-                <w:i w:val="false"/>
-                <w:b w:val="false"/>
-                <w:u w:val="none"/>
-                <w:strike w:val="false"/>
-                <w:sz w:val="20"/>
-                <w:szCs w:val="20"/>
-                <w:color w:val="000000"/>
-              </w:rPr>
-              <w:t xml:space="preserve">15</w:t>
-            </w:r>
-          </w:p>
-        </w:tc>
-        <w:tc>
-          <w:tcPr>
-            <w:tcBorders>
-              <w:bottom w:val="single" w:sz="12" w:space="0" w:color="BEBEBE"/>
-              <w:top w:val="single" w:sz="6" w:space="0" w:color="BEBEBE"/>
-              <w:left w:val="none" w:sz="0" w:space="0" w:color="000000"/>
-              <w:right w:val="none" w:sz="0" w:space="0" w:color="000000"/>
-            </w:tcBorders>
-            <w:shd w:val="clear" w:color="auto" w:fill="FFFFFF"/>
-            <w:tcMar>
-              <w:top w:w="0" w:type="dxa"/>
-              <w:bottom w:w="0" w:type="dxa"/>
-              <w:left w:w="0" w:type="dxa"/>
-              <w:right w:w="0" w:type="dxa"/>
-            </w:tcMar>
-            <w:vAlign w:val="center"/>
-          </w:tcPr>
-          <w:p>
-            <w:pPr>
-              <w:jc w:val="right"/>
-              <w:pBdr>
-                <w:bottom w:val="none" w:sz="0" w:space="0" w:color="000000"/>
-                <w:top w:val="none" w:sz="0" w:space="0" w:color="000000"/>
-                <w:left w:val="none" w:sz="0" w:space="0" w:color="000000"/>
-                <w:right w:val="none" w:sz="0" w:space="0" w:color="000000"/>
-              </w:pBdr>
-              <w:spacing w:after="100" w:before="100" w:line="240"/>
-              <w:ind w:left="100" w:right="100" w:firstLine="0" w:firstLineChars="0"/>
-              <w:rPr>
-                <w:rFonts w:ascii="Arial" w:hAnsi="Helvetica" w:eastAsia="Helvetica" w:cs="Helvetica"/>
-                <w:i w:val="false"/>
-                <w:b w:val="false"/>
-                <w:u w:val="none"/>
-                <w:strike w:val="false"/>
-                <w:sz w:val="20"/>
-                <w:szCs w:val="20"/>
-                <w:color w:val="000000"/>
-              </w:rPr>
-            </w:pPr>
-            <w:r>
-              <w:rPr>
-                <w:rFonts w:ascii="Arial" w:hAnsi="Helvetica" w:eastAsia="Helvetica" w:cs="Helvetica"/>
-                <w:i w:val="false"/>
-                <w:b w:val="false"/>
-                <w:u w:val="none"/>
-                <w:strike w:val="false"/>
-                <w:sz w:val="20"/>
-                <w:szCs w:val="20"/>
-                <w:color w:val="000000"/>
-              </w:rPr>
               <w:t xml:space="preserve">24</w:t>
-            </w:r>
-          </w:p>
-        </w:tc>
-        <w:tc>
-          <w:tcPr>
-            <w:tcBorders>
-              <w:bottom w:val="single" w:sz="12" w:space="0" w:color="BEBEBE"/>
-              <w:top w:val="single" w:sz="6" w:space="0" w:color="BEBEBE"/>
-              <w:left w:val="none" w:sz="0" w:space="0" w:color="000000"/>
-              <w:right w:val="none" w:sz="0" w:space="0" w:color="000000"/>
-            </w:tcBorders>
-            <w:shd w:val="clear" w:color="auto" w:fill="FFFFFF"/>
-            <w:tcMar>
-              <w:top w:w="0" w:type="dxa"/>
-              <w:bottom w:w="0" w:type="dxa"/>
-              <w:left w:w="0" w:type="dxa"/>
-              <w:right w:w="0" w:type="dxa"/>
-            </w:tcMar>
-            <w:vAlign w:val="center"/>
-          </w:tcPr>
-          <w:p>
-            <w:pPr>
-              <w:jc w:val="right"/>
-              <w:pBdr>
-                <w:bottom w:val="none" w:sz="0" w:space="0" w:color="000000"/>
-                <w:top w:val="none" w:sz="0" w:space="0" w:color="000000"/>
-                <w:left w:val="none" w:sz="0" w:space="0" w:color="000000"/>
-                <w:right w:val="none" w:sz="0" w:space="0" w:color="000000"/>
-              </w:pBdr>
-              <w:spacing w:after="100" w:before="100" w:line="240"/>
-              <w:ind w:left="100" w:right="100" w:firstLine="0" w:firstLineChars="0"/>
-              <w:rPr>
-                <w:rFonts w:ascii="Arial" w:hAnsi="Helvetica" w:eastAsia="Helvetica" w:cs="Helvetica"/>
-                <w:i w:val="false"/>
-                <w:b w:val="false"/>
-                <w:u w:val="none"/>
-                <w:strike w:val="false"/>
-                <w:sz w:val="20"/>
-                <w:szCs w:val="20"/>
-                <w:color w:val="000000"/>
-              </w:rPr>
-            </w:pPr>
-            <w:r>
-              <w:rPr>
-                <w:rFonts w:ascii="Arial" w:hAnsi="Helvetica" w:eastAsia="Helvetica" w:cs="Helvetica"/>
-                <w:i w:val="false"/>
-                <w:b w:val="false"/>
-                <w:u w:val="none"/>
-                <w:strike w:val="false"/>
-                <w:sz w:val="20"/>
-                <w:szCs w:val="20"/>
-                <w:color w:val="000000"/>
-              </w:rPr>
-              <w:t xml:space="preserve">18</w:t>
-            </w:r>
-          </w:p>
-        </w:tc>
-        <w:tc>
-          <w:tcPr>
-            <w:tcBorders>
-              <w:bottom w:val="single" w:sz="12" w:space="0" w:color="BEBEBE"/>
-              <w:top w:val="single" w:sz="6" w:space="0" w:color="BEBEBE"/>
-              <w:left w:val="none" w:sz="0" w:space="0" w:color="000000"/>
-              <w:right w:val="none" w:sz="0" w:space="0" w:color="000000"/>
-            </w:tcBorders>
-            <w:shd w:val="clear" w:color="auto" w:fill="FFFFFF"/>
-            <w:tcMar>
-              <w:top w:w="0" w:type="dxa"/>
-              <w:bottom w:w="0" w:type="dxa"/>
-              <w:left w:w="0" w:type="dxa"/>
-              <w:right w:w="0" w:type="dxa"/>
-            </w:tcMar>
-            <w:vAlign w:val="center"/>
-          </w:tcPr>
-          <w:p>
-            <w:pPr>
-              <w:jc w:val="right"/>
-              <w:pBdr>
-                <w:bottom w:val="none" w:sz="0" w:space="0" w:color="000000"/>
-                <w:top w:val="none" w:sz="0" w:space="0" w:color="000000"/>
-                <w:left w:val="none" w:sz="0" w:space="0" w:color="000000"/>
-                <w:right w:val="none" w:sz="0" w:space="0" w:color="000000"/>
-              </w:pBdr>
-              <w:spacing w:after="100" w:before="100" w:line="240"/>
-              <w:ind w:left="100" w:right="100" w:firstLine="0" w:firstLineChars="0"/>
-              <w:rPr>
-                <w:rFonts w:ascii="Arial" w:hAnsi="Helvetica" w:eastAsia="Helvetica" w:cs="Helvetica"/>
-                <w:i w:val="false"/>
-                <w:b w:val="false"/>
-                <w:u w:val="none"/>
-                <w:strike w:val="false"/>
-                <w:sz w:val="20"/>
-                <w:szCs w:val="20"/>
-                <w:color w:val="000000"/>
-              </w:rPr>
-            </w:pPr>
-            <w:r>
-              <w:rPr>
-                <w:rFonts w:ascii="Arial" w:hAnsi="Helvetica" w:eastAsia="Helvetica" w:cs="Helvetica"/>
-                <w:i w:val="false"/>
-                <w:b w:val="false"/>
-                <w:u w:val="none"/>
-                <w:strike w:val="false"/>
-                <w:sz w:val="20"/>
-                <w:szCs w:val="20"/>
-                <w:color w:val="000000"/>
-              </w:rPr>
-              <w:t xml:space="preserve">68</w:t>
-            </w:r>
-          </w:p>
-        </w:tc>
-        <w:tc>
-          <w:tcPr>
-            <w:tcBorders>
-              <w:bottom w:val="single" w:sz="12" w:space="0" w:color="BEBEBE"/>
-              <w:top w:val="single" w:sz="6" w:space="0" w:color="BEBEBE"/>
-              <w:left w:val="none" w:sz="0" w:space="0" w:color="000000"/>
-              <w:right w:val="none" w:sz="0" w:space="0" w:color="000000"/>
-            </w:tcBorders>
-            <w:shd w:val="clear" w:color="auto" w:fill="FFFFFF"/>
-            <w:tcMar>
-              <w:top w:w="0" w:type="dxa"/>
-              <w:bottom w:w="0" w:type="dxa"/>
-              <w:left w:w="0" w:type="dxa"/>
-              <w:right w:w="0" w:type="dxa"/>
-            </w:tcMar>
-            <w:vAlign w:val="center"/>
-          </w:tcPr>
-          <w:p>
-            <w:pPr>
-              <w:jc w:val="right"/>
-              <w:pBdr>
-                <w:bottom w:val="none" w:sz="0" w:space="0" w:color="000000"/>
-                <w:top w:val="none" w:sz="0" w:space="0" w:color="000000"/>
-                <w:left w:val="none" w:sz="0" w:space="0" w:color="000000"/>
-                <w:right w:val="none" w:sz="0" w:space="0" w:color="000000"/>
-              </w:pBdr>
-              <w:spacing w:after="100" w:before="100" w:line="240"/>
-              <w:ind w:left="100" w:right="100" w:firstLine="0" w:firstLineChars="0"/>
-              <w:rPr>
-                <w:rFonts w:ascii="Arial" w:hAnsi="Helvetica" w:eastAsia="Helvetica" w:cs="Helvetica"/>
-                <w:i w:val="false"/>
-                <w:b w:val="false"/>
-                <w:u w:val="none"/>
-                <w:strike w:val="false"/>
-                <w:sz w:val="20"/>
-                <w:szCs w:val="20"/>
-                <w:color w:val="000000"/>
-              </w:rPr>
-            </w:pPr>
-            <w:r>
-              <w:rPr>
-                <w:rFonts w:ascii="Arial" w:hAnsi="Helvetica" w:eastAsia="Helvetica" w:cs="Helvetica"/>
-                <w:i w:val="false"/>
-                <w:b w:val="false"/>
-                <w:u w:val="none"/>
-                <w:strike w:val="false"/>
-                <w:sz w:val="20"/>
-                <w:szCs w:val="20"/>
-                <w:color w:val="000000"/>
-              </w:rPr>
-              <w:t xml:space="preserve">15</w:t>
             </w:r>
           </w:p>
         </w:tc>
